--- a/Lab-6_Operational-Amplifiers-Applications/Lab-6_Operational-Amplifiers-Applications.docx
+++ b/Lab-6_Operational-Amplifiers-Applications/Lab-6_Operational-Amplifiers-Applications.docx
@@ -26,229 +26,7 @@
     </w:p>
     <w:p>
       <w:pPr>
-        <w:pStyle w:val="NormalWeb"/>
-        <w:rPr>
-          <w:b/>
-          <w:bCs/>
-          <w:sz w:val="32"/>
-          <w:szCs w:val="32"/>
-          <w:highlight w:val="yellow"/>
-        </w:rPr>
-      </w:pPr>
-      <w:r>
-        <w:rPr>
-          <w:b/>
-          <w:bCs/>
-          <w:sz w:val="32"/>
-          <w:szCs w:val="32"/>
-          <w:highlight w:val="yellow"/>
-        </w:rPr>
-        <w:t>When filling out this template, DELETE all highlighted text before submitting.</w:t>
-      </w:r>
-    </w:p>
-    <w:p>
-      <w:pPr>
-        <w:pStyle w:val="NormalWeb"/>
-        <w:rPr>
-          <w:highlight w:val="yellow"/>
-        </w:rPr>
-      </w:pPr>
-      <w:r>
-        <w:rPr>
-          <w:highlight w:val="yellow"/>
-        </w:rPr>
-        <w:t>Use this template to submit your pre-lab and write-up on Canvas.</w:t>
-      </w:r>
-    </w:p>
-    <w:p>
-      <w:pPr>
-        <w:pStyle w:val="NormalWeb"/>
-        <w:rPr>
-          <w:highlight w:val="yellow"/>
-        </w:rPr>
-      </w:pPr>
-      <w:r>
-        <w:rPr>
-          <w:highlight w:val="yellow"/>
-        </w:rPr>
-        <w:t xml:space="preserve">For the </w:t>
-      </w:r>
-      <w:r>
-        <w:rPr>
-          <w:rStyle w:val="Strong"/>
-          <w:highlight w:val="yellow"/>
-        </w:rPr>
-        <w:t>pre-lab submission</w:t>
-      </w:r>
-      <w:r>
-        <w:rPr>
-          <w:highlight w:val="yellow"/>
-        </w:rPr>
-        <w:t xml:space="preserve">, include only the </w:t>
-      </w:r>
-      <w:r>
-        <w:rPr>
-          <w:rStyle w:val="Emphasis"/>
-          <w:highlight w:val="yellow"/>
-        </w:rPr>
-        <w:t>Problems Encountered</w:t>
-      </w:r>
-      <w:r>
-        <w:rPr>
-          <w:highlight w:val="yellow"/>
-        </w:rPr>
-        <w:t xml:space="preserve">, </w:t>
-      </w:r>
-      <w:r>
-        <w:rPr>
-          <w:rStyle w:val="Emphasis"/>
-          <w:highlight w:val="yellow"/>
-        </w:rPr>
-        <w:t>Introduction</w:t>
-      </w:r>
-      <w:r>
-        <w:rPr>
-          <w:highlight w:val="yellow"/>
-        </w:rPr>
-        <w:t xml:space="preserve">, and </w:t>
-      </w:r>
-      <w:r>
-        <w:rPr>
-          <w:rStyle w:val="Emphasis"/>
-          <w:highlight w:val="yellow"/>
-        </w:rPr>
-        <w:t>Discussion</w:t>
-      </w:r>
-      <w:r>
-        <w:rPr>
-          <w:highlight w:val="yellow"/>
-        </w:rPr>
-        <w:t xml:space="preserve"> sections, along with your completed work from the lab instructions.</w:t>
-      </w:r>
-    </w:p>
-    <w:p>
-      <w:pPr>
-        <w:pStyle w:val="NormalWeb"/>
-        <w:rPr>
-          <w:highlight w:val="yellow"/>
-        </w:rPr>
-      </w:pPr>
-      <w:r>
-        <w:rPr>
-          <w:highlight w:val="yellow"/>
-        </w:rPr>
-        <w:t xml:space="preserve">For the </w:t>
-      </w:r>
-      <w:r>
-        <w:rPr>
-          <w:rStyle w:val="Strong"/>
-          <w:highlight w:val="yellow"/>
-        </w:rPr>
-        <w:t>write-up submission</w:t>
-      </w:r>
-      <w:r>
-        <w:rPr>
-          <w:highlight w:val="yellow"/>
-        </w:rPr>
-        <w:t xml:space="preserve">, expand on your pre-lab by adding your in-lab work. </w:t>
-      </w:r>
-      <w:r>
-        <w:rPr>
-          <w:highlight w:val="yellow"/>
-        </w:rPr>
-        <w:t>B</w:t>
-      </w:r>
-      <w:r>
-        <w:rPr>
-          <w:highlight w:val="yellow"/>
-        </w:rPr>
-        <w:t xml:space="preserve">e sure to revise or correct any parts of the pre-lab as needed to avoid losing points again. In addition, complete the </w:t>
-      </w:r>
-      <w:r>
-        <w:rPr>
-          <w:i/>
-          <w:iCs/>
-          <w:highlight w:val="yellow"/>
-        </w:rPr>
-        <w:t>Discussion</w:t>
-      </w:r>
-      <w:r>
-        <w:rPr>
-          <w:highlight w:val="yellow"/>
-        </w:rPr>
-        <w:t xml:space="preserve"> and </w:t>
-      </w:r>
-      <w:r>
-        <w:rPr>
-          <w:i/>
-          <w:iCs/>
-          <w:highlight w:val="yellow"/>
-        </w:rPr>
-        <w:t xml:space="preserve">Conclusion </w:t>
-      </w:r>
-      <w:r>
-        <w:rPr>
-          <w:highlight w:val="yellow"/>
-        </w:rPr>
-        <w:t>sections of the document.</w:t>
-      </w:r>
-      <w:r>
-        <w:rPr>
-          <w:highlight w:val="yellow"/>
-        </w:rPr>
-        <w:t xml:space="preserve"> </w:t>
-      </w:r>
-    </w:p>
-    <w:p>
-      <w:pPr>
-        <w:pStyle w:val="NormalWeb"/>
-        <w:rPr>
-          <w:highlight w:val="yellow"/>
-        </w:rPr>
-      </w:pPr>
-      <w:r>
-        <w:rPr>
-          <w:highlight w:val="yellow"/>
-        </w:rPr>
-        <w:t xml:space="preserve">The </w:t>
-      </w:r>
-      <w:r>
-        <w:rPr>
-          <w:rStyle w:val="Strong"/>
-          <w:highlight w:val="yellow"/>
-        </w:rPr>
-        <w:t>final write-up submission</w:t>
-      </w:r>
-      <w:r>
-        <w:rPr>
-          <w:highlight w:val="yellow"/>
-        </w:rPr>
-        <w:t xml:space="preserve"> for each lab should be a complete document that includes </w:t>
-      </w:r>
-      <w:r>
-        <w:rPr>
-          <w:rStyle w:val="Strong"/>
-          <w:highlight w:val="yellow"/>
-        </w:rPr>
-        <w:t>all your work (prelab + in-lab)</w:t>
-      </w:r>
-      <w:r>
-        <w:rPr>
-          <w:highlight w:val="yellow"/>
-        </w:rPr>
-        <w:t xml:space="preserve"> for the lab.</w:t>
-      </w:r>
-      <w:r>
-        <w:rPr>
-          <w:highlight w:val="yellow"/>
-        </w:rPr>
-        <w:t xml:space="preserve"> </w:t>
-      </w:r>
-    </w:p>
-    <w:p>
-      <w:pPr>
         <w:spacing w:line="259" w:lineRule="auto"/>
-        <w:ind w:firstLine="720"/>
         <w:rPr>
           <w:rFonts w:ascii="Times New Roman" w:hAnsi="Times New Roman" w:cs="Times New Roman"/>
           <w:sz w:val="24"/>
@@ -260,38 +38,9 @@
           <w:rFonts w:ascii="Times New Roman" w:hAnsi="Times New Roman" w:cs="Times New Roman"/>
           <w:sz w:val="24"/>
           <w:szCs w:val="24"/>
-          <w:highlight w:val="yellow"/>
-        </w:rPr>
-        <w:t xml:space="preserve">As you go through the lab, bullet point any issues you had during the lab, so essentially any parts of the lab you had trouble understanding or getting to work correctly. This is helpful for </w:t>
-      </w:r>
-      <w:r>
-        <w:rPr>
-          <w:rFonts w:ascii="Times New Roman" w:hAnsi="Times New Roman" w:cs="Times New Roman"/>
-          <w:sz w:val="24"/>
-          <w:szCs w:val="24"/>
-          <w:highlight w:val="yellow"/>
-        </w:rPr>
-        <w:t>us</w:t>
-      </w:r>
-      <w:r>
-        <w:rPr>
-          <w:rFonts w:ascii="Times New Roman" w:hAnsi="Times New Roman" w:cs="Times New Roman"/>
-          <w:sz w:val="24"/>
-          <w:szCs w:val="24"/>
-          <w:highlight w:val="yellow"/>
-        </w:rPr>
-        <w:t xml:space="preserve"> in helping you debug your circuits, and for you in fixing any future problems you have when putting the lab modules together for your final project.</w:t>
-      </w:r>
-    </w:p>
-    <w:p>
-      <w:pPr>
-        <w:spacing w:line="259" w:lineRule="auto"/>
-        <w:rPr>
-          <w:rFonts w:ascii="Times New Roman" w:hAnsi="Times New Roman" w:cs="Times New Roman"/>
-          <w:sz w:val="24"/>
-          <w:szCs w:val="24"/>
-        </w:rPr>
-      </w:pPr>
+        </w:rPr>
+        <w:t>N/A</w:t>
+      </w:r>
     </w:p>
     <w:p>
       <w:pPr>
@@ -329,36 +78,16 @@
           <w:rFonts w:ascii="Times New Roman" w:eastAsia="Times New Roman" w:hAnsi="Times New Roman" w:cs="Times New Roman"/>
           <w:sz w:val="24"/>
           <w:szCs w:val="24"/>
-          <w:highlight w:val="yellow"/>
-        </w:rPr>
-        <w:t>In two to four sentences, w</w:t>
+        </w:rPr>
+        <w:t>The purpose of this lab is to explore the applications of operational amplifiers, utilizing them as foundational building blocks for more complex circuits. More specifically, this lab demonstrates how op-amps can be configured for buffering to prevent loading effects, level shifting to adjust signal voltage ranges, and converting differential signals into single-ended outputs with improved noise performance</w:t>
       </w:r>
       <w:r>
         <w:rPr>
           <w:rFonts w:ascii="Times New Roman" w:eastAsia="Times New Roman" w:hAnsi="Times New Roman" w:cs="Times New Roman"/>
           <w:sz w:val="24"/>
           <w:szCs w:val="24"/>
-          <w:highlight w:val="yellow"/>
-        </w:rPr>
-        <w:t xml:space="preserve">rite a brief but descriptive introduction summarizing the purpose </w:t>
-      </w:r>
-      <w:r>
-        <w:rPr>
-          <w:rFonts w:ascii="Times New Roman" w:eastAsia="Times New Roman" w:hAnsi="Times New Roman" w:cs="Times New Roman"/>
-          <w:sz w:val="24"/>
-          <w:szCs w:val="24"/>
-          <w:highlight w:val="yellow"/>
-        </w:rPr>
-        <w:t xml:space="preserve">and key concepts </w:t>
-      </w:r>
-      <w:r>
-        <w:rPr>
-          <w:rFonts w:ascii="Times New Roman" w:eastAsia="Times New Roman" w:hAnsi="Times New Roman" w:cs="Times New Roman"/>
-          <w:sz w:val="24"/>
-          <w:szCs w:val="24"/>
-          <w:highlight w:val="yellow"/>
-        </w:rPr>
-        <w:t>of the lab.</w:t>
+        </w:rPr>
+        <w:t>.</w:t>
       </w:r>
     </w:p>
     <w:p>
@@ -391,147 +120,6 @@
           <w:sz w:val="32"/>
         </w:rPr>
         <w:t>DISCUSSION</w:t>
-      </w:r>
-    </w:p>
-    <w:p>
-      <w:pPr>
-        <w:spacing w:line="259" w:lineRule="auto"/>
-        <w:rPr>
-          <w:rFonts w:ascii="Times New Roman" w:hAnsi="Times New Roman" w:cs="Times New Roman"/>
-          <w:sz w:val="24"/>
-          <w:highlight w:val="yellow"/>
-        </w:rPr>
-      </w:pPr>
-      <w:r>
-        <w:rPr>
-          <w:rFonts w:ascii="Times New Roman" w:hAnsi="Times New Roman" w:cs="Times New Roman"/>
-          <w:sz w:val="24"/>
-          <w:highlight w:val="yellow"/>
-        </w:rPr>
-        <w:t>Guidelines</w:t>
-      </w:r>
-      <w:r>
-        <w:rPr>
-          <w:rFonts w:ascii="Times New Roman" w:hAnsi="Times New Roman" w:cs="Times New Roman"/>
-          <w:sz w:val="24"/>
-          <w:highlight w:val="yellow"/>
-        </w:rPr>
-        <w:t>:</w:t>
-      </w:r>
-    </w:p>
-    <w:p>
-      <w:pPr>
-        <w:pStyle w:val="ListParagraph"/>
-        <w:numPr>
-          <w:ilvl w:val="0"/>
-          <w:numId w:val="8"/>
-        </w:numPr>
-        <w:spacing w:line="259" w:lineRule="auto"/>
-        <w:rPr>
-          <w:rFonts w:ascii="Times New Roman" w:hAnsi="Times New Roman" w:cs="Times New Roman"/>
-          <w:sz w:val="24"/>
-          <w:highlight w:val="yellow"/>
-        </w:rPr>
-      </w:pPr>
-      <w:r>
-        <w:rPr>
-          <w:rFonts w:ascii="Times New Roman" w:hAnsi="Times New Roman" w:cs="Times New Roman"/>
-          <w:sz w:val="24"/>
-          <w:highlight w:val="yellow"/>
-        </w:rPr>
-        <w:t>For every value listed, include the appropriate units.</w:t>
-      </w:r>
-    </w:p>
-    <w:p>
-      <w:pPr>
-        <w:pStyle w:val="ListParagraph"/>
-        <w:numPr>
-          <w:ilvl w:val="0"/>
-          <w:numId w:val="8"/>
-        </w:numPr>
-        <w:spacing w:line="259" w:lineRule="auto"/>
-        <w:rPr>
-          <w:rFonts w:ascii="Times New Roman" w:hAnsi="Times New Roman" w:cs="Times New Roman"/>
-          <w:sz w:val="24"/>
-          <w:highlight w:val="yellow"/>
-        </w:rPr>
-      </w:pPr>
-      <w:r>
-        <w:rPr>
-          <w:rFonts w:ascii="Times New Roman" w:hAnsi="Times New Roman" w:cs="Times New Roman"/>
-          <w:sz w:val="24"/>
-          <w:highlight w:val="yellow"/>
-        </w:rPr>
-        <w:t>Include 2-3 significant figures for your values.</w:t>
-      </w:r>
-    </w:p>
-    <w:p>
-      <w:pPr>
-        <w:pStyle w:val="ListParagraph"/>
-        <w:numPr>
-          <w:ilvl w:val="0"/>
-          <w:numId w:val="8"/>
-        </w:numPr>
-        <w:spacing w:line="259" w:lineRule="auto"/>
-        <w:rPr>
-          <w:rFonts w:ascii="Times New Roman" w:hAnsi="Times New Roman" w:cs="Times New Roman"/>
-          <w:sz w:val="24"/>
-          <w:highlight w:val="yellow"/>
-        </w:rPr>
-      </w:pPr>
-      <w:r>
-        <w:rPr>
-          <w:rFonts w:ascii="Times New Roman" w:hAnsi="Times New Roman" w:cs="Times New Roman"/>
-          <w:sz w:val="24"/>
-          <w:highlight w:val="yellow"/>
-        </w:rPr>
-        <w:t>Label and caption all images and tables as shown below.</w:t>
-      </w:r>
-    </w:p>
-    <w:p>
-      <w:pPr>
-        <w:pStyle w:val="ListParagraph"/>
-        <w:numPr>
-          <w:ilvl w:val="0"/>
-          <w:numId w:val="8"/>
-        </w:numPr>
-        <w:spacing w:line="259" w:lineRule="auto"/>
-        <w:rPr>
-          <w:rFonts w:ascii="Times New Roman" w:hAnsi="Times New Roman" w:cs="Times New Roman"/>
-          <w:sz w:val="24"/>
-          <w:highlight w:val="yellow"/>
-        </w:rPr>
-      </w:pPr>
-      <w:r>
-        <w:rPr>
-          <w:rFonts w:ascii="Times New Roman" w:hAnsi="Times New Roman" w:cs="Times New Roman"/>
-          <w:sz w:val="24"/>
-          <w:highlight w:val="yellow"/>
-        </w:rPr>
-        <w:t>The grader should be able to tell that the writer understands the subject material.</w:t>
-      </w:r>
-    </w:p>
-    <w:p>
-      <w:pPr>
-        <w:pStyle w:val="ListParagraph"/>
-        <w:numPr>
-          <w:ilvl w:val="0"/>
-          <w:numId w:val="8"/>
-        </w:numPr>
-        <w:spacing w:line="259" w:lineRule="auto"/>
-        <w:rPr>
-          <w:rFonts w:ascii="Times New Roman" w:hAnsi="Times New Roman" w:cs="Times New Roman"/>
-          <w:sz w:val="24"/>
-          <w:highlight w:val="yellow"/>
-        </w:rPr>
-      </w:pPr>
-      <w:r>
-        <w:rPr>
-          <w:rFonts w:ascii="Times New Roman" w:hAnsi="Times New Roman" w:cs="Times New Roman"/>
-          <w:sz w:val="24"/>
-          <w:highlight w:val="yellow"/>
-        </w:rPr>
-        <w:t>The cleaner everything is organized, the easier it is for your TA to grade.</w:t>
       </w:r>
     </w:p>
     <w:p>
@@ -560,7 +148,7 @@
           <w:sz w:val="34"/>
           <w:szCs w:val="34"/>
         </w:rPr>
-        <w:t>First Section</w:t>
+        <w:t>Objective</w:t>
       </w:r>
     </w:p>
     <w:p>
@@ -570,6 +158,1844 @@
           <w:rFonts w:ascii="Times New Roman" w:hAnsi="Times New Roman" w:cs="Times New Roman"/>
           <w:sz w:val="28"/>
           <w:szCs w:val="28"/>
+        </w:rPr>
+      </w:pPr>
+      <w:r>
+        <w:rPr>
+          <w:rFonts w:ascii="Times New Roman" w:hAnsi="Times New Roman" w:cs="Times New Roman"/>
+          <w:sz w:val="28"/>
+          <w:szCs w:val="28"/>
+        </w:rPr>
+        <w:t xml:space="preserve">The purpose of this lab is to delve into the applications of operational amplifiers. There is an endless number of applications, the possibilities are often not intuitively obvious for students seeing them for the first time. </w:t>
+      </w:r>
+    </w:p>
+    <w:p>
+      <w:pPr>
+        <w:pStyle w:val="Heading3"/>
+        <w:numPr>
+          <w:ilvl w:val="1"/>
+          <w:numId w:val="9"/>
+        </w:numPr>
+        <w:spacing w:before="120"/>
+        <w:rPr>
+          <w:rFonts w:ascii="Times New Roman" w:hAnsi="Times New Roman" w:cs="Times New Roman"/>
+          <w:b/>
+          <w:bCs/>
+          <w:w w:val="105"/>
+          <w:sz w:val="34"/>
+          <w:szCs w:val="34"/>
+        </w:rPr>
+      </w:pPr>
+      <w:r>
+        <w:rPr>
+          <w:rFonts w:ascii="Times New Roman" w:hAnsi="Times New Roman" w:cs="Times New Roman"/>
+          <w:b/>
+          <w:bCs/>
+          <w:w w:val="105"/>
+          <w:sz w:val="34"/>
+          <w:szCs w:val="34"/>
+        </w:rPr>
+        <w:t>Materials</w:t>
+      </w:r>
+    </w:p>
+    <w:p>
+      <w:pPr>
+        <w:pStyle w:val="ListParagraph"/>
+        <w:numPr>
+          <w:ilvl w:val="0"/>
+          <w:numId w:val="10"/>
+        </w:numPr>
+        <w:spacing w:before="120" w:line="240" w:lineRule="auto"/>
+        <w:rPr>
+          <w:rFonts w:ascii="Times New Roman" w:hAnsi="Times New Roman" w:cs="Times New Roman"/>
+          <w:sz w:val="28"/>
+          <w:szCs w:val="28"/>
+        </w:rPr>
+      </w:pPr>
+      <w:r>
+        <w:rPr>
+          <w:rFonts w:ascii="Times New Roman" w:hAnsi="Times New Roman" w:cs="Times New Roman"/>
+          <w:sz w:val="28"/>
+          <w:szCs w:val="28"/>
+        </w:rPr>
+        <w:t>L</w:t>
+      </w:r>
+      <w:r>
+        <w:rPr>
+          <w:rFonts w:ascii="Times New Roman" w:hAnsi="Times New Roman" w:cs="Times New Roman"/>
+          <w:sz w:val="28"/>
+          <w:szCs w:val="28"/>
+        </w:rPr>
+        <w:t>aptop with LTSpice</w:t>
+      </w:r>
+    </w:p>
+    <w:p>
+      <w:pPr>
+        <w:pStyle w:val="ListParagraph"/>
+        <w:numPr>
+          <w:ilvl w:val="0"/>
+          <w:numId w:val="10"/>
+        </w:numPr>
+        <w:spacing w:before="120" w:line="240" w:lineRule="auto"/>
+        <w:rPr>
+          <w:rFonts w:ascii="Times New Roman" w:hAnsi="Times New Roman" w:cs="Times New Roman"/>
+          <w:sz w:val="28"/>
+          <w:szCs w:val="28"/>
+        </w:rPr>
+      </w:pPr>
+      <w:r>
+        <w:rPr>
+          <w:rFonts w:ascii="Times New Roman" w:hAnsi="Times New Roman" w:cs="Times New Roman"/>
+          <w:sz w:val="28"/>
+          <w:szCs w:val="28"/>
+        </w:rPr>
+        <w:t>Analog Discovery</w:t>
+      </w:r>
+    </w:p>
+    <w:p>
+      <w:pPr>
+        <w:pStyle w:val="ListParagraph"/>
+        <w:numPr>
+          <w:ilvl w:val="0"/>
+          <w:numId w:val="10"/>
+        </w:numPr>
+        <w:spacing w:before="120" w:line="240" w:lineRule="auto"/>
+        <w:rPr>
+          <w:rFonts w:ascii="Times New Roman" w:hAnsi="Times New Roman" w:cs="Times New Roman"/>
+          <w:sz w:val="28"/>
+          <w:szCs w:val="28"/>
+        </w:rPr>
+      </w:pPr>
+      <w:r>
+        <w:rPr>
+          <w:rFonts w:ascii="Times New Roman" w:hAnsi="Times New Roman" w:cs="Times New Roman"/>
+          <w:sz w:val="28"/>
+          <w:szCs w:val="28"/>
+        </w:rPr>
+        <w:t>Breadboard</w:t>
+      </w:r>
+    </w:p>
+    <w:p>
+      <w:pPr>
+        <w:pStyle w:val="ListParagraph"/>
+        <w:numPr>
+          <w:ilvl w:val="0"/>
+          <w:numId w:val="10"/>
+        </w:numPr>
+        <w:spacing w:before="120" w:line="240" w:lineRule="auto"/>
+        <w:rPr>
+          <w:rFonts w:ascii="Times New Roman" w:hAnsi="Times New Roman" w:cs="Times New Roman"/>
+          <w:sz w:val="28"/>
+          <w:szCs w:val="28"/>
+        </w:rPr>
+      </w:pPr>
+      <w:r>
+        <w:rPr>
+          <w:rFonts w:ascii="Times New Roman" w:hAnsi="Times New Roman" w:cs="Times New Roman"/>
+          <w:sz w:val="28"/>
+          <w:szCs w:val="28"/>
+        </w:rPr>
+        <w:t>Wiring kit</w:t>
+      </w:r>
+    </w:p>
+    <w:p>
+      <w:pPr>
+        <w:pStyle w:val="ListParagraph"/>
+        <w:numPr>
+          <w:ilvl w:val="0"/>
+          <w:numId w:val="10"/>
+        </w:numPr>
+        <w:spacing w:before="120" w:line="240" w:lineRule="auto"/>
+        <w:rPr>
+          <w:rFonts w:ascii="Times New Roman" w:hAnsi="Times New Roman" w:cs="Times New Roman"/>
+          <w:sz w:val="28"/>
+          <w:szCs w:val="28"/>
+        </w:rPr>
+      </w:pPr>
+      <w:r>
+        <w:rPr>
+          <w:rFonts w:ascii="Times New Roman" w:hAnsi="Times New Roman" w:cs="Times New Roman"/>
+          <w:sz w:val="28"/>
+          <w:szCs w:val="28"/>
+        </w:rPr>
+        <w:t>Lab parts kit with TLV272</w:t>
+      </w:r>
+    </w:p>
+    <w:p>
+      <w:pPr>
+        <w:pStyle w:val="Heading3"/>
+        <w:numPr>
+          <w:ilvl w:val="1"/>
+          <w:numId w:val="9"/>
+        </w:numPr>
+        <w:spacing w:before="120"/>
+        <w:rPr>
+          <w:rFonts w:ascii="Times New Roman" w:hAnsi="Times New Roman" w:cs="Times New Roman"/>
+          <w:b/>
+          <w:bCs/>
+          <w:w w:val="105"/>
+          <w:sz w:val="34"/>
+          <w:szCs w:val="34"/>
+        </w:rPr>
+      </w:pPr>
+      <w:r>
+        <w:rPr>
+          <w:rFonts w:ascii="Times New Roman" w:hAnsi="Times New Roman" w:cs="Times New Roman"/>
+          <w:b/>
+          <w:bCs/>
+          <w:w w:val="105"/>
+          <w:sz w:val="34"/>
+          <w:szCs w:val="34"/>
+        </w:rPr>
+        <w:t>Introduction</w:t>
+      </w:r>
+    </w:p>
+    <w:p>
+      <w:pPr>
+        <w:spacing w:before="120" w:line="240" w:lineRule="auto"/>
+        <w:rPr>
+          <w:rFonts w:ascii="Times New Roman" w:hAnsi="Times New Roman" w:cs="Times New Roman"/>
+          <w:sz w:val="28"/>
+          <w:szCs w:val="28"/>
+        </w:rPr>
+      </w:pPr>
+      <w:r>
+        <w:rPr>
+          <w:rFonts w:ascii="Times New Roman" w:hAnsi="Times New Roman" w:cs="Times New Roman"/>
+          <w:sz w:val="28"/>
+          <w:szCs w:val="28"/>
+        </w:rPr>
+        <w:t>There are several standard op amp configurations. While Lab 5 demonstrated the simple inverting and non-inverting cases, this lab expands the scope to include both a summing amplifier and a difference amplifier.</w:t>
+      </w:r>
+    </w:p>
+    <w:p>
+      <w:pPr>
+        <w:spacing w:before="120" w:line="240" w:lineRule="auto"/>
+        <w:rPr>
+          <w:rFonts w:ascii="Times New Roman" w:hAnsi="Times New Roman" w:cs="Times New Roman"/>
+          <w:b/>
+          <w:bCs/>
+          <w:sz w:val="28"/>
+          <w:szCs w:val="28"/>
+        </w:rPr>
+      </w:pPr>
+      <w:r>
+        <w:rPr>
+          <w:rFonts w:ascii="Times New Roman" w:hAnsi="Times New Roman" w:cs="Times New Roman"/>
+          <w:b/>
+          <w:bCs/>
+          <w:sz w:val="28"/>
+          <w:szCs w:val="28"/>
+        </w:rPr>
+        <w:t>Summing Amplifier</w:t>
+      </w:r>
+    </w:p>
+    <w:p>
+      <w:pPr>
+        <w:spacing w:before="120" w:line="240" w:lineRule="auto"/>
+        <w:rPr>
+          <w:rFonts w:ascii="Times New Roman" w:hAnsi="Times New Roman" w:cs="Times New Roman"/>
+          <w:sz w:val="28"/>
+          <w:szCs w:val="28"/>
+        </w:rPr>
+      </w:pPr>
+      <w:r>
+        <w:rPr>
+          <w:rFonts w:ascii="Times New Roman" w:hAnsi="Times New Roman" w:cs="Times New Roman"/>
+          <w:sz w:val="28"/>
+          <w:szCs w:val="28"/>
+        </w:rPr>
+        <w:t xml:space="preserve">A summing amplifier, Figure 6.1 (c), is effectively the same configuration as an inverting amplifier but has multiple inputs that allow for a weighted output voltage. </w:t>
+      </w:r>
+    </w:p>
+    <w:p>
+      <w:pPr>
+        <w:keepNext/>
+        <w:spacing w:before="120" w:line="240" w:lineRule="auto"/>
+        <w:jc w:val="center"/>
+      </w:pPr>
+      <w:r>
+        <w:rPr>
+          <w:rFonts w:ascii="Times New Roman" w:hAnsi="Times New Roman" w:cs="Times New Roman"/>
+          <w:sz w:val="28"/>
+          <w:szCs w:val="28"/>
+        </w:rPr>
+        <w:lastRenderedPageBreak/>
+        <w:drawing>
+          <wp:inline distT="0" distB="0" distL="0" distR="0" wp14:anchorId="2FEECFE7" wp14:editId="260276FA">
+            <wp:extent cx="6949440" cy="4632325"/>
+            <wp:effectExtent l="0" t="0" r="3810" b="0"/>
+            <wp:docPr id="175777446" name="Picture 1"/>
+            <wp:cNvGraphicFramePr>
+              <a:graphicFrameLocks xmlns:a="http://schemas.openxmlformats.org/drawingml/2006/main" noChangeAspect="1"/>
+            </wp:cNvGraphicFramePr>
+            <a:graphic xmlns:a="http://schemas.openxmlformats.org/drawingml/2006/main">
+              <a:graphicData uri="http://schemas.openxmlformats.org/drawingml/2006/picture">
+                <pic:pic xmlns:pic="http://schemas.openxmlformats.org/drawingml/2006/picture">
+                  <pic:nvPicPr>
+                    <pic:cNvPr id="175777446" name=""/>
+                    <pic:cNvPicPr/>
+                  </pic:nvPicPr>
+                  <pic:blipFill>
+                    <a:blip r:embed="rId8"/>
+                    <a:stretch>
+                      <a:fillRect/>
+                    </a:stretch>
+                  </pic:blipFill>
+                  <pic:spPr>
+                    <a:xfrm>
+                      <a:off x="0" y="0"/>
+                      <a:ext cx="6949440" cy="4632325"/>
+                    </a:xfrm>
+                    <a:prstGeom prst="rect">
+                      <a:avLst/>
+                    </a:prstGeom>
+                  </pic:spPr>
+                </pic:pic>
+              </a:graphicData>
+            </a:graphic>
+          </wp:inline>
+        </w:drawing>
+      </w:r>
+    </w:p>
+    <w:p>
+      <w:pPr>
+        <w:pStyle w:val="Caption"/>
+        <w:jc w:val="center"/>
+        <w:rPr>
+          <w:rFonts w:ascii="Times New Roman" w:hAnsi="Times New Roman" w:cs="Times New Roman"/>
+          <w:sz w:val="28"/>
+          <w:szCs w:val="28"/>
+        </w:rPr>
+      </w:pPr>
+      <w:r>
+        <w:t xml:space="preserve">Figure </w:t>
+      </w:r>
+      <w:r>
+        <w:fldChar w:fldCharType="begin"/>
+      </w:r>
+      <w:r>
+        <w:instrText xml:space="preserve"> SEQ Figure \* ARABIC </w:instrText>
+      </w:r>
+      <w:r>
+        <w:fldChar w:fldCharType="separate"/>
+      </w:r>
+      <w:r>
+        <w:rPr>
+          <w:noProof/>
+        </w:rPr>
+        <w:t>1</w:t>
+      </w:r>
+      <w:r>
+        <w:fldChar w:fldCharType="end"/>
+      </w:r>
+      <w:r>
+        <w:t xml:space="preserve">: </w:t>
+      </w:r>
+      <w:r>
+        <w:t>Different op amp configurations: inverting amplifier (a), non-inverting amplifier (b), summing amplifier (c), and difference amplifier (d).</w:t>
+      </w:r>
+    </w:p>
+    <w:p>
+      <w:pPr>
+        <w:spacing w:before="120" w:line="240" w:lineRule="auto"/>
+        <w:rPr>
+          <w:rFonts w:ascii="Times New Roman" w:hAnsi="Times New Roman" w:cs="Times New Roman"/>
+          <w:sz w:val="28"/>
+          <w:szCs w:val="28"/>
+        </w:rPr>
+      </w:pPr>
+      <m:oMathPara>
+        <m:oMath>
+          <m:sSub>
+            <m:sSubPr>
+              <m:ctrlPr>
+                <w:rPr>
+                  <w:rFonts w:ascii="Cambria Math" w:hAnsi="Cambria Math" w:cs="Times New Roman"/>
+                  <w:i/>
+                  <w:sz w:val="28"/>
+                  <w:szCs w:val="28"/>
+                </w:rPr>
+              </m:ctrlPr>
+            </m:sSubPr>
+            <m:e>
+              <m:r>
+                <w:rPr>
+                  <w:rFonts w:ascii="Cambria Math" w:hAnsi="Cambria Math" w:cs="Times New Roman"/>
+                  <w:sz w:val="28"/>
+                  <w:szCs w:val="28"/>
+                </w:rPr>
+                <m:t>V</m:t>
+              </m:r>
+            </m:e>
+            <m:sub>
+              <m:r>
+                <w:rPr>
+                  <w:rFonts w:ascii="Cambria Math" w:hAnsi="Cambria Math" w:cs="Times New Roman"/>
+                  <w:sz w:val="28"/>
+                  <w:szCs w:val="28"/>
+                </w:rPr>
+                <m:t>out</m:t>
+              </m:r>
+            </m:sub>
+          </m:sSub>
+          <m:r>
+            <w:rPr>
+              <w:rFonts w:ascii="Cambria Math" w:hAnsi="Cambria Math" w:cs="Times New Roman"/>
+              <w:sz w:val="28"/>
+              <w:szCs w:val="28"/>
+            </w:rPr>
+            <m:t>=-</m:t>
+          </m:r>
+          <m:d>
+            <m:dPr>
+              <m:ctrlPr>
+                <w:rPr>
+                  <w:rFonts w:ascii="Cambria Math" w:hAnsi="Cambria Math" w:cs="Times New Roman"/>
+                  <w:i/>
+                  <w:sz w:val="28"/>
+                  <w:szCs w:val="28"/>
+                </w:rPr>
+              </m:ctrlPr>
+            </m:dPr>
+            <m:e>
+              <w:bookmarkStart w:id="0" w:name="_Hlk242140465"/>
+              <m:f>
+                <m:fPr>
+                  <m:ctrlPr>
+                    <w:rPr>
+                      <w:rFonts w:ascii="Cambria Math" w:hAnsi="Cambria Math" w:cs="Times New Roman"/>
+                      <w:i/>
+                      <w:sz w:val="28"/>
+                      <w:szCs w:val="28"/>
+                    </w:rPr>
+                  </m:ctrlPr>
+                </m:fPr>
+                <m:num>
+                  <m:sSub>
+                    <m:sSubPr>
+                      <m:ctrlPr>
+                        <w:rPr>
+                          <w:rFonts w:ascii="Cambria Math" w:hAnsi="Cambria Math" w:cs="Times New Roman"/>
+                          <w:i/>
+                          <w:sz w:val="28"/>
+                          <w:szCs w:val="28"/>
+                        </w:rPr>
+                      </m:ctrlPr>
+                    </m:sSubPr>
+                    <m:e>
+                      <m:r>
+                        <w:rPr>
+                          <w:rFonts w:ascii="Cambria Math" w:hAnsi="Cambria Math" w:cs="Times New Roman"/>
+                          <w:sz w:val="28"/>
+                          <w:szCs w:val="28"/>
+                        </w:rPr>
+                        <m:t>R</m:t>
+                      </m:r>
+                    </m:e>
+                    <m:sub>
+                      <m:r>
+                        <w:rPr>
+                          <w:rFonts w:ascii="Cambria Math" w:hAnsi="Cambria Math" w:cs="Times New Roman"/>
+                          <w:sz w:val="28"/>
+                          <w:szCs w:val="28"/>
+                        </w:rPr>
+                        <m:t>4</m:t>
+                      </m:r>
+                    </m:sub>
+                  </m:sSub>
+                </m:num>
+                <m:den>
+                  <m:sSub>
+                    <m:sSubPr>
+                      <m:ctrlPr>
+                        <w:rPr>
+                          <w:rFonts w:ascii="Cambria Math" w:hAnsi="Cambria Math" w:cs="Times New Roman"/>
+                          <w:i/>
+                          <w:sz w:val="28"/>
+                          <w:szCs w:val="28"/>
+                        </w:rPr>
+                      </m:ctrlPr>
+                    </m:sSubPr>
+                    <m:e>
+                      <m:r>
+                        <w:rPr>
+                          <w:rFonts w:ascii="Cambria Math" w:hAnsi="Cambria Math" w:cs="Times New Roman"/>
+                          <w:sz w:val="28"/>
+                          <w:szCs w:val="28"/>
+                        </w:rPr>
+                        <m:t>R</m:t>
+                      </m:r>
+                    </m:e>
+                    <m:sub>
+                      <m:r>
+                        <w:rPr>
+                          <w:rFonts w:ascii="Cambria Math" w:hAnsi="Cambria Math" w:cs="Times New Roman"/>
+                          <w:sz w:val="28"/>
+                          <w:szCs w:val="28"/>
+                        </w:rPr>
+                        <m:t>1</m:t>
+                      </m:r>
+                    </m:sub>
+                  </m:sSub>
+                </m:den>
+              </m:f>
+              <m:sSub>
+                <m:sSubPr>
+                  <m:ctrlPr>
+                    <w:rPr>
+                      <w:rFonts w:ascii="Cambria Math" w:hAnsi="Cambria Math" w:cs="Times New Roman"/>
+                      <w:i/>
+                      <w:sz w:val="28"/>
+                      <w:szCs w:val="28"/>
+                    </w:rPr>
+                  </m:ctrlPr>
+                </m:sSubPr>
+                <m:e>
+                  <m:r>
+                    <w:rPr>
+                      <w:rFonts w:ascii="Cambria Math" w:hAnsi="Cambria Math" w:cs="Times New Roman"/>
+                      <w:sz w:val="28"/>
+                      <w:szCs w:val="28"/>
+                    </w:rPr>
+                    <m:t>V</m:t>
+                  </m:r>
+                </m:e>
+                <m:sub>
+                  <m:r>
+                    <w:rPr>
+                      <w:rFonts w:ascii="Cambria Math" w:hAnsi="Cambria Math" w:cs="Times New Roman"/>
+                      <w:sz w:val="28"/>
+                      <w:szCs w:val="28"/>
+                    </w:rPr>
+                    <m:t>1</m:t>
+                  </m:r>
+                </m:sub>
+              </m:sSub>
+              <m:r>
+                <w:rPr>
+                  <w:rFonts w:ascii="Cambria Math" w:hAnsi="Cambria Math" w:cs="Times New Roman"/>
+                  <w:sz w:val="28"/>
+                  <w:szCs w:val="28"/>
+                </w:rPr>
+                <m:t>+</m:t>
+              </m:r>
+              <w:bookmarkEnd w:id="0"/>
+              <m:f>
+                <m:fPr>
+                  <m:ctrlPr>
+                    <w:rPr>
+                      <w:rFonts w:ascii="Cambria Math" w:hAnsi="Cambria Math" w:cs="Times New Roman"/>
+                      <w:i/>
+                      <w:sz w:val="28"/>
+                      <w:szCs w:val="28"/>
+                    </w:rPr>
+                  </m:ctrlPr>
+                </m:fPr>
+                <m:num>
+                  <m:sSub>
+                    <m:sSubPr>
+                      <m:ctrlPr>
+                        <w:rPr>
+                          <w:rFonts w:ascii="Cambria Math" w:hAnsi="Cambria Math" w:cs="Times New Roman"/>
+                          <w:i/>
+                          <w:sz w:val="28"/>
+                          <w:szCs w:val="28"/>
+                        </w:rPr>
+                      </m:ctrlPr>
+                    </m:sSubPr>
+                    <m:e>
+                      <m:r>
+                        <w:rPr>
+                          <w:rFonts w:ascii="Cambria Math" w:hAnsi="Cambria Math" w:cs="Times New Roman"/>
+                          <w:sz w:val="28"/>
+                          <w:szCs w:val="28"/>
+                        </w:rPr>
+                        <m:t>R</m:t>
+                      </m:r>
+                    </m:e>
+                    <m:sub>
+                      <m:r>
+                        <w:rPr>
+                          <w:rFonts w:ascii="Cambria Math" w:hAnsi="Cambria Math" w:cs="Times New Roman"/>
+                          <w:sz w:val="28"/>
+                          <w:szCs w:val="28"/>
+                        </w:rPr>
+                        <m:t>4</m:t>
+                      </m:r>
+                    </m:sub>
+                  </m:sSub>
+                </m:num>
+                <m:den>
+                  <m:sSub>
+                    <m:sSubPr>
+                      <m:ctrlPr>
+                        <w:rPr>
+                          <w:rFonts w:ascii="Cambria Math" w:hAnsi="Cambria Math" w:cs="Times New Roman"/>
+                          <w:i/>
+                          <w:sz w:val="28"/>
+                          <w:szCs w:val="28"/>
+                        </w:rPr>
+                      </m:ctrlPr>
+                    </m:sSubPr>
+                    <m:e>
+                      <m:r>
+                        <w:rPr>
+                          <w:rFonts w:ascii="Cambria Math" w:hAnsi="Cambria Math" w:cs="Times New Roman"/>
+                          <w:sz w:val="28"/>
+                          <w:szCs w:val="28"/>
+                        </w:rPr>
+                        <m:t>R</m:t>
+                      </m:r>
+                    </m:e>
+                    <m:sub>
+                      <m:r>
+                        <w:rPr>
+                          <w:rFonts w:ascii="Cambria Math" w:hAnsi="Cambria Math" w:cs="Times New Roman"/>
+                          <w:sz w:val="28"/>
+                          <w:szCs w:val="28"/>
+                        </w:rPr>
+                        <m:t>2</m:t>
+                      </m:r>
+                    </m:sub>
+                  </m:sSub>
+                </m:den>
+              </m:f>
+              <m:sSub>
+                <m:sSubPr>
+                  <m:ctrlPr>
+                    <w:rPr>
+                      <w:rFonts w:ascii="Cambria Math" w:hAnsi="Cambria Math" w:cs="Times New Roman"/>
+                      <w:i/>
+                      <w:sz w:val="28"/>
+                      <w:szCs w:val="28"/>
+                    </w:rPr>
+                  </m:ctrlPr>
+                </m:sSubPr>
+                <m:e>
+                  <m:r>
+                    <w:rPr>
+                      <w:rFonts w:ascii="Cambria Math" w:hAnsi="Cambria Math" w:cs="Times New Roman"/>
+                      <w:sz w:val="28"/>
+                      <w:szCs w:val="28"/>
+                    </w:rPr>
+                    <m:t>V</m:t>
+                  </m:r>
+                </m:e>
+                <m:sub>
+                  <m:r>
+                    <w:rPr>
+                      <w:rFonts w:ascii="Cambria Math" w:hAnsi="Cambria Math" w:cs="Times New Roman"/>
+                      <w:sz w:val="28"/>
+                      <w:szCs w:val="28"/>
+                    </w:rPr>
+                    <m:t>2</m:t>
+                  </m:r>
+                </m:sub>
+              </m:sSub>
+              <m:r>
+                <w:rPr>
+                  <w:rFonts w:ascii="Cambria Math" w:hAnsi="Cambria Math" w:cs="Times New Roman"/>
+                  <w:sz w:val="28"/>
+                  <w:szCs w:val="28"/>
+                </w:rPr>
+                <m:t>+</m:t>
+              </m:r>
+              <m:f>
+                <m:fPr>
+                  <m:ctrlPr>
+                    <w:rPr>
+                      <w:rFonts w:ascii="Cambria Math" w:hAnsi="Cambria Math" w:cs="Times New Roman"/>
+                      <w:i/>
+                      <w:sz w:val="28"/>
+                      <w:szCs w:val="28"/>
+                    </w:rPr>
+                  </m:ctrlPr>
+                </m:fPr>
+                <m:num>
+                  <m:sSub>
+                    <m:sSubPr>
+                      <m:ctrlPr>
+                        <w:rPr>
+                          <w:rFonts w:ascii="Cambria Math" w:hAnsi="Cambria Math" w:cs="Times New Roman"/>
+                          <w:i/>
+                          <w:sz w:val="28"/>
+                          <w:szCs w:val="28"/>
+                        </w:rPr>
+                      </m:ctrlPr>
+                    </m:sSubPr>
+                    <m:e>
+                      <m:r>
+                        <w:rPr>
+                          <w:rFonts w:ascii="Cambria Math" w:hAnsi="Cambria Math" w:cs="Times New Roman"/>
+                          <w:sz w:val="28"/>
+                          <w:szCs w:val="28"/>
+                        </w:rPr>
+                        <m:t>R</m:t>
+                      </m:r>
+                    </m:e>
+                    <m:sub>
+                      <m:r>
+                        <w:rPr>
+                          <w:rFonts w:ascii="Cambria Math" w:hAnsi="Cambria Math" w:cs="Times New Roman"/>
+                          <w:sz w:val="28"/>
+                          <w:szCs w:val="28"/>
+                        </w:rPr>
+                        <m:t>4</m:t>
+                      </m:r>
+                    </m:sub>
+                  </m:sSub>
+                </m:num>
+                <m:den>
+                  <m:sSub>
+                    <m:sSubPr>
+                      <m:ctrlPr>
+                        <w:rPr>
+                          <w:rFonts w:ascii="Cambria Math" w:hAnsi="Cambria Math" w:cs="Times New Roman"/>
+                          <w:i/>
+                          <w:sz w:val="28"/>
+                          <w:szCs w:val="28"/>
+                        </w:rPr>
+                      </m:ctrlPr>
+                    </m:sSubPr>
+                    <m:e>
+                      <m:r>
+                        <w:rPr>
+                          <w:rFonts w:ascii="Cambria Math" w:hAnsi="Cambria Math" w:cs="Times New Roman"/>
+                          <w:sz w:val="28"/>
+                          <w:szCs w:val="28"/>
+                        </w:rPr>
+                        <m:t>R</m:t>
+                      </m:r>
+                    </m:e>
+                    <m:sub>
+                      <m:r>
+                        <w:rPr>
+                          <w:rFonts w:ascii="Cambria Math" w:hAnsi="Cambria Math" w:cs="Times New Roman"/>
+                          <w:sz w:val="28"/>
+                          <w:szCs w:val="28"/>
+                        </w:rPr>
+                        <m:t>3</m:t>
+                      </m:r>
+                    </m:sub>
+                  </m:sSub>
+                </m:den>
+              </m:f>
+              <m:sSub>
+                <m:sSubPr>
+                  <m:ctrlPr>
+                    <w:rPr>
+                      <w:rFonts w:ascii="Cambria Math" w:hAnsi="Cambria Math" w:cs="Times New Roman"/>
+                      <w:i/>
+                      <w:sz w:val="28"/>
+                      <w:szCs w:val="28"/>
+                    </w:rPr>
+                  </m:ctrlPr>
+                </m:sSubPr>
+                <m:e>
+                  <m:r>
+                    <w:rPr>
+                      <w:rFonts w:ascii="Cambria Math" w:hAnsi="Cambria Math" w:cs="Times New Roman"/>
+                      <w:sz w:val="28"/>
+                      <w:szCs w:val="28"/>
+                    </w:rPr>
+                    <m:t>V</m:t>
+                  </m:r>
+                </m:e>
+                <m:sub>
+                  <m:r>
+                    <w:rPr>
+                      <w:rFonts w:ascii="Cambria Math" w:hAnsi="Cambria Math" w:cs="Times New Roman"/>
+                      <w:sz w:val="28"/>
+                      <w:szCs w:val="28"/>
+                    </w:rPr>
+                    <m:t>3</m:t>
+                  </m:r>
+                </m:sub>
+              </m:sSub>
+            </m:e>
+          </m:d>
+          <m:r>
+            <w:rPr>
+              <w:rFonts w:ascii="Cambria Math" w:hAnsi="Cambria Math" w:cs="Times New Roman"/>
+              <w:sz w:val="28"/>
+              <w:szCs w:val="28"/>
+            </w:rPr>
+            <m:t xml:space="preserve">                       (6.1)</m:t>
+          </m:r>
+        </m:oMath>
+      </m:oMathPara>
+    </w:p>
+    <w:p>
+      <w:pPr>
+        <w:spacing w:before="120" w:line="240" w:lineRule="auto"/>
+        <w:rPr>
+          <w:rFonts w:ascii="Times New Roman" w:hAnsi="Times New Roman" w:cs="Times New Roman"/>
+          <w:sz w:val="28"/>
+          <w:szCs w:val="28"/>
+        </w:rPr>
+      </w:pPr>
+      <w:r>
+        <w:rPr>
+          <w:rFonts w:ascii="Times New Roman" w:hAnsi="Times New Roman" w:cs="Times New Roman"/>
+          <w:sz w:val="28"/>
+          <w:szCs w:val="28"/>
+        </w:rPr>
+        <w:t>When the resistors R</w:t>
+      </w:r>
+      <w:r>
+        <w:rPr>
+          <w:rFonts w:ascii="Times New Roman" w:hAnsi="Times New Roman" w:cs="Times New Roman"/>
+          <w:sz w:val="28"/>
+          <w:szCs w:val="28"/>
+          <w:vertAlign w:val="subscript"/>
+        </w:rPr>
+        <w:t>1</w:t>
+      </w:r>
+      <w:r>
+        <w:rPr>
+          <w:rFonts w:ascii="Times New Roman" w:hAnsi="Times New Roman" w:cs="Times New Roman"/>
+          <w:sz w:val="28"/>
+          <w:szCs w:val="28"/>
+        </w:rPr>
+        <w:t>, R</w:t>
+      </w:r>
+      <w:r>
+        <w:rPr>
+          <w:rFonts w:ascii="Times New Roman" w:hAnsi="Times New Roman" w:cs="Times New Roman"/>
+          <w:sz w:val="28"/>
+          <w:szCs w:val="28"/>
+          <w:vertAlign w:val="subscript"/>
+        </w:rPr>
+        <w:t>2</w:t>
+      </w:r>
+      <w:r>
+        <w:rPr>
+          <w:rFonts w:ascii="Times New Roman" w:hAnsi="Times New Roman" w:cs="Times New Roman"/>
+          <w:sz w:val="28"/>
+          <w:szCs w:val="28"/>
+        </w:rPr>
+        <w:t>, R</w:t>
+      </w:r>
+      <w:r>
+        <w:rPr>
+          <w:rFonts w:ascii="Times New Roman" w:hAnsi="Times New Roman" w:cs="Times New Roman"/>
+          <w:sz w:val="28"/>
+          <w:szCs w:val="28"/>
+          <w:vertAlign w:val="subscript"/>
+        </w:rPr>
+        <w:t>3</w:t>
+      </w:r>
+      <w:r>
+        <w:rPr>
+          <w:rFonts w:ascii="Times New Roman" w:hAnsi="Times New Roman" w:cs="Times New Roman"/>
+          <w:sz w:val="28"/>
+          <w:szCs w:val="28"/>
+        </w:rPr>
+        <w:t>, and R</w:t>
+      </w:r>
+      <w:r>
+        <w:rPr>
+          <w:rFonts w:ascii="Times New Roman" w:hAnsi="Times New Roman" w:cs="Times New Roman"/>
+          <w:sz w:val="28"/>
+          <w:szCs w:val="28"/>
+          <w:vertAlign w:val="subscript"/>
+        </w:rPr>
+        <w:t>4</w:t>
+      </w:r>
+      <w:r>
+        <w:rPr>
+          <w:rFonts w:ascii="Times New Roman" w:hAnsi="Times New Roman" w:cs="Times New Roman"/>
+          <w:sz w:val="28"/>
+          <w:szCs w:val="28"/>
+        </w:rPr>
+        <w:t xml:space="preserve"> are equal, the output voltage is an equal combination of the input voltages. However, the resistors can be adjusted to assign different weights to the input voltages based on the application. </w:t>
+      </w:r>
+    </w:p>
+    <w:p>
+      <w:pPr>
+        <w:spacing w:before="120" w:line="240" w:lineRule="auto"/>
+        <w:rPr>
+          <w:rFonts w:ascii="Times New Roman" w:hAnsi="Times New Roman" w:cs="Times New Roman"/>
+          <w:b/>
+          <w:bCs/>
+          <w:sz w:val="28"/>
+          <w:szCs w:val="28"/>
+        </w:rPr>
+      </w:pPr>
+      <w:r>
+        <w:rPr>
+          <w:rFonts w:ascii="Times New Roman" w:hAnsi="Times New Roman" w:cs="Times New Roman"/>
+          <w:b/>
+          <w:bCs/>
+          <w:sz w:val="28"/>
+          <w:szCs w:val="28"/>
+        </w:rPr>
+        <w:t>Difference Amplifier</w:t>
+      </w:r>
+    </w:p>
+    <w:p>
+      <w:pPr>
+        <w:spacing w:before="120" w:line="240" w:lineRule="auto"/>
+        <w:rPr>
+          <w:rFonts w:ascii="Times New Roman" w:hAnsi="Times New Roman" w:cs="Times New Roman"/>
+          <w:sz w:val="28"/>
+          <w:szCs w:val="28"/>
+        </w:rPr>
+      </w:pPr>
+      <w:r>
+        <w:rPr>
+          <w:rFonts w:ascii="Times New Roman" w:hAnsi="Times New Roman" w:cs="Times New Roman"/>
+          <w:sz w:val="28"/>
+          <w:szCs w:val="28"/>
+        </w:rPr>
+        <w:t>Difference amplifiers, Figure 6.1 (d), takes the difference between two input voltages, with the output determined by the resistor value ratios.</w:t>
+      </w:r>
+    </w:p>
+    <w:p>
+      <w:pPr>
+        <w:spacing w:before="120" w:line="240" w:lineRule="auto"/>
+        <w:rPr>
+          <w:rFonts w:ascii="Times New Roman" w:hAnsi="Times New Roman" w:cs="Times New Roman"/>
+          <w:sz w:val="28"/>
+          <w:szCs w:val="28"/>
+        </w:rPr>
+      </w:pPr>
+      <m:oMathPara>
+        <m:oMath>
+          <m:sSub>
+            <m:sSubPr>
+              <m:ctrlPr>
+                <w:rPr>
+                  <w:rFonts w:ascii="Cambria Math" w:hAnsi="Cambria Math" w:cs="Times New Roman"/>
+                  <w:i/>
+                  <w:sz w:val="28"/>
+                  <w:szCs w:val="28"/>
+                </w:rPr>
+              </m:ctrlPr>
+            </m:sSubPr>
+            <m:e>
+              <m:r>
+                <w:rPr>
+                  <w:rFonts w:ascii="Cambria Math" w:hAnsi="Cambria Math" w:cs="Times New Roman"/>
+                  <w:sz w:val="28"/>
+                  <w:szCs w:val="28"/>
+                </w:rPr>
+                <m:t>V</m:t>
+              </m:r>
+            </m:e>
+            <m:sub>
+              <m:r>
+                <w:rPr>
+                  <w:rFonts w:ascii="Cambria Math" w:hAnsi="Cambria Math" w:cs="Times New Roman"/>
+                  <w:sz w:val="28"/>
+                  <w:szCs w:val="28"/>
+                </w:rPr>
+                <m:t>out</m:t>
+              </m:r>
+            </m:sub>
+          </m:sSub>
+          <m:r>
+            <w:rPr>
+              <w:rFonts w:ascii="Cambria Math" w:hAnsi="Cambria Math" w:cs="Times New Roman"/>
+              <w:sz w:val="28"/>
+              <w:szCs w:val="28"/>
+            </w:rPr>
+            <m:t>=</m:t>
+          </m:r>
+          <m:sSub>
+            <m:sSubPr>
+              <m:ctrlPr>
+                <w:rPr>
+                  <w:rFonts w:ascii="Cambria Math" w:hAnsi="Cambria Math" w:cs="Times New Roman"/>
+                  <w:i/>
+                  <w:sz w:val="28"/>
+                  <w:szCs w:val="28"/>
+                </w:rPr>
+              </m:ctrlPr>
+            </m:sSubPr>
+            <m:e>
+              <m:r>
+                <w:rPr>
+                  <w:rFonts w:ascii="Cambria Math" w:hAnsi="Cambria Math" w:cs="Times New Roman"/>
+                  <w:sz w:val="28"/>
+                  <w:szCs w:val="28"/>
+                </w:rPr>
+                <m:t>V</m:t>
+              </m:r>
+            </m:e>
+            <m:sub>
+              <m:r>
+                <w:rPr>
+                  <w:rFonts w:ascii="Cambria Math" w:hAnsi="Cambria Math" w:cs="Times New Roman"/>
+                  <w:sz w:val="28"/>
+                  <w:szCs w:val="28"/>
+                </w:rPr>
+                <m:t>1</m:t>
+              </m:r>
+            </m:sub>
+          </m:sSub>
+          <m:d>
+            <m:dPr>
+              <m:ctrlPr>
+                <w:rPr>
+                  <w:rFonts w:ascii="Cambria Math" w:hAnsi="Cambria Math" w:cs="Times New Roman"/>
+                  <w:i/>
+                  <w:sz w:val="28"/>
+                  <w:szCs w:val="28"/>
+                </w:rPr>
+              </m:ctrlPr>
+            </m:dPr>
+            <m:e>
+              <m:f>
+                <m:fPr>
+                  <m:ctrlPr>
+                    <w:rPr>
+                      <w:rFonts w:ascii="Cambria Math" w:hAnsi="Cambria Math" w:cs="Times New Roman"/>
+                      <w:i/>
+                      <w:sz w:val="28"/>
+                      <w:szCs w:val="28"/>
+                    </w:rPr>
+                  </m:ctrlPr>
+                </m:fPr>
+                <m:num>
+                  <m:sSub>
+                    <m:sSubPr>
+                      <m:ctrlPr>
+                        <w:rPr>
+                          <w:rFonts w:ascii="Cambria Math" w:hAnsi="Cambria Math" w:cs="Times New Roman"/>
+                          <w:i/>
+                          <w:sz w:val="28"/>
+                          <w:szCs w:val="28"/>
+                        </w:rPr>
+                      </m:ctrlPr>
+                    </m:sSubPr>
+                    <m:e>
+                      <m:r>
+                        <w:rPr>
+                          <w:rFonts w:ascii="Cambria Math" w:hAnsi="Cambria Math" w:cs="Times New Roman"/>
+                          <w:sz w:val="28"/>
+                          <w:szCs w:val="28"/>
+                        </w:rPr>
+                        <m:t>R</m:t>
+                      </m:r>
+                    </m:e>
+                    <m:sub>
+                      <m:r>
+                        <w:rPr>
+                          <w:rFonts w:ascii="Cambria Math" w:hAnsi="Cambria Math" w:cs="Times New Roman"/>
+                          <w:sz w:val="28"/>
+                          <w:szCs w:val="28"/>
+                        </w:rPr>
+                        <m:t>2</m:t>
+                      </m:r>
+                    </m:sub>
+                  </m:sSub>
+                </m:num>
+                <m:den>
+                  <m:sSub>
+                    <m:sSubPr>
+                      <m:ctrlPr>
+                        <w:rPr>
+                          <w:rFonts w:ascii="Cambria Math" w:hAnsi="Cambria Math" w:cs="Times New Roman"/>
+                          <w:i/>
+                          <w:sz w:val="28"/>
+                          <w:szCs w:val="28"/>
+                        </w:rPr>
+                      </m:ctrlPr>
+                    </m:sSubPr>
+                    <m:e>
+                      <m:r>
+                        <w:rPr>
+                          <w:rFonts w:ascii="Cambria Math" w:hAnsi="Cambria Math" w:cs="Times New Roman"/>
+                          <w:sz w:val="28"/>
+                          <w:szCs w:val="28"/>
+                        </w:rPr>
+                        <m:t>R</m:t>
+                      </m:r>
+                    </m:e>
+                    <m:sub>
+                      <m:r>
+                        <w:rPr>
+                          <w:rFonts w:ascii="Cambria Math" w:hAnsi="Cambria Math" w:cs="Times New Roman"/>
+                          <w:sz w:val="28"/>
+                          <w:szCs w:val="28"/>
+                        </w:rPr>
+                        <m:t>1</m:t>
+                      </m:r>
+                    </m:sub>
+                  </m:sSub>
+                  <m:sSub>
+                    <m:sSubPr>
+                      <m:ctrlPr>
+                        <w:rPr>
+                          <w:rFonts w:ascii="Cambria Math" w:hAnsi="Cambria Math" w:cs="Times New Roman"/>
+                          <w:i/>
+                          <w:sz w:val="28"/>
+                          <w:szCs w:val="28"/>
+                        </w:rPr>
+                      </m:ctrlPr>
+                    </m:sSubPr>
+                    <m:e>
+                      <m:r>
+                        <w:rPr>
+                          <w:rFonts w:ascii="Cambria Math" w:hAnsi="Cambria Math" w:cs="Times New Roman"/>
+                          <w:sz w:val="28"/>
+                          <w:szCs w:val="28"/>
+                        </w:rPr>
+                        <m:t>+</m:t>
+                      </m:r>
+                      <m:r>
+                        <w:rPr>
+                          <w:rFonts w:ascii="Cambria Math" w:hAnsi="Cambria Math" w:cs="Times New Roman"/>
+                          <w:sz w:val="28"/>
+                          <w:szCs w:val="28"/>
+                        </w:rPr>
+                        <m:t>R</m:t>
+                      </m:r>
+                    </m:e>
+                    <m:sub>
+                      <m:r>
+                        <w:rPr>
+                          <w:rFonts w:ascii="Cambria Math" w:hAnsi="Cambria Math" w:cs="Times New Roman"/>
+                          <w:sz w:val="28"/>
+                          <w:szCs w:val="28"/>
+                        </w:rPr>
+                        <m:t>2</m:t>
+                      </m:r>
+                    </m:sub>
+                  </m:sSub>
+                </m:den>
+              </m:f>
+            </m:e>
+          </m:d>
+          <m:d>
+            <m:dPr>
+              <m:ctrlPr>
+                <w:rPr>
+                  <w:rFonts w:ascii="Cambria Math" w:hAnsi="Cambria Math" w:cs="Times New Roman"/>
+                  <w:i/>
+                  <w:sz w:val="28"/>
+                  <w:szCs w:val="28"/>
+                </w:rPr>
+              </m:ctrlPr>
+            </m:dPr>
+            <m:e>
+              <m:f>
+                <m:fPr>
+                  <m:ctrlPr>
+                    <w:rPr>
+                      <w:rFonts w:ascii="Cambria Math" w:hAnsi="Cambria Math" w:cs="Times New Roman"/>
+                      <w:i/>
+                      <w:sz w:val="28"/>
+                      <w:szCs w:val="28"/>
+                    </w:rPr>
+                  </m:ctrlPr>
+                </m:fPr>
+                <m:num>
+                  <m:sSub>
+                    <m:sSubPr>
+                      <m:ctrlPr>
+                        <w:rPr>
+                          <w:rFonts w:ascii="Cambria Math" w:hAnsi="Cambria Math" w:cs="Times New Roman"/>
+                          <w:i/>
+                          <w:sz w:val="28"/>
+                          <w:szCs w:val="28"/>
+                        </w:rPr>
+                      </m:ctrlPr>
+                    </m:sSubPr>
+                    <m:e>
+                      <m:r>
+                        <w:rPr>
+                          <w:rFonts w:ascii="Cambria Math" w:hAnsi="Cambria Math" w:cs="Times New Roman"/>
+                          <w:sz w:val="28"/>
+                          <w:szCs w:val="28"/>
+                        </w:rPr>
+                        <m:t>R</m:t>
+                      </m:r>
+                    </m:e>
+                    <m:sub>
+                      <m:r>
+                        <w:rPr>
+                          <w:rFonts w:ascii="Cambria Math" w:hAnsi="Cambria Math" w:cs="Times New Roman"/>
+                          <w:sz w:val="28"/>
+                          <w:szCs w:val="28"/>
+                        </w:rPr>
+                        <m:t>3</m:t>
+                      </m:r>
+                    </m:sub>
+                  </m:sSub>
+                  <m:r>
+                    <w:rPr>
+                      <w:rFonts w:ascii="Cambria Math" w:hAnsi="Cambria Math" w:cs="Times New Roman"/>
+                      <w:sz w:val="28"/>
+                      <w:szCs w:val="28"/>
+                    </w:rPr>
+                    <m:t>+</m:t>
+                  </m:r>
+                  <m:sSub>
+                    <m:sSubPr>
+                      <m:ctrlPr>
+                        <w:rPr>
+                          <w:rFonts w:ascii="Cambria Math" w:hAnsi="Cambria Math" w:cs="Times New Roman"/>
+                          <w:i/>
+                          <w:sz w:val="28"/>
+                          <w:szCs w:val="28"/>
+                        </w:rPr>
+                      </m:ctrlPr>
+                    </m:sSubPr>
+                    <m:e>
+                      <m:r>
+                        <w:rPr>
+                          <w:rFonts w:ascii="Cambria Math" w:hAnsi="Cambria Math" w:cs="Times New Roman"/>
+                          <w:sz w:val="28"/>
+                          <w:szCs w:val="28"/>
+                        </w:rPr>
+                        <m:t>R</m:t>
+                      </m:r>
+                    </m:e>
+                    <m:sub>
+                      <m:r>
+                        <w:rPr>
+                          <w:rFonts w:ascii="Cambria Math" w:hAnsi="Cambria Math" w:cs="Times New Roman"/>
+                          <w:sz w:val="28"/>
+                          <w:szCs w:val="28"/>
+                        </w:rPr>
+                        <m:t>4</m:t>
+                      </m:r>
+                    </m:sub>
+                  </m:sSub>
+                </m:num>
+                <m:den>
+                  <m:sSub>
+                    <m:sSubPr>
+                      <m:ctrlPr>
+                        <w:rPr>
+                          <w:rFonts w:ascii="Cambria Math" w:hAnsi="Cambria Math" w:cs="Times New Roman"/>
+                          <w:i/>
+                          <w:sz w:val="28"/>
+                          <w:szCs w:val="28"/>
+                        </w:rPr>
+                      </m:ctrlPr>
+                    </m:sSubPr>
+                    <m:e>
+                      <m:r>
+                        <w:rPr>
+                          <w:rFonts w:ascii="Cambria Math" w:hAnsi="Cambria Math" w:cs="Times New Roman"/>
+                          <w:sz w:val="28"/>
+                          <w:szCs w:val="28"/>
+                        </w:rPr>
+                        <m:t>R</m:t>
+                      </m:r>
+                    </m:e>
+                    <m:sub>
+                      <m:r>
+                        <w:rPr>
+                          <w:rFonts w:ascii="Cambria Math" w:hAnsi="Cambria Math" w:cs="Times New Roman"/>
+                          <w:sz w:val="28"/>
+                          <w:szCs w:val="28"/>
+                        </w:rPr>
+                        <m:t>3</m:t>
+                      </m:r>
+                    </m:sub>
+                  </m:sSub>
+                </m:den>
+              </m:f>
+            </m:e>
+          </m:d>
+          <m:r>
+            <w:rPr>
+              <w:rFonts w:ascii="Cambria Math" w:hAnsi="Cambria Math" w:cs="Times New Roman"/>
+              <w:sz w:val="28"/>
+              <w:szCs w:val="28"/>
+            </w:rPr>
+            <m:t>-</m:t>
+          </m:r>
+          <m:sSub>
+            <m:sSubPr>
+              <m:ctrlPr>
+                <w:rPr>
+                  <w:rFonts w:ascii="Cambria Math" w:hAnsi="Cambria Math" w:cs="Times New Roman"/>
+                  <w:i/>
+                  <w:sz w:val="28"/>
+                  <w:szCs w:val="28"/>
+                </w:rPr>
+              </m:ctrlPr>
+            </m:sSubPr>
+            <m:e>
+              <m:r>
+                <w:rPr>
+                  <w:rFonts w:ascii="Cambria Math" w:hAnsi="Cambria Math" w:cs="Times New Roman"/>
+                  <w:sz w:val="28"/>
+                  <w:szCs w:val="28"/>
+                </w:rPr>
+                <m:t>V</m:t>
+              </m:r>
+            </m:e>
+            <m:sub>
+              <m:r>
+                <w:rPr>
+                  <w:rFonts w:ascii="Cambria Math" w:hAnsi="Cambria Math" w:cs="Times New Roman"/>
+                  <w:sz w:val="28"/>
+                  <w:szCs w:val="28"/>
+                </w:rPr>
+                <m:t>2</m:t>
+              </m:r>
+            </m:sub>
+          </m:sSub>
+          <m:f>
+            <m:fPr>
+              <m:ctrlPr>
+                <w:rPr>
+                  <w:rFonts w:ascii="Cambria Math" w:hAnsi="Cambria Math" w:cs="Times New Roman"/>
+                  <w:i/>
+                  <w:sz w:val="28"/>
+                  <w:szCs w:val="28"/>
+                </w:rPr>
+              </m:ctrlPr>
+            </m:fPr>
+            <m:num>
+              <m:sSub>
+                <m:sSubPr>
+                  <m:ctrlPr>
+                    <w:rPr>
+                      <w:rFonts w:ascii="Cambria Math" w:hAnsi="Cambria Math" w:cs="Times New Roman"/>
+                      <w:i/>
+                      <w:sz w:val="28"/>
+                      <w:szCs w:val="28"/>
+                    </w:rPr>
+                  </m:ctrlPr>
+                </m:sSubPr>
+                <m:e>
+                  <m:r>
+                    <w:rPr>
+                      <w:rFonts w:ascii="Cambria Math" w:hAnsi="Cambria Math" w:cs="Times New Roman"/>
+                      <w:sz w:val="28"/>
+                      <w:szCs w:val="28"/>
+                    </w:rPr>
+                    <m:t>R</m:t>
+                  </m:r>
+                </m:e>
+                <m:sub>
+                  <m:r>
+                    <w:rPr>
+                      <w:rFonts w:ascii="Cambria Math" w:hAnsi="Cambria Math" w:cs="Times New Roman"/>
+                      <w:sz w:val="28"/>
+                      <w:szCs w:val="28"/>
+                    </w:rPr>
+                    <m:t>4</m:t>
+                  </m:r>
+                </m:sub>
+              </m:sSub>
+            </m:num>
+            <m:den>
+              <m:sSub>
+                <m:sSubPr>
+                  <m:ctrlPr>
+                    <w:rPr>
+                      <w:rFonts w:ascii="Cambria Math" w:hAnsi="Cambria Math" w:cs="Times New Roman"/>
+                      <w:i/>
+                      <w:sz w:val="28"/>
+                      <w:szCs w:val="28"/>
+                    </w:rPr>
+                  </m:ctrlPr>
+                </m:sSubPr>
+                <m:e>
+                  <m:r>
+                    <w:rPr>
+                      <w:rFonts w:ascii="Cambria Math" w:hAnsi="Cambria Math" w:cs="Times New Roman"/>
+                      <w:sz w:val="28"/>
+                      <w:szCs w:val="28"/>
+                    </w:rPr>
+                    <m:t>R</m:t>
+                  </m:r>
+                </m:e>
+                <m:sub>
+                  <m:r>
+                    <w:rPr>
+                      <w:rFonts w:ascii="Cambria Math" w:hAnsi="Cambria Math" w:cs="Times New Roman"/>
+                      <w:sz w:val="28"/>
+                      <w:szCs w:val="28"/>
+                    </w:rPr>
+                    <m:t>3</m:t>
+                  </m:r>
+                </m:sub>
+              </m:sSub>
+            </m:den>
+          </m:f>
+          <m:r>
+            <w:rPr>
+              <w:rFonts w:ascii="Cambria Math" w:hAnsi="Cambria Math" w:cs="Times New Roman"/>
+              <w:sz w:val="28"/>
+              <w:szCs w:val="28"/>
+            </w:rPr>
+            <m:t xml:space="preserve">                     (6.</m:t>
+          </m:r>
+          <m:r>
+            <w:rPr>
+              <w:rFonts w:ascii="Cambria Math" w:hAnsi="Cambria Math" w:cs="Times New Roman"/>
+              <w:sz w:val="28"/>
+              <w:szCs w:val="28"/>
+            </w:rPr>
+            <m:t>2</m:t>
+          </m:r>
+          <m:r>
+            <w:rPr>
+              <w:rFonts w:ascii="Cambria Math" w:hAnsi="Cambria Math" w:cs="Times New Roman"/>
+              <w:sz w:val="28"/>
+              <w:szCs w:val="28"/>
+            </w:rPr>
+            <m:t>)</m:t>
+          </m:r>
+        </m:oMath>
+      </m:oMathPara>
+    </w:p>
+    <w:p>
+      <w:pPr>
+        <w:spacing w:before="120" w:line="240" w:lineRule="auto"/>
+        <w:rPr>
+          <w:rFonts w:ascii="Times New Roman" w:hAnsi="Times New Roman" w:cs="Times New Roman"/>
+          <w:sz w:val="28"/>
+          <w:szCs w:val="28"/>
+        </w:rPr>
+      </w:pPr>
+      <w:r>
+        <w:rPr>
+          <w:rFonts w:ascii="Times New Roman" w:hAnsi="Times New Roman" w:cs="Times New Roman"/>
+          <w:sz w:val="28"/>
+          <w:szCs w:val="28"/>
+        </w:rPr>
+        <w:t>When the resistors R</w:t>
+      </w:r>
+      <w:r>
+        <w:rPr>
+          <w:rFonts w:ascii="Times New Roman" w:hAnsi="Times New Roman" w:cs="Times New Roman"/>
+          <w:sz w:val="28"/>
+          <w:szCs w:val="28"/>
+          <w:vertAlign w:val="subscript"/>
+        </w:rPr>
+        <w:t>1</w:t>
+      </w:r>
+      <w:r>
+        <w:rPr>
+          <w:rFonts w:ascii="Times New Roman" w:hAnsi="Times New Roman" w:cs="Times New Roman"/>
+          <w:sz w:val="28"/>
+          <w:szCs w:val="28"/>
+        </w:rPr>
+        <w:t xml:space="preserve"> = R</w:t>
+      </w:r>
+      <w:r>
+        <w:rPr>
+          <w:rFonts w:ascii="Times New Roman" w:hAnsi="Times New Roman" w:cs="Times New Roman"/>
+          <w:sz w:val="28"/>
+          <w:szCs w:val="28"/>
+          <w:vertAlign w:val="subscript"/>
+        </w:rPr>
+        <w:t>3</w:t>
+      </w:r>
+      <w:r>
+        <w:rPr>
+          <w:rFonts w:ascii="Times New Roman" w:hAnsi="Times New Roman" w:cs="Times New Roman"/>
+          <w:sz w:val="28"/>
+          <w:szCs w:val="28"/>
+        </w:rPr>
+        <w:t xml:space="preserve"> and R</w:t>
+      </w:r>
+      <w:r>
+        <w:rPr>
+          <w:rFonts w:ascii="Times New Roman" w:hAnsi="Times New Roman" w:cs="Times New Roman"/>
+          <w:sz w:val="28"/>
+          <w:szCs w:val="28"/>
+          <w:vertAlign w:val="subscript"/>
+        </w:rPr>
+        <w:t>2</w:t>
+      </w:r>
+      <w:r>
+        <w:rPr>
+          <w:rFonts w:ascii="Times New Roman" w:hAnsi="Times New Roman" w:cs="Times New Roman"/>
+          <w:sz w:val="28"/>
+          <w:szCs w:val="28"/>
+        </w:rPr>
+        <w:t xml:space="preserve"> = R</w:t>
+      </w:r>
+      <w:r>
+        <w:rPr>
+          <w:rFonts w:ascii="Times New Roman" w:hAnsi="Times New Roman" w:cs="Times New Roman"/>
+          <w:sz w:val="28"/>
+          <w:szCs w:val="28"/>
+          <w:vertAlign w:val="subscript"/>
+        </w:rPr>
+        <w:t>4</w:t>
+      </w:r>
+      <w:r>
+        <w:rPr>
+          <w:rFonts w:ascii="Times New Roman" w:hAnsi="Times New Roman" w:cs="Times New Roman"/>
+          <w:sz w:val="28"/>
+          <w:szCs w:val="28"/>
+        </w:rPr>
+        <w:t xml:space="preserve"> the output voltage simplifies to: </w:t>
+      </w:r>
+      <w:r>
+        <w:rPr>
+          <w:rFonts w:ascii="Times New Roman" w:hAnsi="Times New Roman" w:cs="Times New Roman"/>
+          <w:sz w:val="28"/>
+          <w:szCs w:val="28"/>
+        </w:rPr>
+        <w:t xml:space="preserve"> </w:t>
+      </w:r>
+    </w:p>
+    <w:p>
+      <w:pPr>
+        <w:spacing w:before="120" w:line="240" w:lineRule="auto"/>
+        <w:rPr>
+          <w:rFonts w:ascii="Times New Roman" w:hAnsi="Times New Roman" w:cs="Times New Roman"/>
+          <w:sz w:val="28"/>
+          <w:szCs w:val="28"/>
+        </w:rPr>
+      </w:pPr>
+      <m:oMathPara>
+        <m:oMath>
+          <m:sSub>
+            <m:sSubPr>
+              <m:ctrlPr>
+                <w:rPr>
+                  <w:rFonts w:ascii="Cambria Math" w:hAnsi="Cambria Math" w:cs="Times New Roman"/>
+                  <w:i/>
+                  <w:sz w:val="28"/>
+                  <w:szCs w:val="28"/>
+                </w:rPr>
+              </m:ctrlPr>
+            </m:sSubPr>
+            <m:e>
+              <m:r>
+                <w:rPr>
+                  <w:rFonts w:ascii="Cambria Math" w:hAnsi="Cambria Math" w:cs="Times New Roman"/>
+                  <w:sz w:val="28"/>
+                  <w:szCs w:val="28"/>
+                </w:rPr>
+                <m:t>V</m:t>
+              </m:r>
+            </m:e>
+            <m:sub>
+              <m:r>
+                <w:rPr>
+                  <w:rFonts w:ascii="Cambria Math" w:hAnsi="Cambria Math" w:cs="Times New Roman"/>
+                  <w:sz w:val="28"/>
+                  <w:szCs w:val="28"/>
+                </w:rPr>
+                <m:t>out</m:t>
+              </m:r>
+            </m:sub>
+          </m:sSub>
+          <m:r>
+            <w:rPr>
+              <w:rFonts w:ascii="Cambria Math" w:hAnsi="Cambria Math" w:cs="Times New Roman"/>
+              <w:sz w:val="28"/>
+              <w:szCs w:val="28"/>
+            </w:rPr>
+            <m:t>=</m:t>
+          </m:r>
+          <m:d>
+            <m:dPr>
+              <m:ctrlPr>
+                <w:rPr>
+                  <w:rFonts w:ascii="Cambria Math" w:hAnsi="Cambria Math" w:cs="Times New Roman"/>
+                  <w:i/>
+                  <w:sz w:val="28"/>
+                  <w:szCs w:val="28"/>
+                </w:rPr>
+              </m:ctrlPr>
+            </m:dPr>
+            <m:e>
+              <m:sSub>
+                <m:sSubPr>
+                  <m:ctrlPr>
+                    <w:rPr>
+                      <w:rFonts w:ascii="Cambria Math" w:hAnsi="Cambria Math" w:cs="Times New Roman"/>
+                      <w:i/>
+                      <w:sz w:val="28"/>
+                      <w:szCs w:val="28"/>
+                    </w:rPr>
+                  </m:ctrlPr>
+                </m:sSubPr>
+                <m:e>
+                  <m:r>
+                    <w:rPr>
+                      <w:rFonts w:ascii="Cambria Math" w:hAnsi="Cambria Math" w:cs="Times New Roman"/>
+                      <w:sz w:val="28"/>
+                      <w:szCs w:val="28"/>
+                    </w:rPr>
+                    <m:t>V</m:t>
+                  </m:r>
+                </m:e>
+                <m:sub>
+                  <m:r>
+                    <w:rPr>
+                      <w:rFonts w:ascii="Cambria Math" w:hAnsi="Cambria Math" w:cs="Times New Roman"/>
+                      <w:sz w:val="28"/>
+                      <w:szCs w:val="28"/>
+                    </w:rPr>
+                    <m:t>1</m:t>
+                  </m:r>
+                </m:sub>
+              </m:sSub>
+              <m:r>
+                <w:rPr>
+                  <w:rFonts w:ascii="Cambria Math" w:hAnsi="Cambria Math" w:cs="Times New Roman"/>
+                  <w:sz w:val="28"/>
+                  <w:szCs w:val="28"/>
+                </w:rPr>
+                <m:t>-</m:t>
+              </m:r>
+              <m:sSub>
+                <m:sSubPr>
+                  <m:ctrlPr>
+                    <w:rPr>
+                      <w:rFonts w:ascii="Cambria Math" w:hAnsi="Cambria Math" w:cs="Times New Roman"/>
+                      <w:i/>
+                      <w:sz w:val="28"/>
+                      <w:szCs w:val="28"/>
+                    </w:rPr>
+                  </m:ctrlPr>
+                </m:sSubPr>
+                <m:e>
+                  <m:r>
+                    <w:rPr>
+                      <w:rFonts w:ascii="Cambria Math" w:hAnsi="Cambria Math" w:cs="Times New Roman"/>
+                      <w:sz w:val="28"/>
+                      <w:szCs w:val="28"/>
+                    </w:rPr>
+                    <m:t>V</m:t>
+                  </m:r>
+                </m:e>
+                <m:sub>
+                  <m:r>
+                    <w:rPr>
+                      <w:rFonts w:ascii="Cambria Math" w:hAnsi="Cambria Math" w:cs="Times New Roman"/>
+                      <w:sz w:val="28"/>
+                      <w:szCs w:val="28"/>
+                    </w:rPr>
+                    <m:t>2</m:t>
+                  </m:r>
+                </m:sub>
+              </m:sSub>
+            </m:e>
+          </m:d>
+          <m:f>
+            <m:fPr>
+              <m:ctrlPr>
+                <w:rPr>
+                  <w:rFonts w:ascii="Cambria Math" w:hAnsi="Cambria Math" w:cs="Times New Roman"/>
+                  <w:i/>
+                  <w:sz w:val="28"/>
+                  <w:szCs w:val="28"/>
+                </w:rPr>
+              </m:ctrlPr>
+            </m:fPr>
+            <m:num>
+              <m:sSub>
+                <m:sSubPr>
+                  <m:ctrlPr>
+                    <w:rPr>
+                      <w:rFonts w:ascii="Cambria Math" w:hAnsi="Cambria Math" w:cs="Times New Roman"/>
+                      <w:i/>
+                      <w:sz w:val="28"/>
+                      <w:szCs w:val="28"/>
+                    </w:rPr>
+                  </m:ctrlPr>
+                </m:sSubPr>
+                <m:e>
+                  <m:r>
+                    <w:rPr>
+                      <w:rFonts w:ascii="Cambria Math" w:hAnsi="Cambria Math" w:cs="Times New Roman"/>
+                      <w:sz w:val="28"/>
+                      <w:szCs w:val="28"/>
+                    </w:rPr>
+                    <m:t>R</m:t>
+                  </m:r>
+                </m:e>
+                <m:sub>
+                  <m:r>
+                    <w:rPr>
+                      <w:rFonts w:ascii="Cambria Math" w:hAnsi="Cambria Math" w:cs="Times New Roman"/>
+                      <w:sz w:val="28"/>
+                      <w:szCs w:val="28"/>
+                    </w:rPr>
+                    <m:t>2</m:t>
+                  </m:r>
+                </m:sub>
+              </m:sSub>
+            </m:num>
+            <m:den>
+              <m:sSub>
+                <m:sSubPr>
+                  <m:ctrlPr>
+                    <w:rPr>
+                      <w:rFonts w:ascii="Cambria Math" w:hAnsi="Cambria Math" w:cs="Times New Roman"/>
+                      <w:i/>
+                      <w:sz w:val="28"/>
+                      <w:szCs w:val="28"/>
+                    </w:rPr>
+                  </m:ctrlPr>
+                </m:sSubPr>
+                <m:e>
+                  <m:r>
+                    <w:rPr>
+                      <w:rFonts w:ascii="Cambria Math" w:hAnsi="Cambria Math" w:cs="Times New Roman"/>
+                      <w:sz w:val="28"/>
+                      <w:szCs w:val="28"/>
+                    </w:rPr>
+                    <m:t>R</m:t>
+                  </m:r>
+                </m:e>
+                <m:sub>
+                  <m:r>
+                    <w:rPr>
+                      <w:rFonts w:ascii="Cambria Math" w:hAnsi="Cambria Math" w:cs="Times New Roman"/>
+                      <w:sz w:val="28"/>
+                      <w:szCs w:val="28"/>
+                    </w:rPr>
+                    <m:t>1</m:t>
+                  </m:r>
+                </m:sub>
+              </m:sSub>
+            </m:den>
+          </m:f>
+          <m:r>
+            <w:rPr>
+              <w:rFonts w:ascii="Cambria Math" w:hAnsi="Cambria Math" w:cs="Times New Roman"/>
+              <w:sz w:val="28"/>
+              <w:szCs w:val="28"/>
+            </w:rPr>
+            <m:t xml:space="preserve">                     (6.2)</m:t>
+          </m:r>
+        </m:oMath>
+      </m:oMathPara>
+    </w:p>
+    <w:p>
+      <w:pPr>
+        <w:pStyle w:val="Heading3"/>
+        <w:numPr>
+          <w:ilvl w:val="1"/>
+          <w:numId w:val="9"/>
+        </w:numPr>
+        <w:spacing w:before="120"/>
+        <w:rPr>
+          <w:rFonts w:ascii="Times New Roman" w:hAnsi="Times New Roman" w:cs="Times New Roman"/>
+          <w:b/>
+          <w:bCs/>
+          <w:w w:val="105"/>
+          <w:sz w:val="34"/>
+          <w:szCs w:val="34"/>
+        </w:rPr>
+      </w:pPr>
+      <w:r>
+        <w:rPr>
+          <w:rFonts w:ascii="Times New Roman" w:hAnsi="Times New Roman" w:cs="Times New Roman"/>
+          <w:b/>
+          <w:bCs/>
+          <w:w w:val="105"/>
+          <w:sz w:val="34"/>
+          <w:szCs w:val="34"/>
+        </w:rPr>
+        <w:lastRenderedPageBreak/>
+        <w:t>Big Picture</w:t>
+      </w:r>
+    </w:p>
+    <w:p>
+      <w:pPr>
+        <w:keepNext/>
+        <w:spacing w:before="120" w:line="240" w:lineRule="auto"/>
+        <w:jc w:val="center"/>
+      </w:pPr>
+      <w:r>
+        <w:rPr>
+          <w:rFonts w:ascii="Times New Roman" w:hAnsi="Times New Roman" w:cs="Times New Roman"/>
+          <w:sz w:val="28"/>
+          <w:szCs w:val="28"/>
+        </w:rPr>
+        <w:drawing>
+          <wp:inline distT="0" distB="0" distL="0" distR="0" wp14:anchorId="58B1FCB1" wp14:editId="5FD473AE">
+            <wp:extent cx="6949440" cy="2423160"/>
+            <wp:effectExtent l="0" t="0" r="3810" b="0"/>
+            <wp:docPr id="398247076" name="Picture 1"/>
+            <wp:cNvGraphicFramePr>
+              <a:graphicFrameLocks xmlns:a="http://schemas.openxmlformats.org/drawingml/2006/main" noChangeAspect="1"/>
+            </wp:cNvGraphicFramePr>
+            <a:graphic xmlns:a="http://schemas.openxmlformats.org/drawingml/2006/main">
+              <a:graphicData uri="http://schemas.openxmlformats.org/drawingml/2006/picture">
+                <pic:pic xmlns:pic="http://schemas.openxmlformats.org/drawingml/2006/picture">
+                  <pic:nvPicPr>
+                    <pic:cNvPr id="398247076" name=""/>
+                    <pic:cNvPicPr/>
+                  </pic:nvPicPr>
+                  <pic:blipFill>
+                    <a:blip r:embed="rId9"/>
+                    <a:stretch>
+                      <a:fillRect/>
+                    </a:stretch>
+                  </pic:blipFill>
+                  <pic:spPr>
+                    <a:xfrm>
+                      <a:off x="0" y="0"/>
+                      <a:ext cx="6949440" cy="2423160"/>
+                    </a:xfrm>
+                    <a:prstGeom prst="rect">
+                      <a:avLst/>
+                    </a:prstGeom>
+                  </pic:spPr>
+                </pic:pic>
+              </a:graphicData>
+            </a:graphic>
+          </wp:inline>
+        </w:drawing>
+      </w:r>
+    </w:p>
+    <w:p>
+      <w:pPr>
+        <w:pStyle w:val="Caption"/>
+        <w:jc w:val="center"/>
+        <w:rPr>
+          <w:rFonts w:ascii="Times New Roman" w:hAnsi="Times New Roman" w:cs="Times New Roman"/>
+          <w:sz w:val="28"/>
+          <w:szCs w:val="28"/>
+        </w:rPr>
+      </w:pPr>
+      <w:r>
+        <w:t xml:space="preserve">Figure </w:t>
+      </w:r>
+      <w:r>
+        <w:fldChar w:fldCharType="begin"/>
+      </w:r>
+      <w:r>
+        <w:instrText xml:space="preserve"> SEQ Figure \* ARABIC </w:instrText>
+      </w:r>
+      <w:r>
+        <w:fldChar w:fldCharType="separate"/>
+      </w:r>
+      <w:r>
+        <w:rPr>
+          <w:noProof/>
+        </w:rPr>
+        <w:t>2</w:t>
+      </w:r>
+      <w:r>
+        <w:fldChar w:fldCharType="end"/>
+      </w:r>
+      <w:r>
+        <w:t>:</w:t>
+      </w:r>
+      <w:r>
+        <w:t xml:space="preserve"> Big picture with emphasis on the gain and output stages.</w:t>
+      </w:r>
+    </w:p>
+    <w:p>
+      <w:pPr>
+        <w:spacing w:before="120" w:line="240" w:lineRule="auto"/>
+        <w:rPr>
+          <w:rFonts w:ascii="Times New Roman" w:hAnsi="Times New Roman" w:cs="Times New Roman"/>
+          <w:sz w:val="28"/>
+          <w:szCs w:val="28"/>
           <w:highlight w:val="yellow"/>
         </w:rPr>
       </w:pPr>
@@ -578,18 +2004,56 @@
           <w:rFonts w:ascii="Times New Roman" w:hAnsi="Times New Roman" w:cs="Times New Roman"/>
           <w:sz w:val="28"/>
           <w:szCs w:val="28"/>
+        </w:rPr>
+        <w:t xml:space="preserve">This lab once again focuses on op amps, using them as building blocks to create more complicated circuits. The final project is about as complicated as the final circuit in this lab. </w:t>
+      </w:r>
+    </w:p>
+    <w:p>
+      <w:pPr>
+        <w:pStyle w:val="Heading3"/>
+        <w:numPr>
+          <w:ilvl w:val="1"/>
+          <w:numId w:val="9"/>
+        </w:numPr>
+        <w:spacing w:before="120"/>
+        <w:rPr>
+          <w:rFonts w:ascii="Times New Roman" w:hAnsi="Times New Roman" w:cs="Times New Roman"/>
+          <w:b/>
+          <w:bCs/>
+          <w:w w:val="105"/>
+          <w:sz w:val="34"/>
+          <w:szCs w:val="34"/>
+        </w:rPr>
+      </w:pPr>
+      <w:r>
+        <w:rPr>
+          <w:rFonts w:ascii="Times New Roman" w:hAnsi="Times New Roman" w:cs="Times New Roman"/>
+          <w:b/>
+          <w:bCs/>
+          <w:w w:val="105"/>
+          <w:sz w:val="34"/>
+          <w:szCs w:val="34"/>
+        </w:rPr>
+        <w:t>Pre-Lab Requirements</w:t>
+      </w:r>
+    </w:p>
+    <w:p>
+      <w:pPr>
+        <w:spacing w:before="120" w:line="240" w:lineRule="auto"/>
+        <w:rPr>
+          <w:rFonts w:ascii="Times New Roman" w:hAnsi="Times New Roman" w:cs="Times New Roman"/>
+          <w:sz w:val="28"/>
+          <w:szCs w:val="28"/>
           <w:highlight w:val="yellow"/>
         </w:rPr>
-        <w:t>Have a description here of what is occurring in this part of the lab. One to two sentences. Do this for each section of the lab.</w:t>
-      </w:r>
-      <w:r>
-        <w:rPr>
-          <w:rFonts w:ascii="Times New Roman" w:hAnsi="Times New Roman" w:cs="Times New Roman"/>
-          <w:sz w:val="28"/>
-          <w:szCs w:val="28"/>
-          <w:highlight w:val="yellow"/>
-        </w:rPr>
-        <w:t xml:space="preserve"> </w:t>
+      </w:pPr>
+      <w:r>
+        <w:rPr>
+          <w:rFonts w:ascii="Times New Roman" w:hAnsi="Times New Roman" w:cs="Times New Roman"/>
+          <w:sz w:val="28"/>
+          <w:szCs w:val="28"/>
+        </w:rPr>
+        <w:t xml:space="preserve">Complete the following before coming to lab. </w:t>
       </w:r>
     </w:p>
     <w:p>
@@ -619,41 +2083,137 @@
           <w:sz w:val="34"/>
           <w:szCs w:val="34"/>
         </w:rPr>
-        <w:t>First Subheading</w:t>
+        <w:t xml:space="preserve"> </w:t>
+      </w:r>
+      <w:r>
+        <w:rPr>
+          <w:rFonts w:ascii="Times New Roman" w:hAnsi="Times New Roman" w:cs="Times New Roman"/>
+          <w:b/>
+          <w:bCs/>
+          <w:w w:val="105"/>
+          <w:sz w:val="34"/>
+          <w:szCs w:val="34"/>
+        </w:rPr>
+        <w:t>Buffering</w:t>
       </w:r>
     </w:p>
     <w:p>
       <w:pPr>
         <w:spacing w:before="120" w:line="240" w:lineRule="auto"/>
-        <w:ind w:firstLine="432"/>
-        <w:rPr>
-          <w:rFonts w:ascii="Times New Roman" w:hAnsi="Times New Roman" w:cs="Times New Roman"/>
-          <w:sz w:val="28"/>
-          <w:szCs w:val="28"/>
-        </w:rPr>
-      </w:pPr>
-      <w:r>
-        <w:rPr>
-          <w:rFonts w:ascii="Times New Roman" w:hAnsi="Times New Roman" w:cs="Times New Roman"/>
-          <w:sz w:val="28"/>
-          <w:szCs w:val="28"/>
-          <w:highlight w:val="yellow"/>
-        </w:rPr>
-        <w:t>Use subheadings as necessary.</w:t>
-      </w:r>
-    </w:p>
-    <w:p>
-      <w:pPr>
+        <w:ind w:left="432"/>
+        <w:rPr>
+          <w:rFonts w:ascii="Times New Roman" w:hAnsi="Times New Roman" w:cs="Times New Roman"/>
+          <w:sz w:val="28"/>
+          <w:szCs w:val="28"/>
+        </w:rPr>
+      </w:pPr>
+      <w:r>
+        <w:rPr>
+          <w:rFonts w:ascii="Times New Roman" w:hAnsi="Times New Roman" w:cs="Times New Roman"/>
+          <w:sz w:val="28"/>
+          <w:szCs w:val="28"/>
+        </w:rPr>
+        <w:t xml:space="preserve">Buffering is a key op amp application that addresses loading effects, which resistive circuits cannot easily solve. Op amp buffers provide high input impedance and low output impedance, preserving signal integrity across various applications. </w:t>
+      </w:r>
+    </w:p>
+    <w:p>
+      <w:pPr>
+        <w:keepNext/>
         <w:spacing w:before="120" w:line="240" w:lineRule="auto"/>
-        <w:rPr>
-          <w:rFonts w:ascii="Times New Roman" w:hAnsi="Times New Roman" w:cs="Times New Roman"/>
-          <w:sz w:val="28"/>
-          <w:szCs w:val="28"/>
-        </w:rPr>
-      </w:pPr>
-    </w:p>
-    <w:p>
-      <w:pPr>
+        <w:jc w:val="center"/>
+        <w:rPr>
+          <w:sz w:val="20"/>
+          <w:szCs w:val="20"/>
+        </w:rPr>
+      </w:pPr>
+      <w:r>
+        <w:rPr>
+          <w:rFonts w:ascii="Times New Roman" w:hAnsi="Times New Roman" w:cs="Times New Roman"/>
+          <w:sz w:val="24"/>
+          <w:szCs w:val="24"/>
+        </w:rPr>
+        <w:drawing>
+          <wp:inline distT="0" distB="0" distL="0" distR="0" wp14:anchorId="4ECBA498" wp14:editId="45D4B1D1">
+            <wp:extent cx="6949440" cy="2655570"/>
+            <wp:effectExtent l="0" t="0" r="3810" b="0"/>
+            <wp:docPr id="1297011278" name="Picture 1"/>
+            <wp:cNvGraphicFramePr>
+              <a:graphicFrameLocks xmlns:a="http://schemas.openxmlformats.org/drawingml/2006/main" noChangeAspect="1"/>
+            </wp:cNvGraphicFramePr>
+            <a:graphic xmlns:a="http://schemas.openxmlformats.org/drawingml/2006/main">
+              <a:graphicData uri="http://schemas.openxmlformats.org/drawingml/2006/picture">
+                <pic:pic xmlns:pic="http://schemas.openxmlformats.org/drawingml/2006/picture">
+                  <pic:nvPicPr>
+                    <pic:cNvPr id="1297011278" name=""/>
+                    <pic:cNvPicPr/>
+                  </pic:nvPicPr>
+                  <pic:blipFill>
+                    <a:blip r:embed="rId10"/>
+                    <a:stretch>
+                      <a:fillRect/>
+                    </a:stretch>
+                  </pic:blipFill>
+                  <pic:spPr>
+                    <a:xfrm>
+                      <a:off x="0" y="0"/>
+                      <a:ext cx="6949440" cy="2655570"/>
+                    </a:xfrm>
+                    <a:prstGeom prst="rect">
+                      <a:avLst/>
+                    </a:prstGeom>
+                  </pic:spPr>
+                </pic:pic>
+              </a:graphicData>
+            </a:graphic>
+          </wp:inline>
+        </w:drawing>
+      </w:r>
+    </w:p>
+    <w:p>
+      <w:pPr>
+        <w:pStyle w:val="Caption"/>
+        <w:jc w:val="center"/>
+        <w:rPr>
+          <w:rFonts w:ascii="Times New Roman" w:hAnsi="Times New Roman" w:cs="Times New Roman"/>
+          <w:sz w:val="28"/>
+          <w:szCs w:val="28"/>
+        </w:rPr>
+      </w:pPr>
+      <w:r>
+        <w:t xml:space="preserve">Figure </w:t>
+      </w:r>
+      <w:r>
+        <w:fldChar w:fldCharType="begin"/>
+      </w:r>
+      <w:r>
+        <w:instrText xml:space="preserve"> SEQ Figure \* ARABIC </w:instrText>
+      </w:r>
+      <w:r>
+        <w:fldChar w:fldCharType="separate"/>
+      </w:r>
+      <w:r>
+        <w:rPr>
+          <w:noProof/>
+        </w:rPr>
+        <w:t>3</w:t>
+      </w:r>
+      <w:r>
+        <w:fldChar w:fldCharType="end"/>
+      </w:r>
+      <w:r>
+        <w:t xml:space="preserve">: </w:t>
+      </w:r>
+      <w:r>
+        <w:t xml:space="preserve">A simple voltage divider (a), voltage divider with a load (b), and a voltage divider with a voltage follower between the output and the load (c). </w:t>
+      </w:r>
+    </w:p>
+    <w:p>
+      <w:pPr>
+        <w:pStyle w:val="ListParagraph"/>
+        <w:numPr>
+          <w:ilvl w:val="0"/>
+          <w:numId w:val="13"/>
+        </w:numPr>
         <w:spacing w:before="120" w:line="240" w:lineRule="auto"/>
         <w:rPr>
           <w:rFonts w:ascii="Times New Roman" w:hAnsi="Times New Roman" w:cs="Times New Roman"/>
@@ -661,35 +2221,194 @@
           <w:szCs w:val="28"/>
         </w:rPr>
       </w:pPr>
+      <w:r>
+        <w:rPr>
+          <w:rFonts w:ascii="Times New Roman" w:hAnsi="Times New Roman" w:cs="Times New Roman"/>
+          <w:sz w:val="28"/>
+          <w:szCs w:val="28"/>
+        </w:rPr>
+        <w:lastRenderedPageBreak/>
+        <w:t xml:space="preserve"> Simulate all three circuits in Figure 6.3 using a DC operating point (.op). Keep all the circuits on the same schematic and table the voltages V</w:t>
+      </w:r>
+      <w:r>
+        <w:rPr>
+          <w:rFonts w:ascii="Times New Roman" w:hAnsi="Times New Roman" w:cs="Times New Roman"/>
+          <w:sz w:val="28"/>
+          <w:szCs w:val="28"/>
+          <w:vertAlign w:val="subscript"/>
+        </w:rPr>
+        <w:t>A</w:t>
+      </w:r>
+      <w:r>
+        <w:rPr>
+          <w:rFonts w:ascii="Times New Roman" w:hAnsi="Times New Roman" w:cs="Times New Roman"/>
+          <w:sz w:val="28"/>
+          <w:szCs w:val="28"/>
+        </w:rPr>
+        <w:t>, V</w:t>
+      </w:r>
+      <w:r>
+        <w:rPr>
+          <w:rFonts w:ascii="Times New Roman" w:hAnsi="Times New Roman" w:cs="Times New Roman"/>
+          <w:sz w:val="28"/>
+          <w:szCs w:val="28"/>
+          <w:vertAlign w:val="subscript"/>
+        </w:rPr>
+        <w:t>B</w:t>
+      </w:r>
+      <w:r>
+        <w:rPr>
+          <w:rFonts w:ascii="Times New Roman" w:hAnsi="Times New Roman" w:cs="Times New Roman"/>
+          <w:sz w:val="28"/>
+          <w:szCs w:val="28"/>
+        </w:rPr>
+        <w:t>, and V</w:t>
+      </w:r>
+      <w:r>
+        <w:rPr>
+          <w:rFonts w:ascii="Times New Roman" w:hAnsi="Times New Roman" w:cs="Times New Roman"/>
+          <w:sz w:val="28"/>
+          <w:szCs w:val="28"/>
+          <w:vertAlign w:val="subscript"/>
+        </w:rPr>
+        <w:t>C</w:t>
+      </w:r>
+      <w:r>
+        <w:rPr>
+          <w:rFonts w:ascii="Times New Roman" w:hAnsi="Times New Roman" w:cs="Times New Roman"/>
+          <w:sz w:val="28"/>
+          <w:szCs w:val="28"/>
+        </w:rPr>
+        <w:t>. Table your values and include images of your circuits.</w:t>
+      </w:r>
+    </w:p>
+    <w:p>
+      <w:pPr>
+        <w:keepNext/>
+        <w:spacing w:before="120" w:line="240" w:lineRule="auto"/>
+        <w:jc w:val="center"/>
+      </w:pPr>
+      <w:r>
+        <w:rPr>
+          <w:rFonts w:ascii="Times New Roman" w:hAnsi="Times New Roman" w:cs="Times New Roman"/>
+          <w:sz w:val="28"/>
+          <w:szCs w:val="28"/>
+        </w:rPr>
+        <w:drawing>
+          <wp:inline distT="0" distB="0" distL="0" distR="0" wp14:anchorId="3BF0C666" wp14:editId="1E12D337">
+            <wp:extent cx="6949440" cy="3907790"/>
+            <wp:effectExtent l="0" t="0" r="3810" b="0"/>
+            <wp:docPr id="1556501538" name="Picture 1"/>
+            <wp:cNvGraphicFramePr>
+              <a:graphicFrameLocks xmlns:a="http://schemas.openxmlformats.org/drawingml/2006/main" noChangeAspect="1"/>
+            </wp:cNvGraphicFramePr>
+            <a:graphic xmlns:a="http://schemas.openxmlformats.org/drawingml/2006/main">
+              <a:graphicData uri="http://schemas.openxmlformats.org/drawingml/2006/picture">
+                <pic:pic xmlns:pic="http://schemas.openxmlformats.org/drawingml/2006/picture">
+                  <pic:nvPicPr>
+                    <pic:cNvPr id="1556501538" name=""/>
+                    <pic:cNvPicPr/>
+                  </pic:nvPicPr>
+                  <pic:blipFill>
+                    <a:blip r:embed="rId11"/>
+                    <a:stretch>
+                      <a:fillRect/>
+                    </a:stretch>
+                  </pic:blipFill>
+                  <pic:spPr>
+                    <a:xfrm>
+                      <a:off x="0" y="0"/>
+                      <a:ext cx="6949440" cy="3907790"/>
+                    </a:xfrm>
+                    <a:prstGeom prst="rect">
+                      <a:avLst/>
+                    </a:prstGeom>
+                  </pic:spPr>
+                </pic:pic>
+              </a:graphicData>
+            </a:graphic>
+          </wp:inline>
+        </w:drawing>
+      </w:r>
+    </w:p>
+    <w:p>
+      <w:pPr>
+        <w:pStyle w:val="Caption"/>
+        <w:jc w:val="center"/>
+        <w:rPr>
+          <w:rFonts w:cstheme="minorHAnsi"/>
+        </w:rPr>
+      </w:pPr>
+      <w:r>
+        <w:t xml:space="preserve">Screenshot </w:t>
+      </w:r>
+      <w:r>
+        <w:fldChar w:fldCharType="begin"/>
+      </w:r>
+      <w:r>
+        <w:instrText xml:space="preserve"> SEQ Screenshot \* ARABIC </w:instrText>
+      </w:r>
+      <w:r>
+        <w:fldChar w:fldCharType="separate"/>
+      </w:r>
+      <w:r>
+        <w:rPr>
+          <w:noProof/>
+        </w:rPr>
+        <w:t>1</w:t>
+      </w:r>
+      <w:r>
+        <w:fldChar w:fldCharType="end"/>
+      </w:r>
+      <w:r>
+        <w:t xml:space="preserve">: </w:t>
+      </w:r>
+      <w:r>
+        <w:rPr>
+          <w:rFonts w:cstheme="minorHAnsi"/>
+        </w:rPr>
+        <w:t>A</w:t>
+      </w:r>
+      <w:r>
+        <w:rPr>
+          <w:rFonts w:cstheme="minorHAnsi"/>
+        </w:rPr>
+        <w:t>ll three circuits in Figure 6.3 using a DC operating point (.op)</w:t>
+      </w:r>
+      <w:r>
+        <w:rPr>
+          <w:rFonts w:cstheme="minorHAnsi"/>
+        </w:rPr>
+        <w:t xml:space="preserve">. </w:t>
+      </w:r>
     </w:p>
     <w:tbl>
       <w:tblPr>
         <w:tblStyle w:val="TableGrid"/>
-        <w:tblW w:w="7285" w:type="dxa"/>
+        <w:tblW w:w="0" w:type="auto"/>
         <w:jc w:val="center"/>
         <w:tblLook w:val="04A0" w:firstRow="1" w:lastRow="0" w:firstColumn="1" w:lastColumn="0" w:noHBand="0" w:noVBand="1"/>
       </w:tblPr>
       <w:tblGrid>
-        <w:gridCol w:w="2965"/>
-        <w:gridCol w:w="2970"/>
-        <w:gridCol w:w="1350"/>
+        <w:gridCol w:w="839"/>
+        <w:gridCol w:w="2767"/>
       </w:tblGrid>
       <w:tr>
         <w:trPr>
-          <w:tblHeader/>
           <w:jc w:val="center"/>
         </w:trPr>
         <w:tc>
           <w:tcPr>
-            <w:tcW w:w="2965" w:type="dxa"/>
+            <w:tcW w:w="0" w:type="auto"/>
           </w:tcPr>
           <w:p>
             <w:pPr>
-              <w:pStyle w:val="Heading1"/>
+              <w:spacing w:before="120" w:line="240" w:lineRule="auto"/>
+              <w:jc w:val="center"/>
               <w:rPr>
                 <w:rFonts w:ascii="Times New Roman" w:hAnsi="Times New Roman" w:cs="Times New Roman"/>
                 <w:b/>
-                <w:color w:val="000000" w:themeColor="text1"/>
+                <w:bCs/>
                 <w:sz w:val="28"/>
                 <w:szCs w:val="28"/>
               </w:rPr>
@@ -698,25 +2417,26 @@
               <w:rPr>
                 <w:rFonts w:ascii="Times New Roman" w:hAnsi="Times New Roman" w:cs="Times New Roman"/>
                 <w:b/>
-                <w:color w:val="000000" w:themeColor="text1"/>
+                <w:bCs/>
                 <w:sz w:val="28"/>
                 <w:szCs w:val="28"/>
               </w:rPr>
-              <w:t>Expected Voltage (V)</w:t>
+              <w:t>Node</w:t>
             </w:r>
           </w:p>
         </w:tc>
         <w:tc>
           <w:tcPr>
-            <w:tcW w:w="2970" w:type="dxa"/>
+            <w:tcW w:w="0" w:type="auto"/>
           </w:tcPr>
           <w:p>
             <w:pPr>
-              <w:pStyle w:val="Heading1"/>
+              <w:spacing w:before="120" w:line="240" w:lineRule="auto"/>
+              <w:jc w:val="center"/>
               <w:rPr>
                 <w:rFonts w:ascii="Times New Roman" w:hAnsi="Times New Roman" w:cs="Times New Roman"/>
                 <w:b/>
-                <w:color w:val="000000" w:themeColor="text1"/>
+                <w:bCs/>
                 <w:sz w:val="28"/>
                 <w:szCs w:val="28"/>
               </w:rPr>
@@ -725,38 +2445,11 @@
               <w:rPr>
                 <w:rFonts w:ascii="Times New Roman" w:hAnsi="Times New Roman" w:cs="Times New Roman"/>
                 <w:b/>
-                <w:color w:val="000000" w:themeColor="text1"/>
+                <w:bCs/>
                 <w:sz w:val="28"/>
                 <w:szCs w:val="28"/>
               </w:rPr>
-              <w:t>Measured Voltage (V)</w:t>
-            </w:r>
-          </w:p>
-        </w:tc>
-        <w:tc>
-          <w:tcPr>
-            <w:tcW w:w="1350" w:type="dxa"/>
-          </w:tcPr>
-          <w:p>
-            <w:pPr>
-              <w:pStyle w:val="Heading1"/>
-              <w:rPr>
-                <w:rFonts w:ascii="Times New Roman" w:hAnsi="Times New Roman" w:cs="Times New Roman"/>
-                <w:b/>
-                <w:color w:val="000000" w:themeColor="text1"/>
-                <w:sz w:val="28"/>
-                <w:szCs w:val="28"/>
-              </w:rPr>
-            </w:pPr>
-            <w:r>
-              <w:rPr>
-                <w:rFonts w:ascii="Times New Roman" w:hAnsi="Times New Roman" w:cs="Times New Roman"/>
-                <w:b/>
-                <w:color w:val="000000" w:themeColor="text1"/>
-                <w:sz w:val="28"/>
-                <w:szCs w:val="28"/>
-              </w:rPr>
-              <w:t>% Error</w:t>
+              <w:t>Expected Voltage (V)</w:t>
             </w:r>
           </w:p>
         </w:tc>
@@ -767,11 +2460,43 @@
         </w:trPr>
         <w:tc>
           <w:tcPr>
-            <w:tcW w:w="2965" w:type="dxa"/>
+            <w:tcW w:w="0" w:type="auto"/>
           </w:tcPr>
           <w:p>
             <w:pPr>
-              <w:spacing w:after="160" w:line="259" w:lineRule="auto"/>
+              <w:spacing w:before="120" w:line="240" w:lineRule="auto"/>
+              <w:rPr>
+                <w:rFonts w:ascii="Times New Roman" w:hAnsi="Times New Roman" w:cs="Times New Roman"/>
+                <w:sz w:val="28"/>
+                <w:szCs w:val="28"/>
+              </w:rPr>
+            </w:pPr>
+            <w:r>
+              <w:rPr>
+                <w:rFonts w:ascii="Times New Roman" w:hAnsi="Times New Roman" w:cs="Times New Roman"/>
+                <w:sz w:val="28"/>
+                <w:szCs w:val="28"/>
+              </w:rPr>
+              <w:t>V</w:t>
+            </w:r>
+            <w:r>
+              <w:rPr>
+                <w:rFonts w:ascii="Times New Roman" w:hAnsi="Times New Roman" w:cs="Times New Roman"/>
+                <w:sz w:val="28"/>
+                <w:szCs w:val="28"/>
+                <w:vertAlign w:val="subscript"/>
+              </w:rPr>
+              <w:t>A</w:t>
+            </w:r>
+          </w:p>
+        </w:tc>
+        <w:tc>
+          <w:tcPr>
+            <w:tcW w:w="0" w:type="auto"/>
+          </w:tcPr>
+          <w:p>
+            <w:pPr>
+              <w:spacing w:before="120" w:line="240" w:lineRule="auto"/>
               <w:jc w:val="center"/>
               <w:rPr>
                 <w:rFonts w:ascii="Times New Roman" w:hAnsi="Times New Roman" w:cs="Times New Roman"/>
@@ -785,17 +2510,54 @@
                 <w:sz w:val="28"/>
                 <w:szCs w:val="28"/>
               </w:rPr>
-              <w:t>5.00</w:t>
+              <w:t>2.50000</w:t>
+            </w:r>
+          </w:p>
+        </w:tc>
+      </w:tr>
+      <w:tr>
+        <w:trPr>
+          <w:jc w:val="center"/>
+        </w:trPr>
+        <w:tc>
+          <w:tcPr>
+            <w:tcW w:w="0" w:type="auto"/>
+          </w:tcPr>
+          <w:p>
+            <w:pPr>
+              <w:spacing w:before="120" w:line="240" w:lineRule="auto"/>
+              <w:rPr>
+                <w:rFonts w:ascii="Times New Roman" w:hAnsi="Times New Roman" w:cs="Times New Roman"/>
+                <w:sz w:val="28"/>
+                <w:szCs w:val="28"/>
+              </w:rPr>
+            </w:pPr>
+            <w:r>
+              <w:rPr>
+                <w:rFonts w:ascii="Times New Roman" w:hAnsi="Times New Roman" w:cs="Times New Roman"/>
+                <w:sz w:val="28"/>
+                <w:szCs w:val="28"/>
+              </w:rPr>
+              <w:t>V</w:t>
+            </w:r>
+            <w:r>
+              <w:rPr>
+                <w:rFonts w:ascii="Times New Roman" w:hAnsi="Times New Roman" w:cs="Times New Roman"/>
+                <w:sz w:val="28"/>
+                <w:szCs w:val="28"/>
+                <w:vertAlign w:val="subscript"/>
+              </w:rPr>
+              <w:t>B</w:t>
             </w:r>
           </w:p>
         </w:tc>
         <w:tc>
           <w:tcPr>
-            <w:tcW w:w="2970" w:type="dxa"/>
+            <w:tcW w:w="0" w:type="auto"/>
           </w:tcPr>
           <w:p>
             <w:pPr>
-              <w:spacing w:after="160" w:line="259" w:lineRule="auto"/>
+              <w:spacing w:before="120" w:line="240" w:lineRule="auto"/>
               <w:jc w:val="center"/>
               <w:rPr>
                 <w:rFonts w:ascii="Times New Roman" w:hAnsi="Times New Roman" w:cs="Times New Roman"/>
@@ -809,17 +2571,55 @@
                 <w:sz w:val="28"/>
                 <w:szCs w:val="28"/>
               </w:rPr>
-              <w:t>4.87</w:t>
+              <w:t>1.66667</w:t>
+            </w:r>
+          </w:p>
+        </w:tc>
+      </w:tr>
+      <w:tr>
+        <w:trPr>
+          <w:jc w:val="center"/>
+        </w:trPr>
+        <w:tc>
+          <w:tcPr>
+            <w:tcW w:w="0" w:type="auto"/>
+          </w:tcPr>
+          <w:p>
+            <w:pPr>
+              <w:spacing w:before="120" w:line="240" w:lineRule="auto"/>
+              <w:rPr>
+                <w:rFonts w:ascii="Times New Roman" w:hAnsi="Times New Roman" w:cs="Times New Roman"/>
+                <w:sz w:val="28"/>
+                <w:szCs w:val="28"/>
+              </w:rPr>
+            </w:pPr>
+            <w:r>
+              <w:rPr>
+                <w:rFonts w:ascii="Times New Roman" w:hAnsi="Times New Roman" w:cs="Times New Roman"/>
+                <w:sz w:val="28"/>
+                <w:szCs w:val="28"/>
+              </w:rPr>
+              <w:t>V</w:t>
+            </w:r>
+            <w:r>
+              <w:rPr>
+                <w:rFonts w:ascii="Times New Roman" w:hAnsi="Times New Roman" w:cs="Times New Roman"/>
+                <w:sz w:val="28"/>
+                <w:szCs w:val="28"/>
+                <w:vertAlign w:val="subscript"/>
+              </w:rPr>
+              <w:t>C</w:t>
             </w:r>
           </w:p>
         </w:tc>
         <w:tc>
           <w:tcPr>
-            <w:tcW w:w="1350" w:type="dxa"/>
+            <w:tcW w:w="0" w:type="auto"/>
           </w:tcPr>
           <w:p>
             <w:pPr>
-              <w:spacing w:after="160" w:line="259" w:lineRule="auto"/>
+              <w:keepNext/>
+              <w:spacing w:before="120" w:line="240" w:lineRule="auto"/>
               <w:jc w:val="center"/>
               <w:rPr>
                 <w:rFonts w:ascii="Times New Roman" w:hAnsi="Times New Roman" w:cs="Times New Roman"/>
@@ -833,85 +2633,7 @@
                 <w:sz w:val="28"/>
                 <w:szCs w:val="28"/>
               </w:rPr>
-              <w:t>2.6</w:t>
-            </w:r>
-          </w:p>
-        </w:tc>
-      </w:tr>
-      <w:tr>
-        <w:trPr>
-          <w:trHeight w:val="269"/>
-          <w:jc w:val="center"/>
-        </w:trPr>
-        <w:tc>
-          <w:tcPr>
-            <w:tcW w:w="2965" w:type="dxa"/>
-          </w:tcPr>
-          <w:p>
-            <w:pPr>
-              <w:spacing w:after="160" w:line="259" w:lineRule="auto"/>
-              <w:jc w:val="center"/>
-              <w:rPr>
-                <w:rFonts w:ascii="Times New Roman" w:hAnsi="Times New Roman" w:cs="Times New Roman"/>
-                <w:sz w:val="28"/>
-                <w:szCs w:val="28"/>
-              </w:rPr>
-            </w:pPr>
-            <w:r>
-              <w:rPr>
-                <w:rFonts w:ascii="Times New Roman" w:hAnsi="Times New Roman" w:cs="Times New Roman"/>
-                <w:sz w:val="28"/>
-                <w:szCs w:val="28"/>
-              </w:rPr>
-              <w:t>4.50</w:t>
-            </w:r>
-          </w:p>
-        </w:tc>
-        <w:tc>
-          <w:tcPr>
-            <w:tcW w:w="2970" w:type="dxa"/>
-          </w:tcPr>
-          <w:p>
-            <w:pPr>
-              <w:spacing w:after="160" w:line="259" w:lineRule="auto"/>
-              <w:jc w:val="center"/>
-              <w:rPr>
-                <w:rFonts w:ascii="Times New Roman" w:hAnsi="Times New Roman" w:cs="Times New Roman"/>
-                <w:sz w:val="28"/>
-                <w:szCs w:val="28"/>
-              </w:rPr>
-            </w:pPr>
-            <w:r>
-              <w:rPr>
-                <w:rFonts w:ascii="Times New Roman" w:hAnsi="Times New Roman" w:cs="Times New Roman"/>
-                <w:sz w:val="28"/>
-                <w:szCs w:val="28"/>
-              </w:rPr>
-              <w:t>4.26</w:t>
-            </w:r>
-          </w:p>
-        </w:tc>
-        <w:tc>
-          <w:tcPr>
-            <w:tcW w:w="1350" w:type="dxa"/>
-          </w:tcPr>
-          <w:p>
-            <w:pPr>
-              <w:spacing w:after="160" w:line="259" w:lineRule="auto"/>
-              <w:jc w:val="center"/>
-              <w:rPr>
-                <w:rFonts w:ascii="Times New Roman" w:hAnsi="Times New Roman" w:cs="Times New Roman"/>
-                <w:sz w:val="28"/>
-                <w:szCs w:val="28"/>
-              </w:rPr>
-            </w:pPr>
-            <w:r>
-              <w:rPr>
-                <w:rFonts w:ascii="Times New Roman" w:hAnsi="Times New Roman" w:cs="Times New Roman"/>
-                <w:sz w:val="28"/>
-                <w:szCs w:val="28"/>
-              </w:rPr>
-              <w:t>5.3</w:t>
+              <w:t>2.49892</w:t>
             </w:r>
           </w:p>
         </w:tc>
@@ -921,171 +2643,267 @@
       <w:pPr>
         <w:pStyle w:val="Caption"/>
         <w:jc w:val="center"/>
-        <w:rPr>
-          <w:rFonts w:ascii="Times New Roman" w:hAnsi="Times New Roman" w:cs="Times New Roman"/>
-          <w:sz w:val="21"/>
-          <w:szCs w:val="21"/>
-        </w:rPr>
-      </w:pPr>
-      <w:r>
+      </w:pPr>
+      <w:r>
+        <w:t xml:space="preserve">Table </w:t>
+      </w:r>
+      <w:r>
+        <w:fldChar w:fldCharType="begin"/>
+      </w:r>
+      <w:r>
+        <w:instrText xml:space="preserve"> SEQ Table \* ARABIC </w:instrText>
+      </w:r>
+      <w:r>
+        <w:fldChar w:fldCharType="separate"/>
+      </w:r>
+      <w:r>
+        <w:rPr>
+          <w:noProof/>
+        </w:rPr>
+        <w:t>1</w:t>
+      </w:r>
+      <w:r>
+        <w:fldChar w:fldCharType="end"/>
+      </w:r>
+      <w:r>
+        <w:t>: Tabled Values of Figure 6.3 LTspice circuits</w:t>
+      </w:r>
+    </w:p>
+    <w:p>
+      <w:pPr>
+        <w:pStyle w:val="ListParagraph"/>
+        <w:numPr>
+          <w:ilvl w:val="0"/>
+          <w:numId w:val="13"/>
+        </w:numPr>
+        <w:spacing w:before="120" w:line="240" w:lineRule="auto"/>
+        <w:rPr>
+          <w:rFonts w:ascii="Times New Roman" w:hAnsi="Times New Roman" w:cs="Times New Roman"/>
+          <w:sz w:val="28"/>
+          <w:szCs w:val="28"/>
+        </w:rPr>
+      </w:pPr>
+      <w:r>
+        <w:rPr>
+          <w:rFonts w:ascii="Times New Roman" w:hAnsi="Times New Roman" w:cs="Times New Roman"/>
+          <w:sz w:val="28"/>
+          <w:szCs w:val="28"/>
+        </w:rPr>
+        <w:t xml:space="preserve">Discuss why two of the voltages are approximately 2.5 V but one is not. </w:t>
+      </w:r>
+    </w:p>
+    <w:p>
+      <w:pPr>
+        <w:pStyle w:val="ListParagraph"/>
+        <w:spacing w:before="120" w:line="240" w:lineRule="auto"/>
+        <w:ind w:left="792" w:firstLine="360"/>
+        <w:rPr>
+          <w:rFonts w:ascii="Times New Roman" w:hAnsi="Times New Roman" w:cs="Times New Roman"/>
+          <w:sz w:val="28"/>
+          <w:szCs w:val="28"/>
+        </w:rPr>
+      </w:pPr>
+      <w:r>
+        <w:rPr>
+          <w:rFonts w:ascii="Times New Roman" w:hAnsi="Times New Roman" w:cs="Times New Roman"/>
+          <w:sz w:val="28"/>
+          <w:szCs w:val="28"/>
+        </w:rPr>
+        <w:t>The Voltages V</w:t>
+      </w:r>
+      <w:r>
+        <w:rPr>
+          <w:rFonts w:ascii="Times New Roman" w:hAnsi="Times New Roman" w:cs="Times New Roman"/>
+          <w:sz w:val="28"/>
+          <w:szCs w:val="28"/>
+          <w:vertAlign w:val="subscript"/>
+        </w:rPr>
+        <w:t>A</w:t>
+      </w:r>
+      <w:r>
+        <w:rPr>
+          <w:rFonts w:ascii="Times New Roman" w:hAnsi="Times New Roman" w:cs="Times New Roman"/>
+          <w:sz w:val="28"/>
+          <w:szCs w:val="28"/>
+        </w:rPr>
+        <w:t xml:space="preserve"> and V</w:t>
+      </w:r>
+      <w:r>
+        <w:rPr>
+          <w:rFonts w:ascii="Times New Roman" w:hAnsi="Times New Roman" w:cs="Times New Roman"/>
+          <w:sz w:val="28"/>
+          <w:szCs w:val="28"/>
+          <w:vertAlign w:val="subscript"/>
+        </w:rPr>
+        <w:t>C</w:t>
+      </w:r>
+      <w:r>
+        <w:rPr>
+          <w:rFonts w:ascii="Times New Roman" w:hAnsi="Times New Roman" w:cs="Times New Roman"/>
+          <w:sz w:val="28"/>
+          <w:szCs w:val="28"/>
+        </w:rPr>
+        <w:t xml:space="preserve"> are about 2.5V because V</w:t>
+      </w:r>
+      <w:r>
+        <w:rPr>
+          <w:rFonts w:ascii="Times New Roman" w:hAnsi="Times New Roman" w:cs="Times New Roman"/>
+          <w:sz w:val="28"/>
+          <w:szCs w:val="28"/>
+          <w:vertAlign w:val="subscript"/>
+        </w:rPr>
+        <w:t>A</w:t>
+      </w:r>
+      <w:r>
+        <w:rPr>
+          <w:rFonts w:ascii="Times New Roman" w:hAnsi="Times New Roman" w:cs="Times New Roman"/>
+          <w:sz w:val="28"/>
+          <w:szCs w:val="28"/>
+        </w:rPr>
+        <w:t xml:space="preserve"> is a perfect unloaded divider, and V</w:t>
+      </w:r>
+      <w:r>
+        <w:rPr>
+          <w:rFonts w:ascii="Times New Roman" w:hAnsi="Times New Roman" w:cs="Times New Roman"/>
+          <w:sz w:val="28"/>
+          <w:szCs w:val="28"/>
+          <w:vertAlign w:val="subscript"/>
+        </w:rPr>
+        <w:t>C</w:t>
+      </w:r>
+      <w:r>
+        <w:rPr>
+          <w:rFonts w:ascii="Times New Roman" w:hAnsi="Times New Roman" w:cs="Times New Roman"/>
+          <w:sz w:val="28"/>
+          <w:szCs w:val="28"/>
+        </w:rPr>
+        <w:t xml:space="preserve"> is buffered by the op-amp, which draws negligible current and prevents the 1k load from pulling down the voltage. V</w:t>
+      </w:r>
+      <w:r>
+        <w:rPr>
+          <w:rFonts w:ascii="Times New Roman" w:hAnsi="Times New Roman" w:cs="Times New Roman"/>
+          <w:sz w:val="28"/>
+          <w:szCs w:val="28"/>
+          <w:vertAlign w:val="subscript"/>
+        </w:rPr>
+        <w:t>B</w:t>
+      </w:r>
+      <w:r>
+        <w:rPr>
+          <w:rFonts w:ascii="Times New Roman" w:hAnsi="Times New Roman" w:cs="Times New Roman"/>
+          <w:sz w:val="28"/>
+          <w:szCs w:val="28"/>
+        </w:rPr>
+        <w:t xml:space="preserve"> is 1.67 V because the 1k</w:t>
+      </w:r>
+      <w:r>
+        <w:rPr>
+          <w:rFonts w:ascii="Times New Roman" w:hAnsi="Times New Roman" w:cs="Times New Roman"/>
+          <w:sz w:val="28"/>
+          <w:szCs w:val="28"/>
+        </w:rPr>
+        <w:t>Ω</w:t>
+      </w:r>
+      <w:r>
+        <w:rPr>
+          <w:rFonts w:ascii="Times New Roman" w:hAnsi="Times New Roman" w:cs="Times New Roman"/>
+          <w:sz w:val="28"/>
+          <w:szCs w:val="28"/>
+        </w:rPr>
+        <w:t xml:space="preserve"> load is parallel with the bottom 1kΩ resistor of the divider, creating an equivalent resistance of 500</w:t>
+      </w:r>
+      <w:r>
+        <w:rPr>
+          <w:rFonts w:ascii="Times New Roman" w:hAnsi="Times New Roman" w:cs="Times New Roman"/>
+          <w:sz w:val="28"/>
+          <w:szCs w:val="28"/>
+        </w:rPr>
+        <w:t>Ω</w:t>
+      </w:r>
+      <w:r>
+        <w:rPr>
+          <w:rFonts w:ascii="Times New Roman" w:hAnsi="Times New Roman" w:cs="Times New Roman"/>
+          <w:sz w:val="28"/>
+          <w:szCs w:val="28"/>
+        </w:rPr>
+        <w:t xml:space="preserve"> and so it draws more current from the top half of the divider. </w:t>
+      </w:r>
+    </w:p>
+    <w:p>
+      <w:pPr>
+        <w:pStyle w:val="Heading3"/>
+        <w:numPr>
+          <w:ilvl w:val="2"/>
+          <w:numId w:val="9"/>
+        </w:numPr>
+        <w:spacing w:before="120"/>
+        <w:ind w:left="1152"/>
         <w:rPr>
           <w:rFonts w:ascii="Times New Roman" w:hAnsi="Times New Roman" w:cs="Times New Roman"/>
           <w:b/>
           <w:bCs/>
-          <w:sz w:val="21"/>
-          <w:szCs w:val="21"/>
-          <w:highlight w:val="yellow"/>
-        </w:rPr>
-        <w:t xml:space="preserve">Table </w:t>
-      </w:r>
+          <w:w w:val="105"/>
+          <w:sz w:val="34"/>
+          <w:szCs w:val="34"/>
+        </w:rPr>
+      </w:pPr>
       <w:r>
         <w:rPr>
           <w:rFonts w:ascii="Times New Roman" w:hAnsi="Times New Roman" w:cs="Times New Roman"/>
           <w:b/>
           <w:bCs/>
-          <w:sz w:val="21"/>
-          <w:szCs w:val="21"/>
-          <w:highlight w:val="yellow"/>
-        </w:rPr>
-        <w:fldChar w:fldCharType="begin"/>
-      </w:r>
-      <w:r>
-        <w:rPr>
-          <w:rFonts w:ascii="Times New Roman" w:hAnsi="Times New Roman" w:cs="Times New Roman"/>
-          <w:b/>
-          <w:bCs/>
-          <w:sz w:val="21"/>
-          <w:szCs w:val="21"/>
-          <w:highlight w:val="yellow"/>
-        </w:rPr>
-        <w:instrText xml:space="preserve"> SEQ Table \* ARABIC </w:instrText>
-      </w:r>
-      <w:r>
-        <w:rPr>
-          <w:rFonts w:ascii="Times New Roman" w:hAnsi="Times New Roman" w:cs="Times New Roman"/>
-          <w:b/>
-          <w:bCs/>
-          <w:sz w:val="21"/>
-          <w:szCs w:val="21"/>
-          <w:highlight w:val="yellow"/>
-        </w:rPr>
-        <w:fldChar w:fldCharType="separate"/>
-      </w:r>
-      <w:r>
-        <w:rPr>
-          <w:rFonts w:ascii="Times New Roman" w:hAnsi="Times New Roman" w:cs="Times New Roman"/>
-          <w:b/>
-          <w:bCs/>
-          <w:noProof/>
-          <w:sz w:val="21"/>
-          <w:szCs w:val="21"/>
-          <w:highlight w:val="yellow"/>
-        </w:rPr>
-        <w:t>1</w:t>
-      </w:r>
-      <w:r>
-        <w:rPr>
-          <w:rFonts w:ascii="Times New Roman" w:hAnsi="Times New Roman" w:cs="Times New Roman"/>
-          <w:b/>
-          <w:bCs/>
-          <w:sz w:val="21"/>
-          <w:szCs w:val="21"/>
-          <w:highlight w:val="yellow"/>
-        </w:rPr>
-        <w:fldChar w:fldCharType="end"/>
-      </w:r>
-      <w:r>
-        <w:rPr>
-          <w:rFonts w:ascii="Times New Roman" w:hAnsi="Times New Roman" w:cs="Times New Roman"/>
-          <w:sz w:val="21"/>
-          <w:szCs w:val="21"/>
-          <w:highlight w:val="yellow"/>
-        </w:rPr>
-        <w:t xml:space="preserve">: </w:t>
-      </w:r>
-      <w:r>
-        <w:rPr>
-          <w:rFonts w:ascii="Times New Roman" w:hAnsi="Times New Roman" w:cs="Times New Roman"/>
-          <w:sz w:val="21"/>
-          <w:szCs w:val="21"/>
-          <w:highlight w:val="yellow"/>
-        </w:rPr>
-        <w:t>Node voltages</w:t>
-      </w:r>
-      <w:r>
-        <w:rPr>
-          <w:rFonts w:ascii="Times New Roman" w:hAnsi="Times New Roman" w:cs="Times New Roman"/>
-          <w:sz w:val="21"/>
-          <w:szCs w:val="21"/>
-          <w:highlight w:val="yellow"/>
-        </w:rPr>
-        <w:t xml:space="preserve"> and the percentage error</w:t>
-      </w:r>
-      <w:r>
-        <w:rPr>
-          <w:rFonts w:ascii="Times New Roman" w:hAnsi="Times New Roman" w:cs="Times New Roman"/>
-          <w:sz w:val="21"/>
-          <w:szCs w:val="21"/>
-          <w:highlight w:val="yellow"/>
-        </w:rPr>
-        <w:t xml:space="preserve"> of the circuit. (</w:t>
-      </w:r>
-      <w:r>
-        <w:rPr>
-          <w:rFonts w:ascii="Times New Roman" w:hAnsi="Times New Roman" w:cs="Times New Roman"/>
-          <w:sz w:val="21"/>
-          <w:szCs w:val="21"/>
-          <w:highlight w:val="yellow"/>
-        </w:rPr>
-        <w:t>Table is here as an example. Include units, and titles as needed for each section</w:t>
-      </w:r>
-      <w:r>
-        <w:rPr>
-          <w:rFonts w:ascii="Times New Roman" w:hAnsi="Times New Roman" w:cs="Times New Roman"/>
-          <w:sz w:val="21"/>
-          <w:szCs w:val="21"/>
-          <w:highlight w:val="yellow"/>
-        </w:rPr>
-        <w:t>)</w:t>
-      </w:r>
-      <w:r>
-        <w:rPr>
-          <w:rFonts w:ascii="Times New Roman" w:hAnsi="Times New Roman" w:cs="Times New Roman"/>
-          <w:sz w:val="21"/>
-          <w:szCs w:val="21"/>
-          <w:highlight w:val="yellow"/>
-        </w:rPr>
-        <w:t>.</w:t>
-      </w:r>
-    </w:p>
-    <w:p>
-      <w:pPr>
-        <w:spacing w:line="259" w:lineRule="auto"/>
-        <w:rPr>
-          <w:rFonts w:ascii="Times New Roman" w:hAnsi="Times New Roman" w:cs="Times New Roman"/>
-          <w:sz w:val="28"/>
-          <w:szCs w:val="28"/>
-        </w:rPr>
-      </w:pPr>
+          <w:w w:val="105"/>
+          <w:sz w:val="34"/>
+          <w:szCs w:val="34"/>
+        </w:rPr>
+        <w:t xml:space="preserve"> Level Shifting</w:t>
+      </w:r>
+    </w:p>
+    <w:p>
+      <w:pPr>
+        <w:spacing w:before="120" w:line="240" w:lineRule="auto"/>
+        <w:ind w:left="432"/>
+        <w:rPr>
+          <w:rFonts w:ascii="Times New Roman" w:hAnsi="Times New Roman" w:cs="Times New Roman"/>
+          <w:sz w:val="28"/>
+          <w:szCs w:val="28"/>
+        </w:rPr>
+      </w:pPr>
+      <w:r>
+        <w:rPr>
+          <w:rFonts w:ascii="Times New Roman" w:hAnsi="Times New Roman" w:cs="Times New Roman"/>
+          <w:sz w:val="28"/>
+          <w:szCs w:val="28"/>
+        </w:rPr>
+        <w:t xml:space="preserve">Level shifting in electronic circuits is the process of changing the supply rails from one range to another. For example, when preparing a signal for analog to digital conversion, the signal </w:t>
+      </w:r>
+      <w:r>
+        <w:rPr>
+          <w:rFonts w:ascii="Times New Roman" w:hAnsi="Times New Roman" w:cs="Times New Roman"/>
+          <w:sz w:val="28"/>
+          <w:szCs w:val="28"/>
+        </w:rPr>
+        <w:lastRenderedPageBreak/>
+        <w:t xml:space="preserve">may be bi-polar (+/-) and must be converted to a single voltage rail. So, instead of a sine wave that swings to +2.5V and -2.5V, 2.5V is added so that the sine wave swings from +5V to 0V with the same amplitude. </w:t>
+      </w:r>
     </w:p>
     <w:p>
       <w:pPr>
         <w:keepNext/>
-        <w:spacing w:line="259" w:lineRule="auto"/>
+        <w:spacing w:before="120" w:line="240" w:lineRule="auto"/>
         <w:jc w:val="center"/>
       </w:pPr>
       <w:r>
         <w:rPr>
           <w:rFonts w:ascii="Times New Roman" w:hAnsi="Times New Roman" w:cs="Times New Roman"/>
-          <w:noProof/>
           <w:sz w:val="28"/>
           <w:szCs w:val="28"/>
         </w:rPr>
         <w:drawing>
-          <wp:inline distT="0" distB="0" distL="0" distR="0" wp14:anchorId="2581EB01" wp14:editId="11881FF3">
-            <wp:extent cx="5943600" cy="3200400"/>
-            <wp:effectExtent l="0" t="0" r="0" b="0"/>
-            <wp:docPr id="6" name="Picture 6" descr="example of a schematic images&#10;"/>
+          <wp:inline distT="0" distB="0" distL="0" distR="0" wp14:anchorId="36F7C4C1" wp14:editId="0EE0AFD3">
+            <wp:extent cx="6949440" cy="2269490"/>
+            <wp:effectExtent l="0" t="0" r="3810" b="0"/>
+            <wp:docPr id="1171083342" name="Picture 1"/>
             <wp:cNvGraphicFramePr>
               <a:graphicFrameLocks xmlns:a="http://schemas.openxmlformats.org/drawingml/2006/main" noChangeAspect="1"/>
             </wp:cNvGraphicFramePr>
@@ -1093,36 +2911,23 @@
               <a:graphicData uri="http://schemas.openxmlformats.org/drawingml/2006/picture">
                 <pic:pic xmlns:pic="http://schemas.openxmlformats.org/drawingml/2006/picture">
                   <pic:nvPicPr>
-                    <pic:cNvPr id="0" name="Picture 4"/>
-                    <pic:cNvPicPr>
-                      <a:picLocks noChangeAspect="1" noChangeArrowheads="1"/>
-                    </pic:cNvPicPr>
+                    <pic:cNvPr id="1171083342" name=""/>
+                    <pic:cNvPicPr/>
                   </pic:nvPicPr>
                   <pic:blipFill>
-                    <a:blip r:embed="rId8">
-                      <a:extLst>
-                        <a:ext uri="{28A0092B-C50C-407E-A947-70E740481C1C}">
-                          <a14:useLocalDpi xmlns:a14="http://schemas.microsoft.com/office/drawing/2010/main" val="0"/>
-                        </a:ext>
-                      </a:extLst>
-                    </a:blip>
-                    <a:srcRect/>
+                    <a:blip r:embed="rId12"/>
                     <a:stretch>
                       <a:fillRect/>
                     </a:stretch>
                   </pic:blipFill>
-                  <pic:spPr bwMode="auto">
+                  <pic:spPr>
                     <a:xfrm>
                       <a:off x="0" y="0"/>
-                      <a:ext cx="5943600" cy="3200400"/>
+                      <a:ext cx="6949440" cy="2269490"/>
                     </a:xfrm>
                     <a:prstGeom prst="rect">
                       <a:avLst/>
                     </a:prstGeom>
-                    <a:noFill/>
-                    <a:ln>
-                      <a:noFill/>
-                    </a:ln>
                   </pic:spPr>
                 </pic:pic>
               </a:graphicData>
@@ -1137,164 +2942,4241 @@
         <w:jc w:val="center"/>
         <w:rPr>
           <w:rFonts w:ascii="Times New Roman" w:hAnsi="Times New Roman" w:cs="Times New Roman"/>
-          <w:sz w:val="21"/>
-          <w:szCs w:val="21"/>
-        </w:rPr>
-      </w:pPr>
-      <w:r>
+          <w:sz w:val="28"/>
+          <w:szCs w:val="28"/>
+        </w:rPr>
+      </w:pPr>
+      <w:r>
+        <w:t xml:space="preserve">Figure </w:t>
+      </w:r>
+      <w:r>
+        <w:fldChar w:fldCharType="begin"/>
+      </w:r>
+      <w:r>
+        <w:instrText xml:space="preserve"> SEQ Figure \* ARABIC </w:instrText>
+      </w:r>
+      <w:r>
+        <w:fldChar w:fldCharType="separate"/>
+      </w:r>
+      <w:r>
+        <w:rPr>
+          <w:noProof/>
+        </w:rPr>
+        <w:t>4</w:t>
+      </w:r>
+      <w:r>
+        <w:fldChar w:fldCharType="end"/>
+      </w:r>
+      <w:r>
+        <w:t xml:space="preserve">: </w:t>
+      </w:r>
+      <w:r>
+        <w:t xml:space="preserve">A summing amplifier used to add 2.5V to −VIN (a) and the same configuration where the -2.5V source has been replaced with a buffered voltage divider (b). </w:t>
+      </w:r>
+    </w:p>
+    <w:p>
+      <w:pPr>
+        <w:pStyle w:val="ListParagraph"/>
+        <w:numPr>
+          <w:ilvl w:val="0"/>
+          <w:numId w:val="14"/>
+        </w:numPr>
+        <w:spacing w:before="120" w:line="240" w:lineRule="auto"/>
+        <w:rPr>
+          <w:rFonts w:ascii="Times New Roman" w:hAnsi="Times New Roman" w:cs="Times New Roman"/>
+          <w:sz w:val="28"/>
+          <w:szCs w:val="28"/>
+        </w:rPr>
+      </w:pPr>
+      <w:r>
+        <w:rPr>
+          <w:rFonts w:ascii="Times New Roman" w:hAnsi="Times New Roman" w:cs="Times New Roman"/>
+          <w:sz w:val="28"/>
+          <w:szCs w:val="28"/>
+        </w:rPr>
+        <w:t xml:space="preserve"> Simulate the circuit in Figure 6.4 (a) using a transient analysis with a stop time of 1m (.tran 1m). Set V</w:t>
+      </w:r>
+      <w:r>
+        <w:rPr>
+          <w:rFonts w:ascii="Times New Roman" w:hAnsi="Times New Roman" w:cs="Times New Roman"/>
+          <w:sz w:val="28"/>
+          <w:szCs w:val="28"/>
+          <w:vertAlign w:val="subscript"/>
+        </w:rPr>
+        <w:t>S</w:t>
+      </w:r>
+      <w:r>
+        <w:rPr>
+          <w:rFonts w:ascii="Times New Roman" w:hAnsi="Times New Roman" w:cs="Times New Roman"/>
+          <w:sz w:val="28"/>
+          <w:szCs w:val="28"/>
+        </w:rPr>
+        <w:t xml:space="preserve"> to a sine wave with a 0 V DC offset, 2 V amplitude, and a 1 kHz frequency. Save an image of the circuit and a plot of the input and output voltage.</w:t>
+      </w:r>
+    </w:p>
+    <w:p>
+      <w:pPr>
+        <w:keepNext/>
+        <w:spacing w:before="120" w:line="240" w:lineRule="auto"/>
+        <w:jc w:val="center"/>
+      </w:pPr>
+      <w:r>
+        <w:rPr>
+          <w:rFonts w:ascii="Times New Roman" w:hAnsi="Times New Roman" w:cs="Times New Roman"/>
+          <w:sz w:val="28"/>
+          <w:szCs w:val="28"/>
+        </w:rPr>
+        <w:drawing>
+          <wp:inline distT="0" distB="0" distL="0" distR="0" wp14:anchorId="7F1188B3" wp14:editId="78C0BB4D">
+            <wp:extent cx="6949440" cy="3907790"/>
+            <wp:effectExtent l="0" t="0" r="3810" b="0"/>
+            <wp:docPr id="2088568031" name="Picture 1"/>
+            <wp:cNvGraphicFramePr>
+              <a:graphicFrameLocks xmlns:a="http://schemas.openxmlformats.org/drawingml/2006/main" noChangeAspect="1"/>
+            </wp:cNvGraphicFramePr>
+            <a:graphic xmlns:a="http://schemas.openxmlformats.org/drawingml/2006/main">
+              <a:graphicData uri="http://schemas.openxmlformats.org/drawingml/2006/picture">
+                <pic:pic xmlns:pic="http://schemas.openxmlformats.org/drawingml/2006/picture">
+                  <pic:nvPicPr>
+                    <pic:cNvPr id="2088568031" name=""/>
+                    <pic:cNvPicPr/>
+                  </pic:nvPicPr>
+                  <pic:blipFill>
+                    <a:blip r:embed="rId13"/>
+                    <a:stretch>
+                      <a:fillRect/>
+                    </a:stretch>
+                  </pic:blipFill>
+                  <pic:spPr>
+                    <a:xfrm>
+                      <a:off x="0" y="0"/>
+                      <a:ext cx="6949440" cy="3907790"/>
+                    </a:xfrm>
+                    <a:prstGeom prst="rect">
+                      <a:avLst/>
+                    </a:prstGeom>
+                  </pic:spPr>
+                </pic:pic>
+              </a:graphicData>
+            </a:graphic>
+          </wp:inline>
+        </w:drawing>
+      </w:r>
+    </w:p>
+    <w:p>
+      <w:pPr>
+        <w:pStyle w:val="Caption"/>
+        <w:jc w:val="center"/>
+        <w:rPr>
+          <w:rFonts w:cstheme="minorHAnsi"/>
+        </w:rPr>
+      </w:pPr>
+      <w:r>
+        <w:t xml:space="preserve">Screenshot </w:t>
+      </w:r>
+      <w:r>
+        <w:fldChar w:fldCharType="begin"/>
+      </w:r>
+      <w:r>
+        <w:instrText xml:space="preserve"> SEQ Screenshot \* ARABIC </w:instrText>
+      </w:r>
+      <w:r>
+        <w:fldChar w:fldCharType="separate"/>
+      </w:r>
+      <w:r>
+        <w:rPr>
+          <w:noProof/>
+        </w:rPr>
+        <w:t>2</w:t>
+      </w:r>
+      <w:r>
+        <w:fldChar w:fldCharType="end"/>
+      </w:r>
+      <w:r>
+        <w:t xml:space="preserve">: </w:t>
+      </w:r>
+      <w:r>
+        <w:rPr>
+          <w:rFonts w:cstheme="minorHAnsi"/>
+        </w:rPr>
+        <w:t xml:space="preserve"> </w:t>
+      </w:r>
+      <w:r>
+        <w:rPr>
+          <w:rFonts w:cstheme="minorHAnsi"/>
+        </w:rPr>
+        <w:t>Figure 6.4 (a) using a transient analysis with a stop time of 1m (.tran 1m)</w:t>
+      </w:r>
+      <w:r>
+        <w:rPr>
+          <w:rFonts w:cstheme="minorHAnsi"/>
+        </w:rPr>
+        <w:t xml:space="preserve"> with plotted input and output voltages</w:t>
+      </w:r>
+    </w:p>
+    <w:p>
+      <w:pPr>
+        <w:pStyle w:val="ListParagraph"/>
+        <w:numPr>
+          <w:ilvl w:val="0"/>
+          <w:numId w:val="14"/>
+        </w:numPr>
+        <w:spacing w:after="0" w:line="360" w:lineRule="auto"/>
+        <w:rPr>
+          <w:rFonts w:ascii="Times New Roman" w:hAnsi="Times New Roman" w:cs="Times New Roman"/>
+          <w:sz w:val="28"/>
+          <w:szCs w:val="28"/>
+        </w:rPr>
+      </w:pPr>
+      <w:r>
+        <w:rPr>
+          <w:rFonts w:ascii="Times New Roman" w:hAnsi="Times New Roman" w:cs="Times New Roman"/>
+          <w:sz w:val="28"/>
+          <w:szCs w:val="28"/>
+        </w:rPr>
+        <w:lastRenderedPageBreak/>
+        <w:t>Explain why the resistor divider in Figure 6.4 (b) uses -5 V instead of 5 V.</w:t>
+      </w:r>
+    </w:p>
+    <w:p>
+      <w:pPr>
+        <w:pStyle w:val="ListParagraph"/>
+        <w:spacing w:line="240" w:lineRule="auto"/>
+        <w:ind w:left="792" w:firstLine="648"/>
+        <w:rPr>
+          <w:rFonts w:ascii="Times New Roman" w:hAnsi="Times New Roman" w:cs="Times New Roman"/>
+          <w:sz w:val="28"/>
+          <w:szCs w:val="28"/>
+        </w:rPr>
+      </w:pPr>
+      <w:r>
+        <w:rPr>
+          <w:rFonts w:ascii="Times New Roman" w:hAnsi="Times New Roman" w:cs="Times New Roman"/>
+          <w:sz w:val="28"/>
+          <w:szCs w:val="28"/>
+        </w:rPr>
+        <w:t>The resistor divider in Figure 6.4 (b) uses -5V instead of 5V because the circuit is an inverting summing amplifier configuration. In order to have a positive DC shift at the output</w:t>
+      </w:r>
+      <w:r>
+        <w:rPr>
+          <w:rFonts w:ascii="Times New Roman" w:hAnsi="Times New Roman" w:cs="Times New Roman"/>
+          <w:sz w:val="28"/>
+          <w:szCs w:val="28"/>
+        </w:rPr>
+        <w:t>,</w:t>
+      </w:r>
+      <w:r>
+        <w:rPr>
+          <w:rFonts w:ascii="Times New Roman" w:hAnsi="Times New Roman" w:cs="Times New Roman"/>
+          <w:sz w:val="28"/>
+          <w:szCs w:val="28"/>
+        </w:rPr>
+        <w:t xml:space="preserve"> a negative reference voltage must be fed into the inverting input.</w:t>
+      </w:r>
+    </w:p>
+    <w:p>
+      <w:pPr>
+        <w:pStyle w:val="ListParagraph"/>
+        <w:numPr>
+          <w:ilvl w:val="0"/>
+          <w:numId w:val="14"/>
+        </w:numPr>
+        <w:spacing w:before="120" w:line="240" w:lineRule="auto"/>
+        <w:rPr>
+          <w:rFonts w:ascii="Times New Roman" w:hAnsi="Times New Roman" w:cs="Times New Roman"/>
+          <w:sz w:val="28"/>
+          <w:szCs w:val="28"/>
+        </w:rPr>
+      </w:pPr>
+      <w:r>
+        <w:rPr>
+          <w:rFonts w:ascii="Times New Roman" w:hAnsi="Times New Roman" w:cs="Times New Roman"/>
+          <w:sz w:val="28"/>
+          <w:szCs w:val="28"/>
+        </w:rPr>
+        <w:t>Practically, a 2.5 V reference may not be available for use and instead must be selfgenerated. Simulate the circuit in Figure 6.4 (b) using a transient analysis with a stop time of 1m (.tran 1m). Set V</w:t>
+      </w:r>
+      <w:r>
+        <w:rPr>
+          <w:rFonts w:ascii="Times New Roman" w:hAnsi="Times New Roman" w:cs="Times New Roman"/>
+          <w:sz w:val="28"/>
+          <w:szCs w:val="28"/>
+          <w:vertAlign w:val="subscript"/>
+        </w:rPr>
+        <w:t>S</w:t>
+      </w:r>
+      <w:r>
+        <w:rPr>
+          <w:rFonts w:ascii="Times New Roman" w:hAnsi="Times New Roman" w:cs="Times New Roman"/>
+          <w:sz w:val="28"/>
+          <w:szCs w:val="28"/>
+        </w:rPr>
+        <w:t xml:space="preserve"> to a sine wave with a 0 V DC offset, 2 V amplitude, and a 1 kHz frequency. Save an image of the circuit and a plot of the input and output voltage. </w:t>
+      </w:r>
+    </w:p>
+    <w:p>
+      <w:pPr>
+        <w:keepNext/>
+        <w:spacing w:before="120" w:line="240" w:lineRule="auto"/>
+        <w:jc w:val="center"/>
+      </w:pPr>
+      <w:r>
+        <w:rPr>
+          <w:rFonts w:ascii="Times New Roman" w:hAnsi="Times New Roman" w:cs="Times New Roman"/>
+          <w:sz w:val="28"/>
+          <w:szCs w:val="28"/>
+        </w:rPr>
+        <w:drawing>
+          <wp:inline distT="0" distB="0" distL="0" distR="0" wp14:anchorId="06FACB03" wp14:editId="5F0E01E4">
+            <wp:extent cx="6949440" cy="3907790"/>
+            <wp:effectExtent l="0" t="0" r="3810" b="0"/>
+            <wp:docPr id="855999145" name="Picture 1"/>
+            <wp:cNvGraphicFramePr>
+              <a:graphicFrameLocks xmlns:a="http://schemas.openxmlformats.org/drawingml/2006/main" noChangeAspect="1"/>
+            </wp:cNvGraphicFramePr>
+            <a:graphic xmlns:a="http://schemas.openxmlformats.org/drawingml/2006/main">
+              <a:graphicData uri="http://schemas.openxmlformats.org/drawingml/2006/picture">
+                <pic:pic xmlns:pic="http://schemas.openxmlformats.org/drawingml/2006/picture">
+                  <pic:nvPicPr>
+                    <pic:cNvPr id="855999145" name=""/>
+                    <pic:cNvPicPr/>
+                  </pic:nvPicPr>
+                  <pic:blipFill>
+                    <a:blip r:embed="rId14"/>
+                    <a:stretch>
+                      <a:fillRect/>
+                    </a:stretch>
+                  </pic:blipFill>
+                  <pic:spPr>
+                    <a:xfrm>
+                      <a:off x="0" y="0"/>
+                      <a:ext cx="6949440" cy="3907790"/>
+                    </a:xfrm>
+                    <a:prstGeom prst="rect">
+                      <a:avLst/>
+                    </a:prstGeom>
+                  </pic:spPr>
+                </pic:pic>
+              </a:graphicData>
+            </a:graphic>
+          </wp:inline>
+        </w:drawing>
+      </w:r>
+    </w:p>
+    <w:p>
+      <w:pPr>
+        <w:pStyle w:val="Caption"/>
+        <w:jc w:val="center"/>
+        <w:rPr>
+          <w:rFonts w:ascii="Times New Roman" w:hAnsi="Times New Roman" w:cs="Times New Roman"/>
+          <w:sz w:val="28"/>
+          <w:szCs w:val="28"/>
+        </w:rPr>
+      </w:pPr>
+      <w:r>
+        <w:t xml:space="preserve">Screenshot </w:t>
+      </w:r>
+      <w:r>
+        <w:fldChar w:fldCharType="begin"/>
+      </w:r>
+      <w:r>
+        <w:instrText xml:space="preserve"> SEQ Screenshot \* ARABIC </w:instrText>
+      </w:r>
+      <w:r>
+        <w:fldChar w:fldCharType="separate"/>
+      </w:r>
+      <w:r>
+        <w:rPr>
+          <w:noProof/>
+        </w:rPr>
+        <w:t>3</w:t>
+      </w:r>
+      <w:r>
+        <w:fldChar w:fldCharType="end"/>
+      </w:r>
+      <w:r>
+        <w:t xml:space="preserve">: </w:t>
+      </w:r>
+      <w:r>
+        <w:rPr>
+          <w:rFonts w:cstheme="minorHAnsi"/>
+        </w:rPr>
+        <w:t>Figure 6.4 (b) using a transient analysis with a stop time of 1m (.tran 1m). Set V</w:t>
+      </w:r>
+      <w:r>
+        <w:rPr>
+          <w:rFonts w:cstheme="minorHAnsi"/>
+          <w:vertAlign w:val="subscript"/>
+        </w:rPr>
+        <w:t>S</w:t>
+      </w:r>
+      <w:r>
+        <w:rPr>
+          <w:rFonts w:cstheme="minorHAnsi"/>
+        </w:rPr>
+        <w:t xml:space="preserve"> to a sine wave with a 0 V DC offset, 2 V amplitude, and a 1 kHz frequency</w:t>
+      </w:r>
+      <w:r>
+        <w:rPr>
+          <w:rFonts w:cstheme="minorHAnsi"/>
+        </w:rPr>
+        <w:t xml:space="preserve"> with plotted input and output voltages.</w:t>
+      </w:r>
+    </w:p>
+    <w:p>
+      <w:pPr>
+        <w:pStyle w:val="ListParagraph"/>
+        <w:numPr>
+          <w:ilvl w:val="0"/>
+          <w:numId w:val="14"/>
+        </w:numPr>
+        <w:spacing w:before="120" w:line="240" w:lineRule="auto"/>
+        <w:rPr>
+          <w:rFonts w:ascii="Times New Roman" w:hAnsi="Times New Roman" w:cs="Times New Roman"/>
+          <w:sz w:val="28"/>
+          <w:szCs w:val="28"/>
+        </w:rPr>
+      </w:pPr>
+      <w:r>
+        <w:rPr>
+          <w:rFonts w:ascii="Times New Roman" w:hAnsi="Times New Roman" w:cs="Times New Roman"/>
+          <w:sz w:val="28"/>
+          <w:szCs w:val="28"/>
+        </w:rPr>
+        <w:t>Construct the circuit in Figure 6.4 (b) on a breadboard. Configure the Wavegen to generate a sine wave at 1 kHz with a 2 V amplitude and a 0 V offset. Plot the input and output on the Scope and save the circuit to demo at the start of lab. If you see clipping at your output, change the three 1kΩ resistors in the summing op amp to 33kΩ.</w:t>
+      </w:r>
+    </w:p>
+    <w:p>
+      <w:pPr>
+        <w:keepNext/>
+        <w:spacing w:before="120" w:line="240" w:lineRule="auto"/>
+        <w:jc w:val="center"/>
+      </w:pPr>
+      <w:r>
+        <w:rPr>
+          <w:rFonts w:ascii="Times New Roman" w:hAnsi="Times New Roman" w:cs="Times New Roman"/>
+          <w:sz w:val="28"/>
+          <w:szCs w:val="28"/>
+        </w:rPr>
+        <w:lastRenderedPageBreak/>
+        <w:drawing>
+          <wp:inline distT="0" distB="0" distL="0" distR="0" wp14:anchorId="6FDD1DBE" wp14:editId="37830C9B">
+            <wp:extent cx="6949440" cy="3907790"/>
+            <wp:effectExtent l="0" t="0" r="3810" b="0"/>
+            <wp:docPr id="426551799" name="Picture 1"/>
+            <wp:cNvGraphicFramePr>
+              <a:graphicFrameLocks xmlns:a="http://schemas.openxmlformats.org/drawingml/2006/main" noChangeAspect="1"/>
+            </wp:cNvGraphicFramePr>
+            <a:graphic xmlns:a="http://schemas.openxmlformats.org/drawingml/2006/main">
+              <a:graphicData uri="http://schemas.openxmlformats.org/drawingml/2006/picture">
+                <pic:pic xmlns:pic="http://schemas.openxmlformats.org/drawingml/2006/picture">
+                  <pic:nvPicPr>
+                    <pic:cNvPr id="426551799" name=""/>
+                    <pic:cNvPicPr/>
+                  </pic:nvPicPr>
+                  <pic:blipFill>
+                    <a:blip r:embed="rId15"/>
+                    <a:stretch>
+                      <a:fillRect/>
+                    </a:stretch>
+                  </pic:blipFill>
+                  <pic:spPr>
+                    <a:xfrm>
+                      <a:off x="0" y="0"/>
+                      <a:ext cx="6949440" cy="3907790"/>
+                    </a:xfrm>
+                    <a:prstGeom prst="rect">
+                      <a:avLst/>
+                    </a:prstGeom>
+                  </pic:spPr>
+                </pic:pic>
+              </a:graphicData>
+            </a:graphic>
+          </wp:inline>
+        </w:drawing>
+      </w:r>
+    </w:p>
+    <w:p>
+      <w:pPr>
+        <w:pStyle w:val="Caption"/>
+        <w:jc w:val="center"/>
+        <w:rPr>
+          <w:rFonts w:ascii="Times New Roman" w:hAnsi="Times New Roman" w:cs="Times New Roman"/>
+          <w:sz w:val="28"/>
+          <w:szCs w:val="28"/>
+        </w:rPr>
+      </w:pPr>
+      <w:r>
+        <w:t xml:space="preserve">Screenshot </w:t>
+      </w:r>
+      <w:r>
+        <w:fldChar w:fldCharType="begin"/>
+      </w:r>
+      <w:r>
+        <w:instrText xml:space="preserve"> SEQ Screenshot \* ARABIC </w:instrText>
+      </w:r>
+      <w:r>
+        <w:fldChar w:fldCharType="separate"/>
+      </w:r>
+      <w:r>
+        <w:rPr>
+          <w:noProof/>
+        </w:rPr>
+        <w:t>4</w:t>
+      </w:r>
+      <w:r>
+        <w:fldChar w:fldCharType="end"/>
+      </w:r>
+      <w:r>
+        <w:t xml:space="preserve">: </w:t>
+      </w:r>
+      <w:r>
+        <w:rPr>
+          <w:rFonts w:cstheme="minorHAnsi"/>
+        </w:rPr>
+        <w:t xml:space="preserve">Figure 6.4 (b) on a breadboard. Configure the Wavegen to generate a sine wave at 1 kHz with a 2 V amplitude and a 0 V offset. </w:t>
+      </w:r>
+      <w:r>
+        <w:rPr>
+          <w:rFonts w:cstheme="minorHAnsi"/>
+        </w:rPr>
+        <w:t>Wavegen Window</w:t>
+      </w:r>
+    </w:p>
+    <w:p>
+      <w:pPr>
+        <w:keepNext/>
+        <w:spacing w:before="120" w:line="240" w:lineRule="auto"/>
+        <w:jc w:val="center"/>
+      </w:pPr>
+      <w:r>
+        <w:lastRenderedPageBreak/>
+        <w:drawing>
+          <wp:inline distT="0" distB="0" distL="0" distR="0" wp14:anchorId="25EB538C" wp14:editId="31BC0CEB">
+            <wp:extent cx="6949440" cy="3907790"/>
+            <wp:effectExtent l="0" t="0" r="3810" b="0"/>
+            <wp:docPr id="153459633" name="Picture 1"/>
+            <wp:cNvGraphicFramePr>
+              <a:graphicFrameLocks xmlns:a="http://schemas.openxmlformats.org/drawingml/2006/main" noChangeAspect="1"/>
+            </wp:cNvGraphicFramePr>
+            <a:graphic xmlns:a="http://schemas.openxmlformats.org/drawingml/2006/main">
+              <a:graphicData uri="http://schemas.openxmlformats.org/drawingml/2006/picture">
+                <pic:pic xmlns:pic="http://schemas.openxmlformats.org/drawingml/2006/picture">
+                  <pic:nvPicPr>
+                    <pic:cNvPr id="153459633" name=""/>
+                    <pic:cNvPicPr/>
+                  </pic:nvPicPr>
+                  <pic:blipFill>
+                    <a:blip r:embed="rId16"/>
+                    <a:stretch>
+                      <a:fillRect/>
+                    </a:stretch>
+                  </pic:blipFill>
+                  <pic:spPr>
+                    <a:xfrm>
+                      <a:off x="0" y="0"/>
+                      <a:ext cx="6949440" cy="3907790"/>
+                    </a:xfrm>
+                    <a:prstGeom prst="rect">
+                      <a:avLst/>
+                    </a:prstGeom>
+                  </pic:spPr>
+                </pic:pic>
+              </a:graphicData>
+            </a:graphic>
+          </wp:inline>
+        </w:drawing>
+      </w:r>
+    </w:p>
+    <w:p>
+      <w:pPr>
+        <w:pStyle w:val="Caption"/>
+        <w:jc w:val="center"/>
+        <w:rPr>
+          <w:rFonts w:cstheme="minorHAnsi"/>
+        </w:rPr>
+      </w:pPr>
+      <w:r>
+        <w:t xml:space="preserve">Screenshot </w:t>
+      </w:r>
+      <w:r>
+        <w:fldChar w:fldCharType="begin"/>
+      </w:r>
+      <w:r>
+        <w:instrText xml:space="preserve"> SEQ Screenshot \* ARABIC </w:instrText>
+      </w:r>
+      <w:r>
+        <w:fldChar w:fldCharType="separate"/>
+      </w:r>
+      <w:r>
+        <w:rPr>
+          <w:noProof/>
+        </w:rPr>
+        <w:t>5</w:t>
+      </w:r>
+      <w:r>
+        <w:fldChar w:fldCharType="end"/>
+      </w:r>
+      <w:r>
+        <w:rPr>
+          <w:rFonts w:cstheme="minorHAnsi"/>
+        </w:rPr>
+        <w:t xml:space="preserve">: </w:t>
+      </w:r>
+      <w:r>
+        <w:rPr>
+          <w:rFonts w:cstheme="minorHAnsi"/>
+        </w:rPr>
+        <w:t xml:space="preserve">Figure 6.4 (b) on a breadboard. Configure the Wavegen to generate a sine wave at 1 kHz with a 2 V amplitude and a 0 V offset. </w:t>
+      </w:r>
+      <w:r>
+        <w:rPr>
+          <w:rFonts w:cstheme="minorHAnsi"/>
+        </w:rPr>
+        <w:t>CH1 is input CH2 is output</w:t>
+      </w:r>
+    </w:p>
+    <w:p>
+      <w:pPr>
+        <w:pStyle w:val="ListParagraph"/>
+        <w:numPr>
+          <w:ilvl w:val="0"/>
+          <w:numId w:val="14"/>
+        </w:numPr>
+        <w:spacing w:before="120" w:line="240" w:lineRule="auto"/>
+        <w:rPr>
+          <w:rFonts w:ascii="Times New Roman" w:hAnsi="Times New Roman" w:cs="Times New Roman"/>
+          <w:sz w:val="28"/>
+          <w:szCs w:val="28"/>
+        </w:rPr>
+      </w:pPr>
+      <w:r>
+        <w:rPr>
+          <w:rFonts w:ascii="Times New Roman" w:hAnsi="Times New Roman" w:cs="Times New Roman"/>
+          <w:sz w:val="28"/>
+          <w:szCs w:val="28"/>
+        </w:rPr>
+        <w:t>In t</w:t>
+      </w:r>
+      <w:r>
+        <w:rPr>
+          <w:rFonts w:ascii="Times New Roman" w:hAnsi="Times New Roman" w:cs="Times New Roman"/>
+          <w:sz w:val="28"/>
+          <w:szCs w:val="28"/>
+        </w:rPr>
+        <w:t>he more general case, the full range of input must be accounted for. Simulate the circuit in Figure 6.5 using a transient analysis with a stop time of 1m (.tran 1m). Set V</w:t>
+      </w:r>
+      <w:r>
+        <w:rPr>
+          <w:rFonts w:ascii="Times New Roman" w:hAnsi="Times New Roman" w:cs="Times New Roman"/>
+          <w:sz w:val="28"/>
+          <w:szCs w:val="28"/>
+          <w:vertAlign w:val="subscript"/>
+        </w:rPr>
+        <w:t>IN</w:t>
+      </w:r>
+      <w:r>
+        <w:rPr>
+          <w:rFonts w:ascii="Times New Roman" w:hAnsi="Times New Roman" w:cs="Times New Roman"/>
+          <w:sz w:val="28"/>
+          <w:szCs w:val="28"/>
+        </w:rPr>
+        <w:t xml:space="preserve"> to a sine wave with a 0 V DC offset, 5 V amplitude, and a 1 kHz frequency. Save an image of the circuit and a plot of the input and output voltage.</w:t>
+      </w:r>
+    </w:p>
+    <w:p>
+      <w:pPr>
+        <w:pStyle w:val="ListParagraph"/>
+        <w:spacing w:before="120" w:line="240" w:lineRule="auto"/>
+        <w:ind w:left="792"/>
+        <w:rPr>
+          <w:rFonts w:ascii="Times New Roman" w:hAnsi="Times New Roman" w:cs="Times New Roman"/>
+          <w:sz w:val="28"/>
+          <w:szCs w:val="28"/>
+        </w:rPr>
+      </w:pPr>
+    </w:p>
+    <w:p>
+      <w:pPr>
+        <w:pStyle w:val="ListParagraph"/>
+        <w:spacing w:before="120" w:line="240" w:lineRule="auto"/>
+        <w:ind w:left="792"/>
+        <w:rPr>
+          <w:rFonts w:ascii="Times New Roman" w:hAnsi="Times New Roman" w:cs="Times New Roman"/>
+          <w:sz w:val="28"/>
+          <w:szCs w:val="28"/>
+        </w:rPr>
+      </w:pPr>
+      <w:r>
+        <w:rPr>
+          <w:rFonts w:ascii="Times New Roman" w:hAnsi="Times New Roman" w:cs="Times New Roman"/>
+          <w:sz w:val="28"/>
+          <w:szCs w:val="28"/>
+        </w:rPr>
+        <w:t>This circuit uses 3 op amps to convert a +/- 5 V sine wave into a +5/0 V sine wave. The top op amp generates a -2.5 V offset, while the bottom op amp buffers half of the input voltage. Both outputs are then fed into an (inverting) summing op amp to produce V</w:t>
+      </w:r>
+      <w:r>
+        <w:rPr>
+          <w:rFonts w:ascii="Times New Roman" w:hAnsi="Times New Roman" w:cs="Times New Roman"/>
+          <w:sz w:val="28"/>
+          <w:szCs w:val="28"/>
+          <w:vertAlign w:val="subscript"/>
+        </w:rPr>
+        <w:t>outB</w:t>
+      </w:r>
+      <w:r>
+        <w:rPr>
+          <w:rFonts w:ascii="Times New Roman" w:hAnsi="Times New Roman" w:cs="Times New Roman"/>
+          <w:sz w:val="28"/>
+          <w:szCs w:val="28"/>
+        </w:rPr>
+        <w:t xml:space="preserve">. In short, this circuits adds -2.5 V to half of a +/-5 V sine wave, then inverts it to obtain: </w:t>
+      </w:r>
+    </w:p>
+    <w:p>
+      <w:pPr>
+        <w:pStyle w:val="ListParagraph"/>
+        <w:spacing w:before="120" w:line="240" w:lineRule="auto"/>
+        <w:ind w:left="792"/>
+        <w:rPr>
+          <w:rFonts w:ascii="Times New Roman" w:hAnsi="Times New Roman" w:cs="Times New Roman"/>
+          <w:sz w:val="28"/>
+          <w:szCs w:val="28"/>
+        </w:rPr>
+      </w:pPr>
+      <m:oMathPara>
+        <m:oMath>
+          <m:r>
+            <w:rPr>
+              <w:rFonts w:ascii="Cambria Math" w:hAnsi="Cambria Math" w:cs="Times New Roman"/>
+              <w:sz w:val="28"/>
+              <w:szCs w:val="28"/>
+            </w:rPr>
+            <m:t>-</m:t>
+          </m:r>
+          <m:d>
+            <m:dPr>
+              <m:begChr m:val="["/>
+              <m:endChr m:val="]"/>
+              <m:ctrlPr>
+                <w:rPr>
+                  <w:rFonts w:ascii="Cambria Math" w:hAnsi="Cambria Math" w:cs="Times New Roman"/>
+                  <w:i/>
+                  <w:sz w:val="28"/>
+                  <w:szCs w:val="28"/>
+                </w:rPr>
+              </m:ctrlPr>
+            </m:dPr>
+            <m:e>
+              <m:d>
+                <m:dPr>
+                  <m:ctrlPr>
+                    <w:rPr>
+                      <w:rFonts w:ascii="Cambria Math" w:hAnsi="Cambria Math" w:cs="Times New Roman"/>
+                      <w:i/>
+                      <w:sz w:val="28"/>
+                      <w:szCs w:val="28"/>
+                    </w:rPr>
+                  </m:ctrlPr>
+                </m:dPr>
+                <m:e>
+                  <m:f>
+                    <m:fPr>
+                      <m:ctrlPr>
+                        <w:rPr>
+                          <w:rFonts w:ascii="Cambria Math" w:hAnsi="Cambria Math" w:cs="Times New Roman"/>
+                          <w:i/>
+                          <w:sz w:val="28"/>
+                          <w:szCs w:val="28"/>
+                        </w:rPr>
+                      </m:ctrlPr>
+                    </m:fPr>
+                    <m:num>
+                      <m:r>
+                        <w:rPr>
+                          <w:rFonts w:ascii="Cambria Math" w:hAnsi="Cambria Math" w:cs="Times New Roman"/>
+                          <w:sz w:val="28"/>
+                          <w:szCs w:val="28"/>
+                        </w:rPr>
+                        <m:t>-5</m:t>
+                      </m:r>
+                    </m:num>
+                    <m:den>
+                      <m:r>
+                        <w:rPr>
+                          <w:rFonts w:ascii="Cambria Math" w:hAnsi="Cambria Math" w:cs="Times New Roman"/>
+                          <w:sz w:val="28"/>
+                          <w:szCs w:val="28"/>
+                        </w:rPr>
+                        <m:t>2</m:t>
+                      </m:r>
+                    </m:den>
+                  </m:f>
+                </m:e>
+              </m:d>
+              <m:r>
+                <w:rPr>
+                  <w:rFonts w:ascii="Cambria Math" w:hAnsi="Cambria Math" w:cs="Times New Roman"/>
+                  <w:sz w:val="28"/>
+                  <w:szCs w:val="28"/>
+                </w:rPr>
+                <m:t>+</m:t>
+              </m:r>
+              <m:d>
+                <m:dPr>
+                  <m:ctrlPr>
+                    <w:rPr>
+                      <w:rFonts w:ascii="Cambria Math" w:hAnsi="Cambria Math" w:cs="Times New Roman"/>
+                      <w:i/>
+                      <w:sz w:val="28"/>
+                      <w:szCs w:val="28"/>
+                    </w:rPr>
+                  </m:ctrlPr>
+                </m:dPr>
+                <m:e>
+                  <m:r>
+                    <w:rPr>
+                      <w:rFonts w:ascii="Cambria Math" w:hAnsi="Cambria Math" w:cs="Times New Roman"/>
+                      <w:sz w:val="28"/>
+                      <w:szCs w:val="28"/>
+                    </w:rPr>
+                    <m:t>-2.5</m:t>
+                  </m:r>
+                </m:e>
+              </m:d>
+            </m:e>
+          </m:d>
+          <m:r>
+            <w:rPr>
+              <w:rFonts w:ascii="Cambria Math" w:hAnsi="Cambria Math" w:cs="Times New Roman"/>
+              <w:sz w:val="28"/>
+              <w:szCs w:val="28"/>
+            </w:rPr>
+            <m:t>=5V and-</m:t>
+          </m:r>
+          <m:d>
+            <m:dPr>
+              <m:begChr m:val="["/>
+              <m:endChr m:val="]"/>
+              <m:ctrlPr>
+                <w:rPr>
+                  <w:rFonts w:ascii="Cambria Math" w:hAnsi="Cambria Math" w:cs="Times New Roman"/>
+                  <w:i/>
+                  <w:sz w:val="28"/>
+                  <w:szCs w:val="28"/>
+                </w:rPr>
+              </m:ctrlPr>
+            </m:dPr>
+            <m:e>
+              <m:d>
+                <m:dPr>
+                  <m:ctrlPr>
+                    <w:rPr>
+                      <w:rFonts w:ascii="Cambria Math" w:hAnsi="Cambria Math" w:cs="Times New Roman"/>
+                      <w:i/>
+                      <w:sz w:val="28"/>
+                      <w:szCs w:val="28"/>
+                    </w:rPr>
+                  </m:ctrlPr>
+                </m:dPr>
+                <m:e>
+                  <m:f>
+                    <m:fPr>
+                      <m:ctrlPr>
+                        <w:rPr>
+                          <w:rFonts w:ascii="Cambria Math" w:hAnsi="Cambria Math" w:cs="Times New Roman"/>
+                          <w:i/>
+                          <w:sz w:val="28"/>
+                          <w:szCs w:val="28"/>
+                        </w:rPr>
+                      </m:ctrlPr>
+                    </m:fPr>
+                    <m:num>
+                      <m:r>
+                        <w:rPr>
+                          <w:rFonts w:ascii="Cambria Math" w:hAnsi="Cambria Math" w:cs="Times New Roman"/>
+                          <w:sz w:val="28"/>
+                          <w:szCs w:val="28"/>
+                        </w:rPr>
+                        <m:t>5</m:t>
+                      </m:r>
+                    </m:num>
+                    <m:den>
+                      <m:r>
+                        <w:rPr>
+                          <w:rFonts w:ascii="Cambria Math" w:hAnsi="Cambria Math" w:cs="Times New Roman"/>
+                          <w:sz w:val="28"/>
+                          <w:szCs w:val="28"/>
+                        </w:rPr>
+                        <m:t>2</m:t>
+                      </m:r>
+                    </m:den>
+                  </m:f>
+                </m:e>
+              </m:d>
+              <m:r>
+                <w:rPr>
+                  <w:rFonts w:ascii="Cambria Math" w:hAnsi="Cambria Math" w:cs="Times New Roman"/>
+                  <w:sz w:val="28"/>
+                  <w:szCs w:val="28"/>
+                </w:rPr>
+                <m:t>+</m:t>
+              </m:r>
+              <m:d>
+                <m:dPr>
+                  <m:ctrlPr>
+                    <w:rPr>
+                      <w:rFonts w:ascii="Cambria Math" w:hAnsi="Cambria Math" w:cs="Times New Roman"/>
+                      <w:i/>
+                      <w:sz w:val="28"/>
+                      <w:szCs w:val="28"/>
+                    </w:rPr>
+                  </m:ctrlPr>
+                </m:dPr>
+                <m:e>
+                  <m:r>
+                    <w:rPr>
+                      <w:rFonts w:ascii="Cambria Math" w:hAnsi="Cambria Math" w:cs="Times New Roman"/>
+                      <w:sz w:val="28"/>
+                      <w:szCs w:val="28"/>
+                    </w:rPr>
+                    <m:t>-2.5</m:t>
+                  </m:r>
+                </m:e>
+              </m:d>
+            </m:e>
+          </m:d>
+          <m:r>
+            <w:rPr>
+              <w:rFonts w:ascii="Cambria Math" w:hAnsi="Cambria Math" w:cs="Times New Roman"/>
+              <w:sz w:val="28"/>
+              <w:szCs w:val="28"/>
+            </w:rPr>
+            <m:t>=0V</m:t>
+          </m:r>
+        </m:oMath>
+      </m:oMathPara>
+    </w:p>
+    <w:p>
+      <w:pPr>
+        <w:keepNext/>
+        <w:spacing w:before="120" w:line="240" w:lineRule="auto"/>
+        <w:jc w:val="center"/>
+      </w:pPr>
+      <w:r>
+        <w:rPr>
+          <w:rFonts w:ascii="Times New Roman" w:hAnsi="Times New Roman" w:cs="Times New Roman"/>
+          <w:sz w:val="28"/>
+          <w:szCs w:val="28"/>
+        </w:rPr>
+        <w:lastRenderedPageBreak/>
+        <w:drawing>
+          <wp:inline distT="0" distB="0" distL="0" distR="0" wp14:anchorId="7A7EC839" wp14:editId="3E766F75">
+            <wp:extent cx="6949440" cy="4830445"/>
+            <wp:effectExtent l="0" t="0" r="3810" b="8255"/>
+            <wp:docPr id="1550340928" name="Picture 1"/>
+            <wp:cNvGraphicFramePr>
+              <a:graphicFrameLocks xmlns:a="http://schemas.openxmlformats.org/drawingml/2006/main" noChangeAspect="1"/>
+            </wp:cNvGraphicFramePr>
+            <a:graphic xmlns:a="http://schemas.openxmlformats.org/drawingml/2006/main">
+              <a:graphicData uri="http://schemas.openxmlformats.org/drawingml/2006/picture">
+                <pic:pic xmlns:pic="http://schemas.openxmlformats.org/drawingml/2006/picture">
+                  <pic:nvPicPr>
+                    <pic:cNvPr id="1550340928" name=""/>
+                    <pic:cNvPicPr/>
+                  </pic:nvPicPr>
+                  <pic:blipFill>
+                    <a:blip r:embed="rId17"/>
+                    <a:stretch>
+                      <a:fillRect/>
+                    </a:stretch>
+                  </pic:blipFill>
+                  <pic:spPr>
+                    <a:xfrm>
+                      <a:off x="0" y="0"/>
+                      <a:ext cx="6949440" cy="4830445"/>
+                    </a:xfrm>
+                    <a:prstGeom prst="rect">
+                      <a:avLst/>
+                    </a:prstGeom>
+                  </pic:spPr>
+                </pic:pic>
+              </a:graphicData>
+            </a:graphic>
+          </wp:inline>
+        </w:drawing>
+      </w:r>
+    </w:p>
+    <w:p>
+      <w:pPr>
+        <w:pStyle w:val="Caption"/>
+        <w:jc w:val="center"/>
+      </w:pPr>
+      <w:r>
+        <w:t xml:space="preserve">Figure </w:t>
+      </w:r>
+      <w:r>
+        <w:fldChar w:fldCharType="begin"/>
+      </w:r>
+      <w:r>
+        <w:instrText xml:space="preserve"> SEQ Figure \* ARABIC </w:instrText>
+      </w:r>
+      <w:r>
+        <w:fldChar w:fldCharType="separate"/>
+      </w:r>
+      <w:r>
+        <w:rPr>
+          <w:noProof/>
+        </w:rPr>
+        <w:t>5</w:t>
+      </w:r>
+      <w:r>
+        <w:fldChar w:fldCharType="end"/>
+      </w:r>
+      <w:r>
+        <w:t xml:space="preserve">: </w:t>
+      </w:r>
+      <w:r>
+        <w:t>A DC level shifter configured to convert the full range of +/-5 V to +5/0 V.</w:t>
+      </w:r>
+    </w:p>
+    <w:p>
+      <w:pPr>
+        <w:keepNext/>
+        <w:jc w:val="center"/>
+      </w:pPr>
+      <w:r>
+        <w:lastRenderedPageBreak/>
+        <w:drawing>
+          <wp:inline distT="0" distB="0" distL="0" distR="0" wp14:anchorId="25EA2A2A" wp14:editId="18E2C9AD">
+            <wp:extent cx="6949440" cy="3907790"/>
+            <wp:effectExtent l="0" t="0" r="3810" b="0"/>
+            <wp:docPr id="62546770" name="Picture 1"/>
+            <wp:cNvGraphicFramePr>
+              <a:graphicFrameLocks xmlns:a="http://schemas.openxmlformats.org/drawingml/2006/main" noChangeAspect="1"/>
+            </wp:cNvGraphicFramePr>
+            <a:graphic xmlns:a="http://schemas.openxmlformats.org/drawingml/2006/main">
+              <a:graphicData uri="http://schemas.openxmlformats.org/drawingml/2006/picture">
+                <pic:pic xmlns:pic="http://schemas.openxmlformats.org/drawingml/2006/picture">
+                  <pic:nvPicPr>
+                    <pic:cNvPr id="62546770" name=""/>
+                    <pic:cNvPicPr/>
+                  </pic:nvPicPr>
+                  <pic:blipFill>
+                    <a:blip r:embed="rId18"/>
+                    <a:stretch>
+                      <a:fillRect/>
+                    </a:stretch>
+                  </pic:blipFill>
+                  <pic:spPr>
+                    <a:xfrm>
+                      <a:off x="0" y="0"/>
+                      <a:ext cx="6949440" cy="3907790"/>
+                    </a:xfrm>
+                    <a:prstGeom prst="rect">
+                      <a:avLst/>
+                    </a:prstGeom>
+                  </pic:spPr>
+                </pic:pic>
+              </a:graphicData>
+            </a:graphic>
+          </wp:inline>
+        </w:drawing>
+      </w:r>
+    </w:p>
+    <w:p>
+      <w:pPr>
+        <w:pStyle w:val="Caption"/>
+        <w:jc w:val="center"/>
+      </w:pPr>
+      <w:r>
+        <w:t xml:space="preserve">Screenshot </w:t>
+      </w:r>
+      <w:r>
+        <w:fldChar w:fldCharType="begin"/>
+      </w:r>
+      <w:r>
+        <w:instrText xml:space="preserve"> SEQ Screenshot \* ARABIC </w:instrText>
+      </w:r>
+      <w:r>
+        <w:fldChar w:fldCharType="separate"/>
+      </w:r>
+      <w:r>
+        <w:rPr>
+          <w:noProof/>
+        </w:rPr>
+        <w:t>6</w:t>
+      </w:r>
+      <w:r>
+        <w:fldChar w:fldCharType="end"/>
+      </w:r>
+      <w:r>
+        <w:t xml:space="preserve">: </w:t>
+      </w:r>
+      <w:r>
+        <w:rPr>
+          <w:rFonts w:cstheme="minorHAnsi"/>
+        </w:rPr>
+        <w:t>Figure 6.5 using a transient analysis with a stop time of 1m (.tran 1m). Set V</w:t>
+      </w:r>
+      <w:r>
+        <w:rPr>
+          <w:rFonts w:cstheme="minorHAnsi"/>
+          <w:vertAlign w:val="subscript"/>
+        </w:rPr>
+        <w:t>IN</w:t>
+      </w:r>
+      <w:r>
+        <w:rPr>
+          <w:rFonts w:cstheme="minorHAnsi"/>
+        </w:rPr>
+        <w:t xml:space="preserve"> to a sine wave with a 0 V DC offset, 5 V amplitude, and a 1 kHz frequenc</w:t>
+      </w:r>
+      <w:r>
+        <w:rPr>
+          <w:rFonts w:cstheme="minorHAnsi"/>
+        </w:rPr>
+        <w:t>y with plotted input and output voltages</w:t>
+      </w:r>
+    </w:p>
+    <w:p>
+      <w:pPr>
+        <w:pStyle w:val="Heading3"/>
+        <w:numPr>
+          <w:ilvl w:val="2"/>
+          <w:numId w:val="9"/>
+        </w:numPr>
+        <w:spacing w:before="120"/>
+        <w:ind w:left="1152"/>
         <w:rPr>
           <w:rFonts w:ascii="Times New Roman" w:hAnsi="Times New Roman" w:cs="Times New Roman"/>
           <w:b/>
           <w:bCs/>
-          <w:sz w:val="21"/>
-          <w:szCs w:val="21"/>
-          <w:highlight w:val="yellow"/>
-        </w:rPr>
-        <w:t xml:space="preserve">Figure </w:t>
-      </w:r>
+          <w:w w:val="105"/>
+          <w:sz w:val="34"/>
+          <w:szCs w:val="34"/>
+        </w:rPr>
+      </w:pPr>
       <w:r>
         <w:rPr>
           <w:rFonts w:ascii="Times New Roman" w:hAnsi="Times New Roman" w:cs="Times New Roman"/>
           <w:b/>
           <w:bCs/>
-          <w:sz w:val="21"/>
-          <w:szCs w:val="21"/>
-          <w:highlight w:val="yellow"/>
-        </w:rPr>
-        <w:fldChar w:fldCharType="begin"/>
+          <w:w w:val="105"/>
+          <w:sz w:val="34"/>
+          <w:szCs w:val="34"/>
+        </w:rPr>
+        <w:t xml:space="preserve"> </w:t>
       </w:r>
       <w:r>
         <w:rPr>
           <w:rFonts w:ascii="Times New Roman" w:hAnsi="Times New Roman" w:cs="Times New Roman"/>
           <w:b/>
           <w:bCs/>
-          <w:sz w:val="21"/>
-          <w:szCs w:val="21"/>
-          <w:highlight w:val="yellow"/>
-        </w:rPr>
+          <w:w w:val="105"/>
+          <w:sz w:val="34"/>
+          <w:szCs w:val="34"/>
+        </w:rPr>
+        <w:t>Differential to Single Ended Conversion</w:t>
+      </w:r>
+    </w:p>
+    <w:p>
+      <w:pPr>
+        <w:spacing w:before="120" w:line="240" w:lineRule="auto"/>
+        <w:ind w:left="432"/>
+        <w:rPr>
+          <w:rFonts w:ascii="Times New Roman" w:hAnsi="Times New Roman" w:cs="Times New Roman"/>
+          <w:sz w:val="28"/>
+          <w:szCs w:val="28"/>
+        </w:rPr>
+      </w:pPr>
+      <w:r>
+        <w:rPr>
+          <w:rFonts w:ascii="Times New Roman" w:hAnsi="Times New Roman" w:cs="Times New Roman"/>
+          <w:sz w:val="28"/>
+          <w:szCs w:val="28"/>
+        </w:rPr>
+        <w:t xml:space="preserve">Differential signals, which are two signals 180 degrees out of phase, offer improved noise performance because any interference affecting both signals in the same way cancels out when they are combined. In other words, only the difference between the signals is measured, removing unwanted noise. A difference amplifier can be used to convert the differential signal into a single-ended output. </w:t>
+      </w:r>
+    </w:p>
+    <w:p>
+      <w:pPr>
+        <w:keepNext/>
+        <w:spacing w:before="120" w:line="240" w:lineRule="auto"/>
+        <w:jc w:val="center"/>
+      </w:pPr>
+      <w:r>
+        <w:rPr>
+          <w:rFonts w:ascii="Times New Roman" w:hAnsi="Times New Roman" w:cs="Times New Roman"/>
+          <w:sz w:val="28"/>
+          <w:szCs w:val="28"/>
+        </w:rPr>
+        <w:lastRenderedPageBreak/>
+        <w:drawing>
+          <wp:inline distT="0" distB="0" distL="0" distR="0" wp14:anchorId="5578CD30" wp14:editId="6D06D62D">
+            <wp:extent cx="6949440" cy="4587875"/>
+            <wp:effectExtent l="0" t="0" r="3810" b="3175"/>
+            <wp:docPr id="799791197" name="Picture 1"/>
+            <wp:cNvGraphicFramePr>
+              <a:graphicFrameLocks xmlns:a="http://schemas.openxmlformats.org/drawingml/2006/main" noChangeAspect="1"/>
+            </wp:cNvGraphicFramePr>
+            <a:graphic xmlns:a="http://schemas.openxmlformats.org/drawingml/2006/main">
+              <a:graphicData uri="http://schemas.openxmlformats.org/drawingml/2006/picture">
+                <pic:pic xmlns:pic="http://schemas.openxmlformats.org/drawingml/2006/picture">
+                  <pic:nvPicPr>
+                    <pic:cNvPr id="799791197" name=""/>
+                    <pic:cNvPicPr/>
+                  </pic:nvPicPr>
+                  <pic:blipFill>
+                    <a:blip r:embed="rId19"/>
+                    <a:stretch>
+                      <a:fillRect/>
+                    </a:stretch>
+                  </pic:blipFill>
+                  <pic:spPr>
+                    <a:xfrm>
+                      <a:off x="0" y="0"/>
+                      <a:ext cx="6949440" cy="4587875"/>
+                    </a:xfrm>
+                    <a:prstGeom prst="rect">
+                      <a:avLst/>
+                    </a:prstGeom>
+                  </pic:spPr>
+                </pic:pic>
+              </a:graphicData>
+            </a:graphic>
+          </wp:inline>
+        </w:drawing>
+      </w:r>
+    </w:p>
+    <w:p>
+      <w:pPr>
+        <w:pStyle w:val="Caption"/>
+        <w:jc w:val="center"/>
+        <w:rPr>
+          <w:rFonts w:ascii="Times New Roman" w:hAnsi="Times New Roman" w:cs="Times New Roman"/>
+          <w:sz w:val="28"/>
+          <w:szCs w:val="28"/>
+        </w:rPr>
+      </w:pPr>
+      <w:r>
+        <w:t xml:space="preserve">Figure </w:t>
+      </w:r>
+      <w:r>
+        <w:fldChar w:fldCharType="begin"/>
+      </w:r>
+      <w:r>
         <w:instrText xml:space="preserve"> SEQ Figure \* ARABIC </w:instrText>
       </w:r>
       <w:r>
+        <w:fldChar w:fldCharType="separate"/>
+      </w:r>
+      <w:r>
+        <w:rPr>
+          <w:noProof/>
+        </w:rPr>
+        <w:t>6</w:t>
+      </w:r>
+      <w:r>
+        <w:fldChar w:fldCharType="end"/>
+      </w:r>
+      <w:r>
+        <w:t xml:space="preserve">: </w:t>
+      </w:r>
+      <w:r>
+        <w:t>A difference amplifier that converts a differential signal to single ended (a) and a combination of the level shifter and differential to single ended converter (b).</w:t>
+      </w:r>
+    </w:p>
+    <w:p>
+      <w:pPr>
+        <w:pStyle w:val="ListParagraph"/>
+        <w:numPr>
+          <w:ilvl w:val="0"/>
+          <w:numId w:val="15"/>
+        </w:numPr>
+        <w:spacing w:before="120" w:line="240" w:lineRule="auto"/>
+        <w:rPr>
+          <w:rFonts w:ascii="Times New Roman" w:hAnsi="Times New Roman" w:cs="Times New Roman"/>
+          <w:sz w:val="28"/>
+          <w:szCs w:val="28"/>
+        </w:rPr>
+      </w:pPr>
+      <w:r>
+        <w:rPr>
+          <w:rFonts w:ascii="Times New Roman" w:hAnsi="Times New Roman" w:cs="Times New Roman"/>
+          <w:sz w:val="28"/>
+          <w:szCs w:val="28"/>
+        </w:rPr>
+        <w:t>Simulate the circuit in Figure 6.6 (a) using a transient analysis with a stop time of 1m (.tran 1m). Set V</w:t>
+      </w:r>
+      <w:r>
+        <w:rPr>
+          <w:rFonts w:ascii="Times New Roman" w:hAnsi="Times New Roman" w:cs="Times New Roman"/>
+          <w:sz w:val="28"/>
+          <w:szCs w:val="28"/>
+          <w:vertAlign w:val="subscript"/>
+        </w:rPr>
+        <w:t>IN1</w:t>
+      </w:r>
+      <w:r>
+        <w:rPr>
+          <w:rFonts w:ascii="Times New Roman" w:hAnsi="Times New Roman" w:cs="Times New Roman"/>
+          <w:sz w:val="28"/>
+          <w:szCs w:val="28"/>
+        </w:rPr>
+        <w:t xml:space="preserve"> to a sine wave with a 0 V DC offset, 0.5 V amplitude, and a 1k Hz frequency. Set V</w:t>
+      </w:r>
+      <w:r>
+        <w:rPr>
+          <w:rFonts w:ascii="Times New Roman" w:hAnsi="Times New Roman" w:cs="Times New Roman"/>
+          <w:sz w:val="28"/>
+          <w:szCs w:val="28"/>
+          <w:vertAlign w:val="subscript"/>
+        </w:rPr>
+        <w:t>IN2</w:t>
+      </w:r>
+      <w:r>
+        <w:rPr>
+          <w:rFonts w:ascii="Times New Roman" w:hAnsi="Times New Roman" w:cs="Times New Roman"/>
+          <w:sz w:val="28"/>
+          <w:szCs w:val="28"/>
+        </w:rPr>
+        <w:t xml:space="preserve"> to a sine wave with a 0 V DC offset, 0.5 V amplitude, a 1k Hz frequency, and a phase of 180 degrees. Save an image of the circuit and a plot of V</w:t>
+      </w:r>
+      <w:r>
+        <w:rPr>
+          <w:rFonts w:ascii="Times New Roman" w:hAnsi="Times New Roman" w:cs="Times New Roman"/>
+          <w:sz w:val="28"/>
+          <w:szCs w:val="28"/>
+          <w:vertAlign w:val="subscript"/>
+        </w:rPr>
+        <w:t>IN1</w:t>
+      </w:r>
+      <w:r>
+        <w:rPr>
+          <w:rFonts w:ascii="Times New Roman" w:hAnsi="Times New Roman" w:cs="Times New Roman"/>
+          <w:sz w:val="28"/>
+          <w:szCs w:val="28"/>
+        </w:rPr>
+        <w:t>, V</w:t>
+      </w:r>
+      <w:r>
+        <w:rPr>
+          <w:rFonts w:ascii="Times New Roman" w:hAnsi="Times New Roman" w:cs="Times New Roman"/>
+          <w:sz w:val="28"/>
+          <w:szCs w:val="28"/>
+          <w:vertAlign w:val="subscript"/>
+        </w:rPr>
+        <w:t>IN2</w:t>
+      </w:r>
+      <w:r>
+        <w:rPr>
+          <w:rFonts w:ascii="Times New Roman" w:hAnsi="Times New Roman" w:cs="Times New Roman"/>
+          <w:sz w:val="28"/>
+          <w:szCs w:val="28"/>
+        </w:rPr>
+        <w:t>, and V</w:t>
+      </w:r>
+      <w:r>
+        <w:rPr>
+          <w:rFonts w:ascii="Times New Roman" w:hAnsi="Times New Roman" w:cs="Times New Roman"/>
+          <w:sz w:val="28"/>
+          <w:szCs w:val="28"/>
+          <w:vertAlign w:val="subscript"/>
+        </w:rPr>
+        <w:t>outA</w:t>
+      </w:r>
+      <w:r>
+        <w:rPr>
+          <w:rFonts w:ascii="Times New Roman" w:hAnsi="Times New Roman" w:cs="Times New Roman"/>
+          <w:sz w:val="28"/>
+          <w:szCs w:val="28"/>
+        </w:rPr>
+        <w:t>.</w:t>
+      </w:r>
+    </w:p>
+    <w:p>
+      <w:pPr>
+        <w:keepNext/>
+        <w:spacing w:before="120" w:line="240" w:lineRule="auto"/>
+        <w:jc w:val="center"/>
+      </w:pPr>
+      <w:r>
+        <w:rPr>
+          <w:rFonts w:ascii="Times New Roman" w:hAnsi="Times New Roman" w:cs="Times New Roman"/>
+          <w:sz w:val="28"/>
+          <w:szCs w:val="28"/>
+        </w:rPr>
+        <w:lastRenderedPageBreak/>
+        <w:drawing>
+          <wp:inline distT="0" distB="0" distL="0" distR="0" wp14:anchorId="7053EC23" wp14:editId="75D66EF3">
+            <wp:extent cx="6949440" cy="3907790"/>
+            <wp:effectExtent l="0" t="0" r="3810" b="0"/>
+            <wp:docPr id="532302533" name="Picture 1"/>
+            <wp:cNvGraphicFramePr>
+              <a:graphicFrameLocks xmlns:a="http://schemas.openxmlformats.org/drawingml/2006/main" noChangeAspect="1"/>
+            </wp:cNvGraphicFramePr>
+            <a:graphic xmlns:a="http://schemas.openxmlformats.org/drawingml/2006/main">
+              <a:graphicData uri="http://schemas.openxmlformats.org/drawingml/2006/picture">
+                <pic:pic xmlns:pic="http://schemas.openxmlformats.org/drawingml/2006/picture">
+                  <pic:nvPicPr>
+                    <pic:cNvPr id="532302533" name=""/>
+                    <pic:cNvPicPr/>
+                  </pic:nvPicPr>
+                  <pic:blipFill>
+                    <a:blip r:embed="rId20"/>
+                    <a:stretch>
+                      <a:fillRect/>
+                    </a:stretch>
+                  </pic:blipFill>
+                  <pic:spPr>
+                    <a:xfrm>
+                      <a:off x="0" y="0"/>
+                      <a:ext cx="6949440" cy="3907790"/>
+                    </a:xfrm>
+                    <a:prstGeom prst="rect">
+                      <a:avLst/>
+                    </a:prstGeom>
+                  </pic:spPr>
+                </pic:pic>
+              </a:graphicData>
+            </a:graphic>
+          </wp:inline>
+        </w:drawing>
+      </w:r>
+    </w:p>
+    <w:p>
+      <w:pPr>
+        <w:pStyle w:val="Caption"/>
+        <w:jc w:val="center"/>
+        <w:rPr>
+          <w:rFonts w:ascii="Times New Roman" w:hAnsi="Times New Roman" w:cs="Times New Roman"/>
+          <w:sz w:val="28"/>
+          <w:szCs w:val="28"/>
+        </w:rPr>
+      </w:pPr>
+      <w:r>
+        <w:t xml:space="preserve">Screenshot </w:t>
+      </w:r>
+      <w:r>
+        <w:fldChar w:fldCharType="begin"/>
+      </w:r>
+      <w:r>
+        <w:instrText xml:space="preserve"> SEQ Screenshot \* ARABIC </w:instrText>
+      </w:r>
+      <w:r>
+        <w:fldChar w:fldCharType="separate"/>
+      </w:r>
+      <w:r>
+        <w:rPr>
+          <w:noProof/>
+        </w:rPr>
+        <w:t>7</w:t>
+      </w:r>
+      <w:r>
+        <w:fldChar w:fldCharType="end"/>
+      </w:r>
+    </w:p>
+    <w:p>
+      <w:pPr>
+        <w:pStyle w:val="ListParagraph"/>
+        <w:numPr>
+          <w:ilvl w:val="0"/>
+          <w:numId w:val="15"/>
+        </w:numPr>
+        <w:spacing w:before="120" w:line="240" w:lineRule="auto"/>
+        <w:rPr>
+          <w:rFonts w:ascii="Times New Roman" w:hAnsi="Times New Roman" w:cs="Times New Roman"/>
+          <w:sz w:val="28"/>
+          <w:szCs w:val="28"/>
+        </w:rPr>
+      </w:pPr>
+      <w:r>
+        <w:rPr>
+          <w:rFonts w:ascii="Times New Roman" w:hAnsi="Times New Roman" w:cs="Times New Roman"/>
+          <w:sz w:val="28"/>
+          <w:szCs w:val="28"/>
+        </w:rPr>
+        <w:t>Determine the resistor values for R</w:t>
+      </w:r>
+      <w:r>
+        <w:rPr>
+          <w:rFonts w:ascii="Times New Roman" w:hAnsi="Times New Roman" w:cs="Times New Roman"/>
+          <w:sz w:val="28"/>
+          <w:szCs w:val="28"/>
+          <w:vertAlign w:val="subscript"/>
+        </w:rPr>
+        <w:t>1</w:t>
+      </w:r>
+      <w:r>
+        <w:rPr>
+          <w:rFonts w:ascii="Times New Roman" w:hAnsi="Times New Roman" w:cs="Times New Roman"/>
+          <w:sz w:val="28"/>
+          <w:szCs w:val="28"/>
+        </w:rPr>
+        <w:t xml:space="preserve"> through R</w:t>
+      </w:r>
+      <w:r>
+        <w:rPr>
+          <w:rFonts w:ascii="Times New Roman" w:hAnsi="Times New Roman" w:cs="Times New Roman"/>
+          <w:sz w:val="28"/>
+          <w:szCs w:val="28"/>
+          <w:vertAlign w:val="subscript"/>
+        </w:rPr>
+        <w:t>7</w:t>
+      </w:r>
+      <w:r>
+        <w:rPr>
+          <w:rFonts w:ascii="Times New Roman" w:hAnsi="Times New Roman" w:cs="Times New Roman"/>
+          <w:sz w:val="28"/>
+          <w:szCs w:val="28"/>
+        </w:rPr>
+        <w:t>, recall that there are limited quantities in the lab kit. Choose R</w:t>
+      </w:r>
+      <w:r>
+        <w:rPr>
+          <w:rFonts w:ascii="Times New Roman" w:hAnsi="Times New Roman" w:cs="Times New Roman"/>
+          <w:sz w:val="28"/>
+          <w:szCs w:val="28"/>
+          <w:vertAlign w:val="subscript"/>
+        </w:rPr>
+        <w:t>1</w:t>
+      </w:r>
+      <w:r>
+        <w:rPr>
+          <w:rFonts w:ascii="Times New Roman" w:hAnsi="Times New Roman" w:cs="Times New Roman"/>
+          <w:sz w:val="28"/>
+          <w:szCs w:val="28"/>
+        </w:rPr>
+        <w:t xml:space="preserve"> and R</w:t>
+      </w:r>
+      <w:r>
+        <w:rPr>
+          <w:rFonts w:ascii="Times New Roman" w:hAnsi="Times New Roman" w:cs="Times New Roman"/>
+          <w:sz w:val="28"/>
+          <w:szCs w:val="28"/>
+          <w:vertAlign w:val="subscript"/>
+        </w:rPr>
+        <w:t>2</w:t>
+      </w:r>
+      <w:r>
+        <w:rPr>
+          <w:rFonts w:ascii="Times New Roman" w:hAnsi="Times New Roman" w:cs="Times New Roman"/>
+          <w:sz w:val="28"/>
+          <w:szCs w:val="28"/>
+        </w:rPr>
+        <w:t xml:space="preserve"> so that V</w:t>
+      </w:r>
+      <w:r>
+        <w:rPr>
+          <w:rFonts w:ascii="Times New Roman" w:hAnsi="Times New Roman" w:cs="Times New Roman"/>
+          <w:sz w:val="28"/>
+          <w:szCs w:val="28"/>
+          <w:vertAlign w:val="subscript"/>
+        </w:rPr>
+        <w:t>X</w:t>
+      </w:r>
+      <w:r>
+        <w:rPr>
+          <w:rFonts w:ascii="Times New Roman" w:hAnsi="Times New Roman" w:cs="Times New Roman"/>
+          <w:sz w:val="28"/>
+          <w:szCs w:val="28"/>
+        </w:rPr>
+        <w:t xml:space="preserve"> is 2.5 V, R</w:t>
+      </w:r>
+      <w:r>
+        <w:rPr>
+          <w:rFonts w:ascii="Times New Roman" w:hAnsi="Times New Roman" w:cs="Times New Roman"/>
+          <w:sz w:val="28"/>
+          <w:szCs w:val="28"/>
+          <w:vertAlign w:val="subscript"/>
+        </w:rPr>
+        <w:t>3</w:t>
+      </w:r>
+      <w:r>
+        <w:rPr>
+          <w:rFonts w:ascii="Times New Roman" w:hAnsi="Times New Roman" w:cs="Times New Roman"/>
+          <w:sz w:val="28"/>
+          <w:szCs w:val="28"/>
+        </w:rPr>
+        <w:t>, R</w:t>
+      </w:r>
+      <w:r>
+        <w:rPr>
+          <w:rFonts w:ascii="Times New Roman" w:hAnsi="Times New Roman" w:cs="Times New Roman"/>
+          <w:sz w:val="28"/>
+          <w:szCs w:val="28"/>
+          <w:vertAlign w:val="subscript"/>
+        </w:rPr>
+        <w:t>4</w:t>
+      </w:r>
+      <w:r>
+        <w:rPr>
+          <w:rFonts w:ascii="Times New Roman" w:hAnsi="Times New Roman" w:cs="Times New Roman"/>
+          <w:sz w:val="28"/>
+          <w:szCs w:val="28"/>
+        </w:rPr>
+        <w:t>, and R</w:t>
+      </w:r>
+      <w:r>
+        <w:rPr>
+          <w:rFonts w:ascii="Times New Roman" w:hAnsi="Times New Roman" w:cs="Times New Roman"/>
+          <w:sz w:val="28"/>
+          <w:szCs w:val="28"/>
+          <w:vertAlign w:val="subscript"/>
+        </w:rPr>
+        <w:t>5</w:t>
+      </w:r>
+      <w:r>
+        <w:rPr>
+          <w:rFonts w:ascii="Times New Roman" w:hAnsi="Times New Roman" w:cs="Times New Roman"/>
+          <w:sz w:val="28"/>
+          <w:szCs w:val="28"/>
+        </w:rPr>
+        <w:t xml:space="preserve"> so that both voltages are added equally, and R</w:t>
+      </w:r>
+      <w:r>
+        <w:rPr>
+          <w:rFonts w:ascii="Times New Roman" w:hAnsi="Times New Roman" w:cs="Times New Roman"/>
+          <w:sz w:val="28"/>
+          <w:szCs w:val="28"/>
+          <w:vertAlign w:val="subscript"/>
+        </w:rPr>
+        <w:t>6</w:t>
+      </w:r>
+      <w:r>
+        <w:rPr>
+          <w:rFonts w:ascii="Times New Roman" w:hAnsi="Times New Roman" w:cs="Times New Roman"/>
+          <w:sz w:val="28"/>
+          <w:szCs w:val="28"/>
+        </w:rPr>
+        <w:t xml:space="preserve"> and R</w:t>
+      </w:r>
+      <w:r>
+        <w:rPr>
+          <w:rFonts w:ascii="Times New Roman" w:hAnsi="Times New Roman" w:cs="Times New Roman"/>
+          <w:sz w:val="28"/>
+          <w:szCs w:val="28"/>
+          <w:vertAlign w:val="subscript"/>
+        </w:rPr>
+        <w:t>7</w:t>
+      </w:r>
+      <w:r>
+        <w:rPr>
+          <w:rFonts w:ascii="Times New Roman" w:hAnsi="Times New Roman" w:cs="Times New Roman"/>
+          <w:sz w:val="28"/>
+          <w:szCs w:val="28"/>
+        </w:rPr>
+        <w:t xml:space="preserve"> so that the output, V</w:t>
+      </w:r>
+      <w:r>
+        <w:rPr>
+          <w:rFonts w:ascii="Times New Roman" w:hAnsi="Times New Roman" w:cs="Times New Roman"/>
+          <w:sz w:val="28"/>
+          <w:szCs w:val="28"/>
+          <w:vertAlign w:val="subscript"/>
+        </w:rPr>
+        <w:t>outB</w:t>
+      </w:r>
+      <w:r>
+        <w:rPr>
+          <w:rFonts w:ascii="Times New Roman" w:hAnsi="Times New Roman" w:cs="Times New Roman"/>
+          <w:sz w:val="28"/>
+          <w:szCs w:val="28"/>
+        </w:rPr>
+        <w:t xml:space="preserve"> utilizes as much of the full range, 0 to 5 V, as possible without clipping. You do not need to use resistors in parallel/series combinations to get an exact value.</w:t>
+      </w:r>
+    </w:p>
+    <w:p>
+      <w:pPr>
+        <w:pStyle w:val="ListParagraph"/>
+        <w:spacing w:before="120" w:line="240" w:lineRule="auto"/>
+        <w:ind w:left="1440"/>
+        <w:rPr>
+          <w:rFonts w:ascii="Times New Roman" w:hAnsi="Times New Roman" w:cs="Times New Roman"/>
+          <w:sz w:val="28"/>
+          <w:szCs w:val="28"/>
+        </w:rPr>
+      </w:pPr>
+      <w:r>
+        <w:rPr>
+          <w:rFonts w:ascii="Times New Roman" w:hAnsi="Times New Roman" w:cs="Times New Roman"/>
+          <w:sz w:val="28"/>
+          <w:szCs w:val="28"/>
+        </w:rPr>
+        <w:t>R</w:t>
+      </w:r>
+      <w:r>
+        <w:rPr>
+          <w:rFonts w:ascii="Times New Roman" w:hAnsi="Times New Roman" w:cs="Times New Roman"/>
+          <w:sz w:val="28"/>
+          <w:szCs w:val="28"/>
+          <w:vertAlign w:val="subscript"/>
+        </w:rPr>
+        <w:t>1</w:t>
+      </w:r>
+      <w:r>
+        <w:rPr>
+          <w:rFonts w:ascii="Times New Roman" w:hAnsi="Times New Roman" w:cs="Times New Roman"/>
+          <w:sz w:val="28"/>
+          <w:szCs w:val="28"/>
+        </w:rPr>
+        <w:t xml:space="preserve"> = 10kΩ, R</w:t>
+      </w:r>
+      <w:r>
+        <w:rPr>
+          <w:rFonts w:ascii="Times New Roman" w:hAnsi="Times New Roman" w:cs="Times New Roman"/>
+          <w:sz w:val="28"/>
+          <w:szCs w:val="28"/>
+          <w:vertAlign w:val="subscript"/>
+        </w:rPr>
+        <w:t>2</w:t>
+      </w:r>
+      <w:r>
+        <w:rPr>
+          <w:rFonts w:ascii="Times New Roman" w:hAnsi="Times New Roman" w:cs="Times New Roman"/>
+          <w:sz w:val="28"/>
+          <w:szCs w:val="28"/>
+        </w:rPr>
+        <w:t xml:space="preserve"> = 10k</w:t>
+      </w:r>
+      <w:r>
+        <w:rPr>
+          <w:rFonts w:ascii="Times New Roman" w:hAnsi="Times New Roman" w:cs="Times New Roman"/>
+          <w:sz w:val="28"/>
+          <w:szCs w:val="28"/>
+        </w:rPr>
+        <w:t>Ω</w:t>
+      </w:r>
+      <w:r>
+        <w:rPr>
+          <w:rFonts w:ascii="Times New Roman" w:hAnsi="Times New Roman" w:cs="Times New Roman"/>
+          <w:sz w:val="28"/>
+          <w:szCs w:val="28"/>
+        </w:rPr>
+        <w:t>, R</w:t>
+      </w:r>
+      <w:r>
+        <w:rPr>
+          <w:rFonts w:ascii="Times New Roman" w:hAnsi="Times New Roman" w:cs="Times New Roman"/>
+          <w:sz w:val="28"/>
+          <w:szCs w:val="28"/>
+          <w:vertAlign w:val="subscript"/>
+        </w:rPr>
+        <w:t>3</w:t>
+      </w:r>
+      <w:r>
+        <w:rPr>
+          <w:rFonts w:ascii="Times New Roman" w:hAnsi="Times New Roman" w:cs="Times New Roman"/>
+          <w:sz w:val="28"/>
+          <w:szCs w:val="28"/>
+        </w:rPr>
+        <w:t xml:space="preserve"> = </w:t>
+      </w:r>
+      <w:r>
+        <w:rPr>
+          <w:rFonts w:ascii="Times New Roman" w:hAnsi="Times New Roman" w:cs="Times New Roman"/>
+          <w:sz w:val="28"/>
+          <w:szCs w:val="28"/>
+        </w:rPr>
+        <w:t>33</w:t>
+      </w:r>
+      <w:r>
+        <w:rPr>
+          <w:rFonts w:ascii="Times New Roman" w:hAnsi="Times New Roman" w:cs="Times New Roman"/>
+          <w:sz w:val="28"/>
+          <w:szCs w:val="28"/>
+        </w:rPr>
+        <w:t>k</w:t>
+      </w:r>
+      <w:r>
+        <w:rPr>
+          <w:rFonts w:ascii="Times New Roman" w:hAnsi="Times New Roman" w:cs="Times New Roman"/>
+          <w:sz w:val="28"/>
+          <w:szCs w:val="28"/>
+        </w:rPr>
+        <w:t>Ω</w:t>
+      </w:r>
+      <w:r>
+        <w:rPr>
+          <w:rFonts w:ascii="Times New Roman" w:hAnsi="Times New Roman" w:cs="Times New Roman"/>
+          <w:sz w:val="28"/>
+          <w:szCs w:val="28"/>
+        </w:rPr>
+        <w:t>, R</w:t>
+      </w:r>
+      <w:r>
+        <w:rPr>
+          <w:rFonts w:ascii="Times New Roman" w:hAnsi="Times New Roman" w:cs="Times New Roman"/>
+          <w:sz w:val="28"/>
+          <w:szCs w:val="28"/>
+          <w:vertAlign w:val="subscript"/>
+        </w:rPr>
+        <w:t>4</w:t>
+      </w:r>
+      <w:r>
+        <w:rPr>
+          <w:rFonts w:ascii="Times New Roman" w:hAnsi="Times New Roman" w:cs="Times New Roman"/>
+          <w:sz w:val="28"/>
+          <w:szCs w:val="28"/>
+        </w:rPr>
+        <w:t xml:space="preserve"> = </w:t>
+      </w:r>
+      <w:r>
+        <w:rPr>
+          <w:rFonts w:ascii="Times New Roman" w:hAnsi="Times New Roman" w:cs="Times New Roman"/>
+          <w:sz w:val="28"/>
+          <w:szCs w:val="28"/>
+        </w:rPr>
+        <w:t>33</w:t>
+      </w:r>
+      <w:r>
+        <w:rPr>
+          <w:rFonts w:ascii="Times New Roman" w:hAnsi="Times New Roman" w:cs="Times New Roman"/>
+          <w:sz w:val="28"/>
+          <w:szCs w:val="28"/>
+        </w:rPr>
+        <w:t>k</w:t>
+      </w:r>
+      <w:r>
+        <w:rPr>
+          <w:rFonts w:ascii="Times New Roman" w:hAnsi="Times New Roman" w:cs="Times New Roman"/>
+          <w:sz w:val="28"/>
+          <w:szCs w:val="28"/>
+        </w:rPr>
+        <w:t>Ω</w:t>
+      </w:r>
+      <w:r>
+        <w:rPr>
+          <w:rFonts w:ascii="Times New Roman" w:hAnsi="Times New Roman" w:cs="Times New Roman"/>
+          <w:sz w:val="28"/>
+          <w:szCs w:val="28"/>
+        </w:rPr>
+        <w:t>, R</w:t>
+      </w:r>
+      <w:r>
+        <w:rPr>
+          <w:rFonts w:ascii="Times New Roman" w:hAnsi="Times New Roman" w:cs="Times New Roman"/>
+          <w:sz w:val="28"/>
+          <w:szCs w:val="28"/>
+          <w:vertAlign w:val="subscript"/>
+        </w:rPr>
+        <w:t>5</w:t>
+      </w:r>
+      <w:r>
+        <w:rPr>
+          <w:rFonts w:ascii="Times New Roman" w:hAnsi="Times New Roman" w:cs="Times New Roman"/>
+          <w:sz w:val="28"/>
+          <w:szCs w:val="28"/>
+        </w:rPr>
+        <w:t xml:space="preserve"> = </w:t>
+      </w:r>
+      <w:r>
+        <w:rPr>
+          <w:rFonts w:ascii="Times New Roman" w:hAnsi="Times New Roman" w:cs="Times New Roman"/>
+          <w:sz w:val="28"/>
+          <w:szCs w:val="28"/>
+        </w:rPr>
+        <w:t>33</w:t>
+      </w:r>
+      <w:r>
+        <w:rPr>
+          <w:rFonts w:ascii="Times New Roman" w:hAnsi="Times New Roman" w:cs="Times New Roman"/>
+          <w:sz w:val="28"/>
+          <w:szCs w:val="28"/>
+        </w:rPr>
+        <w:t>k</w:t>
+      </w:r>
+      <w:r>
+        <w:rPr>
+          <w:rFonts w:ascii="Times New Roman" w:hAnsi="Times New Roman" w:cs="Times New Roman"/>
+          <w:sz w:val="28"/>
+          <w:szCs w:val="28"/>
+        </w:rPr>
+        <w:t>Ω</w:t>
+      </w:r>
+      <w:r>
+        <w:rPr>
+          <w:rFonts w:ascii="Times New Roman" w:hAnsi="Times New Roman" w:cs="Times New Roman"/>
+          <w:sz w:val="28"/>
+          <w:szCs w:val="28"/>
+        </w:rPr>
+        <w:t>, R</w:t>
+      </w:r>
+      <w:r>
+        <w:rPr>
+          <w:rFonts w:ascii="Times New Roman" w:hAnsi="Times New Roman" w:cs="Times New Roman"/>
+          <w:sz w:val="28"/>
+          <w:szCs w:val="28"/>
+          <w:vertAlign w:val="subscript"/>
+        </w:rPr>
+        <w:t>6</w:t>
+      </w:r>
+      <w:r>
+        <w:rPr>
+          <w:rFonts w:ascii="Times New Roman" w:hAnsi="Times New Roman" w:cs="Times New Roman"/>
+          <w:sz w:val="28"/>
+          <w:szCs w:val="28"/>
+        </w:rPr>
+        <w:t xml:space="preserve"> = </w:t>
+      </w:r>
+      <w:r>
+        <w:rPr>
+          <w:rFonts w:ascii="Times New Roman" w:hAnsi="Times New Roman" w:cs="Times New Roman"/>
+          <w:sz w:val="28"/>
+          <w:szCs w:val="28"/>
+        </w:rPr>
+        <w:t>2.2</w:t>
+      </w:r>
+      <w:r>
+        <w:rPr>
+          <w:rFonts w:ascii="Times New Roman" w:hAnsi="Times New Roman" w:cs="Times New Roman"/>
+          <w:sz w:val="28"/>
+          <w:szCs w:val="28"/>
+        </w:rPr>
+        <w:t>k</w:t>
+      </w:r>
+      <w:r>
+        <w:rPr>
+          <w:rFonts w:ascii="Times New Roman" w:hAnsi="Times New Roman" w:cs="Times New Roman"/>
+          <w:sz w:val="28"/>
+          <w:szCs w:val="28"/>
+        </w:rPr>
+        <w:t>Ω</w:t>
+      </w:r>
+      <w:r>
+        <w:rPr>
+          <w:rFonts w:ascii="Times New Roman" w:hAnsi="Times New Roman" w:cs="Times New Roman"/>
+          <w:sz w:val="28"/>
+          <w:szCs w:val="28"/>
+        </w:rPr>
+        <w:t>, R</w:t>
+      </w:r>
+      <w:r>
+        <w:rPr>
+          <w:rFonts w:ascii="Times New Roman" w:hAnsi="Times New Roman" w:cs="Times New Roman"/>
+          <w:sz w:val="28"/>
+          <w:szCs w:val="28"/>
+          <w:vertAlign w:val="subscript"/>
+        </w:rPr>
+        <w:t>7</w:t>
+      </w:r>
+      <w:r>
+        <w:rPr>
+          <w:rFonts w:ascii="Times New Roman" w:hAnsi="Times New Roman" w:cs="Times New Roman"/>
+          <w:sz w:val="28"/>
+          <w:szCs w:val="28"/>
+        </w:rPr>
+        <w:t xml:space="preserve"> = 1k</w:t>
+      </w:r>
+      <w:r>
+        <w:rPr>
+          <w:rFonts w:ascii="Times New Roman" w:hAnsi="Times New Roman" w:cs="Times New Roman"/>
+          <w:sz w:val="28"/>
+          <w:szCs w:val="28"/>
+        </w:rPr>
+        <w:t>Ω</w:t>
+      </w:r>
+      <w:r>
+        <w:rPr>
+          <w:rFonts w:ascii="Times New Roman" w:hAnsi="Times New Roman" w:cs="Times New Roman"/>
+          <w:sz w:val="28"/>
+          <w:szCs w:val="28"/>
+        </w:rPr>
+        <w:t xml:space="preserve">. </w:t>
+      </w:r>
+    </w:p>
+    <w:p>
+      <w:pPr>
+        <w:pStyle w:val="ListParagraph"/>
+        <w:spacing w:before="120" w:line="240" w:lineRule="auto"/>
+        <w:ind w:left="1440"/>
+        <w:rPr>
+          <w:rFonts w:ascii="Times New Roman" w:hAnsi="Times New Roman" w:cs="Times New Roman"/>
+          <w:sz w:val="28"/>
+          <w:szCs w:val="28"/>
+        </w:rPr>
+      </w:pPr>
+      <w:r>
+        <w:rPr>
+          <w:rFonts w:ascii="Times New Roman" w:hAnsi="Times New Roman" w:cs="Times New Roman"/>
+          <w:sz w:val="28"/>
+          <w:szCs w:val="28"/>
+        </w:rPr>
+        <w:t>R</w:t>
+      </w:r>
+      <w:r>
+        <w:rPr>
+          <w:rFonts w:ascii="Times New Roman" w:hAnsi="Times New Roman" w:cs="Times New Roman"/>
+          <w:sz w:val="28"/>
+          <w:szCs w:val="28"/>
+          <w:vertAlign w:val="subscript"/>
+        </w:rPr>
+        <w:t>1</w:t>
+      </w:r>
+      <w:r>
+        <w:rPr>
+          <w:rFonts w:ascii="Times New Roman" w:hAnsi="Times New Roman" w:cs="Times New Roman"/>
+          <w:sz w:val="28"/>
+          <w:szCs w:val="28"/>
+        </w:rPr>
+        <w:t xml:space="preserve"> and R</w:t>
+      </w:r>
+      <w:r>
+        <w:rPr>
+          <w:rFonts w:ascii="Times New Roman" w:hAnsi="Times New Roman" w:cs="Times New Roman"/>
+          <w:sz w:val="28"/>
+          <w:szCs w:val="28"/>
+          <w:vertAlign w:val="subscript"/>
+        </w:rPr>
+        <w:t>2</w:t>
+      </w:r>
+      <w:r>
+        <w:rPr>
+          <w:rFonts w:ascii="Times New Roman" w:hAnsi="Times New Roman" w:cs="Times New Roman"/>
+          <w:sz w:val="28"/>
+          <w:szCs w:val="28"/>
+        </w:rPr>
+        <w:t>:</w:t>
+      </w:r>
+    </w:p>
+    <w:p>
+      <w:pPr>
+        <w:pStyle w:val="ListParagraph"/>
+        <w:spacing w:before="120" w:line="240" w:lineRule="auto"/>
+        <w:ind w:left="1440"/>
+        <w:rPr>
+          <w:rFonts w:ascii="Times New Roman" w:eastAsiaTheme="minorEastAsia" w:hAnsi="Times New Roman" w:cs="Times New Roman"/>
+          <w:sz w:val="28"/>
+          <w:szCs w:val="28"/>
+        </w:rPr>
+      </w:pPr>
+      <m:oMathPara>
+        <m:oMath>
+          <m:sSub>
+            <m:sSubPr>
+              <m:ctrlPr>
+                <w:rPr>
+                  <w:rFonts w:ascii="Cambria Math" w:hAnsi="Cambria Math" w:cs="Times New Roman"/>
+                  <w:i/>
+                  <w:sz w:val="28"/>
+                  <w:szCs w:val="28"/>
+                </w:rPr>
+              </m:ctrlPr>
+            </m:sSubPr>
+            <m:e>
+              <m:r>
+                <w:rPr>
+                  <w:rFonts w:ascii="Cambria Math" w:hAnsi="Cambria Math" w:cs="Times New Roman"/>
+                  <w:sz w:val="28"/>
+                  <w:szCs w:val="28"/>
+                </w:rPr>
+                <m:t>V</m:t>
+              </m:r>
+            </m:e>
+            <m:sub>
+              <m:r>
+                <w:rPr>
+                  <w:rFonts w:ascii="Cambria Math" w:hAnsi="Cambria Math" w:cs="Times New Roman"/>
+                  <w:sz w:val="28"/>
+                  <w:szCs w:val="28"/>
+                </w:rPr>
+                <m:t>X</m:t>
+              </m:r>
+            </m:sub>
+          </m:sSub>
+          <m:r>
+            <w:rPr>
+              <w:rFonts w:ascii="Cambria Math" w:hAnsi="Cambria Math" w:cs="Times New Roman"/>
+              <w:sz w:val="28"/>
+              <w:szCs w:val="28"/>
+            </w:rPr>
+            <m:t>=-5V</m:t>
+          </m:r>
+          <m:d>
+            <m:dPr>
+              <m:ctrlPr>
+                <w:rPr>
+                  <w:rFonts w:ascii="Cambria Math" w:hAnsi="Cambria Math" w:cs="Times New Roman"/>
+                  <w:i/>
+                  <w:sz w:val="28"/>
+                  <w:szCs w:val="28"/>
+                </w:rPr>
+              </m:ctrlPr>
+            </m:dPr>
+            <m:e>
+              <m:f>
+                <m:fPr>
+                  <m:ctrlPr>
+                    <w:rPr>
+                      <w:rFonts w:ascii="Cambria Math" w:hAnsi="Cambria Math" w:cs="Times New Roman"/>
+                      <w:i/>
+                      <w:sz w:val="28"/>
+                      <w:szCs w:val="28"/>
+                    </w:rPr>
+                  </m:ctrlPr>
+                </m:fPr>
+                <m:num>
+                  <m:sSub>
+                    <m:sSubPr>
+                      <m:ctrlPr>
+                        <w:rPr>
+                          <w:rFonts w:ascii="Cambria Math" w:hAnsi="Cambria Math" w:cs="Times New Roman"/>
+                          <w:i/>
+                          <w:sz w:val="28"/>
+                          <w:szCs w:val="28"/>
+                        </w:rPr>
+                      </m:ctrlPr>
+                    </m:sSubPr>
+                    <m:e>
+                      <m:r>
+                        <w:rPr>
+                          <w:rFonts w:ascii="Cambria Math" w:hAnsi="Cambria Math" w:cs="Times New Roman"/>
+                          <w:sz w:val="28"/>
+                          <w:szCs w:val="28"/>
+                        </w:rPr>
+                        <m:t>R</m:t>
+                      </m:r>
+                    </m:e>
+                    <m:sub>
+                      <m:r>
+                        <w:rPr>
+                          <w:rFonts w:ascii="Cambria Math" w:hAnsi="Cambria Math" w:cs="Times New Roman"/>
+                          <w:sz w:val="28"/>
+                          <w:szCs w:val="28"/>
+                        </w:rPr>
+                        <m:t>2</m:t>
+                      </m:r>
+                    </m:sub>
+                  </m:sSub>
+                </m:num>
+                <m:den>
+                  <m:sSub>
+                    <m:sSubPr>
+                      <m:ctrlPr>
+                        <w:rPr>
+                          <w:rFonts w:ascii="Cambria Math" w:hAnsi="Cambria Math" w:cs="Times New Roman"/>
+                          <w:i/>
+                          <w:sz w:val="28"/>
+                          <w:szCs w:val="28"/>
+                        </w:rPr>
+                      </m:ctrlPr>
+                    </m:sSubPr>
+                    <m:e>
+                      <m:r>
+                        <w:rPr>
+                          <w:rFonts w:ascii="Cambria Math" w:hAnsi="Cambria Math" w:cs="Times New Roman"/>
+                          <w:sz w:val="28"/>
+                          <w:szCs w:val="28"/>
+                        </w:rPr>
+                        <m:t>R</m:t>
+                      </m:r>
+                    </m:e>
+                    <m:sub>
+                      <m:r>
+                        <w:rPr>
+                          <w:rFonts w:ascii="Cambria Math" w:hAnsi="Cambria Math" w:cs="Times New Roman"/>
+                          <w:sz w:val="28"/>
+                          <w:szCs w:val="28"/>
+                        </w:rPr>
+                        <m:t>1</m:t>
+                      </m:r>
+                    </m:sub>
+                  </m:sSub>
+                  <m:r>
+                    <w:rPr>
+                      <w:rFonts w:ascii="Cambria Math" w:hAnsi="Cambria Math" w:cs="Times New Roman"/>
+                      <w:sz w:val="28"/>
+                      <w:szCs w:val="28"/>
+                    </w:rPr>
+                    <m:t>+</m:t>
+                  </m:r>
+                  <m:sSub>
+                    <m:sSubPr>
+                      <m:ctrlPr>
+                        <w:rPr>
+                          <w:rFonts w:ascii="Cambria Math" w:hAnsi="Cambria Math" w:cs="Times New Roman"/>
+                          <w:i/>
+                          <w:sz w:val="28"/>
+                          <w:szCs w:val="28"/>
+                        </w:rPr>
+                      </m:ctrlPr>
+                    </m:sSubPr>
+                    <m:e>
+                      <m:r>
+                        <w:rPr>
+                          <w:rFonts w:ascii="Cambria Math" w:hAnsi="Cambria Math" w:cs="Times New Roman"/>
+                          <w:sz w:val="28"/>
+                          <w:szCs w:val="28"/>
+                        </w:rPr>
+                        <m:t>R</m:t>
+                      </m:r>
+                    </m:e>
+                    <m:sub>
+                      <m:r>
+                        <w:rPr>
+                          <w:rFonts w:ascii="Cambria Math" w:hAnsi="Cambria Math" w:cs="Times New Roman"/>
+                          <w:sz w:val="28"/>
+                          <w:szCs w:val="28"/>
+                        </w:rPr>
+                        <m:t>2</m:t>
+                      </m:r>
+                    </m:sub>
+                  </m:sSub>
+                </m:den>
+              </m:f>
+            </m:e>
+          </m:d>
+          <m:r>
+            <w:rPr>
+              <w:rFonts w:ascii="Cambria Math" w:hAnsi="Cambria Math" w:cs="Times New Roman"/>
+              <w:sz w:val="28"/>
+              <w:szCs w:val="28"/>
+            </w:rPr>
+            <m:t xml:space="preserve">=&gt; -2.5V= </m:t>
+          </m:r>
+          <m:r>
+            <w:rPr>
+              <w:rFonts w:ascii="Cambria Math" w:hAnsi="Cambria Math" w:cs="Times New Roman"/>
+              <w:sz w:val="28"/>
+              <w:szCs w:val="28"/>
+            </w:rPr>
+            <m:t>-5V</m:t>
+          </m:r>
+          <m:d>
+            <m:dPr>
+              <m:ctrlPr>
+                <w:rPr>
+                  <w:rFonts w:ascii="Cambria Math" w:hAnsi="Cambria Math" w:cs="Times New Roman"/>
+                  <w:i/>
+                  <w:sz w:val="28"/>
+                  <w:szCs w:val="28"/>
+                </w:rPr>
+              </m:ctrlPr>
+            </m:dPr>
+            <m:e>
+              <m:f>
+                <m:fPr>
+                  <m:ctrlPr>
+                    <w:rPr>
+                      <w:rFonts w:ascii="Cambria Math" w:hAnsi="Cambria Math" w:cs="Times New Roman"/>
+                      <w:i/>
+                      <w:sz w:val="28"/>
+                      <w:szCs w:val="28"/>
+                    </w:rPr>
+                  </m:ctrlPr>
+                </m:fPr>
+                <m:num>
+                  <m:sSub>
+                    <m:sSubPr>
+                      <m:ctrlPr>
+                        <w:rPr>
+                          <w:rFonts w:ascii="Cambria Math" w:hAnsi="Cambria Math" w:cs="Times New Roman"/>
+                          <w:i/>
+                          <w:sz w:val="28"/>
+                          <w:szCs w:val="28"/>
+                        </w:rPr>
+                      </m:ctrlPr>
+                    </m:sSubPr>
+                    <m:e>
+                      <m:r>
+                        <w:rPr>
+                          <w:rFonts w:ascii="Cambria Math" w:hAnsi="Cambria Math" w:cs="Times New Roman"/>
+                          <w:sz w:val="28"/>
+                          <w:szCs w:val="28"/>
+                        </w:rPr>
+                        <m:t>R</m:t>
+                      </m:r>
+                    </m:e>
+                    <m:sub>
+                      <m:r>
+                        <w:rPr>
+                          <w:rFonts w:ascii="Cambria Math" w:hAnsi="Cambria Math" w:cs="Times New Roman"/>
+                          <w:sz w:val="28"/>
+                          <w:szCs w:val="28"/>
+                        </w:rPr>
+                        <m:t>2</m:t>
+                      </m:r>
+                    </m:sub>
+                  </m:sSub>
+                </m:num>
+                <m:den>
+                  <m:sSub>
+                    <m:sSubPr>
+                      <m:ctrlPr>
+                        <w:rPr>
+                          <w:rFonts w:ascii="Cambria Math" w:hAnsi="Cambria Math" w:cs="Times New Roman"/>
+                          <w:i/>
+                          <w:sz w:val="28"/>
+                          <w:szCs w:val="28"/>
+                        </w:rPr>
+                      </m:ctrlPr>
+                    </m:sSubPr>
+                    <m:e>
+                      <m:r>
+                        <w:rPr>
+                          <w:rFonts w:ascii="Cambria Math" w:hAnsi="Cambria Math" w:cs="Times New Roman"/>
+                          <w:sz w:val="28"/>
+                          <w:szCs w:val="28"/>
+                        </w:rPr>
+                        <m:t>R</m:t>
+                      </m:r>
+                    </m:e>
+                    <m:sub>
+                      <m:r>
+                        <w:rPr>
+                          <w:rFonts w:ascii="Cambria Math" w:hAnsi="Cambria Math" w:cs="Times New Roman"/>
+                          <w:sz w:val="28"/>
+                          <w:szCs w:val="28"/>
+                        </w:rPr>
+                        <m:t>1</m:t>
+                      </m:r>
+                    </m:sub>
+                  </m:sSub>
+                  <m:r>
+                    <w:rPr>
+                      <w:rFonts w:ascii="Cambria Math" w:hAnsi="Cambria Math" w:cs="Times New Roman"/>
+                      <w:sz w:val="28"/>
+                      <w:szCs w:val="28"/>
+                    </w:rPr>
+                    <m:t>+</m:t>
+                  </m:r>
+                  <m:sSub>
+                    <m:sSubPr>
+                      <m:ctrlPr>
+                        <w:rPr>
+                          <w:rFonts w:ascii="Cambria Math" w:hAnsi="Cambria Math" w:cs="Times New Roman"/>
+                          <w:i/>
+                          <w:sz w:val="28"/>
+                          <w:szCs w:val="28"/>
+                        </w:rPr>
+                      </m:ctrlPr>
+                    </m:sSubPr>
+                    <m:e>
+                      <m:r>
+                        <w:rPr>
+                          <w:rFonts w:ascii="Cambria Math" w:hAnsi="Cambria Math" w:cs="Times New Roman"/>
+                          <w:sz w:val="28"/>
+                          <w:szCs w:val="28"/>
+                        </w:rPr>
+                        <m:t>R</m:t>
+                      </m:r>
+                    </m:e>
+                    <m:sub>
+                      <m:r>
+                        <w:rPr>
+                          <w:rFonts w:ascii="Cambria Math" w:hAnsi="Cambria Math" w:cs="Times New Roman"/>
+                          <w:sz w:val="28"/>
+                          <w:szCs w:val="28"/>
+                        </w:rPr>
+                        <m:t>2</m:t>
+                      </m:r>
+                    </m:sub>
+                  </m:sSub>
+                </m:den>
+              </m:f>
+            </m:e>
+          </m:d>
+          <m:r>
+            <w:rPr>
+              <w:rFonts w:ascii="Cambria Math" w:hAnsi="Cambria Math" w:cs="Times New Roman"/>
+              <w:sz w:val="28"/>
+              <w:szCs w:val="28"/>
+            </w:rPr>
+            <m:t>=&gt;</m:t>
+          </m:r>
+          <m:sSub>
+            <m:sSubPr>
+              <m:ctrlPr>
+                <w:rPr>
+                  <w:rFonts w:ascii="Cambria Math" w:hAnsi="Cambria Math" w:cs="Times New Roman"/>
+                  <w:i/>
+                  <w:sz w:val="28"/>
+                  <w:szCs w:val="28"/>
+                </w:rPr>
+              </m:ctrlPr>
+            </m:sSubPr>
+            <m:e>
+              <m:r>
+                <w:rPr>
+                  <w:rFonts w:ascii="Cambria Math" w:hAnsi="Cambria Math" w:cs="Times New Roman"/>
+                  <w:sz w:val="28"/>
+                  <w:szCs w:val="28"/>
+                </w:rPr>
+                <m:t>R</m:t>
+              </m:r>
+            </m:e>
+            <m:sub>
+              <m:r>
+                <w:rPr>
+                  <w:rFonts w:ascii="Cambria Math" w:hAnsi="Cambria Math" w:cs="Times New Roman"/>
+                  <w:sz w:val="28"/>
+                  <w:szCs w:val="28"/>
+                </w:rPr>
+                <m:t>1</m:t>
+              </m:r>
+            </m:sub>
+          </m:sSub>
+          <m:r>
+            <w:rPr>
+              <w:rFonts w:ascii="Cambria Math" w:hAnsi="Cambria Math" w:cs="Times New Roman"/>
+              <w:sz w:val="28"/>
+              <w:szCs w:val="28"/>
+            </w:rPr>
+            <m:t xml:space="preserve">= </m:t>
+          </m:r>
+          <m:sSub>
+            <m:sSubPr>
+              <m:ctrlPr>
+                <w:rPr>
+                  <w:rFonts w:ascii="Cambria Math" w:hAnsi="Cambria Math" w:cs="Times New Roman"/>
+                  <w:i/>
+                  <w:sz w:val="28"/>
+                  <w:szCs w:val="28"/>
+                </w:rPr>
+              </m:ctrlPr>
+            </m:sSubPr>
+            <m:e>
+              <m:r>
+                <w:rPr>
+                  <w:rFonts w:ascii="Cambria Math" w:hAnsi="Cambria Math" w:cs="Times New Roman"/>
+                  <w:sz w:val="28"/>
+                  <w:szCs w:val="28"/>
+                </w:rPr>
+                <m:t>R</m:t>
+              </m:r>
+            </m:e>
+            <m:sub>
+              <m:r>
+                <w:rPr>
+                  <w:rFonts w:ascii="Cambria Math" w:hAnsi="Cambria Math" w:cs="Times New Roman"/>
+                  <w:sz w:val="28"/>
+                  <w:szCs w:val="28"/>
+                </w:rPr>
+                <m:t>2</m:t>
+              </m:r>
+            </m:sub>
+          </m:sSub>
+        </m:oMath>
+      </m:oMathPara>
+    </w:p>
+    <w:p>
+      <w:pPr>
+        <w:pStyle w:val="ListParagraph"/>
+        <w:spacing w:before="120" w:line="240" w:lineRule="auto"/>
+        <w:ind w:left="1440"/>
+        <w:rPr>
+          <w:rFonts w:ascii="Times New Roman" w:eastAsiaTheme="minorEastAsia" w:hAnsi="Times New Roman" w:cs="Times New Roman"/>
+          <w:sz w:val="28"/>
+          <w:szCs w:val="28"/>
+        </w:rPr>
+      </w:pPr>
+      <w:r>
+        <w:rPr>
+          <w:rFonts w:ascii="Times New Roman" w:eastAsiaTheme="minorEastAsia" w:hAnsi="Times New Roman" w:cs="Times New Roman"/>
+          <w:sz w:val="28"/>
+          <w:szCs w:val="28"/>
+        </w:rPr>
+        <w:t>R</w:t>
+      </w:r>
+      <w:r>
+        <w:rPr>
+          <w:rFonts w:ascii="Times New Roman" w:eastAsiaTheme="minorEastAsia" w:hAnsi="Times New Roman" w:cs="Times New Roman"/>
+          <w:sz w:val="28"/>
+          <w:szCs w:val="28"/>
+          <w:vertAlign w:val="subscript"/>
+        </w:rPr>
+        <w:t>3</w:t>
+      </w:r>
+      <w:r>
+        <w:rPr>
+          <w:rFonts w:ascii="Times New Roman" w:eastAsiaTheme="minorEastAsia" w:hAnsi="Times New Roman" w:cs="Times New Roman"/>
+          <w:sz w:val="28"/>
+          <w:szCs w:val="28"/>
+        </w:rPr>
+        <w:t>, R</w:t>
+      </w:r>
+      <w:r>
+        <w:rPr>
+          <w:rFonts w:ascii="Times New Roman" w:eastAsiaTheme="minorEastAsia" w:hAnsi="Times New Roman" w:cs="Times New Roman"/>
+          <w:sz w:val="28"/>
+          <w:szCs w:val="28"/>
+          <w:vertAlign w:val="subscript"/>
+        </w:rPr>
+        <w:t>4</w:t>
+      </w:r>
+      <w:r>
+        <w:rPr>
+          <w:rFonts w:ascii="Times New Roman" w:eastAsiaTheme="minorEastAsia" w:hAnsi="Times New Roman" w:cs="Times New Roman"/>
+          <w:sz w:val="28"/>
+          <w:szCs w:val="28"/>
+        </w:rPr>
+        <w:t>, R</w:t>
+      </w:r>
+      <w:r>
+        <w:rPr>
+          <w:rFonts w:ascii="Times New Roman" w:eastAsiaTheme="minorEastAsia" w:hAnsi="Times New Roman" w:cs="Times New Roman"/>
+          <w:sz w:val="28"/>
+          <w:szCs w:val="28"/>
+          <w:vertAlign w:val="subscript"/>
+        </w:rPr>
+        <w:t>5</w:t>
+      </w:r>
+      <w:r>
+        <w:rPr>
+          <w:rFonts w:ascii="Times New Roman" w:eastAsiaTheme="minorEastAsia" w:hAnsi="Times New Roman" w:cs="Times New Roman"/>
+          <w:sz w:val="28"/>
+          <w:szCs w:val="28"/>
+        </w:rPr>
+        <w:t>:</w:t>
+      </w:r>
+    </w:p>
+    <w:p>
+      <w:pPr>
+        <w:pStyle w:val="ListParagraph"/>
+        <w:spacing w:before="120" w:line="240" w:lineRule="auto"/>
+        <w:ind w:left="1440"/>
+        <w:rPr>
+          <w:rFonts w:ascii="Times New Roman" w:eastAsiaTheme="minorEastAsia" w:hAnsi="Times New Roman" w:cs="Times New Roman"/>
+          <w:sz w:val="28"/>
+          <w:szCs w:val="28"/>
+        </w:rPr>
+      </w:pPr>
+      <m:oMathPara>
+        <m:oMath>
+          <m:sSub>
+            <m:sSubPr>
+              <m:ctrlPr>
+                <w:rPr>
+                  <w:rFonts w:ascii="Cambria Math" w:hAnsi="Cambria Math" w:cs="Times New Roman"/>
+                  <w:i/>
+                  <w:sz w:val="28"/>
+                  <w:szCs w:val="28"/>
+                </w:rPr>
+              </m:ctrlPr>
+            </m:sSubPr>
+            <m:e>
+              <m:r>
+                <w:rPr>
+                  <w:rFonts w:ascii="Cambria Math" w:hAnsi="Cambria Math" w:cs="Times New Roman"/>
+                  <w:sz w:val="28"/>
+                  <w:szCs w:val="28"/>
+                </w:rPr>
+                <m:t>V</m:t>
+              </m:r>
+            </m:e>
+            <m:sub>
+              <m:r>
+                <w:rPr>
+                  <w:rFonts w:ascii="Cambria Math" w:hAnsi="Cambria Math" w:cs="Times New Roman"/>
+                  <w:sz w:val="28"/>
+                  <w:szCs w:val="28"/>
+                </w:rPr>
+                <m:t>out</m:t>
+              </m:r>
+            </m:sub>
+          </m:sSub>
+          <m:r>
+            <w:rPr>
+              <w:rFonts w:ascii="Cambria Math" w:hAnsi="Cambria Math" w:cs="Times New Roman"/>
+              <w:sz w:val="28"/>
+              <w:szCs w:val="28"/>
+            </w:rPr>
+            <m:t>=</m:t>
+          </m:r>
+          <m:r>
+            <w:rPr>
+              <w:rFonts w:ascii="Cambria Math" w:hAnsi="Cambria Math" w:cs="Times New Roman"/>
+              <w:sz w:val="28"/>
+              <w:szCs w:val="28"/>
+            </w:rPr>
+            <m:t>-</m:t>
+          </m:r>
+          <m:sSub>
+            <m:sSubPr>
+              <m:ctrlPr>
+                <w:rPr>
+                  <w:rFonts w:ascii="Cambria Math" w:hAnsi="Cambria Math" w:cs="Times New Roman"/>
+                  <w:i/>
+                  <w:sz w:val="28"/>
+                  <w:szCs w:val="28"/>
+                </w:rPr>
+              </m:ctrlPr>
+            </m:sSubPr>
+            <m:e>
+              <m:r>
+                <w:rPr>
+                  <w:rFonts w:ascii="Cambria Math" w:hAnsi="Cambria Math" w:cs="Times New Roman"/>
+                  <w:sz w:val="28"/>
+                  <w:szCs w:val="28"/>
+                </w:rPr>
+                <m:t>R</m:t>
+              </m:r>
+            </m:e>
+            <m:sub>
+              <m:r>
+                <w:rPr>
+                  <w:rFonts w:ascii="Cambria Math" w:hAnsi="Cambria Math" w:cs="Times New Roman"/>
+                  <w:sz w:val="28"/>
+                  <w:szCs w:val="28"/>
+                </w:rPr>
+                <m:t>f</m:t>
+              </m:r>
+            </m:sub>
+          </m:sSub>
+          <m:d>
+            <m:dPr>
+              <m:ctrlPr>
+                <w:rPr>
+                  <w:rFonts w:ascii="Cambria Math" w:hAnsi="Cambria Math" w:cs="Times New Roman"/>
+                  <w:i/>
+                  <w:sz w:val="28"/>
+                  <w:szCs w:val="28"/>
+                </w:rPr>
+              </m:ctrlPr>
+            </m:dPr>
+            <m:e>
+              <m:f>
+                <m:fPr>
+                  <m:ctrlPr>
+                    <w:rPr>
+                      <w:rFonts w:ascii="Cambria Math" w:hAnsi="Cambria Math" w:cs="Times New Roman"/>
+                      <w:i/>
+                      <w:sz w:val="28"/>
+                      <w:szCs w:val="28"/>
+                    </w:rPr>
+                  </m:ctrlPr>
+                </m:fPr>
+                <m:num>
+                  <m:sSub>
+                    <m:sSubPr>
+                      <m:ctrlPr>
+                        <w:rPr>
+                          <w:rFonts w:ascii="Cambria Math" w:hAnsi="Cambria Math" w:cs="Times New Roman"/>
+                          <w:i/>
+                          <w:sz w:val="28"/>
+                          <w:szCs w:val="28"/>
+                        </w:rPr>
+                      </m:ctrlPr>
+                    </m:sSubPr>
+                    <m:e>
+                      <m:r>
+                        <w:rPr>
+                          <w:rFonts w:ascii="Cambria Math" w:hAnsi="Cambria Math" w:cs="Times New Roman"/>
+                          <w:sz w:val="28"/>
+                          <w:szCs w:val="28"/>
+                        </w:rPr>
+                        <m:t>V</m:t>
+                      </m:r>
+                    </m:e>
+                    <m:sub>
+                      <m:r>
+                        <w:rPr>
+                          <w:rFonts w:ascii="Cambria Math" w:hAnsi="Cambria Math" w:cs="Times New Roman"/>
+                          <w:sz w:val="28"/>
+                          <w:szCs w:val="28"/>
+                        </w:rPr>
+                        <m:t>1</m:t>
+                      </m:r>
+                    </m:sub>
+                  </m:sSub>
+                </m:num>
+                <m:den>
+                  <m:sSub>
+                    <m:sSubPr>
+                      <m:ctrlPr>
+                        <w:rPr>
+                          <w:rFonts w:ascii="Cambria Math" w:hAnsi="Cambria Math" w:cs="Times New Roman"/>
+                          <w:i/>
+                          <w:sz w:val="28"/>
+                          <w:szCs w:val="28"/>
+                        </w:rPr>
+                      </m:ctrlPr>
+                    </m:sSubPr>
+                    <m:e>
+                      <m:r>
+                        <w:rPr>
+                          <w:rFonts w:ascii="Cambria Math" w:hAnsi="Cambria Math" w:cs="Times New Roman"/>
+                          <w:sz w:val="28"/>
+                          <w:szCs w:val="28"/>
+                        </w:rPr>
+                        <m:t>R</m:t>
+                      </m:r>
+                    </m:e>
+                    <m:sub>
+                      <m:r>
+                        <w:rPr>
+                          <w:rFonts w:ascii="Cambria Math" w:hAnsi="Cambria Math" w:cs="Times New Roman"/>
+                          <w:sz w:val="28"/>
+                          <w:szCs w:val="28"/>
+                        </w:rPr>
+                        <m:t>IN</m:t>
+                      </m:r>
+                      <m:r>
+                        <w:rPr>
+                          <w:rFonts w:ascii="Cambria Math" w:hAnsi="Cambria Math" w:cs="Times New Roman"/>
+                          <w:sz w:val="28"/>
+                          <w:szCs w:val="28"/>
+                        </w:rPr>
+                        <m:t>1</m:t>
+                      </m:r>
+                    </m:sub>
+                  </m:sSub>
+                </m:den>
+              </m:f>
+              <m:r>
+                <w:rPr>
+                  <w:rFonts w:ascii="Cambria Math" w:hAnsi="Cambria Math" w:cs="Times New Roman"/>
+                  <w:sz w:val="28"/>
+                  <w:szCs w:val="28"/>
+                </w:rPr>
+                <m:t>+</m:t>
+              </m:r>
+              <m:f>
+                <m:fPr>
+                  <m:ctrlPr>
+                    <w:rPr>
+                      <w:rFonts w:ascii="Cambria Math" w:hAnsi="Cambria Math" w:cs="Times New Roman"/>
+                      <w:i/>
+                      <w:sz w:val="28"/>
+                      <w:szCs w:val="28"/>
+                    </w:rPr>
+                  </m:ctrlPr>
+                </m:fPr>
+                <m:num>
+                  <m:sSub>
+                    <m:sSubPr>
+                      <m:ctrlPr>
+                        <w:rPr>
+                          <w:rFonts w:ascii="Cambria Math" w:hAnsi="Cambria Math" w:cs="Times New Roman"/>
+                          <w:i/>
+                          <w:sz w:val="28"/>
+                          <w:szCs w:val="28"/>
+                        </w:rPr>
+                      </m:ctrlPr>
+                    </m:sSubPr>
+                    <m:e>
+                      <m:r>
+                        <w:rPr>
+                          <w:rFonts w:ascii="Cambria Math" w:hAnsi="Cambria Math" w:cs="Times New Roman"/>
+                          <w:sz w:val="28"/>
+                          <w:szCs w:val="28"/>
+                        </w:rPr>
+                        <m:t>V</m:t>
+                      </m:r>
+                    </m:e>
+                    <m:sub>
+                      <m:r>
+                        <w:rPr>
+                          <w:rFonts w:ascii="Cambria Math" w:hAnsi="Cambria Math" w:cs="Times New Roman"/>
+                          <w:sz w:val="28"/>
+                          <w:szCs w:val="28"/>
+                        </w:rPr>
+                        <m:t>2</m:t>
+                      </m:r>
+                    </m:sub>
+                  </m:sSub>
+                </m:num>
+                <m:den>
+                  <m:sSub>
+                    <m:sSubPr>
+                      <m:ctrlPr>
+                        <w:rPr>
+                          <w:rFonts w:ascii="Cambria Math" w:hAnsi="Cambria Math" w:cs="Times New Roman"/>
+                          <w:i/>
+                          <w:sz w:val="28"/>
+                          <w:szCs w:val="28"/>
+                        </w:rPr>
+                      </m:ctrlPr>
+                    </m:sSubPr>
+                    <m:e>
+                      <m:r>
+                        <w:rPr>
+                          <w:rFonts w:ascii="Cambria Math" w:hAnsi="Cambria Math" w:cs="Times New Roman"/>
+                          <w:sz w:val="28"/>
+                          <w:szCs w:val="28"/>
+                        </w:rPr>
+                        <m:t>R</m:t>
+                      </m:r>
+                    </m:e>
+                    <m:sub>
+                      <m:r>
+                        <w:rPr>
+                          <w:rFonts w:ascii="Cambria Math" w:hAnsi="Cambria Math" w:cs="Times New Roman"/>
+                          <w:sz w:val="28"/>
+                          <w:szCs w:val="28"/>
+                        </w:rPr>
+                        <m:t>IN</m:t>
+                      </m:r>
+                      <m:r>
+                        <w:rPr>
+                          <w:rFonts w:ascii="Cambria Math" w:hAnsi="Cambria Math" w:cs="Times New Roman"/>
+                          <w:sz w:val="28"/>
+                          <w:szCs w:val="28"/>
+                        </w:rPr>
+                        <m:t>2</m:t>
+                      </m:r>
+                    </m:sub>
+                  </m:sSub>
+                </m:den>
+              </m:f>
+            </m:e>
+          </m:d>
+          <m:r>
+            <w:rPr>
+              <w:rFonts w:ascii="Cambria Math" w:eastAsiaTheme="minorEastAsia" w:hAnsi="Cambria Math" w:cs="Times New Roman"/>
+              <w:sz w:val="28"/>
+              <w:szCs w:val="28"/>
+            </w:rPr>
+            <m:t>=&gt;</m:t>
+          </m:r>
+          <m:f>
+            <m:fPr>
+              <m:ctrlPr>
+                <w:rPr>
+                  <w:rFonts w:ascii="Cambria Math" w:hAnsi="Cambria Math" w:cs="Times New Roman"/>
+                  <w:i/>
+                  <w:sz w:val="28"/>
+                  <w:szCs w:val="28"/>
+                </w:rPr>
+              </m:ctrlPr>
+            </m:fPr>
+            <m:num>
+              <m:sSub>
+                <m:sSubPr>
+                  <m:ctrlPr>
+                    <w:rPr>
+                      <w:rFonts w:ascii="Cambria Math" w:hAnsi="Cambria Math" w:cs="Times New Roman"/>
+                      <w:i/>
+                      <w:sz w:val="28"/>
+                      <w:szCs w:val="28"/>
+                    </w:rPr>
+                  </m:ctrlPr>
+                </m:sSubPr>
+                <m:e>
+                  <m:r>
+                    <w:rPr>
+                      <w:rFonts w:ascii="Cambria Math" w:hAnsi="Cambria Math" w:cs="Times New Roman"/>
+                      <w:sz w:val="28"/>
+                      <w:szCs w:val="28"/>
+                    </w:rPr>
+                    <m:t>R</m:t>
+                  </m:r>
+                </m:e>
+                <m:sub>
+                  <m:r>
+                    <w:rPr>
+                      <w:rFonts w:ascii="Cambria Math" w:hAnsi="Cambria Math" w:cs="Times New Roman"/>
+                      <w:sz w:val="28"/>
+                      <w:szCs w:val="28"/>
+                    </w:rPr>
+                    <m:t>f</m:t>
+                  </m:r>
+                </m:sub>
+              </m:sSub>
+            </m:num>
+            <m:den>
+              <m:sSub>
+                <m:sSubPr>
+                  <m:ctrlPr>
+                    <w:rPr>
+                      <w:rFonts w:ascii="Cambria Math" w:hAnsi="Cambria Math" w:cs="Times New Roman"/>
+                      <w:i/>
+                      <w:sz w:val="28"/>
+                      <w:szCs w:val="28"/>
+                    </w:rPr>
+                  </m:ctrlPr>
+                </m:sSubPr>
+                <m:e>
+                  <m:r>
+                    <w:rPr>
+                      <w:rFonts w:ascii="Cambria Math" w:hAnsi="Cambria Math" w:cs="Times New Roman"/>
+                      <w:sz w:val="28"/>
+                      <w:szCs w:val="28"/>
+                    </w:rPr>
+                    <m:t>R</m:t>
+                  </m:r>
+                </m:e>
+                <m:sub>
+                  <m:r>
+                    <w:rPr>
+                      <w:rFonts w:ascii="Cambria Math" w:hAnsi="Cambria Math" w:cs="Times New Roman"/>
+                      <w:sz w:val="28"/>
+                      <w:szCs w:val="28"/>
+                    </w:rPr>
+                    <m:t>IN</m:t>
+                  </m:r>
+                </m:sub>
+              </m:sSub>
+            </m:den>
+          </m:f>
+          <m:r>
+            <w:rPr>
+              <w:rFonts w:ascii="Cambria Math" w:hAnsi="Cambria Math" w:cs="Times New Roman"/>
+              <w:sz w:val="28"/>
+              <w:szCs w:val="28"/>
+            </w:rPr>
+            <m:t>=1</m:t>
+          </m:r>
+        </m:oMath>
+      </m:oMathPara>
+    </w:p>
+    <w:p>
+      <w:pPr>
+        <w:pStyle w:val="ListParagraph"/>
+        <w:spacing w:before="120" w:line="240" w:lineRule="auto"/>
+        <w:ind w:left="1440"/>
+        <w:rPr>
+          <w:rFonts w:ascii="Times New Roman" w:eastAsiaTheme="minorEastAsia" w:hAnsi="Times New Roman" w:cs="Times New Roman"/>
+          <w:sz w:val="28"/>
+          <w:szCs w:val="28"/>
+        </w:rPr>
+      </w:pPr>
+      <w:r>
+        <w:rPr>
+          <w:rFonts w:ascii="Times New Roman" w:eastAsiaTheme="minorEastAsia" w:hAnsi="Times New Roman" w:cs="Times New Roman"/>
+          <w:sz w:val="28"/>
+          <w:szCs w:val="28"/>
+        </w:rPr>
+        <w:t>Values R</w:t>
+      </w:r>
+      <w:r>
+        <w:rPr>
+          <w:rFonts w:ascii="Times New Roman" w:eastAsiaTheme="minorEastAsia" w:hAnsi="Times New Roman" w:cs="Times New Roman"/>
+          <w:sz w:val="28"/>
+          <w:szCs w:val="28"/>
+          <w:vertAlign w:val="subscript"/>
+        </w:rPr>
+        <w:t>3-5</w:t>
+      </w:r>
+      <w:r>
+        <w:rPr>
+          <w:rFonts w:ascii="Times New Roman" w:eastAsiaTheme="minorEastAsia" w:hAnsi="Times New Roman" w:cs="Times New Roman"/>
+          <w:sz w:val="28"/>
+          <w:szCs w:val="28"/>
+        </w:rPr>
+        <w:t xml:space="preserve"> must be greater than 1k</w:t>
+      </w:r>
+      <w:r>
+        <w:rPr>
+          <w:rFonts w:ascii="Times New Roman" w:hAnsi="Times New Roman" w:cs="Times New Roman"/>
+          <w:sz w:val="28"/>
+          <w:szCs w:val="28"/>
+        </w:rPr>
+        <w:t>Ω</w:t>
+      </w:r>
+      <w:r>
+        <w:rPr>
+          <w:rFonts w:ascii="Times New Roman" w:eastAsiaTheme="minorEastAsia" w:hAnsi="Times New Roman" w:cs="Times New Roman"/>
+          <w:sz w:val="28"/>
+          <w:szCs w:val="28"/>
+        </w:rPr>
+        <w:t xml:space="preserve"> to avoid clipping. </w:t>
+      </w:r>
+    </w:p>
+    <w:p>
+      <w:pPr>
+        <w:pStyle w:val="ListParagraph"/>
+        <w:spacing w:before="120" w:line="240" w:lineRule="auto"/>
+        <w:ind w:left="1440"/>
+        <w:rPr>
+          <w:rFonts w:ascii="Times New Roman" w:eastAsiaTheme="minorEastAsia" w:hAnsi="Times New Roman" w:cs="Times New Roman"/>
+          <w:sz w:val="28"/>
+          <w:szCs w:val="28"/>
+        </w:rPr>
+      </w:pPr>
+      <w:r>
+        <w:rPr>
+          <w:rFonts w:ascii="Times New Roman" w:eastAsiaTheme="minorEastAsia" w:hAnsi="Times New Roman" w:cs="Times New Roman"/>
+          <w:sz w:val="28"/>
+          <w:szCs w:val="28"/>
+        </w:rPr>
+        <w:t>R</w:t>
+      </w:r>
+      <w:r>
+        <w:rPr>
+          <w:rFonts w:ascii="Times New Roman" w:eastAsiaTheme="minorEastAsia" w:hAnsi="Times New Roman" w:cs="Times New Roman"/>
+          <w:sz w:val="28"/>
+          <w:szCs w:val="28"/>
+          <w:vertAlign w:val="subscript"/>
+        </w:rPr>
+        <w:t>6</w:t>
+      </w:r>
+      <w:r>
+        <w:rPr>
+          <w:rFonts w:ascii="Times New Roman" w:eastAsiaTheme="minorEastAsia" w:hAnsi="Times New Roman" w:cs="Times New Roman"/>
+          <w:sz w:val="28"/>
+          <w:szCs w:val="28"/>
+        </w:rPr>
+        <w:t xml:space="preserve"> and R</w:t>
+      </w:r>
+      <w:r>
+        <w:rPr>
+          <w:rFonts w:ascii="Times New Roman" w:eastAsiaTheme="minorEastAsia" w:hAnsi="Times New Roman" w:cs="Times New Roman"/>
+          <w:sz w:val="28"/>
+          <w:szCs w:val="28"/>
+          <w:vertAlign w:val="subscript"/>
+        </w:rPr>
+        <w:t>7</w:t>
+      </w:r>
+      <w:r>
+        <w:rPr>
+          <w:rFonts w:ascii="Times New Roman" w:eastAsiaTheme="minorEastAsia" w:hAnsi="Times New Roman" w:cs="Times New Roman"/>
+          <w:sz w:val="28"/>
+          <w:szCs w:val="28"/>
+        </w:rPr>
+        <w:t>:</w:t>
+      </w:r>
+    </w:p>
+    <w:p>
+      <w:pPr>
+        <w:pStyle w:val="ListParagraph"/>
+        <w:spacing w:before="120" w:line="240" w:lineRule="auto"/>
+        <w:ind w:left="1440"/>
+        <w:rPr>
+          <w:rFonts w:ascii="Times New Roman" w:eastAsiaTheme="minorEastAsia" w:hAnsi="Times New Roman" w:cs="Times New Roman"/>
+          <w:sz w:val="28"/>
+          <w:szCs w:val="28"/>
+        </w:rPr>
+      </w:pPr>
+      <m:oMathPara>
+        <m:oMath>
+          <m:sSub>
+            <m:sSubPr>
+              <m:ctrlPr>
+                <w:rPr>
+                  <w:rFonts w:ascii="Cambria Math" w:eastAsiaTheme="minorEastAsia" w:hAnsi="Cambria Math" w:cs="Times New Roman"/>
+                  <w:i/>
+                  <w:sz w:val="28"/>
+                  <w:szCs w:val="28"/>
+                </w:rPr>
+              </m:ctrlPr>
+            </m:sSubPr>
+            <m:e>
+              <m:r>
+                <w:rPr>
+                  <w:rFonts w:ascii="Cambria Math" w:eastAsiaTheme="minorEastAsia" w:hAnsi="Cambria Math" w:cs="Times New Roman"/>
+                  <w:sz w:val="28"/>
+                  <w:szCs w:val="28"/>
+                </w:rPr>
+                <m:t>V</m:t>
+              </m:r>
+            </m:e>
+            <m:sub>
+              <m:r>
+                <w:rPr>
+                  <w:rFonts w:ascii="Cambria Math" w:eastAsiaTheme="minorEastAsia" w:hAnsi="Cambria Math" w:cs="Times New Roman"/>
+                  <w:sz w:val="28"/>
+                  <w:szCs w:val="28"/>
+                </w:rPr>
+                <m:t>out</m:t>
+              </m:r>
+            </m:sub>
+          </m:sSub>
+          <m:r>
+            <w:rPr>
+              <w:rFonts w:ascii="Cambria Math" w:eastAsiaTheme="minorEastAsia" w:hAnsi="Cambria Math" w:cs="Times New Roman"/>
+              <w:sz w:val="28"/>
+              <w:szCs w:val="28"/>
+            </w:rPr>
+            <m:t>=</m:t>
+          </m:r>
+          <m:sSub>
+            <m:sSubPr>
+              <m:ctrlPr>
+                <w:rPr>
+                  <w:rFonts w:ascii="Cambria Math" w:eastAsiaTheme="minorEastAsia" w:hAnsi="Cambria Math" w:cs="Times New Roman"/>
+                  <w:i/>
+                  <w:sz w:val="28"/>
+                  <w:szCs w:val="28"/>
+                </w:rPr>
+              </m:ctrlPr>
+            </m:sSubPr>
+            <m:e>
+              <m:r>
+                <w:rPr>
+                  <w:rFonts w:ascii="Cambria Math" w:eastAsiaTheme="minorEastAsia" w:hAnsi="Cambria Math" w:cs="Times New Roman"/>
+                  <w:sz w:val="28"/>
+                  <w:szCs w:val="28"/>
+                </w:rPr>
+                <m:t>V</m:t>
+              </m:r>
+            </m:e>
+            <m:sub>
+              <m:r>
+                <w:rPr>
+                  <w:rFonts w:ascii="Cambria Math" w:eastAsiaTheme="minorEastAsia" w:hAnsi="Cambria Math" w:cs="Times New Roman"/>
+                  <w:sz w:val="28"/>
+                  <w:szCs w:val="28"/>
+                </w:rPr>
+                <m:t>in</m:t>
+              </m:r>
+            </m:sub>
+          </m:sSub>
+          <m:r>
+            <w:rPr>
+              <w:rFonts w:ascii="Cambria Math" w:eastAsiaTheme="minorEastAsia" w:hAnsi="Cambria Math" w:cs="Times New Roman"/>
+              <w:sz w:val="28"/>
+              <w:szCs w:val="28"/>
+            </w:rPr>
+            <m:t xml:space="preserve"> </m:t>
+          </m:r>
+          <m:f>
+            <m:fPr>
+              <m:ctrlPr>
+                <w:rPr>
+                  <w:rFonts w:ascii="Cambria Math" w:eastAsiaTheme="minorEastAsia" w:hAnsi="Cambria Math" w:cs="Times New Roman"/>
+                  <w:i/>
+                  <w:sz w:val="28"/>
+                  <w:szCs w:val="28"/>
+                </w:rPr>
+              </m:ctrlPr>
+            </m:fPr>
+            <m:num>
+              <m:sSub>
+                <m:sSubPr>
+                  <m:ctrlPr>
+                    <w:rPr>
+                      <w:rFonts w:ascii="Cambria Math" w:eastAsiaTheme="minorEastAsia" w:hAnsi="Cambria Math" w:cs="Times New Roman"/>
+                      <w:i/>
+                      <w:sz w:val="28"/>
+                      <w:szCs w:val="28"/>
+                    </w:rPr>
+                  </m:ctrlPr>
+                </m:sSubPr>
+                <m:e>
+                  <m:r>
+                    <w:rPr>
+                      <w:rFonts w:ascii="Cambria Math" w:eastAsiaTheme="minorEastAsia" w:hAnsi="Cambria Math" w:cs="Times New Roman"/>
+                      <w:sz w:val="28"/>
+                      <w:szCs w:val="28"/>
+                    </w:rPr>
+                    <m:t>R</m:t>
+                  </m:r>
+                </m:e>
+                <m:sub>
+                  <m:r>
+                    <w:rPr>
+                      <w:rFonts w:ascii="Cambria Math" w:eastAsiaTheme="minorEastAsia" w:hAnsi="Cambria Math" w:cs="Times New Roman"/>
+                      <w:sz w:val="28"/>
+                      <w:szCs w:val="28"/>
+                    </w:rPr>
+                    <m:t>f</m:t>
+                  </m:r>
+                </m:sub>
+              </m:sSub>
+            </m:num>
+            <m:den>
+              <m:sSub>
+                <m:sSubPr>
+                  <m:ctrlPr>
+                    <w:rPr>
+                      <w:rFonts w:ascii="Cambria Math" w:eastAsiaTheme="minorEastAsia" w:hAnsi="Cambria Math" w:cs="Times New Roman"/>
+                      <w:i/>
+                      <w:sz w:val="28"/>
+                      <w:szCs w:val="28"/>
+                    </w:rPr>
+                  </m:ctrlPr>
+                </m:sSubPr>
+                <m:e>
+                  <m:r>
+                    <w:rPr>
+                      <w:rFonts w:ascii="Cambria Math" w:eastAsiaTheme="minorEastAsia" w:hAnsi="Cambria Math" w:cs="Times New Roman"/>
+                      <w:sz w:val="28"/>
+                      <w:szCs w:val="28"/>
+                    </w:rPr>
+                    <m:t>R</m:t>
+                  </m:r>
+                </m:e>
+                <m:sub>
+                  <m:r>
+                    <w:rPr>
+                      <w:rFonts w:ascii="Cambria Math" w:eastAsiaTheme="minorEastAsia" w:hAnsi="Cambria Math" w:cs="Times New Roman"/>
+                      <w:sz w:val="28"/>
+                      <w:szCs w:val="28"/>
+                    </w:rPr>
+                    <m:t>in</m:t>
+                  </m:r>
+                </m:sub>
+              </m:sSub>
+            </m:den>
+          </m:f>
+        </m:oMath>
+      </m:oMathPara>
+    </w:p>
+    <w:p>
+      <w:pPr>
+        <w:pStyle w:val="ListParagraph"/>
+        <w:numPr>
+          <w:ilvl w:val="0"/>
+          <w:numId w:val="15"/>
+        </w:numPr>
+        <w:spacing w:before="120" w:line="240" w:lineRule="auto"/>
+        <w:rPr>
+          <w:rFonts w:ascii="Times New Roman" w:hAnsi="Times New Roman" w:cs="Times New Roman"/>
+          <w:sz w:val="28"/>
+          <w:szCs w:val="28"/>
+        </w:rPr>
+      </w:pPr>
+      <w:r>
+        <w:rPr>
+          <w:rFonts w:ascii="Times New Roman" w:hAnsi="Times New Roman" w:cs="Times New Roman"/>
+          <w:sz w:val="28"/>
+          <w:szCs w:val="28"/>
+        </w:rPr>
+        <w:t>Simulate the circuit in Figure 6.6 (b) using a transient analysis with a stop time of 1m (.tran 1m). Set V</w:t>
+      </w:r>
+      <w:r>
+        <w:rPr>
+          <w:rFonts w:ascii="Times New Roman" w:hAnsi="Times New Roman" w:cs="Times New Roman"/>
+          <w:sz w:val="28"/>
+          <w:szCs w:val="28"/>
+          <w:vertAlign w:val="subscript"/>
+        </w:rPr>
+        <w:t>S1</w:t>
+      </w:r>
+      <w:r>
+        <w:rPr>
+          <w:rFonts w:ascii="Times New Roman" w:hAnsi="Times New Roman" w:cs="Times New Roman"/>
+          <w:sz w:val="28"/>
+          <w:szCs w:val="28"/>
+        </w:rPr>
+        <w:t xml:space="preserve"> and V</w:t>
+      </w:r>
+      <w:r>
+        <w:rPr>
+          <w:rFonts w:ascii="Times New Roman" w:hAnsi="Times New Roman" w:cs="Times New Roman"/>
+          <w:sz w:val="28"/>
+          <w:szCs w:val="28"/>
+          <w:vertAlign w:val="subscript"/>
+        </w:rPr>
+        <w:t>S2</w:t>
+      </w:r>
+      <w:r>
+        <w:rPr>
+          <w:rFonts w:ascii="Times New Roman" w:hAnsi="Times New Roman" w:cs="Times New Roman"/>
+          <w:sz w:val="28"/>
+          <w:szCs w:val="28"/>
+        </w:rPr>
+        <w:t xml:space="preserve"> to their previously defined values. Save an image of the circuit and a plot of V</w:t>
+      </w:r>
+      <w:r>
+        <w:rPr>
+          <w:rFonts w:ascii="Times New Roman" w:hAnsi="Times New Roman" w:cs="Times New Roman"/>
+          <w:sz w:val="28"/>
+          <w:szCs w:val="28"/>
+          <w:vertAlign w:val="subscript"/>
+        </w:rPr>
+        <w:t>IN1</w:t>
+      </w:r>
+      <w:r>
+        <w:rPr>
+          <w:rFonts w:ascii="Times New Roman" w:hAnsi="Times New Roman" w:cs="Times New Roman"/>
+          <w:sz w:val="28"/>
+          <w:szCs w:val="28"/>
+        </w:rPr>
+        <w:t>, V</w:t>
+      </w:r>
+      <w:r>
+        <w:rPr>
+          <w:rFonts w:ascii="Times New Roman" w:hAnsi="Times New Roman" w:cs="Times New Roman"/>
+          <w:sz w:val="28"/>
+          <w:szCs w:val="28"/>
+          <w:vertAlign w:val="subscript"/>
+        </w:rPr>
+        <w:t>IN2</w:t>
+      </w:r>
+      <w:r>
+        <w:rPr>
+          <w:rFonts w:ascii="Times New Roman" w:hAnsi="Times New Roman" w:cs="Times New Roman"/>
+          <w:sz w:val="28"/>
+          <w:szCs w:val="28"/>
+        </w:rPr>
+        <w:t>, and V</w:t>
+      </w:r>
+      <w:r>
+        <w:rPr>
+          <w:rFonts w:ascii="Times New Roman" w:hAnsi="Times New Roman" w:cs="Times New Roman"/>
+          <w:sz w:val="28"/>
+          <w:szCs w:val="28"/>
+          <w:vertAlign w:val="subscript"/>
+        </w:rPr>
+        <w:t>outB</w:t>
+      </w:r>
+      <w:r>
+        <w:rPr>
+          <w:rFonts w:ascii="Times New Roman" w:hAnsi="Times New Roman" w:cs="Times New Roman"/>
+          <w:sz w:val="28"/>
+          <w:szCs w:val="28"/>
+        </w:rPr>
+        <w:t>.</w:t>
+      </w:r>
+    </w:p>
+    <w:p>
+      <w:pPr>
+        <w:keepNext/>
+        <w:spacing w:before="120" w:line="240" w:lineRule="auto"/>
+        <w:jc w:val="center"/>
+      </w:pPr>
+      <w:r>
+        <w:rPr>
+          <w:rFonts w:ascii="Times New Roman" w:hAnsi="Times New Roman" w:cs="Times New Roman"/>
+          <w:sz w:val="28"/>
+          <w:szCs w:val="28"/>
+        </w:rPr>
+        <w:lastRenderedPageBreak/>
+        <w:drawing>
+          <wp:inline distT="0" distB="0" distL="0" distR="0" wp14:anchorId="05A50577" wp14:editId="7CA126E5">
+            <wp:extent cx="6949440" cy="3907790"/>
+            <wp:effectExtent l="0" t="0" r="3810" b="0"/>
+            <wp:docPr id="915726065" name="Picture 1"/>
+            <wp:cNvGraphicFramePr>
+              <a:graphicFrameLocks xmlns:a="http://schemas.openxmlformats.org/drawingml/2006/main" noChangeAspect="1"/>
+            </wp:cNvGraphicFramePr>
+            <a:graphic xmlns:a="http://schemas.openxmlformats.org/drawingml/2006/main">
+              <a:graphicData uri="http://schemas.openxmlformats.org/drawingml/2006/picture">
+                <pic:pic xmlns:pic="http://schemas.openxmlformats.org/drawingml/2006/picture">
+                  <pic:nvPicPr>
+                    <pic:cNvPr id="915726065" name=""/>
+                    <pic:cNvPicPr/>
+                  </pic:nvPicPr>
+                  <pic:blipFill>
+                    <a:blip r:embed="rId21"/>
+                    <a:stretch>
+                      <a:fillRect/>
+                    </a:stretch>
+                  </pic:blipFill>
+                  <pic:spPr>
+                    <a:xfrm>
+                      <a:off x="0" y="0"/>
+                      <a:ext cx="6949440" cy="3907790"/>
+                    </a:xfrm>
+                    <a:prstGeom prst="rect">
+                      <a:avLst/>
+                    </a:prstGeom>
+                  </pic:spPr>
+                </pic:pic>
+              </a:graphicData>
+            </a:graphic>
+          </wp:inline>
+        </w:drawing>
+      </w:r>
+    </w:p>
+    <w:p>
+      <w:pPr>
+        <w:pStyle w:val="Caption"/>
+        <w:jc w:val="center"/>
+        <w:rPr>
+          <w:rFonts w:cstheme="minorHAnsi"/>
+        </w:rPr>
+      </w:pPr>
+      <w:r>
+        <w:t xml:space="preserve">Screenshot </w:t>
+      </w:r>
+      <w:r>
+        <w:fldChar w:fldCharType="begin"/>
+      </w:r>
+      <w:r>
+        <w:instrText xml:space="preserve"> SEQ Screenshot \* ARABIC </w:instrText>
+      </w:r>
+      <w:r>
+        <w:fldChar w:fldCharType="separate"/>
+      </w:r>
+      <w:r>
+        <w:rPr>
+          <w:noProof/>
+        </w:rPr>
+        <w:t>8</w:t>
+      </w:r>
+      <w:r>
+        <w:fldChar w:fldCharType="end"/>
+      </w:r>
+      <w:r>
+        <w:rPr>
+          <w:rFonts w:cstheme="minorHAnsi"/>
+        </w:rPr>
+        <w:t xml:space="preserve">: </w:t>
+      </w:r>
+      <w:r>
+        <w:rPr>
+          <w:rFonts w:cstheme="minorHAnsi"/>
+        </w:rPr>
+        <w:t>Figure 6.6 (b) using a transient analysis with a stop time of 1m (.tran 1m</w:t>
+      </w:r>
+      <w:r>
+        <w:rPr>
+          <w:rFonts w:cstheme="minorHAnsi"/>
+        </w:rPr>
+        <w:t>) with inputs and output plotted</w:t>
+      </w:r>
+    </w:p>
+    <w:p>
+      <w:pPr>
+        <w:pStyle w:val="ListParagraph"/>
+        <w:numPr>
+          <w:ilvl w:val="0"/>
+          <w:numId w:val="15"/>
+        </w:numPr>
+        <w:spacing w:before="120" w:line="240" w:lineRule="auto"/>
+        <w:rPr>
+          <w:rFonts w:ascii="Times New Roman" w:hAnsi="Times New Roman" w:cs="Times New Roman"/>
+          <w:sz w:val="28"/>
+          <w:szCs w:val="28"/>
+        </w:rPr>
+      </w:pPr>
+      <w:r>
+        <w:rPr>
+          <w:rFonts w:ascii="Times New Roman" w:hAnsi="Times New Roman" w:cs="Times New Roman"/>
+          <w:sz w:val="28"/>
+          <w:szCs w:val="28"/>
+        </w:rPr>
+        <w:t xml:space="preserve">Explain how the circuit in Figure 6.6 (b) works in a few sentences, discussing the purpose of each op amp. </w:t>
+      </w:r>
+    </w:p>
+    <w:p>
+      <w:pPr>
+        <w:pStyle w:val="ListParagraph"/>
+        <w:spacing w:before="120" w:line="240" w:lineRule="auto"/>
+        <w:ind w:left="1152"/>
+        <w:rPr>
+          <w:rFonts w:ascii="Times New Roman" w:hAnsi="Times New Roman" w:cs="Times New Roman"/>
+          <w:sz w:val="28"/>
+          <w:szCs w:val="28"/>
+        </w:rPr>
+      </w:pPr>
+      <w:r>
+        <w:rPr>
+          <w:rFonts w:ascii="Times New Roman" w:hAnsi="Times New Roman" w:cs="Times New Roman"/>
+          <w:sz w:val="28"/>
+          <w:szCs w:val="28"/>
+        </w:rPr>
+        <w:t>The first op-amp in the bottom left takes the two different input signals and outputs the voltage difference between them to convert the differential signal into a single-ended signal while rejecting noise. The next op-amp in the bottom middle takes the single-ended output from the difference amplifier and applies a gain based on the R</w:t>
+      </w:r>
+      <w:r>
+        <w:rPr>
+          <w:rFonts w:ascii="Times New Roman" w:hAnsi="Times New Roman" w:cs="Times New Roman"/>
+          <w:sz w:val="28"/>
+          <w:szCs w:val="28"/>
+          <w:vertAlign w:val="subscript"/>
+        </w:rPr>
+        <w:t>6</w:t>
+      </w:r>
+      <w:r>
+        <w:rPr>
+          <w:rFonts w:ascii="Times New Roman" w:hAnsi="Times New Roman" w:cs="Times New Roman"/>
+          <w:sz w:val="28"/>
+          <w:szCs w:val="28"/>
+        </w:rPr>
+        <w:t xml:space="preserve"> to R</w:t>
+      </w:r>
+      <w:r>
+        <w:rPr>
+          <w:rFonts w:ascii="Times New Roman" w:hAnsi="Times New Roman" w:cs="Times New Roman"/>
+          <w:sz w:val="28"/>
+          <w:szCs w:val="28"/>
+          <w:vertAlign w:val="subscript"/>
+        </w:rPr>
+        <w:t>7</w:t>
+      </w:r>
+      <w:r>
+        <w:rPr>
+          <w:rFonts w:ascii="Times New Roman" w:hAnsi="Times New Roman" w:cs="Times New Roman"/>
+          <w:sz w:val="28"/>
+          <w:szCs w:val="28"/>
+        </w:rPr>
+        <w:t xml:space="preserve"> ratio to amplify the AC signal amplitude so the output has a 0V-5V range without clipping. The next op-amp in the top middle is a voltage buffer configured as a voltage follower that is used to isolate the voltage divider network (R</w:t>
+      </w:r>
+      <w:r>
+        <w:rPr>
+          <w:rFonts w:ascii="Times New Roman" w:hAnsi="Times New Roman" w:cs="Times New Roman"/>
+          <w:sz w:val="28"/>
+          <w:szCs w:val="28"/>
+          <w:vertAlign w:val="subscript"/>
+        </w:rPr>
+        <w:t>1</w:t>
+      </w:r>
+      <w:r>
+        <w:rPr>
+          <w:rFonts w:ascii="Times New Roman" w:hAnsi="Times New Roman" w:cs="Times New Roman"/>
+          <w:sz w:val="28"/>
+          <w:szCs w:val="28"/>
+        </w:rPr>
+        <w:t xml:space="preserve"> and R</w:t>
+      </w:r>
+      <w:r>
+        <w:rPr>
+          <w:rFonts w:ascii="Times New Roman" w:hAnsi="Times New Roman" w:cs="Times New Roman"/>
+          <w:sz w:val="28"/>
+          <w:szCs w:val="28"/>
+          <w:vertAlign w:val="subscript"/>
+        </w:rPr>
+        <w:t>2</w:t>
+      </w:r>
+      <w:r>
+        <w:rPr>
+          <w:rFonts w:ascii="Times New Roman" w:hAnsi="Times New Roman" w:cs="Times New Roman"/>
+          <w:sz w:val="28"/>
+          <w:szCs w:val="28"/>
+        </w:rPr>
+        <w:t>) from the rest of the circuit to provide a stable, high-current DC reference voltage (V</w:t>
+      </w:r>
+      <w:r>
+        <w:rPr>
+          <w:rFonts w:ascii="Times New Roman" w:hAnsi="Times New Roman" w:cs="Times New Roman"/>
+          <w:sz w:val="28"/>
+          <w:szCs w:val="28"/>
+          <w:vertAlign w:val="subscript"/>
+        </w:rPr>
+        <w:t>X</w:t>
+      </w:r>
+      <w:r>
+        <w:rPr>
+          <w:rFonts w:ascii="Times New Roman" w:hAnsi="Times New Roman" w:cs="Times New Roman"/>
+          <w:sz w:val="28"/>
+          <w:szCs w:val="28"/>
+        </w:rPr>
+        <w:t xml:space="preserve">) derived from a -5V supply without loading effects. The final op-amp on the right is an inverting summing amplifier that combines the amplified AC signal from the inverting amplifier and steady DC offset from the voltage buffer to add them together and invert them to produce the final level-shifted output that operates cleanly within the voltage bounds. </w:t>
+      </w:r>
+    </w:p>
+    <w:p>
+      <w:pPr>
+        <w:pStyle w:val="Heading3"/>
+        <w:numPr>
+          <w:ilvl w:val="2"/>
+          <w:numId w:val="9"/>
+        </w:numPr>
+        <w:spacing w:before="120"/>
+        <w:ind w:left="1152"/>
         <w:rPr>
           <w:rFonts w:ascii="Times New Roman" w:hAnsi="Times New Roman" w:cs="Times New Roman"/>
           <w:b/>
           <w:bCs/>
-          <w:sz w:val="21"/>
-          <w:szCs w:val="21"/>
-          <w:highlight w:val="yellow"/>
-        </w:rPr>
-        <w:fldChar w:fldCharType="separate"/>
-      </w:r>
+          <w:w w:val="105"/>
+          <w:sz w:val="34"/>
+          <w:szCs w:val="34"/>
+        </w:rPr>
+      </w:pPr>
       <w:r>
         <w:rPr>
           <w:rFonts w:ascii="Times New Roman" w:hAnsi="Times New Roman" w:cs="Times New Roman"/>
           <w:b/>
           <w:bCs/>
-          <w:noProof/>
-          <w:sz w:val="21"/>
-          <w:szCs w:val="21"/>
-          <w:highlight w:val="yellow"/>
-        </w:rPr>
-        <w:t>1</w:t>
-      </w:r>
-      <w:r>
+          <w:w w:val="105"/>
+          <w:sz w:val="34"/>
+          <w:szCs w:val="34"/>
+        </w:rPr>
+        <w:t xml:space="preserve"> Pre-Lab Checklist</w:t>
+      </w:r>
+    </w:p>
+    <w:p>
+      <w:pPr>
+        <w:spacing w:before="120" w:line="240" w:lineRule="auto"/>
+        <w:ind w:firstLine="432"/>
+        <w:rPr>
+          <w:rFonts w:ascii="Times New Roman" w:hAnsi="Times New Roman" w:cs="Times New Roman"/>
+          <w:sz w:val="28"/>
+          <w:szCs w:val="28"/>
+        </w:rPr>
+      </w:pPr>
+      <w:r>
+        <w:rPr>
+          <w:rFonts w:ascii="Times New Roman" w:hAnsi="Times New Roman" w:cs="Times New Roman"/>
+          <w:sz w:val="28"/>
+          <w:szCs w:val="28"/>
+        </w:rPr>
+        <w:t xml:space="preserve">The following must be completed at the start of lab. </w:t>
+      </w:r>
+    </w:p>
+    <w:p>
+      <w:pPr>
+        <w:pStyle w:val="ListParagraph"/>
+        <w:numPr>
+          <w:ilvl w:val="0"/>
+          <w:numId w:val="16"/>
+        </w:numPr>
+        <w:spacing w:before="120" w:line="240" w:lineRule="auto"/>
+        <w:rPr>
+          <w:rFonts w:ascii="Times New Roman" w:hAnsi="Times New Roman" w:cs="Times New Roman"/>
+          <w:sz w:val="28"/>
+          <w:szCs w:val="28"/>
+        </w:rPr>
+      </w:pPr>
+      <w:r>
+        <w:rPr>
+          <w:rFonts w:ascii="Times New Roman" w:hAnsi="Times New Roman" w:cs="Times New Roman"/>
+          <w:sz w:val="28"/>
+          <w:szCs w:val="28"/>
+        </w:rPr>
+        <w:t>Section 6.5.1</w:t>
+      </w:r>
+    </w:p>
+    <w:p>
+      <w:pPr>
+        <w:pStyle w:val="ListParagraph"/>
+        <w:numPr>
+          <w:ilvl w:val="1"/>
+          <w:numId w:val="16"/>
+        </w:numPr>
+        <w:spacing w:before="120" w:line="240" w:lineRule="auto"/>
+        <w:rPr>
+          <w:rFonts w:ascii="Times New Roman" w:hAnsi="Times New Roman" w:cs="Times New Roman"/>
+          <w:sz w:val="28"/>
+          <w:szCs w:val="28"/>
+        </w:rPr>
+      </w:pPr>
+      <w:r>
+        <w:rPr>
+          <w:rFonts w:ascii="Times New Roman" w:hAnsi="Times New Roman" w:cs="Times New Roman"/>
+          <w:sz w:val="28"/>
+          <w:szCs w:val="28"/>
+        </w:rPr>
+        <w:t>Item 1: Image of the circuit and a table of output voltages.</w:t>
+      </w:r>
+    </w:p>
+    <w:p>
+      <w:pPr>
+        <w:pStyle w:val="ListParagraph"/>
+        <w:numPr>
+          <w:ilvl w:val="1"/>
+          <w:numId w:val="16"/>
+        </w:numPr>
+        <w:spacing w:before="120" w:line="240" w:lineRule="auto"/>
+        <w:rPr>
+          <w:rFonts w:ascii="Times New Roman" w:hAnsi="Times New Roman" w:cs="Times New Roman"/>
+          <w:sz w:val="28"/>
+          <w:szCs w:val="28"/>
+        </w:rPr>
+      </w:pPr>
+      <w:r>
+        <w:rPr>
+          <w:rFonts w:ascii="Times New Roman" w:hAnsi="Times New Roman" w:cs="Times New Roman"/>
+          <w:sz w:val="28"/>
+          <w:szCs w:val="28"/>
+        </w:rPr>
+        <w:t>Item 2: Answer to question.</w:t>
+      </w:r>
+    </w:p>
+    <w:p>
+      <w:pPr>
+        <w:pStyle w:val="ListParagraph"/>
+        <w:numPr>
+          <w:ilvl w:val="0"/>
+          <w:numId w:val="16"/>
+        </w:numPr>
+        <w:spacing w:before="120" w:line="240" w:lineRule="auto"/>
+        <w:rPr>
+          <w:rFonts w:ascii="Times New Roman" w:hAnsi="Times New Roman" w:cs="Times New Roman"/>
+          <w:sz w:val="28"/>
+          <w:szCs w:val="28"/>
+        </w:rPr>
+      </w:pPr>
+      <w:r>
+        <w:rPr>
+          <w:rFonts w:ascii="Times New Roman" w:hAnsi="Times New Roman" w:cs="Times New Roman"/>
+          <w:sz w:val="28"/>
+          <w:szCs w:val="28"/>
+        </w:rPr>
+        <w:lastRenderedPageBreak/>
+        <w:t>Section 6.5.2</w:t>
+      </w:r>
+    </w:p>
+    <w:p>
+      <w:pPr>
+        <w:pStyle w:val="ListParagraph"/>
+        <w:numPr>
+          <w:ilvl w:val="1"/>
+          <w:numId w:val="16"/>
+        </w:numPr>
+        <w:spacing w:before="120" w:line="240" w:lineRule="auto"/>
+        <w:rPr>
+          <w:rFonts w:ascii="Times New Roman" w:hAnsi="Times New Roman" w:cs="Times New Roman"/>
+          <w:sz w:val="28"/>
+          <w:szCs w:val="28"/>
+        </w:rPr>
+      </w:pPr>
+      <w:r>
+        <w:rPr>
+          <w:rFonts w:ascii="Times New Roman" w:hAnsi="Times New Roman" w:cs="Times New Roman"/>
+          <w:sz w:val="28"/>
+          <w:szCs w:val="28"/>
+        </w:rPr>
+        <w:t>Item 1: Image of the circuit and a plot of the input and output voltages.</w:t>
+      </w:r>
+    </w:p>
+    <w:p>
+      <w:pPr>
+        <w:pStyle w:val="ListParagraph"/>
+        <w:numPr>
+          <w:ilvl w:val="1"/>
+          <w:numId w:val="16"/>
+        </w:numPr>
+        <w:spacing w:before="120" w:line="240" w:lineRule="auto"/>
+        <w:rPr>
+          <w:rFonts w:ascii="Times New Roman" w:hAnsi="Times New Roman" w:cs="Times New Roman"/>
+          <w:sz w:val="28"/>
+          <w:szCs w:val="28"/>
+        </w:rPr>
+      </w:pPr>
+      <w:r>
+        <w:rPr>
+          <w:rFonts w:ascii="Times New Roman" w:hAnsi="Times New Roman" w:cs="Times New Roman"/>
+          <w:sz w:val="28"/>
+          <w:szCs w:val="28"/>
+        </w:rPr>
+        <w:t>Item 2: Answer to question.</w:t>
+      </w:r>
+    </w:p>
+    <w:p>
+      <w:pPr>
+        <w:pStyle w:val="ListParagraph"/>
+        <w:numPr>
+          <w:ilvl w:val="1"/>
+          <w:numId w:val="16"/>
+        </w:numPr>
+        <w:spacing w:before="120" w:line="240" w:lineRule="auto"/>
+        <w:rPr>
+          <w:rFonts w:ascii="Times New Roman" w:hAnsi="Times New Roman" w:cs="Times New Roman"/>
+          <w:sz w:val="28"/>
+          <w:szCs w:val="28"/>
+        </w:rPr>
+      </w:pPr>
+      <w:r>
+        <w:rPr>
+          <w:rFonts w:ascii="Times New Roman" w:hAnsi="Times New Roman" w:cs="Times New Roman"/>
+          <w:sz w:val="28"/>
+          <w:szCs w:val="28"/>
+        </w:rPr>
+        <w:t>Item 3: Image of the circuit and a plot of the input and output voltages.</w:t>
+      </w:r>
+    </w:p>
+    <w:p>
+      <w:pPr>
+        <w:pStyle w:val="ListParagraph"/>
+        <w:numPr>
+          <w:ilvl w:val="1"/>
+          <w:numId w:val="16"/>
+        </w:numPr>
+        <w:spacing w:before="120" w:line="240" w:lineRule="auto"/>
+        <w:rPr>
+          <w:rFonts w:ascii="Times New Roman" w:hAnsi="Times New Roman" w:cs="Times New Roman"/>
+          <w:sz w:val="28"/>
+          <w:szCs w:val="28"/>
+        </w:rPr>
+      </w:pPr>
+      <w:r>
+        <w:rPr>
+          <w:rFonts w:ascii="Times New Roman" w:hAnsi="Times New Roman" w:cs="Times New Roman"/>
+          <w:sz w:val="28"/>
+          <w:szCs w:val="28"/>
+        </w:rPr>
+        <w:t>Item 4: Plot of the input and output voltages and a circuit demonstration.</w:t>
+      </w:r>
+    </w:p>
+    <w:p>
+      <w:pPr>
+        <w:pStyle w:val="ListParagraph"/>
+        <w:numPr>
+          <w:ilvl w:val="1"/>
+          <w:numId w:val="16"/>
+        </w:numPr>
+        <w:spacing w:before="120" w:line="240" w:lineRule="auto"/>
+        <w:rPr>
+          <w:rFonts w:ascii="Times New Roman" w:hAnsi="Times New Roman" w:cs="Times New Roman"/>
+          <w:sz w:val="28"/>
+          <w:szCs w:val="28"/>
+        </w:rPr>
+      </w:pPr>
+      <w:r>
+        <w:rPr>
+          <w:rFonts w:ascii="Times New Roman" w:hAnsi="Times New Roman" w:cs="Times New Roman"/>
+          <w:sz w:val="28"/>
+          <w:szCs w:val="28"/>
+        </w:rPr>
+        <w:t>Item 5: Image of the circuit and a plot of the input and output voltages.</w:t>
+      </w:r>
+    </w:p>
+    <w:p>
+      <w:pPr>
+        <w:pStyle w:val="ListParagraph"/>
+        <w:numPr>
+          <w:ilvl w:val="0"/>
+          <w:numId w:val="16"/>
+        </w:numPr>
+        <w:spacing w:before="120" w:line="240" w:lineRule="auto"/>
+        <w:rPr>
+          <w:rFonts w:ascii="Times New Roman" w:hAnsi="Times New Roman" w:cs="Times New Roman"/>
+          <w:sz w:val="28"/>
+          <w:szCs w:val="28"/>
+        </w:rPr>
+      </w:pPr>
+      <w:r>
+        <w:rPr>
+          <w:rFonts w:ascii="Times New Roman" w:hAnsi="Times New Roman" w:cs="Times New Roman"/>
+          <w:sz w:val="28"/>
+          <w:szCs w:val="28"/>
+        </w:rPr>
+        <w:t>Section 6.5.3</w:t>
+      </w:r>
+    </w:p>
+    <w:p>
+      <w:pPr>
+        <w:pStyle w:val="ListParagraph"/>
+        <w:numPr>
+          <w:ilvl w:val="1"/>
+          <w:numId w:val="16"/>
+        </w:numPr>
+        <w:spacing w:before="120" w:line="240" w:lineRule="auto"/>
+        <w:rPr>
+          <w:rFonts w:ascii="Times New Roman" w:hAnsi="Times New Roman" w:cs="Times New Roman"/>
+          <w:sz w:val="28"/>
+          <w:szCs w:val="28"/>
+        </w:rPr>
+      </w:pPr>
+      <w:r>
+        <w:rPr>
+          <w:rFonts w:ascii="Times New Roman" w:hAnsi="Times New Roman" w:cs="Times New Roman"/>
+          <w:sz w:val="28"/>
+          <w:szCs w:val="28"/>
+        </w:rPr>
+        <w:t>Item 1: Image of the circuit and a plot of the input and output voltages.</w:t>
+      </w:r>
+    </w:p>
+    <w:p>
+      <w:pPr>
+        <w:pStyle w:val="ListParagraph"/>
+        <w:numPr>
+          <w:ilvl w:val="1"/>
+          <w:numId w:val="16"/>
+        </w:numPr>
+        <w:spacing w:before="120" w:line="240" w:lineRule="auto"/>
+        <w:rPr>
+          <w:rFonts w:ascii="Times New Roman" w:hAnsi="Times New Roman" w:cs="Times New Roman"/>
+          <w:sz w:val="28"/>
+          <w:szCs w:val="28"/>
+        </w:rPr>
+      </w:pPr>
+      <w:r>
+        <w:rPr>
+          <w:rFonts w:ascii="Times New Roman" w:hAnsi="Times New Roman" w:cs="Times New Roman"/>
+          <w:sz w:val="28"/>
+          <w:szCs w:val="28"/>
+        </w:rPr>
+        <w:t>Item 3: Image of the circuit and a plot of the input and output voltages.</w:t>
+      </w:r>
+    </w:p>
+    <w:p>
+      <w:pPr>
+        <w:pStyle w:val="ListParagraph"/>
+        <w:numPr>
+          <w:ilvl w:val="1"/>
+          <w:numId w:val="16"/>
+        </w:numPr>
+        <w:spacing w:before="120" w:line="240" w:lineRule="auto"/>
+        <w:rPr>
+          <w:rFonts w:ascii="Times New Roman" w:hAnsi="Times New Roman" w:cs="Times New Roman"/>
+          <w:sz w:val="28"/>
+          <w:szCs w:val="28"/>
+        </w:rPr>
+      </w:pPr>
+      <w:r>
+        <w:rPr>
+          <w:rFonts w:ascii="Times New Roman" w:hAnsi="Times New Roman" w:cs="Times New Roman"/>
+          <w:sz w:val="28"/>
+          <w:szCs w:val="28"/>
+        </w:rPr>
+        <w:t xml:space="preserve">Item 4: Answer to question. </w:t>
+      </w:r>
+    </w:p>
+    <w:p>
+      <w:pPr>
+        <w:pStyle w:val="Heading3"/>
+        <w:numPr>
+          <w:ilvl w:val="1"/>
+          <w:numId w:val="9"/>
+        </w:numPr>
+        <w:spacing w:before="120"/>
         <w:rPr>
           <w:rFonts w:ascii="Times New Roman" w:hAnsi="Times New Roman" w:cs="Times New Roman"/>
           <w:b/>
           <w:bCs/>
-          <w:sz w:val="21"/>
-          <w:szCs w:val="21"/>
-          <w:highlight w:val="yellow"/>
-        </w:rPr>
-        <w:fldChar w:fldCharType="end"/>
-      </w:r>
-      <w:r>
-        <w:rPr>
-          <w:rFonts w:ascii="Times New Roman" w:hAnsi="Times New Roman" w:cs="Times New Roman"/>
-          <w:sz w:val="21"/>
-          <w:szCs w:val="21"/>
-          <w:highlight w:val="yellow"/>
-        </w:rPr>
-        <w:t xml:space="preserve">: </w:t>
-      </w:r>
-      <w:r>
-        <w:rPr>
-          <w:rFonts w:ascii="Times New Roman" w:hAnsi="Times New Roman" w:cs="Times New Roman"/>
-          <w:sz w:val="21"/>
-          <w:szCs w:val="21"/>
-          <w:highlight w:val="yellow"/>
-        </w:rPr>
-        <w:t>Mono-stable circuit of NE555 Timer. (</w:t>
-      </w:r>
-      <w:r>
-        <w:rPr>
-          <w:rFonts w:ascii="Times New Roman" w:hAnsi="Times New Roman" w:cs="Times New Roman"/>
-          <w:sz w:val="21"/>
-          <w:szCs w:val="21"/>
-          <w:highlight w:val="yellow"/>
-        </w:rPr>
-        <w:t>Example circuit used to demonstrate how to include images in the template. Include a short description of the circuit</w:t>
-      </w:r>
-      <w:r>
-        <w:rPr>
-          <w:rFonts w:ascii="Times New Roman" w:hAnsi="Times New Roman" w:cs="Times New Roman"/>
-          <w:sz w:val="21"/>
-          <w:szCs w:val="21"/>
-          <w:highlight w:val="yellow"/>
-        </w:rPr>
-        <w:t>)</w:t>
-      </w:r>
-      <w:r>
-        <w:rPr>
-          <w:rFonts w:ascii="Times New Roman" w:hAnsi="Times New Roman" w:cs="Times New Roman"/>
-          <w:sz w:val="21"/>
-          <w:szCs w:val="21"/>
-          <w:highlight w:val="yellow"/>
-        </w:rPr>
-        <w:t>.</w:t>
-      </w:r>
-    </w:p>
-    <w:p>
-      <w:pPr>
-        <w:spacing w:line="259" w:lineRule="auto"/>
-        <w:rPr>
-          <w:rFonts w:ascii="Times New Roman" w:hAnsi="Times New Roman" w:cs="Times New Roman"/>
-          <w:sz w:val="28"/>
-          <w:szCs w:val="28"/>
-        </w:rPr>
-      </w:pPr>
-    </w:p>
-    <w:p>
-      <w:pPr>
-        <w:spacing w:line="259" w:lineRule="auto"/>
+          <w:w w:val="105"/>
+          <w:sz w:val="34"/>
+          <w:szCs w:val="34"/>
+        </w:rPr>
+      </w:pPr>
+      <w:r>
         <w:rPr>
           <w:rFonts w:ascii="Times New Roman" w:hAnsi="Times New Roman" w:cs="Times New Roman"/>
           <w:b/>
           <w:bCs/>
-          <w:sz w:val="28"/>
-          <w:szCs w:val="28"/>
-        </w:rPr>
-      </w:pPr>
-      <w:r>
+          <w:w w:val="105"/>
+          <w:sz w:val="34"/>
+          <w:szCs w:val="34"/>
+        </w:rPr>
+        <w:t>In-Lab Requirements</w:t>
+      </w:r>
+    </w:p>
+    <w:p>
+      <w:pPr>
+        <w:spacing w:before="120" w:line="240" w:lineRule="auto"/>
+        <w:rPr>
+          <w:rFonts w:ascii="Times New Roman" w:hAnsi="Times New Roman" w:cs="Times New Roman"/>
+          <w:sz w:val="28"/>
+          <w:szCs w:val="28"/>
+          <w:highlight w:val="yellow"/>
+        </w:rPr>
+      </w:pPr>
+      <w:r>
+        <w:rPr>
+          <w:rFonts w:ascii="Times New Roman" w:hAnsi="Times New Roman" w:cs="Times New Roman"/>
+          <w:sz w:val="28"/>
+          <w:szCs w:val="28"/>
+        </w:rPr>
+        <w:t xml:space="preserve">Complete the following in lab. </w:t>
+      </w:r>
+    </w:p>
+    <w:p>
+      <w:pPr>
+        <w:pStyle w:val="Heading3"/>
+        <w:numPr>
+          <w:ilvl w:val="2"/>
+          <w:numId w:val="9"/>
+        </w:numPr>
+        <w:spacing w:before="120"/>
+        <w:ind w:left="1152"/>
         <w:rPr>
           <w:rFonts w:ascii="Times New Roman" w:hAnsi="Times New Roman" w:cs="Times New Roman"/>
           <w:b/>
           <w:bCs/>
-          <w:sz w:val="28"/>
-          <w:szCs w:val="28"/>
-        </w:rPr>
-        <w:t xml:space="preserve">Discussion Question: </w:t>
-      </w:r>
+          <w:w w:val="105"/>
+          <w:sz w:val="34"/>
+          <w:szCs w:val="34"/>
+        </w:rPr>
+      </w:pPr>
       <w:r>
         <w:rPr>
           <w:rFonts w:ascii="Times New Roman" w:hAnsi="Times New Roman" w:cs="Times New Roman"/>
           <w:b/>
           <w:bCs/>
+          <w:w w:val="105"/>
+          <w:sz w:val="34"/>
+          <w:szCs w:val="34"/>
+        </w:rPr>
+        <w:t xml:space="preserve"> Construction</w:t>
+      </w:r>
+    </w:p>
+    <w:p>
+      <w:pPr>
+        <w:pStyle w:val="ListParagraph"/>
+        <w:numPr>
+          <w:ilvl w:val="0"/>
+          <w:numId w:val="11"/>
+        </w:numPr>
+        <w:spacing w:before="120" w:line="240" w:lineRule="auto"/>
+        <w:rPr>
+          <w:rFonts w:ascii="Times New Roman" w:hAnsi="Times New Roman" w:cs="Times New Roman"/>
+          <w:sz w:val="28"/>
+          <w:szCs w:val="28"/>
+        </w:rPr>
+      </w:pPr>
+      <w:r>
+        <w:rPr>
+          <w:rFonts w:ascii="Times New Roman" w:hAnsi="Times New Roman" w:cs="Times New Roman"/>
+          <w:sz w:val="28"/>
+          <w:szCs w:val="28"/>
+        </w:rPr>
+        <w:t>Construct the circuit from Section 6.5.2 Item 5. Set Wavegen 1, V</w:t>
+      </w:r>
+      <w:r>
+        <w:rPr>
+          <w:rFonts w:ascii="Times New Roman" w:hAnsi="Times New Roman" w:cs="Times New Roman"/>
+          <w:sz w:val="28"/>
+          <w:szCs w:val="28"/>
+          <w:vertAlign w:val="subscript"/>
+        </w:rPr>
+        <w:t>IN</w:t>
+      </w:r>
+      <w:r>
+        <w:rPr>
+          <w:rFonts w:ascii="Times New Roman" w:hAnsi="Times New Roman" w:cs="Times New Roman"/>
+          <w:sz w:val="28"/>
+          <w:szCs w:val="28"/>
+        </w:rPr>
+        <w:t xml:space="preserve"> to a sine wave with a 5 V amplitude, 0 V offset, and a frequency of 1 kHz.</w:t>
+      </w:r>
+    </w:p>
+    <w:p>
+      <w:pPr>
+        <w:pStyle w:val="ListParagraph"/>
+        <w:numPr>
+          <w:ilvl w:val="0"/>
+          <w:numId w:val="11"/>
+        </w:numPr>
+        <w:spacing w:before="120" w:line="240" w:lineRule="auto"/>
+        <w:rPr>
+          <w:rFonts w:ascii="Times New Roman" w:hAnsi="Times New Roman" w:cs="Times New Roman"/>
+          <w:sz w:val="28"/>
+          <w:szCs w:val="28"/>
+        </w:rPr>
+      </w:pPr>
+      <w:r>
+        <w:rPr>
+          <w:rFonts w:ascii="Times New Roman" w:hAnsi="Times New Roman" w:cs="Times New Roman"/>
+          <w:sz w:val="28"/>
+          <w:szCs w:val="28"/>
+        </w:rPr>
+        <w:t>Plot the input and output voltages, save an image of the plot. 3. Construct the circuit from Section 6.5.3 Item</w:t>
+      </w:r>
+      <w:r>
+        <w:rPr>
+          <w:rFonts w:ascii="Times New Roman" w:hAnsi="Times New Roman" w:cs="Times New Roman"/>
+          <w:sz w:val="28"/>
+          <w:szCs w:val="28"/>
+        </w:rPr>
+        <w:t>.</w:t>
+      </w:r>
+    </w:p>
+    <w:p>
+      <w:pPr>
+        <w:pStyle w:val="ListParagraph"/>
+        <w:numPr>
+          <w:ilvl w:val="0"/>
+          <w:numId w:val="11"/>
+        </w:numPr>
+        <w:spacing w:before="120" w:line="240" w:lineRule="auto"/>
+        <w:rPr>
+          <w:rFonts w:ascii="Times New Roman" w:hAnsi="Times New Roman" w:cs="Times New Roman"/>
+          <w:sz w:val="28"/>
+          <w:szCs w:val="28"/>
+        </w:rPr>
+      </w:pPr>
+      <w:r>
+        <w:rPr>
+          <w:rFonts w:ascii="Times New Roman" w:hAnsi="Times New Roman" w:cs="Times New Roman"/>
+          <w:sz w:val="28"/>
+          <w:szCs w:val="28"/>
+        </w:rPr>
+        <w:t>Set Wavegen 1 to V</w:t>
+      </w:r>
+      <w:r>
+        <w:rPr>
+          <w:rFonts w:ascii="Times New Roman" w:hAnsi="Times New Roman" w:cs="Times New Roman"/>
+          <w:sz w:val="28"/>
+          <w:szCs w:val="28"/>
+          <w:vertAlign w:val="subscript"/>
+        </w:rPr>
+        <w:t>IN1</w:t>
+      </w:r>
+      <w:r>
+        <w:rPr>
+          <w:rFonts w:ascii="Times New Roman" w:hAnsi="Times New Roman" w:cs="Times New Roman"/>
+          <w:sz w:val="28"/>
+          <w:szCs w:val="28"/>
+        </w:rPr>
+        <w:t xml:space="preserve"> and Wavegen 2 to V</w:t>
+      </w:r>
+      <w:r>
+        <w:rPr>
+          <w:rFonts w:ascii="Times New Roman" w:hAnsi="Times New Roman" w:cs="Times New Roman"/>
+          <w:sz w:val="28"/>
+          <w:szCs w:val="28"/>
+          <w:vertAlign w:val="subscript"/>
+        </w:rPr>
+        <w:t>IN2</w:t>
+      </w:r>
+      <w:r>
+        <w:rPr>
+          <w:rFonts w:ascii="Times New Roman" w:hAnsi="Times New Roman" w:cs="Times New Roman"/>
+          <w:sz w:val="28"/>
+          <w:szCs w:val="28"/>
+        </w:rPr>
+        <w:t>. Synchronize Wavegen 1 and Wavegen 2 using the dropdown in the wavegen tab of waveforms. It is located two tabs to the right of "Run all" and is defaulted to "No synchronization".</w:t>
+      </w:r>
+    </w:p>
+    <w:p>
+      <w:pPr>
+        <w:pStyle w:val="ListParagraph"/>
+        <w:numPr>
+          <w:ilvl w:val="0"/>
+          <w:numId w:val="11"/>
+        </w:numPr>
+        <w:spacing w:before="120" w:line="240" w:lineRule="auto"/>
+        <w:rPr>
+          <w:rFonts w:ascii="Times New Roman" w:hAnsi="Times New Roman" w:cs="Times New Roman"/>
+          <w:sz w:val="28"/>
+          <w:szCs w:val="28"/>
+        </w:rPr>
+      </w:pPr>
+      <w:r>
+        <w:rPr>
+          <w:rFonts w:ascii="Times New Roman" w:hAnsi="Times New Roman" w:cs="Times New Roman"/>
+          <w:sz w:val="28"/>
+          <w:szCs w:val="28"/>
+        </w:rPr>
+        <w:t xml:space="preserve">Plot the input (differential) and the output voltages, then save an image of the plot. Typically, scope wire 2 (with the white stripe) is connected to ground because scopes measure voltages relative to another signal. In this case, however, you connect scope wire 1 to Wavegen 1 and scope wire 2 to Wavegen 2, allowing the scope to measure the difference between them. </w:t>
+      </w:r>
+    </w:p>
+    <w:p>
+      <w:pPr>
+        <w:pStyle w:val="Heading3"/>
+        <w:numPr>
+          <w:ilvl w:val="1"/>
+          <w:numId w:val="9"/>
+        </w:numPr>
+        <w:spacing w:before="120"/>
+        <w:rPr>
+          <w:rFonts w:ascii="Times New Roman" w:hAnsi="Times New Roman" w:cs="Times New Roman"/>
+          <w:b/>
+          <w:bCs/>
+          <w:w w:val="105"/>
+          <w:sz w:val="34"/>
+          <w:szCs w:val="34"/>
+        </w:rPr>
+      </w:pPr>
+      <w:r>
+        <w:rPr>
+          <w:rFonts w:ascii="Times New Roman" w:hAnsi="Times New Roman" w:cs="Times New Roman"/>
+          <w:b/>
+          <w:bCs/>
+          <w:w w:val="105"/>
+          <w:sz w:val="34"/>
+          <w:szCs w:val="34"/>
+        </w:rPr>
+        <w:t>Write Up</w:t>
+      </w:r>
+    </w:p>
+    <w:p>
+      <w:pPr>
+        <w:spacing w:before="120" w:line="240" w:lineRule="auto"/>
+        <w:rPr>
+          <w:rFonts w:ascii="Times New Roman" w:hAnsi="Times New Roman" w:cs="Times New Roman"/>
           <w:sz w:val="28"/>
           <w:szCs w:val="28"/>
           <w:highlight w:val="yellow"/>
         </w:rPr>
-        <w:t>Each lab will have one to several questions to answer about the in lab. Do this here. No answer to a single question should need to be more than 4 sentences but ensure you right enough to fully prove/ flesh out your answer</w:t>
+      </w:pPr>
+      <w:r>
+        <w:rPr>
+          <w:rFonts w:ascii="Times New Roman" w:hAnsi="Times New Roman" w:cs="Times New Roman"/>
+          <w:sz w:val="28"/>
+          <w:szCs w:val="28"/>
+        </w:rPr>
+        <w:t>Include the following in the write up.</w:t>
+      </w:r>
+    </w:p>
+    <w:p>
+      <w:pPr>
+        <w:pStyle w:val="ListParagraph"/>
+        <w:numPr>
+          <w:ilvl w:val="0"/>
+          <w:numId w:val="12"/>
+        </w:numPr>
+        <w:spacing w:before="120" w:line="240" w:lineRule="auto"/>
+        <w:rPr>
+          <w:rFonts w:ascii="Times New Roman" w:hAnsi="Times New Roman" w:cs="Times New Roman"/>
+          <w:sz w:val="28"/>
+          <w:szCs w:val="28"/>
+        </w:rPr>
+      </w:pPr>
+      <w:r>
+        <w:rPr>
+          <w:rFonts w:ascii="Times New Roman" w:hAnsi="Times New Roman" w:cs="Times New Roman"/>
+          <w:sz w:val="28"/>
+          <w:szCs w:val="28"/>
+        </w:rPr>
+        <w:t>Section 6.6.1</w:t>
+      </w:r>
+    </w:p>
+    <w:p>
+      <w:pPr>
+        <w:pStyle w:val="ListParagraph"/>
+        <w:numPr>
+          <w:ilvl w:val="1"/>
+          <w:numId w:val="12"/>
+        </w:numPr>
+        <w:spacing w:before="120" w:line="240" w:lineRule="auto"/>
+        <w:rPr>
+          <w:rFonts w:ascii="Times New Roman" w:hAnsi="Times New Roman" w:cs="Times New Roman"/>
+          <w:sz w:val="28"/>
+          <w:szCs w:val="28"/>
+        </w:rPr>
+      </w:pPr>
+      <w:r>
+        <w:rPr>
+          <w:rFonts w:ascii="Times New Roman" w:hAnsi="Times New Roman" w:cs="Times New Roman"/>
+          <w:sz w:val="28"/>
+          <w:szCs w:val="28"/>
+        </w:rPr>
+        <w:t>Item 1: LTspice schematic of the circuit.</w:t>
+      </w:r>
+    </w:p>
+    <w:p>
+      <w:pPr>
+        <w:pStyle w:val="ListParagraph"/>
+        <w:numPr>
+          <w:ilvl w:val="1"/>
+          <w:numId w:val="12"/>
+        </w:numPr>
+        <w:spacing w:before="120" w:line="240" w:lineRule="auto"/>
+        <w:rPr>
+          <w:rFonts w:ascii="Times New Roman" w:hAnsi="Times New Roman" w:cs="Times New Roman"/>
+          <w:sz w:val="28"/>
+          <w:szCs w:val="28"/>
+        </w:rPr>
+      </w:pPr>
+      <w:r>
+        <w:rPr>
+          <w:rFonts w:ascii="Times New Roman" w:hAnsi="Times New Roman" w:cs="Times New Roman"/>
+          <w:sz w:val="28"/>
+          <w:szCs w:val="28"/>
+        </w:rPr>
+        <w:t>Item 2: Plot of the input and output voltages.</w:t>
+      </w:r>
+    </w:p>
+    <w:p>
+      <w:pPr>
+        <w:pStyle w:val="ListParagraph"/>
+        <w:numPr>
+          <w:ilvl w:val="1"/>
+          <w:numId w:val="12"/>
+        </w:numPr>
+        <w:spacing w:before="120" w:line="240" w:lineRule="auto"/>
+        <w:rPr>
+          <w:rFonts w:ascii="Times New Roman" w:hAnsi="Times New Roman" w:cs="Times New Roman"/>
+          <w:sz w:val="28"/>
+          <w:szCs w:val="28"/>
+        </w:rPr>
+      </w:pPr>
+      <w:r>
+        <w:rPr>
+          <w:rFonts w:ascii="Times New Roman" w:hAnsi="Times New Roman" w:cs="Times New Roman"/>
+          <w:sz w:val="28"/>
+          <w:szCs w:val="28"/>
+        </w:rPr>
+        <w:t>Item 3: LTspice schematic of the circuit with all calculated resistors.</w:t>
+      </w:r>
+    </w:p>
+    <w:p>
+      <w:pPr>
+        <w:pStyle w:val="ListParagraph"/>
+        <w:numPr>
+          <w:ilvl w:val="1"/>
+          <w:numId w:val="12"/>
+        </w:numPr>
+        <w:spacing w:before="120" w:line="240" w:lineRule="auto"/>
+        <w:rPr>
+          <w:rFonts w:ascii="Times New Roman" w:hAnsi="Times New Roman" w:cs="Times New Roman"/>
+          <w:sz w:val="28"/>
+          <w:szCs w:val="28"/>
+        </w:rPr>
+      </w:pPr>
+      <w:r>
+        <w:rPr>
+          <w:rFonts w:ascii="Times New Roman" w:hAnsi="Times New Roman" w:cs="Times New Roman"/>
+          <w:sz w:val="28"/>
+          <w:szCs w:val="28"/>
+        </w:rPr>
+        <w:t xml:space="preserve">Item 4: Plot of the input and output voltages. </w:t>
       </w:r>
     </w:p>
     <w:p>
@@ -1307,17 +7189,34 @@
           <w:sz w:val="24"/>
         </w:rPr>
       </w:pPr>
-    </w:p>
-    <w:p>
-      <w:pPr>
-        <w:spacing w:line="259" w:lineRule="auto"/>
+      <w:r>
         <w:rPr>
           <w:rFonts w:ascii="Times New Roman" w:hAnsi="Times New Roman" w:cs="Times New Roman"/>
           <w:b/>
           <w:bCs/>
-          <w:sz w:val="24"/>
-        </w:rPr>
-      </w:pPr>
+          <w:sz w:val="28"/>
+          <w:szCs w:val="28"/>
+        </w:rPr>
+        <w:t>D</w:t>
+      </w:r>
+      <w:r>
+        <w:rPr>
+          <w:rFonts w:ascii="Times New Roman" w:hAnsi="Times New Roman" w:cs="Times New Roman"/>
+          <w:b/>
+          <w:bCs/>
+          <w:sz w:val="28"/>
+          <w:szCs w:val="28"/>
+        </w:rPr>
+        <w:t xml:space="preserve">iscussion Question: </w:t>
+      </w:r>
+      <w:r>
+        <w:rPr>
+          <w:rFonts w:ascii="Times New Roman" w:hAnsi="Times New Roman" w:cs="Times New Roman"/>
+          <w:sz w:val="28"/>
+          <w:szCs w:val="28"/>
+        </w:rPr>
+        <w:t xml:space="preserve">Discuss the two circuits constructed in lab, DC level shifter and differential to single ended converter. Explain how each circuit works at the block level and how resistor tolerance could or could not influence the output. Also explain the design choices for the circuit, Section 6.5.3 Item 3, constructed in lab. Which resistors were chosen and why? </w:t>
+      </w:r>
     </w:p>
     <w:p>
       <w:pPr>
@@ -1338,6 +7237,7 @@
           <w:b/>
           <w:sz w:val="32"/>
         </w:rPr>
+        <w:lastRenderedPageBreak/>
         <w:t>CONCLUSION</w:t>
       </w:r>
     </w:p>
@@ -1357,90 +7257,17 @@
           <w:bCs w:val="0"/>
           <w:sz w:val="24"/>
           <w:szCs w:val="24"/>
-          <w:highlight w:val="yellow"/>
-        </w:rPr>
-        <w:t>This should be 2 to 4 sentences</w:t>
-      </w:r>
-      <w:r>
-        <w:rPr>
-          <w:rStyle w:val="Strong"/>
-          <w:rFonts w:ascii="Times New Roman" w:hAnsi="Times New Roman" w:cs="Times New Roman"/>
-          <w:b w:val="0"/>
-          <w:bCs w:val="0"/>
-          <w:sz w:val="24"/>
-          <w:szCs w:val="24"/>
-          <w:highlight w:val="yellow"/>
-        </w:rPr>
-        <w:t xml:space="preserve">, for the write up only </w:t>
-      </w:r>
-      <w:r>
-        <w:rPr>
-          <w:rStyle w:val="Strong"/>
-          <w:rFonts w:ascii="Times New Roman" w:hAnsi="Times New Roman" w:cs="Times New Roman"/>
-          <w:b w:val="0"/>
-          <w:bCs w:val="0"/>
-          <w:sz w:val="24"/>
-          <w:szCs w:val="24"/>
-          <w:highlight w:val="yellow"/>
-        </w:rPr>
-        <w:t xml:space="preserve">explaining overall what you specifically </w:t>
-      </w:r>
-      <w:r>
-        <w:rPr>
-          <w:rStyle w:val="Strong"/>
-          <w:rFonts w:ascii="Times New Roman" w:hAnsi="Times New Roman" w:cs="Times New Roman"/>
-          <w:b w:val="0"/>
-          <w:bCs w:val="0"/>
-          <w:sz w:val="24"/>
-          <w:szCs w:val="24"/>
-          <w:highlight w:val="yellow"/>
-        </w:rPr>
-        <w:t>carried out</w:t>
-      </w:r>
-      <w:r>
-        <w:rPr>
-          <w:rStyle w:val="Strong"/>
-          <w:rFonts w:ascii="Times New Roman" w:hAnsi="Times New Roman" w:cs="Times New Roman"/>
-          <w:b w:val="0"/>
-          <w:bCs w:val="0"/>
-          <w:sz w:val="24"/>
-          <w:szCs w:val="24"/>
-          <w:highlight w:val="yellow"/>
-        </w:rPr>
-        <w:t xml:space="preserve"> in this </w:t>
-      </w:r>
-      <w:r>
-        <w:rPr>
-          <w:rStyle w:val="Strong"/>
-          <w:rFonts w:ascii="Times New Roman" w:hAnsi="Times New Roman" w:cs="Times New Roman"/>
-          <w:b w:val="0"/>
-          <w:bCs w:val="0"/>
-          <w:sz w:val="24"/>
-          <w:szCs w:val="24"/>
-          <w:highlight w:val="yellow"/>
-        </w:rPr>
-        <w:t>lab</w:t>
-      </w:r>
-      <w:r>
-        <w:rPr>
-          <w:rStyle w:val="Strong"/>
-          <w:rFonts w:ascii="Times New Roman" w:hAnsi="Times New Roman" w:cs="Times New Roman"/>
-          <w:b w:val="0"/>
-          <w:bCs w:val="0"/>
-          <w:sz w:val="24"/>
-          <w:szCs w:val="24"/>
-          <w:highlight w:val="yellow"/>
-        </w:rPr>
-        <w:t>.</w:t>
+        </w:rPr>
+        <w:t>fdsfsd</w:t>
       </w:r>
     </w:p>
     <w:sectPr>
-      <w:headerReference w:type="even" r:id="rId9"/>
-      <w:headerReference w:type="default" r:id="rId10"/>
-      <w:footerReference w:type="even" r:id="rId11"/>
-      <w:footerReference w:type="default" r:id="rId12"/>
-      <w:headerReference w:type="first" r:id="rId13"/>
-      <w:footerReference w:type="first" r:id="rId14"/>
+      <w:headerReference w:type="even" r:id="rId22"/>
+      <w:headerReference w:type="default" r:id="rId23"/>
+      <w:footerReference w:type="even" r:id="rId24"/>
+      <w:footerReference w:type="default" r:id="rId25"/>
+      <w:headerReference w:type="first" r:id="rId26"/>
+      <w:footerReference w:type="first" r:id="rId27"/>
       <w:pgSz w:w="12240" w:h="15840"/>
       <w:pgMar w:top="576" w:right="648" w:bottom="806" w:left="648" w:header="288" w:footer="144" w:gutter="0"/>
       <w:cols w:space="720"/>
@@ -2731,6 +8558,184 @@
     </w:lvl>
   </w:abstractNum>
   <w:abstractNum w:abstractNumId="4" w15:restartNumberingAfterBreak="0">
+    <w:nsid w:val="3A9C3AD9"/>
+    <w:multiLevelType w:val="hybridMultilevel"/>
+    <w:tmpl w:val="0AF23D98"/>
+    <w:lvl w:ilvl="0" w:tplc="3F08800E">
+      <w:start w:val="1"/>
+      <w:numFmt w:val="decimal"/>
+      <w:lvlText w:val="%1."/>
+      <w:lvlJc w:val="left"/>
+      <w:pPr>
+        <w:ind w:left="792" w:hanging="360"/>
+      </w:pPr>
+      <w:rPr>
+        <w:rFonts w:hint="default"/>
+      </w:rPr>
+    </w:lvl>
+    <w:lvl w:ilvl="1" w:tplc="04090019" w:tentative="1">
+      <w:start w:val="1"/>
+      <w:numFmt w:val="lowerLetter"/>
+      <w:lvlText w:val="%2."/>
+      <w:lvlJc w:val="left"/>
+      <w:pPr>
+        <w:ind w:left="1512" w:hanging="360"/>
+      </w:pPr>
+    </w:lvl>
+    <w:lvl w:ilvl="2" w:tplc="0409001B" w:tentative="1">
+      <w:start w:val="1"/>
+      <w:numFmt w:val="lowerRoman"/>
+      <w:lvlText w:val="%3."/>
+      <w:lvlJc w:val="right"/>
+      <w:pPr>
+        <w:ind w:left="2232" w:hanging="180"/>
+      </w:pPr>
+    </w:lvl>
+    <w:lvl w:ilvl="3" w:tplc="0409000F" w:tentative="1">
+      <w:start w:val="1"/>
+      <w:numFmt w:val="decimal"/>
+      <w:lvlText w:val="%4."/>
+      <w:lvlJc w:val="left"/>
+      <w:pPr>
+        <w:ind w:left="2952" w:hanging="360"/>
+      </w:pPr>
+    </w:lvl>
+    <w:lvl w:ilvl="4" w:tplc="04090019" w:tentative="1">
+      <w:start w:val="1"/>
+      <w:numFmt w:val="lowerLetter"/>
+      <w:lvlText w:val="%5."/>
+      <w:lvlJc w:val="left"/>
+      <w:pPr>
+        <w:ind w:left="3672" w:hanging="360"/>
+      </w:pPr>
+    </w:lvl>
+    <w:lvl w:ilvl="5" w:tplc="0409001B" w:tentative="1">
+      <w:start w:val="1"/>
+      <w:numFmt w:val="lowerRoman"/>
+      <w:lvlText w:val="%6."/>
+      <w:lvlJc w:val="right"/>
+      <w:pPr>
+        <w:ind w:left="4392" w:hanging="180"/>
+      </w:pPr>
+    </w:lvl>
+    <w:lvl w:ilvl="6" w:tplc="0409000F" w:tentative="1">
+      <w:start w:val="1"/>
+      <w:numFmt w:val="decimal"/>
+      <w:lvlText w:val="%7."/>
+      <w:lvlJc w:val="left"/>
+      <w:pPr>
+        <w:ind w:left="5112" w:hanging="360"/>
+      </w:pPr>
+    </w:lvl>
+    <w:lvl w:ilvl="7" w:tplc="04090019" w:tentative="1">
+      <w:start w:val="1"/>
+      <w:numFmt w:val="lowerLetter"/>
+      <w:lvlText w:val="%8."/>
+      <w:lvlJc w:val="left"/>
+      <w:pPr>
+        <w:ind w:left="5832" w:hanging="360"/>
+      </w:pPr>
+    </w:lvl>
+    <w:lvl w:ilvl="8" w:tplc="0409001B" w:tentative="1">
+      <w:start w:val="1"/>
+      <w:numFmt w:val="lowerRoman"/>
+      <w:lvlText w:val="%9."/>
+      <w:lvlJc w:val="right"/>
+      <w:pPr>
+        <w:ind w:left="6552" w:hanging="180"/>
+      </w:pPr>
+    </w:lvl>
+  </w:abstractNum>
+  <w:abstractNum w:abstractNumId="5" w15:restartNumberingAfterBreak="0">
+    <w:nsid w:val="44FE03CE"/>
+    <w:multiLevelType w:val="hybridMultilevel"/>
+    <w:tmpl w:val="795C2A7E"/>
+    <w:lvl w:ilvl="0" w:tplc="A290DC56">
+      <w:start w:val="1"/>
+      <w:numFmt w:val="decimal"/>
+      <w:lvlText w:val="%1."/>
+      <w:lvlJc w:val="left"/>
+      <w:pPr>
+        <w:ind w:left="792" w:hanging="360"/>
+      </w:pPr>
+      <w:rPr>
+        <w:rFonts w:hint="default"/>
+      </w:rPr>
+    </w:lvl>
+    <w:lvl w:ilvl="1" w:tplc="04090019" w:tentative="1">
+      <w:start w:val="1"/>
+      <w:numFmt w:val="lowerLetter"/>
+      <w:lvlText w:val="%2."/>
+      <w:lvlJc w:val="left"/>
+      <w:pPr>
+        <w:ind w:left="1512" w:hanging="360"/>
+      </w:pPr>
+    </w:lvl>
+    <w:lvl w:ilvl="2" w:tplc="0409001B" w:tentative="1">
+      <w:start w:val="1"/>
+      <w:numFmt w:val="lowerRoman"/>
+      <w:lvlText w:val="%3."/>
+      <w:lvlJc w:val="right"/>
+      <w:pPr>
+        <w:ind w:left="2232" w:hanging="180"/>
+      </w:pPr>
+    </w:lvl>
+    <w:lvl w:ilvl="3" w:tplc="0409000F" w:tentative="1">
+      <w:start w:val="1"/>
+      <w:numFmt w:val="decimal"/>
+      <w:lvlText w:val="%4."/>
+      <w:lvlJc w:val="left"/>
+      <w:pPr>
+        <w:ind w:left="2952" w:hanging="360"/>
+      </w:pPr>
+    </w:lvl>
+    <w:lvl w:ilvl="4" w:tplc="04090019" w:tentative="1">
+      <w:start w:val="1"/>
+      <w:numFmt w:val="lowerLetter"/>
+      <w:lvlText w:val="%5."/>
+      <w:lvlJc w:val="left"/>
+      <w:pPr>
+        <w:ind w:left="3672" w:hanging="360"/>
+      </w:pPr>
+    </w:lvl>
+    <w:lvl w:ilvl="5" w:tplc="0409001B" w:tentative="1">
+      <w:start w:val="1"/>
+      <w:numFmt w:val="lowerRoman"/>
+      <w:lvlText w:val="%6."/>
+      <w:lvlJc w:val="right"/>
+      <w:pPr>
+        <w:ind w:left="4392" w:hanging="180"/>
+      </w:pPr>
+    </w:lvl>
+    <w:lvl w:ilvl="6" w:tplc="0409000F" w:tentative="1">
+      <w:start w:val="1"/>
+      <w:numFmt w:val="decimal"/>
+      <w:lvlText w:val="%7."/>
+      <w:lvlJc w:val="left"/>
+      <w:pPr>
+        <w:ind w:left="5112" w:hanging="360"/>
+      </w:pPr>
+    </w:lvl>
+    <w:lvl w:ilvl="7" w:tplc="04090019" w:tentative="1">
+      <w:start w:val="1"/>
+      <w:numFmt w:val="lowerLetter"/>
+      <w:lvlText w:val="%8."/>
+      <w:lvlJc w:val="left"/>
+      <w:pPr>
+        <w:ind w:left="5832" w:hanging="360"/>
+      </w:pPr>
+    </w:lvl>
+    <w:lvl w:ilvl="8" w:tplc="0409001B" w:tentative="1">
+      <w:start w:val="1"/>
+      <w:numFmt w:val="lowerRoman"/>
+      <w:lvlText w:val="%9."/>
+      <w:lvlJc w:val="right"/>
+      <w:pPr>
+        <w:ind w:left="6552" w:hanging="180"/>
+      </w:pPr>
+    </w:lvl>
+  </w:abstractNum>
+  <w:abstractNum w:abstractNumId="6" w15:restartNumberingAfterBreak="0">
     <w:nsid w:val="45E114DA"/>
     <w:multiLevelType w:val="multilevel"/>
     <w:tmpl w:val="35D8FAE0"/>
@@ -2843,7 +8848,209 @@
       </w:rPr>
     </w:lvl>
   </w:abstractNum>
-  <w:abstractNum w:abstractNumId="5" w15:restartNumberingAfterBreak="0">
+  <w:abstractNum w:abstractNumId="7" w15:restartNumberingAfterBreak="0">
+    <w:nsid w:val="46E32C10"/>
+    <w:multiLevelType w:val="hybridMultilevel"/>
+    <w:tmpl w:val="40521F20"/>
+    <w:lvl w:ilvl="0" w:tplc="04090001">
+      <w:start w:val="1"/>
+      <w:numFmt w:val="bullet"/>
+      <w:lvlText w:val=""/>
+      <w:lvlJc w:val="left"/>
+      <w:pPr>
+        <w:ind w:left="720" w:hanging="360"/>
+      </w:pPr>
+      <w:rPr>
+        <w:rFonts w:ascii="Symbol" w:hAnsi="Symbol" w:hint="default"/>
+      </w:rPr>
+    </w:lvl>
+    <w:lvl w:ilvl="1" w:tplc="04090003" w:tentative="1">
+      <w:start w:val="1"/>
+      <w:numFmt w:val="bullet"/>
+      <w:lvlText w:val="o"/>
+      <w:lvlJc w:val="left"/>
+      <w:pPr>
+        <w:ind w:left="1440" w:hanging="360"/>
+      </w:pPr>
+      <w:rPr>
+        <w:rFonts w:ascii="Courier New" w:hAnsi="Courier New" w:cs="Courier New" w:hint="default"/>
+      </w:rPr>
+    </w:lvl>
+    <w:lvl w:ilvl="2" w:tplc="04090005" w:tentative="1">
+      <w:start w:val="1"/>
+      <w:numFmt w:val="bullet"/>
+      <w:lvlText w:val=""/>
+      <w:lvlJc w:val="left"/>
+      <w:pPr>
+        <w:ind w:left="2160" w:hanging="360"/>
+      </w:pPr>
+      <w:rPr>
+        <w:rFonts w:ascii="Wingdings" w:hAnsi="Wingdings" w:hint="default"/>
+      </w:rPr>
+    </w:lvl>
+    <w:lvl w:ilvl="3" w:tplc="04090001" w:tentative="1">
+      <w:start w:val="1"/>
+      <w:numFmt w:val="bullet"/>
+      <w:lvlText w:val=""/>
+      <w:lvlJc w:val="left"/>
+      <w:pPr>
+        <w:ind w:left="2880" w:hanging="360"/>
+      </w:pPr>
+      <w:rPr>
+        <w:rFonts w:ascii="Symbol" w:hAnsi="Symbol" w:hint="default"/>
+      </w:rPr>
+    </w:lvl>
+    <w:lvl w:ilvl="4" w:tplc="04090003" w:tentative="1">
+      <w:start w:val="1"/>
+      <w:numFmt w:val="bullet"/>
+      <w:lvlText w:val="o"/>
+      <w:lvlJc w:val="left"/>
+      <w:pPr>
+        <w:ind w:left="3600" w:hanging="360"/>
+      </w:pPr>
+      <w:rPr>
+        <w:rFonts w:ascii="Courier New" w:hAnsi="Courier New" w:cs="Courier New" w:hint="default"/>
+      </w:rPr>
+    </w:lvl>
+    <w:lvl w:ilvl="5" w:tplc="04090005" w:tentative="1">
+      <w:start w:val="1"/>
+      <w:numFmt w:val="bullet"/>
+      <w:lvlText w:val=""/>
+      <w:lvlJc w:val="left"/>
+      <w:pPr>
+        <w:ind w:left="4320" w:hanging="360"/>
+      </w:pPr>
+      <w:rPr>
+        <w:rFonts w:ascii="Wingdings" w:hAnsi="Wingdings" w:hint="default"/>
+      </w:rPr>
+    </w:lvl>
+    <w:lvl w:ilvl="6" w:tplc="04090001" w:tentative="1">
+      <w:start w:val="1"/>
+      <w:numFmt w:val="bullet"/>
+      <w:lvlText w:val=""/>
+      <w:lvlJc w:val="left"/>
+      <w:pPr>
+        <w:ind w:left="5040" w:hanging="360"/>
+      </w:pPr>
+      <w:rPr>
+        <w:rFonts w:ascii="Symbol" w:hAnsi="Symbol" w:hint="default"/>
+      </w:rPr>
+    </w:lvl>
+    <w:lvl w:ilvl="7" w:tplc="04090003" w:tentative="1">
+      <w:start w:val="1"/>
+      <w:numFmt w:val="bullet"/>
+      <w:lvlText w:val="o"/>
+      <w:lvlJc w:val="left"/>
+      <w:pPr>
+        <w:ind w:left="5760" w:hanging="360"/>
+      </w:pPr>
+      <w:rPr>
+        <w:rFonts w:ascii="Courier New" w:hAnsi="Courier New" w:cs="Courier New" w:hint="default"/>
+      </w:rPr>
+    </w:lvl>
+    <w:lvl w:ilvl="8" w:tplc="04090005" w:tentative="1">
+      <w:start w:val="1"/>
+      <w:numFmt w:val="bullet"/>
+      <w:lvlText w:val=""/>
+      <w:lvlJc w:val="left"/>
+      <w:pPr>
+        <w:ind w:left="6480" w:hanging="360"/>
+      </w:pPr>
+      <w:rPr>
+        <w:rFonts w:ascii="Wingdings" w:hAnsi="Wingdings" w:hint="default"/>
+      </w:rPr>
+    </w:lvl>
+  </w:abstractNum>
+  <w:abstractNum w:abstractNumId="8" w15:restartNumberingAfterBreak="0">
+    <w:nsid w:val="4AAB4947"/>
+    <w:multiLevelType w:val="hybridMultilevel"/>
+    <w:tmpl w:val="DFD2034A"/>
+    <w:lvl w:ilvl="0" w:tplc="604A7690">
+      <w:start w:val="1"/>
+      <w:numFmt w:val="decimal"/>
+      <w:lvlText w:val="%1."/>
+      <w:lvlJc w:val="left"/>
+      <w:pPr>
+        <w:ind w:left="792" w:hanging="360"/>
+      </w:pPr>
+      <w:rPr>
+        <w:rFonts w:hint="default"/>
+      </w:rPr>
+    </w:lvl>
+    <w:lvl w:ilvl="1" w:tplc="04090019" w:tentative="1">
+      <w:start w:val="1"/>
+      <w:numFmt w:val="lowerLetter"/>
+      <w:lvlText w:val="%2."/>
+      <w:lvlJc w:val="left"/>
+      <w:pPr>
+        <w:ind w:left="1512" w:hanging="360"/>
+      </w:pPr>
+    </w:lvl>
+    <w:lvl w:ilvl="2" w:tplc="0409001B" w:tentative="1">
+      <w:start w:val="1"/>
+      <w:numFmt w:val="lowerRoman"/>
+      <w:lvlText w:val="%3."/>
+      <w:lvlJc w:val="right"/>
+      <w:pPr>
+        <w:ind w:left="2232" w:hanging="180"/>
+      </w:pPr>
+    </w:lvl>
+    <w:lvl w:ilvl="3" w:tplc="0409000F" w:tentative="1">
+      <w:start w:val="1"/>
+      <w:numFmt w:val="decimal"/>
+      <w:lvlText w:val="%4."/>
+      <w:lvlJc w:val="left"/>
+      <w:pPr>
+        <w:ind w:left="2952" w:hanging="360"/>
+      </w:pPr>
+    </w:lvl>
+    <w:lvl w:ilvl="4" w:tplc="04090019" w:tentative="1">
+      <w:start w:val="1"/>
+      <w:numFmt w:val="lowerLetter"/>
+      <w:lvlText w:val="%5."/>
+      <w:lvlJc w:val="left"/>
+      <w:pPr>
+        <w:ind w:left="3672" w:hanging="360"/>
+      </w:pPr>
+    </w:lvl>
+    <w:lvl w:ilvl="5" w:tplc="0409001B" w:tentative="1">
+      <w:start w:val="1"/>
+      <w:numFmt w:val="lowerRoman"/>
+      <w:lvlText w:val="%6."/>
+      <w:lvlJc w:val="right"/>
+      <w:pPr>
+        <w:ind w:left="4392" w:hanging="180"/>
+      </w:pPr>
+    </w:lvl>
+    <w:lvl w:ilvl="6" w:tplc="0409000F" w:tentative="1">
+      <w:start w:val="1"/>
+      <w:numFmt w:val="decimal"/>
+      <w:lvlText w:val="%7."/>
+      <w:lvlJc w:val="left"/>
+      <w:pPr>
+        <w:ind w:left="5112" w:hanging="360"/>
+      </w:pPr>
+    </w:lvl>
+    <w:lvl w:ilvl="7" w:tplc="04090019" w:tentative="1">
+      <w:start w:val="1"/>
+      <w:numFmt w:val="lowerLetter"/>
+      <w:lvlText w:val="%8."/>
+      <w:lvlJc w:val="left"/>
+      <w:pPr>
+        <w:ind w:left="5832" w:hanging="360"/>
+      </w:pPr>
+    </w:lvl>
+    <w:lvl w:ilvl="8" w:tplc="0409001B" w:tentative="1">
+      <w:start w:val="1"/>
+      <w:numFmt w:val="lowerRoman"/>
+      <w:lvlText w:val="%9."/>
+      <w:lvlJc w:val="right"/>
+      <w:pPr>
+        <w:ind w:left="6552" w:hanging="180"/>
+      </w:pPr>
+    </w:lvl>
+  </w:abstractNum>
+  <w:abstractNum w:abstractNumId="9" w15:restartNumberingAfterBreak="0">
     <w:nsid w:val="4E5673F0"/>
     <w:multiLevelType w:val="multilevel"/>
     <w:tmpl w:val="125259F4"/>
@@ -2956,7 +9163,7 @@
       </w:rPr>
     </w:lvl>
   </w:abstractNum>
-  <w:abstractNum w:abstractNumId="6" w15:restartNumberingAfterBreak="0">
+  <w:abstractNum w:abstractNumId="10" w15:restartNumberingAfterBreak="0">
     <w:nsid w:val="4FCF015F"/>
     <w:multiLevelType w:val="hybridMultilevel"/>
     <w:tmpl w:val="5C28F206"/>
@@ -3045,7 +9252,185 @@
       </w:pPr>
     </w:lvl>
   </w:abstractNum>
-  <w:abstractNum w:abstractNumId="7" w15:restartNumberingAfterBreak="0">
+  <w:abstractNum w:abstractNumId="11" w15:restartNumberingAfterBreak="0">
+    <w:nsid w:val="5AAB18B6"/>
+    <w:multiLevelType w:val="hybridMultilevel"/>
+    <w:tmpl w:val="F590556A"/>
+    <w:lvl w:ilvl="0" w:tplc="0409000F">
+      <w:start w:val="1"/>
+      <w:numFmt w:val="decimal"/>
+      <w:lvlText w:val="%1."/>
+      <w:lvlJc w:val="left"/>
+      <w:pPr>
+        <w:ind w:left="720" w:hanging="360"/>
+      </w:pPr>
+      <w:rPr>
+        <w:rFonts w:hint="default"/>
+      </w:rPr>
+    </w:lvl>
+    <w:lvl w:ilvl="1" w:tplc="04090019">
+      <w:start w:val="1"/>
+      <w:numFmt w:val="lowerLetter"/>
+      <w:lvlText w:val="%2."/>
+      <w:lvlJc w:val="left"/>
+      <w:pPr>
+        <w:ind w:left="1440" w:hanging="360"/>
+      </w:pPr>
+    </w:lvl>
+    <w:lvl w:ilvl="2" w:tplc="0409001B" w:tentative="1">
+      <w:start w:val="1"/>
+      <w:numFmt w:val="lowerRoman"/>
+      <w:lvlText w:val="%3."/>
+      <w:lvlJc w:val="right"/>
+      <w:pPr>
+        <w:ind w:left="2160" w:hanging="180"/>
+      </w:pPr>
+    </w:lvl>
+    <w:lvl w:ilvl="3" w:tplc="0409000F" w:tentative="1">
+      <w:start w:val="1"/>
+      <w:numFmt w:val="decimal"/>
+      <w:lvlText w:val="%4."/>
+      <w:lvlJc w:val="left"/>
+      <w:pPr>
+        <w:ind w:left="2880" w:hanging="360"/>
+      </w:pPr>
+    </w:lvl>
+    <w:lvl w:ilvl="4" w:tplc="04090019" w:tentative="1">
+      <w:start w:val="1"/>
+      <w:numFmt w:val="lowerLetter"/>
+      <w:lvlText w:val="%5."/>
+      <w:lvlJc w:val="left"/>
+      <w:pPr>
+        <w:ind w:left="3600" w:hanging="360"/>
+      </w:pPr>
+    </w:lvl>
+    <w:lvl w:ilvl="5" w:tplc="0409001B" w:tentative="1">
+      <w:start w:val="1"/>
+      <w:numFmt w:val="lowerRoman"/>
+      <w:lvlText w:val="%6."/>
+      <w:lvlJc w:val="right"/>
+      <w:pPr>
+        <w:ind w:left="4320" w:hanging="180"/>
+      </w:pPr>
+    </w:lvl>
+    <w:lvl w:ilvl="6" w:tplc="0409000F" w:tentative="1">
+      <w:start w:val="1"/>
+      <w:numFmt w:val="decimal"/>
+      <w:lvlText w:val="%7."/>
+      <w:lvlJc w:val="left"/>
+      <w:pPr>
+        <w:ind w:left="5040" w:hanging="360"/>
+      </w:pPr>
+    </w:lvl>
+    <w:lvl w:ilvl="7" w:tplc="04090019" w:tentative="1">
+      <w:start w:val="1"/>
+      <w:numFmt w:val="lowerLetter"/>
+      <w:lvlText w:val="%8."/>
+      <w:lvlJc w:val="left"/>
+      <w:pPr>
+        <w:ind w:left="5760" w:hanging="360"/>
+      </w:pPr>
+    </w:lvl>
+    <w:lvl w:ilvl="8" w:tplc="0409001B" w:tentative="1">
+      <w:start w:val="1"/>
+      <w:numFmt w:val="lowerRoman"/>
+      <w:lvlText w:val="%9."/>
+      <w:lvlJc w:val="right"/>
+      <w:pPr>
+        <w:ind w:left="6480" w:hanging="180"/>
+      </w:pPr>
+    </w:lvl>
+  </w:abstractNum>
+  <w:abstractNum w:abstractNumId="12" w15:restartNumberingAfterBreak="0">
+    <w:nsid w:val="66976E75"/>
+    <w:multiLevelType w:val="hybridMultilevel"/>
+    <w:tmpl w:val="93D6EEF4"/>
+    <w:lvl w:ilvl="0" w:tplc="5530A586">
+      <w:start w:val="1"/>
+      <w:numFmt w:val="decimal"/>
+      <w:lvlText w:val="%1."/>
+      <w:lvlJc w:val="left"/>
+      <w:pPr>
+        <w:ind w:left="792" w:hanging="360"/>
+      </w:pPr>
+      <w:rPr>
+        <w:rFonts w:hint="default"/>
+      </w:rPr>
+    </w:lvl>
+    <w:lvl w:ilvl="1" w:tplc="04090019" w:tentative="1">
+      <w:start w:val="1"/>
+      <w:numFmt w:val="lowerLetter"/>
+      <w:lvlText w:val="%2."/>
+      <w:lvlJc w:val="left"/>
+      <w:pPr>
+        <w:ind w:left="1512" w:hanging="360"/>
+      </w:pPr>
+    </w:lvl>
+    <w:lvl w:ilvl="2" w:tplc="0409001B" w:tentative="1">
+      <w:start w:val="1"/>
+      <w:numFmt w:val="lowerRoman"/>
+      <w:lvlText w:val="%3."/>
+      <w:lvlJc w:val="right"/>
+      <w:pPr>
+        <w:ind w:left="2232" w:hanging="180"/>
+      </w:pPr>
+    </w:lvl>
+    <w:lvl w:ilvl="3" w:tplc="0409000F" w:tentative="1">
+      <w:start w:val="1"/>
+      <w:numFmt w:val="decimal"/>
+      <w:lvlText w:val="%4."/>
+      <w:lvlJc w:val="left"/>
+      <w:pPr>
+        <w:ind w:left="2952" w:hanging="360"/>
+      </w:pPr>
+    </w:lvl>
+    <w:lvl w:ilvl="4" w:tplc="04090019" w:tentative="1">
+      <w:start w:val="1"/>
+      <w:numFmt w:val="lowerLetter"/>
+      <w:lvlText w:val="%5."/>
+      <w:lvlJc w:val="left"/>
+      <w:pPr>
+        <w:ind w:left="3672" w:hanging="360"/>
+      </w:pPr>
+    </w:lvl>
+    <w:lvl w:ilvl="5" w:tplc="0409001B" w:tentative="1">
+      <w:start w:val="1"/>
+      <w:numFmt w:val="lowerRoman"/>
+      <w:lvlText w:val="%6."/>
+      <w:lvlJc w:val="right"/>
+      <w:pPr>
+        <w:ind w:left="4392" w:hanging="180"/>
+      </w:pPr>
+    </w:lvl>
+    <w:lvl w:ilvl="6" w:tplc="0409000F" w:tentative="1">
+      <w:start w:val="1"/>
+      <w:numFmt w:val="decimal"/>
+      <w:lvlText w:val="%7."/>
+      <w:lvlJc w:val="left"/>
+      <w:pPr>
+        <w:ind w:left="5112" w:hanging="360"/>
+      </w:pPr>
+    </w:lvl>
+    <w:lvl w:ilvl="7" w:tplc="04090019" w:tentative="1">
+      <w:start w:val="1"/>
+      <w:numFmt w:val="lowerLetter"/>
+      <w:lvlText w:val="%8."/>
+      <w:lvlJc w:val="left"/>
+      <w:pPr>
+        <w:ind w:left="5832" w:hanging="360"/>
+      </w:pPr>
+    </w:lvl>
+    <w:lvl w:ilvl="8" w:tplc="0409001B" w:tentative="1">
+      <w:start w:val="1"/>
+      <w:numFmt w:val="lowerRoman"/>
+      <w:lvlText w:val="%9."/>
+      <w:lvlJc w:val="right"/>
+      <w:pPr>
+        <w:ind w:left="6552" w:hanging="180"/>
+      </w:pPr>
+    </w:lvl>
+  </w:abstractNum>
+  <w:abstractNum w:abstractNumId="13" w15:restartNumberingAfterBreak="0">
     <w:nsid w:val="69605A57"/>
     <w:multiLevelType w:val="hybridMultilevel"/>
     <w:tmpl w:val="3F480BD0"/>
@@ -3158,7 +9543,7 @@
       </w:rPr>
     </w:lvl>
   </w:abstractNum>
-  <w:abstractNum w:abstractNumId="8" w15:restartNumberingAfterBreak="0">
+  <w:abstractNum w:abstractNumId="14" w15:restartNumberingAfterBreak="0">
     <w:nsid w:val="755763D4"/>
     <w:multiLevelType w:val="hybridMultilevel"/>
     <w:tmpl w:val="A5683AEA"/>
@@ -3244,8 +9629,97 @@
       </w:pPr>
     </w:lvl>
   </w:abstractNum>
+  <w:abstractNum w:abstractNumId="15" w15:restartNumberingAfterBreak="0">
+    <w:nsid w:val="77E3161A"/>
+    <w:multiLevelType w:val="hybridMultilevel"/>
+    <w:tmpl w:val="BD225330"/>
+    <w:lvl w:ilvl="0" w:tplc="E2CC49F6">
+      <w:start w:val="1"/>
+      <w:numFmt w:val="decimal"/>
+      <w:lvlText w:val="%1."/>
+      <w:lvlJc w:val="left"/>
+      <w:pPr>
+        <w:ind w:left="792" w:hanging="360"/>
+      </w:pPr>
+      <w:rPr>
+        <w:rFonts w:hint="default"/>
+      </w:rPr>
+    </w:lvl>
+    <w:lvl w:ilvl="1" w:tplc="04090019">
+      <w:start w:val="1"/>
+      <w:numFmt w:val="lowerLetter"/>
+      <w:lvlText w:val="%2."/>
+      <w:lvlJc w:val="left"/>
+      <w:pPr>
+        <w:ind w:left="1512" w:hanging="360"/>
+      </w:pPr>
+    </w:lvl>
+    <w:lvl w:ilvl="2" w:tplc="0409001B" w:tentative="1">
+      <w:start w:val="1"/>
+      <w:numFmt w:val="lowerRoman"/>
+      <w:lvlText w:val="%3."/>
+      <w:lvlJc w:val="right"/>
+      <w:pPr>
+        <w:ind w:left="2232" w:hanging="180"/>
+      </w:pPr>
+    </w:lvl>
+    <w:lvl w:ilvl="3" w:tplc="0409000F" w:tentative="1">
+      <w:start w:val="1"/>
+      <w:numFmt w:val="decimal"/>
+      <w:lvlText w:val="%4."/>
+      <w:lvlJc w:val="left"/>
+      <w:pPr>
+        <w:ind w:left="2952" w:hanging="360"/>
+      </w:pPr>
+    </w:lvl>
+    <w:lvl w:ilvl="4" w:tplc="04090019" w:tentative="1">
+      <w:start w:val="1"/>
+      <w:numFmt w:val="lowerLetter"/>
+      <w:lvlText w:val="%5."/>
+      <w:lvlJc w:val="left"/>
+      <w:pPr>
+        <w:ind w:left="3672" w:hanging="360"/>
+      </w:pPr>
+    </w:lvl>
+    <w:lvl w:ilvl="5" w:tplc="0409001B" w:tentative="1">
+      <w:start w:val="1"/>
+      <w:numFmt w:val="lowerRoman"/>
+      <w:lvlText w:val="%6."/>
+      <w:lvlJc w:val="right"/>
+      <w:pPr>
+        <w:ind w:left="4392" w:hanging="180"/>
+      </w:pPr>
+    </w:lvl>
+    <w:lvl w:ilvl="6" w:tplc="0409000F" w:tentative="1">
+      <w:start w:val="1"/>
+      <w:numFmt w:val="decimal"/>
+      <w:lvlText w:val="%7."/>
+      <w:lvlJc w:val="left"/>
+      <w:pPr>
+        <w:ind w:left="5112" w:hanging="360"/>
+      </w:pPr>
+    </w:lvl>
+    <w:lvl w:ilvl="7" w:tplc="04090019" w:tentative="1">
+      <w:start w:val="1"/>
+      <w:numFmt w:val="lowerLetter"/>
+      <w:lvlText w:val="%8."/>
+      <w:lvlJc w:val="left"/>
+      <w:pPr>
+        <w:ind w:left="5832" w:hanging="360"/>
+      </w:pPr>
+    </w:lvl>
+    <w:lvl w:ilvl="8" w:tplc="0409001B" w:tentative="1">
+      <w:start w:val="1"/>
+      <w:numFmt w:val="lowerRoman"/>
+      <w:lvlText w:val="%9."/>
+      <w:lvlJc w:val="right"/>
+      <w:pPr>
+        <w:ind w:left="6552" w:hanging="180"/>
+      </w:pPr>
+    </w:lvl>
+  </w:abstractNum>
   <w:num w:numId="1" w16cid:durableId="961304143">
-    <w:abstractNumId w:val="8"/>
+    <w:abstractNumId w:val="14"/>
     <w:lvlOverride w:ilvl="0">
       <w:startOverride w:val="1"/>
     </w:lvlOverride>
@@ -3278,7 +9752,7 @@
     <w:abstractNumId w:val="0"/>
   </w:num>
   <w:num w:numId="3" w16cid:durableId="1866598850">
-    <w:abstractNumId w:val="6"/>
+    <w:abstractNumId w:val="10"/>
   </w:num>
   <w:num w:numId="4" w16cid:durableId="1532373909">
     <w:abstractNumId w:val="2"/>
@@ -3287,16 +9761,37 @@
     <w:abstractNumId w:val="3"/>
   </w:num>
   <w:num w:numId="6" w16cid:durableId="715811694">
-    <w:abstractNumId w:val="4"/>
+    <w:abstractNumId w:val="6"/>
   </w:num>
   <w:num w:numId="7" w16cid:durableId="1028338793">
     <w:abstractNumId w:val="1"/>
   </w:num>
   <w:num w:numId="8" w16cid:durableId="430009864">
+    <w:abstractNumId w:val="13"/>
+  </w:num>
+  <w:num w:numId="9" w16cid:durableId="2065368369">
+    <w:abstractNumId w:val="9"/>
+  </w:num>
+  <w:num w:numId="10" w16cid:durableId="58018932">
     <w:abstractNumId w:val="7"/>
   </w:num>
-  <w:num w:numId="9" w16cid:durableId="2065368369">
+  <w:num w:numId="11" w16cid:durableId="615452499">
+    <w:abstractNumId w:val="4"/>
+  </w:num>
+  <w:num w:numId="12" w16cid:durableId="491065130">
+    <w:abstractNumId w:val="11"/>
+  </w:num>
+  <w:num w:numId="13" w16cid:durableId="1917011496">
+    <w:abstractNumId w:val="8"/>
+  </w:num>
+  <w:num w:numId="14" w16cid:durableId="720862303">
+    <w:abstractNumId w:val="12"/>
+  </w:num>
+  <w:num w:numId="15" w16cid:durableId="757218202">
     <w:abstractNumId w:val="5"/>
+  </w:num>
+  <w:num w:numId="16" w16cid:durableId="415907376">
+    <w:abstractNumId w:val="15"/>
   </w:num>
 </w:numbering>
 </file>
@@ -4064,6 +10559,16 @@
       <w:szCs w:val="32"/>
     </w:rPr>
   </w:style>
+  <w:style w:type="character" w:styleId="PlaceholderText">
+    <w:name w:val="Placeholder Text"/>
+    <w:basedOn w:val="DefaultParagraphFont"/>
+    <w:uiPriority w:val="99"/>
+    <w:semiHidden/>
+    <w:rsid w:val="000F4270"/>
+    <w:rPr>
+      <w:color w:val="666666"/>
+    </w:rPr>
+  </w:style>
 </w:styles>
 </file>
 

--- a/Lab-6_Operational-Amplifiers-Applications/Lab-6_Operational-Amplifiers-Applications.docx
+++ b/Lab-6_Operational-Amplifiers-Applications/Lab-6_Operational-Amplifiers-Applications.docx
@@ -218,15 +218,7 @@
           <w:sz w:val="28"/>
           <w:szCs w:val="28"/>
         </w:rPr>
-        <w:t>L</w:t>
-      </w:r>
-      <w:r>
-        <w:rPr>
-          <w:rFonts w:ascii="Times New Roman" w:hAnsi="Times New Roman" w:cs="Times New Roman"/>
-          <w:sz w:val="28"/>
-          <w:szCs w:val="28"/>
-        </w:rPr>
-        <w:t>aptop with LTSpice</w:t>
+        <w:t>Laptop with LTSpice</w:t>
       </w:r>
     </w:p>
     <w:p>
@@ -417,6 +409,7 @@
       <w:r>
         <w:rPr>
           <w:rFonts w:ascii="Times New Roman" w:hAnsi="Times New Roman" w:cs="Times New Roman"/>
+          <w:noProof/>
           <w:sz w:val="28"/>
           <w:szCs w:val="28"/>
         </w:rPr>
@@ -471,24 +464,14 @@
       <w:r>
         <w:t xml:space="preserve">Figure </w:t>
       </w:r>
-      <w:r>
-        <w:fldChar w:fldCharType="begin"/>
-      </w:r>
-      <w:r>
-        <w:instrText xml:space="preserve"> SEQ Figure \* ARABIC </w:instrText>
-      </w:r>
-      <w:r>
-        <w:fldChar w:fldCharType="separate"/>
-      </w:r>
-      <w:r>
-        <w:rPr>
-          <w:noProof/>
-        </w:rPr>
-        <w:t>1</w:t>
-      </w:r>
-      <w:r>
-        <w:fldChar w:fldCharType="end"/>
-      </w:r>
+      <w:fldSimple w:instr=" SEQ Figure \* ARABIC ">
+        <w:r>
+          <w:rPr>
+            <w:noProof/>
+          </w:rPr>
+          <w:t>1</w:t>
+        </w:r>
+      </w:fldSimple>
       <w:r>
         <w:t xml:space="preserve">: </w:t>
       </w:r>
@@ -1243,15 +1226,7 @@
                           <w:sz w:val="28"/>
                           <w:szCs w:val="28"/>
                         </w:rPr>
-                        <m:t>+</m:t>
-                      </m:r>
-                      <m:r>
-                        <w:rPr>
-                          <w:rFonts w:ascii="Cambria Math" w:hAnsi="Cambria Math" w:cs="Times New Roman"/>
-                          <w:sz w:val="28"/>
-                          <w:szCs w:val="28"/>
-                        </w:rPr>
-                        <m:t>R</m:t>
+                        <m:t>+R</m:t>
                       </m:r>
                     </m:e>
                     <m:sub>
@@ -1529,23 +1504,7 @@
               <w:sz w:val="28"/>
               <w:szCs w:val="28"/>
             </w:rPr>
-            <m:t xml:space="preserve">                     (6.</m:t>
-          </m:r>
-          <m:r>
-            <w:rPr>
-              <w:rFonts w:ascii="Cambria Math" w:hAnsi="Cambria Math" w:cs="Times New Roman"/>
-              <w:sz w:val="28"/>
-              <w:szCs w:val="28"/>
-            </w:rPr>
-            <m:t>2</m:t>
-          </m:r>
-          <m:r>
-            <w:rPr>
-              <w:rFonts w:ascii="Cambria Math" w:hAnsi="Cambria Math" w:cs="Times New Roman"/>
-              <w:sz w:val="28"/>
-              <w:szCs w:val="28"/>
-            </w:rPr>
-            <m:t>)</m:t>
+            <m:t xml:space="preserve">                     (6.2)</m:t>
           </m:r>
         </m:oMath>
       </m:oMathPara>
@@ -1911,6 +1870,7 @@
       <w:r>
         <w:rPr>
           <w:rFonts w:ascii="Times New Roman" w:hAnsi="Times New Roman" w:cs="Times New Roman"/>
+          <w:noProof/>
           <w:sz w:val="28"/>
           <w:szCs w:val="28"/>
         </w:rPr>
@@ -1964,24 +1924,14 @@
       <w:r>
         <w:t xml:space="preserve">Figure </w:t>
       </w:r>
-      <w:r>
-        <w:fldChar w:fldCharType="begin"/>
-      </w:r>
-      <w:r>
-        <w:instrText xml:space="preserve"> SEQ Figure \* ARABIC </w:instrText>
-      </w:r>
-      <w:r>
-        <w:fldChar w:fldCharType="separate"/>
-      </w:r>
-      <w:r>
-        <w:rPr>
-          <w:noProof/>
-        </w:rPr>
-        <w:t>2</w:t>
-      </w:r>
-      <w:r>
-        <w:fldChar w:fldCharType="end"/>
-      </w:r>
+      <w:fldSimple w:instr=" SEQ Figure \* ARABIC ">
+        <w:r>
+          <w:rPr>
+            <w:noProof/>
+          </w:rPr>
+          <w:t>2</w:t>
+        </w:r>
+      </w:fldSimple>
       <w:r>
         <w:t>:</w:t>
       </w:r>
@@ -2129,6 +2079,7 @@
       <w:r>
         <w:rPr>
           <w:rFonts w:ascii="Times New Roman" w:hAnsi="Times New Roman" w:cs="Times New Roman"/>
+          <w:noProof/>
           <w:sz w:val="24"/>
           <w:szCs w:val="24"/>
         </w:rPr>
@@ -2182,24 +2133,14 @@
       <w:r>
         <w:t xml:space="preserve">Figure </w:t>
       </w:r>
-      <w:r>
-        <w:fldChar w:fldCharType="begin"/>
-      </w:r>
-      <w:r>
-        <w:instrText xml:space="preserve"> SEQ Figure \* ARABIC </w:instrText>
-      </w:r>
-      <w:r>
-        <w:fldChar w:fldCharType="separate"/>
-      </w:r>
-      <w:r>
-        <w:rPr>
-          <w:noProof/>
-        </w:rPr>
-        <w:t>3</w:t>
-      </w:r>
-      <w:r>
-        <w:fldChar w:fldCharType="end"/>
-      </w:r>
+      <w:fldSimple w:instr=" SEQ Figure \* ARABIC ">
+        <w:r>
+          <w:rPr>
+            <w:noProof/>
+          </w:rPr>
+          <w:t>3</w:t>
+        </w:r>
+      </w:fldSimple>
       <w:r>
         <w:t xml:space="preserve">: </w:t>
       </w:r>
@@ -2291,6 +2232,7 @@
       <w:r>
         <w:rPr>
           <w:rFonts w:ascii="Times New Roman" w:hAnsi="Times New Roman" w:cs="Times New Roman"/>
+          <w:noProof/>
           <w:sz w:val="28"/>
           <w:szCs w:val="28"/>
         </w:rPr>
@@ -2342,24 +2284,14 @@
       <w:r>
         <w:t xml:space="preserve">Screenshot </w:t>
       </w:r>
-      <w:r>
-        <w:fldChar w:fldCharType="begin"/>
-      </w:r>
-      <w:r>
-        <w:instrText xml:space="preserve"> SEQ Screenshot \* ARABIC </w:instrText>
-      </w:r>
-      <w:r>
-        <w:fldChar w:fldCharType="separate"/>
-      </w:r>
-      <w:r>
-        <w:rPr>
-          <w:noProof/>
-        </w:rPr>
-        <w:t>1</w:t>
-      </w:r>
-      <w:r>
-        <w:fldChar w:fldCharType="end"/>
-      </w:r>
+      <w:fldSimple w:instr=" SEQ Screenshot \* ARABIC ">
+        <w:r>
+          <w:rPr>
+            <w:noProof/>
+          </w:rPr>
+          <w:t>1</w:t>
+        </w:r>
+      </w:fldSimple>
       <w:r>
         <w:t xml:space="preserve">: </w:t>
       </w:r>
@@ -2647,24 +2579,14 @@
       <w:r>
         <w:t xml:space="preserve">Table </w:t>
       </w:r>
-      <w:r>
-        <w:fldChar w:fldCharType="begin"/>
-      </w:r>
-      <w:r>
-        <w:instrText xml:space="preserve"> SEQ Table \* ARABIC </w:instrText>
-      </w:r>
-      <w:r>
-        <w:fldChar w:fldCharType="separate"/>
-      </w:r>
-      <w:r>
-        <w:rPr>
-          <w:noProof/>
-        </w:rPr>
-        <w:t>1</w:t>
-      </w:r>
-      <w:r>
-        <w:fldChar w:fldCharType="end"/>
-      </w:r>
+      <w:fldSimple w:instr=" SEQ Table \* ARABIC ">
+        <w:r>
+          <w:rPr>
+            <w:noProof/>
+          </w:rPr>
+          <w:t>1</w:t>
+        </w:r>
+      </w:fldSimple>
       <w:r>
         <w:t>: Tabled Values of Figure 6.3 LTspice circuits</w:t>
       </w:r>
@@ -2794,39 +2716,7 @@
           <w:sz w:val="28"/>
           <w:szCs w:val="28"/>
         </w:rPr>
-        <w:t xml:space="preserve"> is 1.67 V because the 1k</w:t>
-      </w:r>
-      <w:r>
-        <w:rPr>
-          <w:rFonts w:ascii="Times New Roman" w:hAnsi="Times New Roman" w:cs="Times New Roman"/>
-          <w:sz w:val="28"/>
-          <w:szCs w:val="28"/>
-        </w:rPr>
-        <w:t>Ω</w:t>
-      </w:r>
-      <w:r>
-        <w:rPr>
-          <w:rFonts w:ascii="Times New Roman" w:hAnsi="Times New Roman" w:cs="Times New Roman"/>
-          <w:sz w:val="28"/>
-          <w:szCs w:val="28"/>
-        </w:rPr>
-        <w:t xml:space="preserve"> load is parallel with the bottom 1kΩ resistor of the divider, creating an equivalent resistance of 500</w:t>
-      </w:r>
-      <w:r>
-        <w:rPr>
-          <w:rFonts w:ascii="Times New Roman" w:hAnsi="Times New Roman" w:cs="Times New Roman"/>
-          <w:sz w:val="28"/>
-          <w:szCs w:val="28"/>
-        </w:rPr>
-        <w:t>Ω</w:t>
-      </w:r>
-      <w:r>
-        <w:rPr>
-          <w:rFonts w:ascii="Times New Roman" w:hAnsi="Times New Roman" w:cs="Times New Roman"/>
-          <w:sz w:val="28"/>
-          <w:szCs w:val="28"/>
-        </w:rPr>
-        <w:t xml:space="preserve"> and so it draws more current from the top half of the divider. </w:t>
+        <w:t xml:space="preserve"> is 1.67 V because the 1kΩ load is parallel with the bottom 1kΩ resistor of the divider, creating an equivalent resistance of 500Ω and so it draws more current from the top half of the divider. </w:t>
       </w:r>
     </w:p>
     <w:p>
@@ -2896,6 +2786,7 @@
       <w:r>
         <w:rPr>
           <w:rFonts w:ascii="Times New Roman" w:hAnsi="Times New Roman" w:cs="Times New Roman"/>
+          <w:noProof/>
           <w:sz w:val="28"/>
           <w:szCs w:val="28"/>
         </w:rPr>
@@ -2949,24 +2840,14 @@
       <w:r>
         <w:t xml:space="preserve">Figure </w:t>
       </w:r>
-      <w:r>
-        <w:fldChar w:fldCharType="begin"/>
-      </w:r>
-      <w:r>
-        <w:instrText xml:space="preserve"> SEQ Figure \* ARABIC </w:instrText>
-      </w:r>
-      <w:r>
-        <w:fldChar w:fldCharType="separate"/>
-      </w:r>
-      <w:r>
-        <w:rPr>
-          <w:noProof/>
-        </w:rPr>
-        <w:t>4</w:t>
-      </w:r>
-      <w:r>
-        <w:fldChar w:fldCharType="end"/>
-      </w:r>
+      <w:fldSimple w:instr=" SEQ Figure \* ARABIC ">
+        <w:r>
+          <w:rPr>
+            <w:noProof/>
+          </w:rPr>
+          <w:t>4</w:t>
+        </w:r>
+      </w:fldSimple>
       <w:r>
         <w:t xml:space="preserve">: </w:t>
       </w:r>
@@ -3023,6 +2904,7 @@
       <w:r>
         <w:rPr>
           <w:rFonts w:ascii="Times New Roman" w:hAnsi="Times New Roman" w:cs="Times New Roman"/>
+          <w:noProof/>
           <w:sz w:val="28"/>
           <w:szCs w:val="28"/>
         </w:rPr>
@@ -3074,24 +2956,14 @@
       <w:r>
         <w:t xml:space="preserve">Screenshot </w:t>
       </w:r>
-      <w:r>
-        <w:fldChar w:fldCharType="begin"/>
-      </w:r>
-      <w:r>
-        <w:instrText xml:space="preserve"> SEQ Screenshot \* ARABIC </w:instrText>
-      </w:r>
-      <w:r>
-        <w:fldChar w:fldCharType="separate"/>
-      </w:r>
-      <w:r>
-        <w:rPr>
-          <w:noProof/>
-        </w:rPr>
-        <w:t>2</w:t>
-      </w:r>
-      <w:r>
-        <w:fldChar w:fldCharType="end"/>
-      </w:r>
+      <w:fldSimple w:instr=" SEQ Screenshot \* ARABIC ">
+        <w:r>
+          <w:rPr>
+            <w:noProof/>
+          </w:rPr>
+          <w:t>2</w:t>
+        </w:r>
+      </w:fldSimple>
       <w:r>
         <w:t xml:space="preserve">: </w:t>
       </w:r>
@@ -3099,13 +2971,7 @@
         <w:rPr>
           <w:rFonts w:cstheme="minorHAnsi"/>
         </w:rPr>
-        <w:t xml:space="preserve"> </w:t>
-      </w:r>
-      <w:r>
-        <w:rPr>
-          <w:rFonts w:cstheme="minorHAnsi"/>
-        </w:rPr>
-        <w:t>Figure 6.4 (a) using a transient analysis with a stop time of 1m (.tran 1m)</w:t>
+        <w:t xml:space="preserve"> Figure 6.4 (a) using a transient analysis with a stop time of 1m (.tran 1m)</w:t>
       </w:r>
       <w:r>
         <w:rPr>
@@ -3194,7 +3060,23 @@
           <w:sz w:val="28"/>
           <w:szCs w:val="28"/>
         </w:rPr>
-        <w:t>Practically, a 2.5 V reference may not be available for use and instead must be selfgenerated. Simulate the circuit in Figure 6.4 (b) using a transient analysis with a stop time of 1m (.tran 1m). Set V</w:t>
+        <w:t xml:space="preserve">Practically, a 2.5 V reference may not be available for use and instead must be </w:t>
+      </w:r>
+      <w:r>
+        <w:rPr>
+          <w:rFonts w:ascii="Times New Roman" w:hAnsi="Times New Roman" w:cs="Times New Roman"/>
+          <w:sz w:val="28"/>
+          <w:szCs w:val="28"/>
+        </w:rPr>
+        <w:t>self-generated</w:t>
+      </w:r>
+      <w:r>
+        <w:rPr>
+          <w:rFonts w:ascii="Times New Roman" w:hAnsi="Times New Roman" w:cs="Times New Roman"/>
+          <w:sz w:val="28"/>
+          <w:szCs w:val="28"/>
+        </w:rPr>
+        <w:t>. Simulate the circuit in Figure 6.4 (b) using a transient analysis with a stop time of 1m (.tran 1m). Set V</w:t>
       </w:r>
       <w:r>
         <w:rPr>
@@ -3223,6 +3105,7 @@
       <w:r>
         <w:rPr>
           <w:rFonts w:ascii="Times New Roman" w:hAnsi="Times New Roman" w:cs="Times New Roman"/>
+          <w:noProof/>
           <w:sz w:val="28"/>
           <w:szCs w:val="28"/>
         </w:rPr>
@@ -3276,24 +3159,14 @@
       <w:r>
         <w:t xml:space="preserve">Screenshot </w:t>
       </w:r>
-      <w:r>
-        <w:fldChar w:fldCharType="begin"/>
-      </w:r>
-      <w:r>
-        <w:instrText xml:space="preserve"> SEQ Screenshot \* ARABIC </w:instrText>
-      </w:r>
-      <w:r>
-        <w:fldChar w:fldCharType="separate"/>
-      </w:r>
-      <w:r>
-        <w:rPr>
-          <w:noProof/>
-        </w:rPr>
-        <w:t>3</w:t>
-      </w:r>
-      <w:r>
-        <w:fldChar w:fldCharType="end"/>
-      </w:r>
+      <w:fldSimple w:instr=" SEQ Screenshot \* ARABIC ">
+        <w:r>
+          <w:rPr>
+            <w:noProof/>
+          </w:rPr>
+          <w:t>3</w:t>
+        </w:r>
+      </w:fldSimple>
       <w:r>
         <w:t xml:space="preserve">: </w:t>
       </w:r>
@@ -3314,13 +3187,7 @@
         <w:rPr>
           <w:rFonts w:cstheme="minorHAnsi"/>
         </w:rPr>
-        <w:t xml:space="preserve"> to a sine wave with a 0 V DC offset, 2 V amplitude, and a 1 kHz frequency</w:t>
-      </w:r>
-      <w:r>
-        <w:rPr>
-          <w:rFonts w:cstheme="minorHAnsi"/>
-        </w:rPr>
-        <w:t xml:space="preserve"> with plotted input and output voltages.</w:t>
+        <w:t xml:space="preserve"> to a sine wave with a 0 V DC offset, 2 V amplitude, and a 1 kHz frequency with plotted input and output voltages.</w:t>
       </w:r>
     </w:p>
     <w:p>
@@ -3355,6 +3222,7 @@
       <w:r>
         <w:rPr>
           <w:rFonts w:ascii="Times New Roman" w:hAnsi="Times New Roman" w:cs="Times New Roman"/>
+          <w:noProof/>
           <w:sz w:val="28"/>
           <w:szCs w:val="28"/>
         </w:rPr>
@@ -3409,24 +3277,14 @@
       <w:r>
         <w:t xml:space="preserve">Screenshot </w:t>
       </w:r>
-      <w:r>
-        <w:fldChar w:fldCharType="begin"/>
-      </w:r>
-      <w:r>
-        <w:instrText xml:space="preserve"> SEQ Screenshot \* ARABIC </w:instrText>
-      </w:r>
-      <w:r>
-        <w:fldChar w:fldCharType="separate"/>
-      </w:r>
-      <w:r>
-        <w:rPr>
-          <w:noProof/>
-        </w:rPr>
-        <w:t>4</w:t>
-      </w:r>
-      <w:r>
-        <w:fldChar w:fldCharType="end"/>
-      </w:r>
+      <w:fldSimple w:instr=" SEQ Screenshot \* ARABIC ">
+        <w:r>
+          <w:rPr>
+            <w:noProof/>
+          </w:rPr>
+          <w:t>4</w:t>
+        </w:r>
+      </w:fldSimple>
       <w:r>
         <w:t xml:space="preserve">: </w:t>
       </w:r>
@@ -3450,6 +3308,9 @@
         <w:jc w:val="center"/>
       </w:pPr>
       <w:r>
+        <w:rPr>
+          <w:noProof/>
+        </w:rPr>
         <w:lastRenderedPageBreak/>
         <w:drawing>
           <wp:inline distT="0" distB="0" distL="0" distR="0" wp14:anchorId="25EB538C" wp14:editId="31BC0CEB">
@@ -3499,41 +3360,19 @@
       <w:r>
         <w:t xml:space="preserve">Screenshot </w:t>
       </w:r>
-      <w:r>
-        <w:fldChar w:fldCharType="begin"/>
-      </w:r>
-      <w:r>
-        <w:instrText xml:space="preserve"> SEQ Screenshot \* ARABIC </w:instrText>
-      </w:r>
-      <w:r>
-        <w:fldChar w:fldCharType="separate"/>
-      </w:r>
-      <w:r>
-        <w:rPr>
-          <w:noProof/>
-        </w:rPr>
-        <w:t>5</w:t>
-      </w:r>
-      <w:r>
-        <w:fldChar w:fldCharType="end"/>
-      </w:r>
+      <w:fldSimple w:instr=" SEQ Screenshot \* ARABIC ">
+        <w:r>
+          <w:rPr>
+            <w:noProof/>
+          </w:rPr>
+          <w:t>5</w:t>
+        </w:r>
+      </w:fldSimple>
       <w:r>
         <w:rPr>
           <w:rFonts w:cstheme="minorHAnsi"/>
         </w:rPr>
-        <w:t xml:space="preserve">: </w:t>
-      </w:r>
-      <w:r>
-        <w:rPr>
-          <w:rFonts w:cstheme="minorHAnsi"/>
-        </w:rPr>
-        <w:t xml:space="preserve">Figure 6.4 (b) on a breadboard. Configure the Wavegen to generate a sine wave at 1 kHz with a 2 V amplitude and a 0 V offset. </w:t>
-      </w:r>
-      <w:r>
-        <w:rPr>
-          <w:rFonts w:cstheme="minorHAnsi"/>
-        </w:rPr>
-        <w:t>CH1 is input CH2 is output</w:t>
+        <w:t>: Figure 6.4 (b) on a breadboard. Configure the Wavegen to generate a sine wave at 1 kHz with a 2 V amplitude and a 0 V offset. CH1 is input CH2 is output</w:t>
       </w:r>
     </w:p>
     <w:p>
@@ -3866,6 +3705,7 @@
       <w:r>
         <w:rPr>
           <w:rFonts w:ascii="Times New Roman" w:hAnsi="Times New Roman" w:cs="Times New Roman"/>
+          <w:noProof/>
           <w:sz w:val="28"/>
           <w:szCs w:val="28"/>
         </w:rPr>
@@ -3915,24 +3755,14 @@
       <w:r>
         <w:t xml:space="preserve">Figure </w:t>
       </w:r>
-      <w:r>
-        <w:fldChar w:fldCharType="begin"/>
-      </w:r>
-      <w:r>
-        <w:instrText xml:space="preserve"> SEQ Figure \* ARABIC </w:instrText>
-      </w:r>
-      <w:r>
-        <w:fldChar w:fldCharType="separate"/>
-      </w:r>
-      <w:r>
-        <w:rPr>
-          <w:noProof/>
-        </w:rPr>
-        <w:t>5</w:t>
-      </w:r>
-      <w:r>
-        <w:fldChar w:fldCharType="end"/>
-      </w:r>
+      <w:fldSimple w:instr=" SEQ Figure \* ARABIC ">
+        <w:r>
+          <w:rPr>
+            <w:noProof/>
+          </w:rPr>
+          <w:t>5</w:t>
+        </w:r>
+      </w:fldSimple>
       <w:r>
         <w:t xml:space="preserve">: </w:t>
       </w:r>
@@ -3946,6 +3776,9 @@
         <w:jc w:val="center"/>
       </w:pPr>
       <w:r>
+        <w:rPr>
+          <w:noProof/>
+        </w:rPr>
         <w:lastRenderedPageBreak/>
         <w:drawing>
           <wp:inline distT="0" distB="0" distL="0" distR="0" wp14:anchorId="25EA2A2A" wp14:editId="18E2C9AD">
@@ -3992,24 +3825,14 @@
       <w:r>
         <w:t xml:space="preserve">Screenshot </w:t>
       </w:r>
-      <w:r>
-        <w:fldChar w:fldCharType="begin"/>
-      </w:r>
-      <w:r>
-        <w:instrText xml:space="preserve"> SEQ Screenshot \* ARABIC </w:instrText>
-      </w:r>
-      <w:r>
-        <w:fldChar w:fldCharType="separate"/>
-      </w:r>
-      <w:r>
-        <w:rPr>
-          <w:noProof/>
-        </w:rPr>
-        <w:t>6</w:t>
-      </w:r>
-      <w:r>
-        <w:fldChar w:fldCharType="end"/>
-      </w:r>
+      <w:fldSimple w:instr=" SEQ Screenshot \* ARABIC ">
+        <w:r>
+          <w:rPr>
+            <w:noProof/>
+          </w:rPr>
+          <w:t>6</w:t>
+        </w:r>
+      </w:fldSimple>
       <w:r>
         <w:t xml:space="preserve">: </w:t>
       </w:r>
@@ -4030,13 +3853,7 @@
         <w:rPr>
           <w:rFonts w:cstheme="minorHAnsi"/>
         </w:rPr>
-        <w:t xml:space="preserve"> to a sine wave with a 0 V DC offset, 5 V amplitude, and a 1 kHz frequenc</w:t>
-      </w:r>
-      <w:r>
-        <w:rPr>
-          <w:rFonts w:cstheme="minorHAnsi"/>
-        </w:rPr>
-        <w:t>y with plotted input and output voltages</w:t>
+        <w:t xml:space="preserve"> to a sine wave with a 0 V DC offset, 5 V amplitude, and a 1 kHz frequency with plotted input and output voltages</w:t>
       </w:r>
     </w:p>
     <w:p>
@@ -4108,6 +3925,7 @@
       <w:r>
         <w:rPr>
           <w:rFonts w:ascii="Times New Roman" w:hAnsi="Times New Roman" w:cs="Times New Roman"/>
+          <w:noProof/>
           <w:sz w:val="28"/>
           <w:szCs w:val="28"/>
         </w:rPr>
@@ -4162,24 +3980,14 @@
       <w:r>
         <w:t xml:space="preserve">Figure </w:t>
       </w:r>
-      <w:r>
-        <w:fldChar w:fldCharType="begin"/>
-      </w:r>
-      <w:r>
-        <w:instrText xml:space="preserve"> SEQ Figure \* ARABIC </w:instrText>
-      </w:r>
-      <w:r>
-        <w:fldChar w:fldCharType="separate"/>
-      </w:r>
-      <w:r>
-        <w:rPr>
-          <w:noProof/>
-        </w:rPr>
-        <w:t>6</w:t>
-      </w:r>
-      <w:r>
-        <w:fldChar w:fldCharType="end"/>
-      </w:r>
+      <w:fldSimple w:instr=" SEQ Figure \* ARABIC ">
+        <w:r>
+          <w:rPr>
+            <w:noProof/>
+          </w:rPr>
+          <w:t>6</w:t>
+        </w:r>
+      </w:fldSimple>
       <w:r>
         <w:t xml:space="preserve">: </w:t>
       </w:r>
@@ -4304,6 +4112,7 @@
       <w:r>
         <w:rPr>
           <w:rFonts w:ascii="Times New Roman" w:hAnsi="Times New Roman" w:cs="Times New Roman"/>
+          <w:noProof/>
           <w:sz w:val="28"/>
           <w:szCs w:val="28"/>
         </w:rPr>
@@ -4358,24 +4167,14 @@
       <w:r>
         <w:t xml:space="preserve">Screenshot </w:t>
       </w:r>
-      <w:r>
-        <w:fldChar w:fldCharType="begin"/>
-      </w:r>
-      <w:r>
-        <w:instrText xml:space="preserve"> SEQ Screenshot \* ARABIC </w:instrText>
-      </w:r>
-      <w:r>
-        <w:fldChar w:fldCharType="separate"/>
-      </w:r>
-      <w:r>
-        <w:rPr>
-          <w:noProof/>
-        </w:rPr>
-        <w:t>7</w:t>
-      </w:r>
-      <w:r>
-        <w:fldChar w:fldCharType="end"/>
-      </w:r>
+      <w:fldSimple w:instr=" SEQ Screenshot \* ARABIC ">
+        <w:r>
+          <w:rPr>
+            <w:noProof/>
+          </w:rPr>
+          <w:t>7</w:t>
+        </w:r>
+      </w:fldSimple>
     </w:p>
     <w:p>
       <w:pPr>
@@ -4638,23 +4437,7 @@
           <w:sz w:val="28"/>
           <w:szCs w:val="28"/>
         </w:rPr>
-        <w:t xml:space="preserve"> = 10k</w:t>
-      </w:r>
-      <w:r>
-        <w:rPr>
-          <w:rFonts w:ascii="Times New Roman" w:hAnsi="Times New Roman" w:cs="Times New Roman"/>
-          <w:sz w:val="28"/>
-          <w:szCs w:val="28"/>
-        </w:rPr>
-        <w:t>Ω</w:t>
-      </w:r>
-      <w:r>
-        <w:rPr>
-          <w:rFonts w:ascii="Times New Roman" w:hAnsi="Times New Roman" w:cs="Times New Roman"/>
-          <w:sz w:val="28"/>
-          <w:szCs w:val="28"/>
-        </w:rPr>
-        <w:t>, R</w:t>
+        <w:t xml:space="preserve"> = 10kΩ, R</w:t>
       </w:r>
       <w:r>
         <w:rPr>
@@ -4687,23 +4470,7 @@
           <w:sz w:val="28"/>
           <w:szCs w:val="28"/>
         </w:rPr>
-        <w:t>k</w:t>
-      </w:r>
-      <w:r>
-        <w:rPr>
-          <w:rFonts w:ascii="Times New Roman" w:hAnsi="Times New Roman" w:cs="Times New Roman"/>
-          <w:sz w:val="28"/>
-          <w:szCs w:val="28"/>
-        </w:rPr>
-        <w:t>Ω</w:t>
-      </w:r>
-      <w:r>
-        <w:rPr>
-          <w:rFonts w:ascii="Times New Roman" w:hAnsi="Times New Roman" w:cs="Times New Roman"/>
-          <w:sz w:val="28"/>
-          <w:szCs w:val="28"/>
-        </w:rPr>
-        <w:t>, R</w:t>
+        <w:t>kΩ, R</w:t>
       </w:r>
       <w:r>
         <w:rPr>
@@ -4736,23 +4503,7 @@
           <w:sz w:val="28"/>
           <w:szCs w:val="28"/>
         </w:rPr>
-        <w:t>k</w:t>
-      </w:r>
-      <w:r>
-        <w:rPr>
-          <w:rFonts w:ascii="Times New Roman" w:hAnsi="Times New Roman" w:cs="Times New Roman"/>
-          <w:sz w:val="28"/>
-          <w:szCs w:val="28"/>
-        </w:rPr>
-        <w:t>Ω</w:t>
-      </w:r>
-      <w:r>
-        <w:rPr>
-          <w:rFonts w:ascii="Times New Roman" w:hAnsi="Times New Roman" w:cs="Times New Roman"/>
-          <w:sz w:val="28"/>
-          <w:szCs w:val="28"/>
-        </w:rPr>
-        <w:t>, R</w:t>
+        <w:t>kΩ, R</w:t>
       </w:r>
       <w:r>
         <w:rPr>
@@ -4785,23 +4536,7 @@
           <w:sz w:val="28"/>
           <w:szCs w:val="28"/>
         </w:rPr>
-        <w:t>k</w:t>
-      </w:r>
-      <w:r>
-        <w:rPr>
-          <w:rFonts w:ascii="Times New Roman" w:hAnsi="Times New Roman" w:cs="Times New Roman"/>
-          <w:sz w:val="28"/>
-          <w:szCs w:val="28"/>
-        </w:rPr>
-        <w:t>Ω</w:t>
-      </w:r>
-      <w:r>
-        <w:rPr>
-          <w:rFonts w:ascii="Times New Roman" w:hAnsi="Times New Roman" w:cs="Times New Roman"/>
-          <w:sz w:val="28"/>
-          <w:szCs w:val="28"/>
-        </w:rPr>
-        <w:t>, R</w:t>
+        <w:t>kΩ, R</w:t>
       </w:r>
       <w:r>
         <w:rPr>
@@ -4834,23 +4569,7 @@
           <w:sz w:val="28"/>
           <w:szCs w:val="28"/>
         </w:rPr>
-        <w:t>k</w:t>
-      </w:r>
-      <w:r>
-        <w:rPr>
-          <w:rFonts w:ascii="Times New Roman" w:hAnsi="Times New Roman" w:cs="Times New Roman"/>
-          <w:sz w:val="28"/>
-          <w:szCs w:val="28"/>
-        </w:rPr>
-        <w:t>Ω</w:t>
-      </w:r>
-      <w:r>
-        <w:rPr>
-          <w:rFonts w:ascii="Times New Roman" w:hAnsi="Times New Roman" w:cs="Times New Roman"/>
-          <w:sz w:val="28"/>
-          <w:szCs w:val="28"/>
-        </w:rPr>
-        <w:t>, R</w:t>
+        <w:t>kΩ, R</w:t>
       </w:r>
       <w:r>
         <w:rPr>
@@ -4867,23 +4586,7 @@
           <w:sz w:val="28"/>
           <w:szCs w:val="28"/>
         </w:rPr>
-        <w:t xml:space="preserve"> = 1k</w:t>
-      </w:r>
-      <w:r>
-        <w:rPr>
-          <w:rFonts w:ascii="Times New Roman" w:hAnsi="Times New Roman" w:cs="Times New Roman"/>
-          <w:sz w:val="28"/>
-          <w:szCs w:val="28"/>
-        </w:rPr>
-        <w:t>Ω</w:t>
-      </w:r>
-      <w:r>
-        <w:rPr>
-          <w:rFonts w:ascii="Times New Roman" w:hAnsi="Times New Roman" w:cs="Times New Roman"/>
-          <w:sz w:val="28"/>
-          <w:szCs w:val="28"/>
-        </w:rPr>
-        <w:t xml:space="preserve">. </w:t>
+        <w:t xml:space="preserve"> = 1kΩ. </w:t>
       </w:r>
     </w:p>
     <w:p>
@@ -5133,15 +4836,7 @@
               <w:sz w:val="28"/>
               <w:szCs w:val="28"/>
             </w:rPr>
-            <m:t xml:space="preserve">=&gt; -2.5V= </m:t>
-          </m:r>
-          <m:r>
-            <w:rPr>
-              <w:rFonts w:ascii="Cambria Math" w:hAnsi="Cambria Math" w:cs="Times New Roman"/>
-              <w:sz w:val="28"/>
-              <w:szCs w:val="28"/>
-            </w:rPr>
-            <m:t>-5V</m:t>
+            <m:t>=&gt; -2.5V= -5V</m:t>
           </m:r>
           <m:d>
             <m:dPr>
@@ -5482,15 +5177,7 @@
               <w:sz w:val="28"/>
               <w:szCs w:val="28"/>
             </w:rPr>
-            <m:t>=</m:t>
-          </m:r>
-          <m:r>
-            <w:rPr>
-              <w:rFonts w:ascii="Cambria Math" w:hAnsi="Cambria Math" w:cs="Times New Roman"/>
-              <w:sz w:val="28"/>
-              <w:szCs w:val="28"/>
-            </w:rPr>
-            <m:t>-</m:t>
+            <m:t>=-</m:t>
           </m:r>
           <m:sSub>
             <m:sSubPr>
@@ -5610,15 +5297,7 @@
                           <w:sz w:val="28"/>
                           <w:szCs w:val="28"/>
                         </w:rPr>
-                        <m:t>IN</m:t>
-                      </m:r>
-                      <m:r>
-                        <w:rPr>
-                          <w:rFonts w:ascii="Cambria Math" w:hAnsi="Cambria Math" w:cs="Times New Roman"/>
-                          <w:sz w:val="28"/>
-                          <w:szCs w:val="28"/>
-                        </w:rPr>
-                        <m:t>1</m:t>
+                        <m:t>IN1</m:t>
                       </m:r>
                     </m:sub>
                   </m:sSub>
@@ -5706,15 +5385,7 @@
                           <w:sz w:val="28"/>
                           <w:szCs w:val="28"/>
                         </w:rPr>
-                        <m:t>IN</m:t>
-                      </m:r>
-                      <m:r>
-                        <w:rPr>
-                          <w:rFonts w:ascii="Cambria Math" w:hAnsi="Cambria Math" w:cs="Times New Roman"/>
-                          <w:sz w:val="28"/>
-                          <w:szCs w:val="28"/>
-                        </w:rPr>
-                        <m:t>2</m:t>
+                        <m:t>IN2</m:t>
                       </m:r>
                     </m:sub>
                   </m:sSub>
@@ -6221,6 +5892,7 @@
       <w:r>
         <w:rPr>
           <w:rFonts w:ascii="Times New Roman" w:hAnsi="Times New Roman" w:cs="Times New Roman"/>
+          <w:noProof/>
           <w:sz w:val="28"/>
           <w:szCs w:val="28"/>
         </w:rPr>
@@ -6273,41 +5945,19 @@
       <w:r>
         <w:t xml:space="preserve">Screenshot </w:t>
       </w:r>
-      <w:r>
-        <w:fldChar w:fldCharType="begin"/>
-      </w:r>
-      <w:r>
-        <w:instrText xml:space="preserve"> SEQ Screenshot \* ARABIC </w:instrText>
-      </w:r>
-      <w:r>
-        <w:fldChar w:fldCharType="separate"/>
-      </w:r>
-      <w:r>
-        <w:rPr>
-          <w:noProof/>
-        </w:rPr>
-        <w:t>8</w:t>
-      </w:r>
-      <w:r>
-        <w:fldChar w:fldCharType="end"/>
-      </w:r>
+      <w:fldSimple w:instr=" SEQ Screenshot \* ARABIC ">
+        <w:r>
+          <w:rPr>
+            <w:noProof/>
+          </w:rPr>
+          <w:t>8</w:t>
+        </w:r>
+      </w:fldSimple>
       <w:r>
         <w:rPr>
           <w:rFonts w:cstheme="minorHAnsi"/>
         </w:rPr>
-        <w:t xml:space="preserve">: </w:t>
-      </w:r>
-      <w:r>
-        <w:rPr>
-          <w:rFonts w:cstheme="minorHAnsi"/>
-        </w:rPr>
-        <w:t>Figure 6.6 (b) using a transient analysis with a stop time of 1m (.tran 1m</w:t>
-      </w:r>
-      <w:r>
-        <w:rPr>
-          <w:rFonts w:cstheme="minorHAnsi"/>
-        </w:rPr>
-        <w:t>) with inputs and output plotted</w:t>
+        <w:t>: Figure 6.6 (b) using a transient analysis with a stop time of 1m (.tran 1m) with inputs and output plotted</w:t>
       </w:r>
     </w:p>
     <w:p>
@@ -6925,15 +6575,59 @@
           <w:sz w:val="28"/>
           <w:szCs w:val="28"/>
         </w:rPr>
-        <w:t>Plot the input and output voltages, save an image of the plot. 3. Construct the circuit from Section 6.5.3 Item</w:t>
-      </w:r>
-      <w:r>
-        <w:rPr>
-          <w:rFonts w:ascii="Times New Roman" w:hAnsi="Times New Roman" w:cs="Times New Roman"/>
-          <w:sz w:val="28"/>
-          <w:szCs w:val="28"/>
-        </w:rPr>
-        <w:t>.</w:t>
+        <w:t>Plot the input and output voltages, save an image of the plot.</w:t>
+      </w:r>
+    </w:p>
+    <w:p>
+      <w:pPr>
+        <w:spacing w:before="120" w:line="240" w:lineRule="auto"/>
+        <w:rPr>
+          <w:rFonts w:ascii="Times New Roman" w:hAnsi="Times New Roman" w:cs="Times New Roman"/>
+          <w:sz w:val="28"/>
+          <w:szCs w:val="28"/>
+        </w:rPr>
+      </w:pPr>
+      <w:r>
+        <w:rPr>
+          <w:rFonts w:ascii="Times New Roman" w:hAnsi="Times New Roman" w:cs="Times New Roman"/>
+          <w:sz w:val="28"/>
+          <w:szCs w:val="28"/>
+        </w:rPr>
+        <w:drawing>
+          <wp:inline distT="0" distB="0" distL="0" distR="0" wp14:anchorId="6CCAF4AD" wp14:editId="6DA83886">
+            <wp:extent cx="6949440" cy="3907790"/>
+            <wp:effectExtent l="0" t="0" r="3810" b="0"/>
+            <wp:docPr id="1413879648" name="Picture 1"/>
+            <wp:cNvGraphicFramePr>
+              <a:graphicFrameLocks xmlns:a="http://schemas.openxmlformats.org/drawingml/2006/main" noChangeAspect="1"/>
+            </wp:cNvGraphicFramePr>
+            <a:graphic xmlns:a="http://schemas.openxmlformats.org/drawingml/2006/main">
+              <a:graphicData uri="http://schemas.openxmlformats.org/drawingml/2006/picture">
+                <pic:pic xmlns:pic="http://schemas.openxmlformats.org/drawingml/2006/picture">
+                  <pic:nvPicPr>
+                    <pic:cNvPr id="1413879648" name=""/>
+                    <pic:cNvPicPr/>
+                  </pic:nvPicPr>
+                  <pic:blipFill>
+                    <a:blip r:embed="rId22"/>
+                    <a:stretch>
+                      <a:fillRect/>
+                    </a:stretch>
+                  </pic:blipFill>
+                  <pic:spPr>
+                    <a:xfrm>
+                      <a:off x="0" y="0"/>
+                      <a:ext cx="6949440" cy="3907790"/>
+                    </a:xfrm>
+                    <a:prstGeom prst="rect">
+                      <a:avLst/>
+                    </a:prstGeom>
+                  </pic:spPr>
+                </pic:pic>
+              </a:graphicData>
+            </a:graphic>
+          </wp:inline>
+        </w:drawing>
       </w:r>
     </w:p>
     <w:p>
@@ -6956,6 +6650,22 @@
           <w:sz w:val="28"/>
           <w:szCs w:val="28"/>
         </w:rPr>
+        <w:t>Construct the circuit from Section 6.5.3 Item</w:t>
+      </w:r>
+      <w:r>
+        <w:rPr>
+          <w:rFonts w:ascii="Times New Roman" w:hAnsi="Times New Roman" w:cs="Times New Roman"/>
+          <w:sz w:val="28"/>
+          <w:szCs w:val="28"/>
+        </w:rPr>
+        <w:t xml:space="preserve"> 3. </w:t>
+      </w:r>
+      <w:r>
+        <w:rPr>
+          <w:rFonts w:ascii="Times New Roman" w:hAnsi="Times New Roman" w:cs="Times New Roman"/>
+          <w:sz w:val="28"/>
+          <w:szCs w:val="28"/>
+        </w:rPr>
         <w:t>Set Wavegen 1 to V</w:t>
       </w:r>
       <w:r>
@@ -6990,7 +6700,16 @@
           <w:sz w:val="28"/>
           <w:szCs w:val="28"/>
         </w:rPr>
-        <w:t>. Synchronize Wavegen 1 and Wavegen 2 using the dropdown in the wavegen tab of waveforms. It is located two tabs to the right of "Run all" and is defaulted to "No synchronization".</w:t>
+        <w:t xml:space="preserve">. Synchronize Wavegen 1 and Wavegen 2 using the dropdown in the wavegen tab of </w:t>
+      </w:r>
+      <w:r>
+        <w:rPr>
+          <w:rFonts w:ascii="Times New Roman" w:hAnsi="Times New Roman" w:cs="Times New Roman"/>
+          <w:sz w:val="28"/>
+          <w:szCs w:val="28"/>
+        </w:rPr>
+        <w:lastRenderedPageBreak/>
+        <w:t>waveforms. It is located two tabs to the right of "Run all" and is defaulted to "No synchronization".</w:t>
       </w:r>
     </w:p>
     <w:p>
@@ -7018,6 +6737,59 @@
     </w:p>
     <w:p>
       <w:pPr>
+        <w:spacing w:before="120" w:line="240" w:lineRule="auto"/>
+        <w:ind w:left="432"/>
+        <w:rPr>
+          <w:rFonts w:ascii="Times New Roman" w:hAnsi="Times New Roman" w:cs="Times New Roman"/>
+          <w:sz w:val="28"/>
+          <w:szCs w:val="28"/>
+        </w:rPr>
+      </w:pPr>
+      <w:r>
+        <w:rPr>
+          <w:rFonts w:ascii="Times New Roman" w:hAnsi="Times New Roman" w:cs="Times New Roman"/>
+          <w:sz w:val="28"/>
+          <w:szCs w:val="28"/>
+        </w:rPr>
+        <w:drawing>
+          <wp:inline distT="0" distB="0" distL="0" distR="0" wp14:anchorId="779D9FEC" wp14:editId="28C5171A">
+            <wp:extent cx="6949440" cy="3907790"/>
+            <wp:effectExtent l="0" t="0" r="3810" b="0"/>
+            <wp:docPr id="707690995" name="Picture 1"/>
+            <wp:cNvGraphicFramePr>
+              <a:graphicFrameLocks xmlns:a="http://schemas.openxmlformats.org/drawingml/2006/main" noChangeAspect="1"/>
+            </wp:cNvGraphicFramePr>
+            <a:graphic xmlns:a="http://schemas.openxmlformats.org/drawingml/2006/main">
+              <a:graphicData uri="http://schemas.openxmlformats.org/drawingml/2006/picture">
+                <pic:pic xmlns:pic="http://schemas.openxmlformats.org/drawingml/2006/picture">
+                  <pic:nvPicPr>
+                    <pic:cNvPr id="707690995" name=""/>
+                    <pic:cNvPicPr/>
+                  </pic:nvPicPr>
+                  <pic:blipFill>
+                    <a:blip r:embed="rId23"/>
+                    <a:stretch>
+                      <a:fillRect/>
+                    </a:stretch>
+                  </pic:blipFill>
+                  <pic:spPr>
+                    <a:xfrm>
+                      <a:off x="0" y="0"/>
+                      <a:ext cx="6949440" cy="3907790"/>
+                    </a:xfrm>
+                    <a:prstGeom prst="rect">
+                      <a:avLst/>
+                    </a:prstGeom>
+                  </pic:spPr>
+                </pic:pic>
+              </a:graphicData>
+            </a:graphic>
+          </wp:inline>
+        </w:drawing>
+      </w:r>
+    </w:p>
+    <w:p>
+      <w:pPr>
         <w:pStyle w:val="Heading3"/>
         <w:numPr>
           <w:ilvl w:val="1"/>
@@ -7237,7 +7009,6 @@
           <w:b/>
           <w:sz w:val="32"/>
         </w:rPr>
-        <w:lastRenderedPageBreak/>
         <w:t>CONCLUSION</w:t>
       </w:r>
     </w:p>
@@ -7258,16 +7029,17 @@
           <w:sz w:val="24"/>
           <w:szCs w:val="24"/>
         </w:rPr>
+        <w:lastRenderedPageBreak/>
         <w:t>fdsfsd</w:t>
       </w:r>
     </w:p>
     <w:sectPr>
-      <w:headerReference w:type="even" r:id="rId22"/>
-      <w:headerReference w:type="default" r:id="rId23"/>
-      <w:footerReference w:type="even" r:id="rId24"/>
-      <w:footerReference w:type="default" r:id="rId25"/>
-      <w:headerReference w:type="first" r:id="rId26"/>
-      <w:footerReference w:type="first" r:id="rId27"/>
+      <w:headerReference w:type="even" r:id="rId24"/>
+      <w:headerReference w:type="default" r:id="rId25"/>
+      <w:footerReference w:type="even" r:id="rId26"/>
+      <w:footerReference w:type="default" r:id="rId27"/>
+      <w:headerReference w:type="first" r:id="rId28"/>
+      <w:footerReference w:type="first" r:id="rId29"/>
       <w:pgSz w:w="12240" w:h="15840"/>
       <w:pgMar w:top="576" w:right="648" w:bottom="806" w:left="648" w:header="288" w:footer="144" w:gutter="0"/>
       <w:cols w:space="720"/>

--- a/Lab-6_Operational-Amplifiers-Applications/Lab-6_Operational-Amplifiers-Applications.docx
+++ b/Lab-6_Operational-Amplifiers-Applications/Lab-6_Operational-Amplifiers-Applications.docx
@@ -218,8 +218,18 @@
           <w:sz w:val="28"/>
           <w:szCs w:val="28"/>
         </w:rPr>
-        <w:t>Laptop with LTSpice</w:t>
-      </w:r>
+        <w:t xml:space="preserve">Laptop with </w:t>
+      </w:r>
+      <w:proofErr w:type="spellStart"/>
+      <w:r>
+        <w:rPr>
+          <w:rFonts w:ascii="Times New Roman" w:hAnsi="Times New Roman" w:cs="Times New Roman"/>
+          <w:sz w:val="28"/>
+          <w:szCs w:val="28"/>
+        </w:rPr>
+        <w:t>LTSpice</w:t>
+      </w:r>
+      <w:proofErr w:type="spellEnd"/>
     </w:p>
     <w:p>
       <w:pPr>
@@ -2169,7 +2179,25 @@
           <w:szCs w:val="28"/>
         </w:rPr>
         <w:lastRenderedPageBreak/>
-        <w:t xml:space="preserve"> Simulate all three circuits in Figure 6.3 using a DC operating point (.op). Keep all the circuits on the same schematic and table the voltages V</w:t>
+        <w:t xml:space="preserve"> Simulate all three circuits in Figure 6.3 using a DC operating point </w:t>
+      </w:r>
+      <w:proofErr w:type="gramStart"/>
+      <w:r>
+        <w:rPr>
+          <w:rFonts w:ascii="Times New Roman" w:hAnsi="Times New Roman" w:cs="Times New Roman"/>
+          <w:sz w:val="28"/>
+          <w:szCs w:val="28"/>
+        </w:rPr>
+        <w:t>(.op</w:t>
+      </w:r>
+      <w:proofErr w:type="gramEnd"/>
+      <w:r>
+        <w:rPr>
+          <w:rFonts w:ascii="Times New Roman" w:hAnsi="Times New Roman" w:cs="Times New Roman"/>
+          <w:sz w:val="28"/>
+          <w:szCs w:val="28"/>
+        </w:rPr>
+        <w:t>). Keep all the circuits on the same schematic and table the voltages V</w:t>
       </w:r>
       <w:r>
         <w:rPr>
@@ -2305,7 +2333,21 @@
         <w:rPr>
           <w:rFonts w:cstheme="minorHAnsi"/>
         </w:rPr>
-        <w:t>ll three circuits in Figure 6.3 using a DC operating point (.op)</w:t>
+        <w:t xml:space="preserve">ll three circuits in Figure 6.3 using a DC operating point </w:t>
+      </w:r>
+      <w:proofErr w:type="gramStart"/>
+      <w:r>
+        <w:rPr>
+          <w:rFonts w:cstheme="minorHAnsi"/>
+        </w:rPr>
+        <w:t>(.op</w:t>
+      </w:r>
+      <w:proofErr w:type="gramEnd"/>
+      <w:r>
+        <w:rPr>
+          <w:rFonts w:cstheme="minorHAnsi"/>
+        </w:rPr>
+        <w:t>)</w:t>
       </w:r>
       <w:r>
         <w:rPr>
@@ -2588,7 +2630,15 @@
         </w:r>
       </w:fldSimple>
       <w:r>
-        <w:t>: Tabled Values of Figure 6.3 LTspice circuits</w:t>
+        <w:t xml:space="preserve">: Tabled Values of Figure 6.3 </w:t>
+      </w:r>
+      <w:proofErr w:type="spellStart"/>
+      <w:r>
+        <w:t>LTspice</w:t>
+      </w:r>
+      <w:proofErr w:type="spellEnd"/>
+      <w:r>
+        <w:t xml:space="preserve"> circuits</w:t>
       </w:r>
     </w:p>
     <w:p>
@@ -2875,7 +2925,35 @@
           <w:sz w:val="28"/>
           <w:szCs w:val="28"/>
         </w:rPr>
-        <w:t xml:space="preserve"> Simulate the circuit in Figure 6.4 (a) using a transient analysis with a stop time of 1m (.tran 1m). Set V</w:t>
+        <w:t xml:space="preserve"> Simulate the circuit in Figure 6.4 (a) using a transient analysis with a stop time of 1m </w:t>
+      </w:r>
+      <w:proofErr w:type="gramStart"/>
+      <w:r>
+        <w:rPr>
+          <w:rFonts w:ascii="Times New Roman" w:hAnsi="Times New Roman" w:cs="Times New Roman"/>
+          <w:sz w:val="28"/>
+          <w:szCs w:val="28"/>
+        </w:rPr>
+        <w:t>(.</w:t>
+      </w:r>
+      <w:proofErr w:type="spellStart"/>
+      <w:r>
+        <w:rPr>
+          <w:rFonts w:ascii="Times New Roman" w:hAnsi="Times New Roman" w:cs="Times New Roman"/>
+          <w:sz w:val="28"/>
+          <w:szCs w:val="28"/>
+        </w:rPr>
+        <w:t>tran</w:t>
+      </w:r>
+      <w:proofErr w:type="spellEnd"/>
+      <w:proofErr w:type="gramEnd"/>
+      <w:r>
+        <w:rPr>
+          <w:rFonts w:ascii="Times New Roman" w:hAnsi="Times New Roman" w:cs="Times New Roman"/>
+          <w:sz w:val="28"/>
+          <w:szCs w:val="28"/>
+        </w:rPr>
+        <w:t xml:space="preserve"> 1m). Set V</w:t>
       </w:r>
       <w:r>
         <w:rPr>
@@ -2971,7 +3049,29 @@
         <w:rPr>
           <w:rFonts w:cstheme="minorHAnsi"/>
         </w:rPr>
-        <w:t xml:space="preserve"> Figure 6.4 (a) using a transient analysis with a stop time of 1m (.tran 1m)</w:t>
+        <w:t xml:space="preserve"> Figure 6.4 (a) using a transient analysis with a stop time of 1m </w:t>
+      </w:r>
+      <w:proofErr w:type="gramStart"/>
+      <w:r>
+        <w:rPr>
+          <w:rFonts w:cstheme="minorHAnsi"/>
+        </w:rPr>
+        <w:t>(.</w:t>
+      </w:r>
+      <w:proofErr w:type="spellStart"/>
+      <w:r>
+        <w:rPr>
+          <w:rFonts w:cstheme="minorHAnsi"/>
+        </w:rPr>
+        <w:t>tran</w:t>
+      </w:r>
+      <w:proofErr w:type="spellEnd"/>
+      <w:proofErr w:type="gramEnd"/>
+      <w:r>
+        <w:rPr>
+          <w:rFonts w:cstheme="minorHAnsi"/>
+        </w:rPr>
+        <w:t xml:space="preserve"> 1m)</w:t>
       </w:r>
       <w:r>
         <w:rPr>
@@ -3076,7 +3176,35 @@
           <w:sz w:val="28"/>
           <w:szCs w:val="28"/>
         </w:rPr>
-        <w:t>. Simulate the circuit in Figure 6.4 (b) using a transient analysis with a stop time of 1m (.tran 1m). Set V</w:t>
+        <w:t xml:space="preserve">. Simulate the circuit in Figure 6.4 (b) using a transient analysis with a stop time of 1m </w:t>
+      </w:r>
+      <w:proofErr w:type="gramStart"/>
+      <w:r>
+        <w:rPr>
+          <w:rFonts w:ascii="Times New Roman" w:hAnsi="Times New Roman" w:cs="Times New Roman"/>
+          <w:sz w:val="28"/>
+          <w:szCs w:val="28"/>
+        </w:rPr>
+        <w:t>(.</w:t>
+      </w:r>
+      <w:proofErr w:type="spellStart"/>
+      <w:r>
+        <w:rPr>
+          <w:rFonts w:ascii="Times New Roman" w:hAnsi="Times New Roman" w:cs="Times New Roman"/>
+          <w:sz w:val="28"/>
+          <w:szCs w:val="28"/>
+        </w:rPr>
+        <w:t>tran</w:t>
+      </w:r>
+      <w:proofErr w:type="spellEnd"/>
+      <w:proofErr w:type="gramEnd"/>
+      <w:r>
+        <w:rPr>
+          <w:rFonts w:ascii="Times New Roman" w:hAnsi="Times New Roman" w:cs="Times New Roman"/>
+          <w:sz w:val="28"/>
+          <w:szCs w:val="28"/>
+        </w:rPr>
+        <w:t xml:space="preserve"> 1m). Set V</w:t>
       </w:r>
       <w:r>
         <w:rPr>
@@ -3174,7 +3302,29 @@
         <w:rPr>
           <w:rFonts w:cstheme="minorHAnsi"/>
         </w:rPr>
-        <w:t>Figure 6.4 (b) using a transient analysis with a stop time of 1m (.tran 1m). Set V</w:t>
+        <w:t xml:space="preserve">Figure 6.4 (b) using a transient analysis with a stop time of 1m </w:t>
+      </w:r>
+      <w:proofErr w:type="gramStart"/>
+      <w:r>
+        <w:rPr>
+          <w:rFonts w:cstheme="minorHAnsi"/>
+        </w:rPr>
+        <w:t>(.</w:t>
+      </w:r>
+      <w:proofErr w:type="spellStart"/>
+      <w:r>
+        <w:rPr>
+          <w:rFonts w:cstheme="minorHAnsi"/>
+        </w:rPr>
+        <w:t>tran</w:t>
+      </w:r>
+      <w:proofErr w:type="spellEnd"/>
+      <w:proofErr w:type="gramEnd"/>
+      <w:r>
+        <w:rPr>
+          <w:rFonts w:cstheme="minorHAnsi"/>
+        </w:rPr>
+        <w:t xml:space="preserve"> 1m). Set V</w:t>
       </w:r>
       <w:r>
         <w:rPr>
@@ -3210,7 +3360,25 @@
           <w:sz w:val="28"/>
           <w:szCs w:val="28"/>
         </w:rPr>
-        <w:t>Construct the circuit in Figure 6.4 (b) on a breadboard. Configure the Wavegen to generate a sine wave at 1 kHz with a 2 V amplitude and a 0 V offset. Plot the input and output on the Scope and save the circuit to demo at the start of lab. If you see clipping at your output, change the three 1kΩ resistors in the summing op amp to 33kΩ.</w:t>
+        <w:t xml:space="preserve">Construct the circuit in Figure 6.4 (b) on a breadboard. Configure the </w:t>
+      </w:r>
+      <w:proofErr w:type="spellStart"/>
+      <w:r>
+        <w:rPr>
+          <w:rFonts w:ascii="Times New Roman" w:hAnsi="Times New Roman" w:cs="Times New Roman"/>
+          <w:sz w:val="28"/>
+          <w:szCs w:val="28"/>
+        </w:rPr>
+        <w:t>Wavegen</w:t>
+      </w:r>
+      <w:proofErr w:type="spellEnd"/>
+      <w:r>
+        <w:rPr>
+          <w:rFonts w:ascii="Times New Roman" w:hAnsi="Times New Roman" w:cs="Times New Roman"/>
+          <w:sz w:val="28"/>
+          <w:szCs w:val="28"/>
+        </w:rPr>
+        <w:t xml:space="preserve"> to generate a sine wave at 1 kHz with a 2 V amplitude and a 0 V offset. Plot the input and output on the Scope and save the circuit to demo at the start of lab. If you see clipping at your output, change the three 1kΩ resistors in the summing op amp to 33kΩ.</w:t>
       </w:r>
     </w:p>
     <w:p>
@@ -3292,13 +3460,35 @@
         <w:rPr>
           <w:rFonts w:cstheme="minorHAnsi"/>
         </w:rPr>
-        <w:t xml:space="preserve">Figure 6.4 (b) on a breadboard. Configure the Wavegen to generate a sine wave at 1 kHz with a 2 V amplitude and a 0 V offset. </w:t>
-      </w:r>
+        <w:t xml:space="preserve">Figure 6.4 (b) on a breadboard. Configure the </w:t>
+      </w:r>
+      <w:proofErr w:type="spellStart"/>
       <w:r>
         <w:rPr>
           <w:rFonts w:cstheme="minorHAnsi"/>
         </w:rPr>
-        <w:t>Wavegen Window</w:t>
+        <w:t>Wavegen</w:t>
+      </w:r>
+      <w:proofErr w:type="spellEnd"/>
+      <w:r>
+        <w:rPr>
+          <w:rFonts w:cstheme="minorHAnsi"/>
+        </w:rPr>
+        <w:t xml:space="preserve"> to generate a sine wave at 1 kHz with a 2 V amplitude and a 0 V offset. </w:t>
+      </w:r>
+      <w:proofErr w:type="spellStart"/>
+      <w:r>
+        <w:rPr>
+          <w:rFonts w:cstheme="minorHAnsi"/>
+        </w:rPr>
+        <w:t>Wavegen</w:t>
+      </w:r>
+      <w:proofErr w:type="spellEnd"/>
+      <w:r>
+        <w:rPr>
+          <w:rFonts w:cstheme="minorHAnsi"/>
+        </w:rPr>
+        <w:t xml:space="preserve"> Window</w:t>
       </w:r>
     </w:p>
     <w:p>
@@ -3372,7 +3562,21 @@
         <w:rPr>
           <w:rFonts w:cstheme="minorHAnsi"/>
         </w:rPr>
-        <w:t>: Figure 6.4 (b) on a breadboard. Configure the Wavegen to generate a sine wave at 1 kHz with a 2 V amplitude and a 0 V offset. CH1 is input CH2 is output</w:t>
+        <w:t xml:space="preserve">: Figure 6.4 (b) on a breadboard. Configure the </w:t>
+      </w:r>
+      <w:proofErr w:type="spellStart"/>
+      <w:r>
+        <w:rPr>
+          <w:rFonts w:cstheme="minorHAnsi"/>
+        </w:rPr>
+        <w:t>Wavegen</w:t>
+      </w:r>
+      <w:proofErr w:type="spellEnd"/>
+      <w:r>
+        <w:rPr>
+          <w:rFonts w:cstheme="minorHAnsi"/>
+        </w:rPr>
+        <w:t xml:space="preserve"> to generate a sine wave at 1 kHz with a 2 V amplitude and a 0 V offset. CH1 is input CH2 is output</w:t>
       </w:r>
     </w:p>
     <w:p>
@@ -3403,7 +3607,35 @@
           <w:sz w:val="28"/>
           <w:szCs w:val="28"/>
         </w:rPr>
-        <w:t>he more general case, the full range of input must be accounted for. Simulate the circuit in Figure 6.5 using a transient analysis with a stop time of 1m (.tran 1m). Set V</w:t>
+        <w:t xml:space="preserve">he more general case, the full range of input must be accounted for. Simulate the circuit in Figure 6.5 using a transient analysis with a stop time of 1m </w:t>
+      </w:r>
+      <w:proofErr w:type="gramStart"/>
+      <w:r>
+        <w:rPr>
+          <w:rFonts w:ascii="Times New Roman" w:hAnsi="Times New Roman" w:cs="Times New Roman"/>
+          <w:sz w:val="28"/>
+          <w:szCs w:val="28"/>
+        </w:rPr>
+        <w:t>(.</w:t>
+      </w:r>
+      <w:proofErr w:type="spellStart"/>
+      <w:r>
+        <w:rPr>
+          <w:rFonts w:ascii="Times New Roman" w:hAnsi="Times New Roman" w:cs="Times New Roman"/>
+          <w:sz w:val="28"/>
+          <w:szCs w:val="28"/>
+        </w:rPr>
+        <w:t>tran</w:t>
+      </w:r>
+      <w:proofErr w:type="spellEnd"/>
+      <w:proofErr w:type="gramEnd"/>
+      <w:r>
+        <w:rPr>
+          <w:rFonts w:ascii="Times New Roman" w:hAnsi="Times New Roman" w:cs="Times New Roman"/>
+          <w:sz w:val="28"/>
+          <w:szCs w:val="28"/>
+        </w:rPr>
+        <w:t xml:space="preserve"> 1m). Set V</w:t>
       </w:r>
       <w:r>
         <w:rPr>
@@ -3452,7 +3684,16 @@
           <w:sz w:val="28"/>
           <w:szCs w:val="28"/>
         </w:rPr>
-        <w:t>This circuit uses 3 op amps to convert a +/- 5 V sine wave into a +5/0 V sine wave. The top op amp generates a -2.5 V offset, while the bottom op amp buffers half of the input voltage. Both outputs are then fed into an (inverting) summing op amp to produce V</w:t>
+        <w:t xml:space="preserve">This circuit uses 3 op amps to convert a +/- 5 V sine wave into a +5/0 V sine wave. The top op amp generates a -2.5 V offset, while the bottom op amp buffers half of the input voltage. Both outputs are then fed into an (inverting) summing op amp to produce </w:t>
+      </w:r>
+      <w:proofErr w:type="spellStart"/>
+      <w:r>
+        <w:rPr>
+          <w:rFonts w:ascii="Times New Roman" w:hAnsi="Times New Roman" w:cs="Times New Roman"/>
+          <w:sz w:val="28"/>
+          <w:szCs w:val="28"/>
+        </w:rPr>
+        <w:t>V</w:t>
       </w:r>
       <w:r>
         <w:rPr>
@@ -3463,6 +3704,7 @@
         </w:rPr>
         <w:t>outB</w:t>
       </w:r>
+      <w:proofErr w:type="spellEnd"/>
       <w:r>
         <w:rPr>
           <w:rFonts w:ascii="Times New Roman" w:hAnsi="Times New Roman" w:cs="Times New Roman"/>
@@ -3840,7 +4082,29 @@
         <w:rPr>
           <w:rFonts w:cstheme="minorHAnsi"/>
         </w:rPr>
-        <w:t>Figure 6.5 using a transient analysis with a stop time of 1m (.tran 1m). Set V</w:t>
+        <w:t xml:space="preserve">Figure 6.5 using a transient analysis with a stop time of 1m </w:t>
+      </w:r>
+      <w:proofErr w:type="gramStart"/>
+      <w:r>
+        <w:rPr>
+          <w:rFonts w:cstheme="minorHAnsi"/>
+        </w:rPr>
+        <w:t>(.</w:t>
+      </w:r>
+      <w:proofErr w:type="spellStart"/>
+      <w:r>
+        <w:rPr>
+          <w:rFonts w:cstheme="minorHAnsi"/>
+        </w:rPr>
+        <w:t>tran</w:t>
+      </w:r>
+      <w:proofErr w:type="spellEnd"/>
+      <w:proofErr w:type="gramEnd"/>
+      <w:r>
+        <w:rPr>
+          <w:rFonts w:cstheme="minorHAnsi"/>
+        </w:rPr>
+        <w:t xml:space="preserve"> 1m). Set V</w:t>
       </w:r>
       <w:r>
         <w:rPr>
@@ -4015,7 +4279,35 @@
           <w:sz w:val="28"/>
           <w:szCs w:val="28"/>
         </w:rPr>
-        <w:t>Simulate the circuit in Figure 6.6 (a) using a transient analysis with a stop time of 1m (.tran 1m). Set V</w:t>
+        <w:t xml:space="preserve">Simulate the circuit in Figure 6.6 (a) using a transient analysis with a stop time of 1m </w:t>
+      </w:r>
+      <w:proofErr w:type="gramStart"/>
+      <w:r>
+        <w:rPr>
+          <w:rFonts w:ascii="Times New Roman" w:hAnsi="Times New Roman" w:cs="Times New Roman"/>
+          <w:sz w:val="28"/>
+          <w:szCs w:val="28"/>
+        </w:rPr>
+        <w:t>(.</w:t>
+      </w:r>
+      <w:proofErr w:type="spellStart"/>
+      <w:r>
+        <w:rPr>
+          <w:rFonts w:ascii="Times New Roman" w:hAnsi="Times New Roman" w:cs="Times New Roman"/>
+          <w:sz w:val="28"/>
+          <w:szCs w:val="28"/>
+        </w:rPr>
+        <w:t>tran</w:t>
+      </w:r>
+      <w:proofErr w:type="spellEnd"/>
+      <w:proofErr w:type="gramEnd"/>
+      <w:r>
+        <w:rPr>
+          <w:rFonts w:ascii="Times New Roman" w:hAnsi="Times New Roman" w:cs="Times New Roman"/>
+          <w:sz w:val="28"/>
+          <w:szCs w:val="28"/>
+        </w:rPr>
+        <w:t xml:space="preserve"> 1m). Set V</w:t>
       </w:r>
       <w:r>
         <w:rPr>
@@ -4083,7 +4375,16 @@
           <w:sz w:val="28"/>
           <w:szCs w:val="28"/>
         </w:rPr>
-        <w:t>, and V</w:t>
+        <w:t xml:space="preserve">, and </w:t>
+      </w:r>
+      <w:proofErr w:type="spellStart"/>
+      <w:r>
+        <w:rPr>
+          <w:rFonts w:ascii="Times New Roman" w:hAnsi="Times New Roman" w:cs="Times New Roman"/>
+          <w:sz w:val="28"/>
+          <w:szCs w:val="28"/>
+        </w:rPr>
+        <w:t>V</w:t>
       </w:r>
       <w:r>
         <w:rPr>
@@ -4094,6 +4395,7 @@
         </w:rPr>
         <w:t>outA</w:t>
       </w:r>
+      <w:proofErr w:type="spellEnd"/>
       <w:r>
         <w:rPr>
           <w:rFonts w:ascii="Times New Roman" w:hAnsi="Times New Roman" w:cs="Times New Roman"/>
@@ -4366,7 +4668,16 @@
           <w:sz w:val="28"/>
           <w:szCs w:val="28"/>
         </w:rPr>
-        <w:t xml:space="preserve"> so that the output, V</w:t>
+        <w:t xml:space="preserve"> so that the output, </w:t>
+      </w:r>
+      <w:proofErr w:type="spellStart"/>
+      <w:r>
+        <w:rPr>
+          <w:rFonts w:ascii="Times New Roman" w:hAnsi="Times New Roman" w:cs="Times New Roman"/>
+          <w:sz w:val="28"/>
+          <w:szCs w:val="28"/>
+        </w:rPr>
+        <w:t>V</w:t>
       </w:r>
       <w:r>
         <w:rPr>
@@ -4377,6 +4688,7 @@
         </w:rPr>
         <w:t>outB</w:t>
       </w:r>
+      <w:proofErr w:type="spellEnd"/>
       <w:r>
         <w:rPr>
           <w:rFonts w:ascii="Times New Roman" w:hAnsi="Times New Roman" w:cs="Times New Roman"/>
@@ -5795,7 +6107,35 @@
           <w:sz w:val="28"/>
           <w:szCs w:val="28"/>
         </w:rPr>
-        <w:t>Simulate the circuit in Figure 6.6 (b) using a transient analysis with a stop time of 1m (.tran 1m). Set V</w:t>
+        <w:t xml:space="preserve">Simulate the circuit in Figure 6.6 (b) using a transient analysis with a stop time of 1m </w:t>
+      </w:r>
+      <w:proofErr w:type="gramStart"/>
+      <w:r>
+        <w:rPr>
+          <w:rFonts w:ascii="Times New Roman" w:hAnsi="Times New Roman" w:cs="Times New Roman"/>
+          <w:sz w:val="28"/>
+          <w:szCs w:val="28"/>
+        </w:rPr>
+        <w:t>(.</w:t>
+      </w:r>
+      <w:proofErr w:type="spellStart"/>
+      <w:r>
+        <w:rPr>
+          <w:rFonts w:ascii="Times New Roman" w:hAnsi="Times New Roman" w:cs="Times New Roman"/>
+          <w:sz w:val="28"/>
+          <w:szCs w:val="28"/>
+        </w:rPr>
+        <w:t>tran</w:t>
+      </w:r>
+      <w:proofErr w:type="spellEnd"/>
+      <w:proofErr w:type="gramEnd"/>
+      <w:r>
+        <w:rPr>
+          <w:rFonts w:ascii="Times New Roman" w:hAnsi="Times New Roman" w:cs="Times New Roman"/>
+          <w:sz w:val="28"/>
+          <w:szCs w:val="28"/>
+        </w:rPr>
+        <w:t xml:space="preserve"> 1m). Set V</w:t>
       </w:r>
       <w:r>
         <w:rPr>
@@ -5863,7 +6203,16 @@
           <w:sz w:val="28"/>
           <w:szCs w:val="28"/>
         </w:rPr>
-        <w:t>, and V</w:t>
+        <w:t xml:space="preserve">, and </w:t>
+      </w:r>
+      <w:proofErr w:type="spellStart"/>
+      <w:r>
+        <w:rPr>
+          <w:rFonts w:ascii="Times New Roman" w:hAnsi="Times New Roman" w:cs="Times New Roman"/>
+          <w:sz w:val="28"/>
+          <w:szCs w:val="28"/>
+        </w:rPr>
+        <w:t>V</w:t>
       </w:r>
       <w:r>
         <w:rPr>
@@ -5874,6 +6223,7 @@
         </w:rPr>
         <w:t>outB</w:t>
       </w:r>
+      <w:proofErr w:type="spellEnd"/>
       <w:r>
         <w:rPr>
           <w:rFonts w:ascii="Times New Roman" w:hAnsi="Times New Roman" w:cs="Times New Roman"/>
@@ -5957,7 +6307,29 @@
         <w:rPr>
           <w:rFonts w:cstheme="minorHAnsi"/>
         </w:rPr>
-        <w:t>: Figure 6.6 (b) using a transient analysis with a stop time of 1m (.tran 1m) with inputs and output plotted</w:t>
+        <w:t xml:space="preserve">: Figure 6.6 (b) using a transient analysis with a stop time of 1m </w:t>
+      </w:r>
+      <w:proofErr w:type="gramStart"/>
+      <w:r>
+        <w:rPr>
+          <w:rFonts w:cstheme="minorHAnsi"/>
+        </w:rPr>
+        <w:t>(.</w:t>
+      </w:r>
+      <w:proofErr w:type="spellStart"/>
+      <w:r>
+        <w:rPr>
+          <w:rFonts w:cstheme="minorHAnsi"/>
+        </w:rPr>
+        <w:t>tran</w:t>
+      </w:r>
+      <w:proofErr w:type="spellEnd"/>
+      <w:proofErr w:type="gramEnd"/>
+      <w:r>
+        <w:rPr>
+          <w:rFonts w:cstheme="minorHAnsi"/>
+        </w:rPr>
+        <w:t xml:space="preserve"> 1m) with inputs and output plotted</w:t>
       </w:r>
     </w:p>
     <w:p>
@@ -6535,7 +6907,25 @@
           <w:sz w:val="28"/>
           <w:szCs w:val="28"/>
         </w:rPr>
-        <w:t>Construct the circuit from Section 6.5.2 Item 5. Set Wavegen 1, V</w:t>
+        <w:t xml:space="preserve">Construct the circuit from Section 6.5.2 Item 5. Set </w:t>
+      </w:r>
+      <w:proofErr w:type="spellStart"/>
+      <w:r>
+        <w:rPr>
+          <w:rFonts w:ascii="Times New Roman" w:hAnsi="Times New Roman" w:cs="Times New Roman"/>
+          <w:sz w:val="28"/>
+          <w:szCs w:val="28"/>
+        </w:rPr>
+        <w:t>Wavegen</w:t>
+      </w:r>
+      <w:proofErr w:type="spellEnd"/>
+      <w:r>
+        <w:rPr>
+          <w:rFonts w:ascii="Times New Roman" w:hAnsi="Times New Roman" w:cs="Times New Roman"/>
+          <w:sz w:val="28"/>
+          <w:szCs w:val="28"/>
+        </w:rPr>
+        <w:t xml:space="preserve"> 1, V</w:t>
       </w:r>
       <w:r>
         <w:rPr>
@@ -6580,16 +6970,14 @@
     </w:p>
     <w:p>
       <w:pPr>
+        <w:keepNext/>
         <w:spacing w:before="120" w:line="240" w:lineRule="auto"/>
-        <w:rPr>
-          <w:rFonts w:ascii="Times New Roman" w:hAnsi="Times New Roman" w:cs="Times New Roman"/>
-          <w:sz w:val="28"/>
-          <w:szCs w:val="28"/>
-        </w:rPr>
-      </w:pPr>
-      <w:r>
-        <w:rPr>
-          <w:rFonts w:ascii="Times New Roman" w:hAnsi="Times New Roman" w:cs="Times New Roman"/>
+        <w:jc w:val="center"/>
+      </w:pPr>
+      <w:r>
+        <w:rPr>
+          <w:rFonts w:ascii="Times New Roman" w:hAnsi="Times New Roman" w:cs="Times New Roman"/>
+          <w:noProof/>
           <w:sz w:val="28"/>
           <w:szCs w:val="28"/>
         </w:rPr>
@@ -6632,6 +7020,43 @@
     </w:p>
     <w:p>
       <w:pPr>
+        <w:pStyle w:val="Caption"/>
+        <w:jc w:val="center"/>
+      </w:pPr>
+      <w:r>
+        <w:t xml:space="preserve">Screenshot </w:t>
+      </w:r>
+      <w:fldSimple w:instr=" SEQ Screenshot \* ARABIC ">
+        <w:r>
+          <w:rPr>
+            <w:noProof/>
+          </w:rPr>
+          <w:t>9</w:t>
+        </w:r>
+      </w:fldSimple>
+      <w:r>
+        <w:t xml:space="preserve">: </w:t>
+      </w:r>
+      <w:r>
+        <w:t>C</w:t>
+      </w:r>
+      <w:r>
+        <w:t xml:space="preserve">ircuit from Section 6.5.2 Item 5. Set </w:t>
+      </w:r>
+      <w:proofErr w:type="spellStart"/>
+      <w:r>
+        <w:t>Wavegen</w:t>
+      </w:r>
+      <w:proofErr w:type="spellEnd"/>
+      <w:r>
+        <w:t xml:space="preserve"> 1, VIN to a sine wave with a 5 V amplitude, 0 V offset, and a frequency of 1 kHz.</w:t>
+      </w:r>
+      <w:r>
+        <w:t xml:space="preserve"> CH1 is input, CH2 is output</w:t>
+      </w:r>
+    </w:p>
+    <w:p>
+      <w:pPr>
         <w:pStyle w:val="ListParagraph"/>
         <w:numPr>
           <w:ilvl w:val="0"/>
@@ -6650,6 +7075,7 @@
           <w:sz w:val="28"/>
           <w:szCs w:val="28"/>
         </w:rPr>
+        <w:lastRenderedPageBreak/>
         <w:t>Construct the circuit from Section 6.5.3 Item</w:t>
       </w:r>
       <w:r>
@@ -6666,7 +7092,25 @@
           <w:sz w:val="28"/>
           <w:szCs w:val="28"/>
         </w:rPr>
-        <w:t>Set Wavegen 1 to V</w:t>
+        <w:t xml:space="preserve">Set </w:t>
+      </w:r>
+      <w:proofErr w:type="spellStart"/>
+      <w:r>
+        <w:rPr>
+          <w:rFonts w:ascii="Times New Roman" w:hAnsi="Times New Roman" w:cs="Times New Roman"/>
+          <w:sz w:val="28"/>
+          <w:szCs w:val="28"/>
+        </w:rPr>
+        <w:t>Wavegen</w:t>
+      </w:r>
+      <w:proofErr w:type="spellEnd"/>
+      <w:r>
+        <w:rPr>
+          <w:rFonts w:ascii="Times New Roman" w:hAnsi="Times New Roman" w:cs="Times New Roman"/>
+          <w:sz w:val="28"/>
+          <w:szCs w:val="28"/>
+        </w:rPr>
+        <w:t xml:space="preserve"> 1 to V</w:t>
       </w:r>
       <w:r>
         <w:rPr>
@@ -6683,7 +7127,25 @@
           <w:sz w:val="28"/>
           <w:szCs w:val="28"/>
         </w:rPr>
-        <w:t xml:space="preserve"> and Wavegen 2 to V</w:t>
+        <w:t xml:space="preserve"> and </w:t>
+      </w:r>
+      <w:proofErr w:type="spellStart"/>
+      <w:r>
+        <w:rPr>
+          <w:rFonts w:ascii="Times New Roman" w:hAnsi="Times New Roman" w:cs="Times New Roman"/>
+          <w:sz w:val="28"/>
+          <w:szCs w:val="28"/>
+        </w:rPr>
+        <w:t>Wavegen</w:t>
+      </w:r>
+      <w:proofErr w:type="spellEnd"/>
+      <w:r>
+        <w:rPr>
+          <w:rFonts w:ascii="Times New Roman" w:hAnsi="Times New Roman" w:cs="Times New Roman"/>
+          <w:sz w:val="28"/>
+          <w:szCs w:val="28"/>
+        </w:rPr>
+        <w:t xml:space="preserve"> 2 to V</w:t>
       </w:r>
       <w:r>
         <w:rPr>
@@ -6700,16 +7162,61 @@
           <w:sz w:val="28"/>
           <w:szCs w:val="28"/>
         </w:rPr>
-        <w:t xml:space="preserve">. Synchronize Wavegen 1 and Wavegen 2 using the dropdown in the wavegen tab of </w:t>
-      </w:r>
-      <w:r>
-        <w:rPr>
-          <w:rFonts w:ascii="Times New Roman" w:hAnsi="Times New Roman" w:cs="Times New Roman"/>
-          <w:sz w:val="28"/>
-          <w:szCs w:val="28"/>
-        </w:rPr>
-        <w:lastRenderedPageBreak/>
-        <w:t>waveforms. It is located two tabs to the right of "Run all" and is defaulted to "No synchronization".</w:t>
+        <w:t xml:space="preserve">. Synchronize </w:t>
+      </w:r>
+      <w:proofErr w:type="spellStart"/>
+      <w:r>
+        <w:rPr>
+          <w:rFonts w:ascii="Times New Roman" w:hAnsi="Times New Roman" w:cs="Times New Roman"/>
+          <w:sz w:val="28"/>
+          <w:szCs w:val="28"/>
+        </w:rPr>
+        <w:t>Wavegen</w:t>
+      </w:r>
+      <w:proofErr w:type="spellEnd"/>
+      <w:r>
+        <w:rPr>
+          <w:rFonts w:ascii="Times New Roman" w:hAnsi="Times New Roman" w:cs="Times New Roman"/>
+          <w:sz w:val="28"/>
+          <w:szCs w:val="28"/>
+        </w:rPr>
+        <w:t xml:space="preserve"> 1 and </w:t>
+      </w:r>
+      <w:proofErr w:type="spellStart"/>
+      <w:r>
+        <w:rPr>
+          <w:rFonts w:ascii="Times New Roman" w:hAnsi="Times New Roman" w:cs="Times New Roman"/>
+          <w:sz w:val="28"/>
+          <w:szCs w:val="28"/>
+        </w:rPr>
+        <w:t>Wavegen</w:t>
+      </w:r>
+      <w:proofErr w:type="spellEnd"/>
+      <w:r>
+        <w:rPr>
+          <w:rFonts w:ascii="Times New Roman" w:hAnsi="Times New Roman" w:cs="Times New Roman"/>
+          <w:sz w:val="28"/>
+          <w:szCs w:val="28"/>
+        </w:rPr>
+        <w:t xml:space="preserve"> 2 using the dropdown in the </w:t>
+      </w:r>
+      <w:proofErr w:type="spellStart"/>
+      <w:r>
+        <w:rPr>
+          <w:rFonts w:ascii="Times New Roman" w:hAnsi="Times New Roman" w:cs="Times New Roman"/>
+          <w:sz w:val="28"/>
+          <w:szCs w:val="28"/>
+        </w:rPr>
+        <w:t>wavegen</w:t>
+      </w:r>
+      <w:proofErr w:type="spellEnd"/>
+      <w:r>
+        <w:rPr>
+          <w:rFonts w:ascii="Times New Roman" w:hAnsi="Times New Roman" w:cs="Times New Roman"/>
+          <w:sz w:val="28"/>
+          <w:szCs w:val="28"/>
+        </w:rPr>
+        <w:t xml:space="preserve"> tab of waveforms. It is located two tabs to the right of "Run all" and is defaulted to "No synchronization".</w:t>
       </w:r>
     </w:p>
     <w:p>
@@ -6732,22 +7239,56 @@
           <w:sz w:val="28"/>
           <w:szCs w:val="28"/>
         </w:rPr>
-        <w:t xml:space="preserve">Plot the input (differential) and the output voltages, then save an image of the plot. Typically, scope wire 2 (with the white stripe) is connected to ground because scopes measure voltages relative to another signal. In this case, however, you connect scope wire 1 to Wavegen 1 and scope wire 2 to Wavegen 2, allowing the scope to measure the difference between them. </w:t>
-      </w:r>
-    </w:p>
-    <w:p>
-      <w:pPr>
+        <w:t xml:space="preserve">Plot the input (differential) and the output voltages, then save an image of the plot. Typically, scope wire 2 (with the white stripe) is connected to ground because scopes measure voltages relative to another signal. In this case, however, you connect scope wire 1 to </w:t>
+      </w:r>
+      <w:proofErr w:type="spellStart"/>
+      <w:r>
+        <w:rPr>
+          <w:rFonts w:ascii="Times New Roman" w:hAnsi="Times New Roman" w:cs="Times New Roman"/>
+          <w:sz w:val="28"/>
+          <w:szCs w:val="28"/>
+        </w:rPr>
+        <w:t>Wavegen</w:t>
+      </w:r>
+      <w:proofErr w:type="spellEnd"/>
+      <w:r>
+        <w:rPr>
+          <w:rFonts w:ascii="Times New Roman" w:hAnsi="Times New Roman" w:cs="Times New Roman"/>
+          <w:sz w:val="28"/>
+          <w:szCs w:val="28"/>
+        </w:rPr>
+        <w:t xml:space="preserve"> 1 and scope wire 2 to </w:t>
+      </w:r>
+      <w:proofErr w:type="spellStart"/>
+      <w:r>
+        <w:rPr>
+          <w:rFonts w:ascii="Times New Roman" w:hAnsi="Times New Roman" w:cs="Times New Roman"/>
+          <w:sz w:val="28"/>
+          <w:szCs w:val="28"/>
+        </w:rPr>
+        <w:t>Wavegen</w:t>
+      </w:r>
+      <w:proofErr w:type="spellEnd"/>
+      <w:r>
+        <w:rPr>
+          <w:rFonts w:ascii="Times New Roman" w:hAnsi="Times New Roman" w:cs="Times New Roman"/>
+          <w:sz w:val="28"/>
+          <w:szCs w:val="28"/>
+        </w:rPr>
+        <w:t xml:space="preserve"> 2, allowing the scope to measure the difference between them. </w:t>
+      </w:r>
+    </w:p>
+    <w:p>
+      <w:pPr>
+        <w:keepNext/>
         <w:spacing w:before="120" w:line="240" w:lineRule="auto"/>
         <w:ind w:left="432"/>
-        <w:rPr>
-          <w:rFonts w:ascii="Times New Roman" w:hAnsi="Times New Roman" w:cs="Times New Roman"/>
-          <w:sz w:val="28"/>
-          <w:szCs w:val="28"/>
-        </w:rPr>
-      </w:pPr>
-      <w:r>
-        <w:rPr>
-          <w:rFonts w:ascii="Times New Roman" w:hAnsi="Times New Roman" w:cs="Times New Roman"/>
+        <w:jc w:val="center"/>
+      </w:pPr>
+      <w:r>
+        <w:rPr>
+          <w:rFonts w:ascii="Times New Roman" w:hAnsi="Times New Roman" w:cs="Times New Roman"/>
+          <w:noProof/>
           <w:sz w:val="28"/>
           <w:szCs w:val="28"/>
         </w:rPr>
@@ -6790,6 +7331,77 @@
     </w:p>
     <w:p>
       <w:pPr>
+        <w:pStyle w:val="Caption"/>
+        <w:jc w:val="center"/>
+        <w:rPr>
+          <w:rFonts w:ascii="Times New Roman" w:hAnsi="Times New Roman" w:cs="Times New Roman"/>
+          <w:sz w:val="28"/>
+          <w:szCs w:val="28"/>
+        </w:rPr>
+      </w:pPr>
+      <w:r>
+        <w:t xml:space="preserve">Screenshot </w:t>
+      </w:r>
+      <w:fldSimple w:instr=" SEQ Screenshot \* ARABIC ">
+        <w:r>
+          <w:rPr>
+            <w:noProof/>
+          </w:rPr>
+          <w:t>10</w:t>
+        </w:r>
+      </w:fldSimple>
+      <w:r>
+        <w:t>: C</w:t>
+      </w:r>
+      <w:r>
+        <w:t xml:space="preserve">ircuit from Section 6.5.3 Item 3. Set </w:t>
+      </w:r>
+      <w:proofErr w:type="spellStart"/>
+      <w:r>
+        <w:t>Wavegen</w:t>
+      </w:r>
+      <w:proofErr w:type="spellEnd"/>
+      <w:r>
+        <w:t xml:space="preserve"> 1 to VIN1 and </w:t>
+      </w:r>
+      <w:proofErr w:type="spellStart"/>
+      <w:r>
+        <w:t>Wavegen</w:t>
+      </w:r>
+      <w:proofErr w:type="spellEnd"/>
+      <w:r>
+        <w:t xml:space="preserve"> 2 to VIN2. Synchronize </w:t>
+      </w:r>
+      <w:proofErr w:type="spellStart"/>
+      <w:r>
+        <w:t>Wavegen</w:t>
+      </w:r>
+      <w:proofErr w:type="spellEnd"/>
+      <w:r>
+        <w:t xml:space="preserve"> 1 and </w:t>
+      </w:r>
+      <w:proofErr w:type="spellStart"/>
+      <w:r>
+        <w:t>Wavegen</w:t>
+      </w:r>
+      <w:proofErr w:type="spellEnd"/>
+      <w:r>
+        <w:t xml:space="preserve"> 2 using the dropdown in the </w:t>
+      </w:r>
+      <w:proofErr w:type="spellStart"/>
+      <w:r>
+        <w:t>wavegen</w:t>
+      </w:r>
+      <w:proofErr w:type="spellEnd"/>
+      <w:r>
+        <w:t xml:space="preserve"> tab of waveforms.</w:t>
+      </w:r>
+      <w:r>
+        <w:t xml:space="preserve"> CH1 is input and CH2 is output.</w:t>
+      </w:r>
+    </w:p>
+    <w:p>
+      <w:pPr>
         <w:pStyle w:val="Heading3"/>
         <w:numPr>
           <w:ilvl w:val="1"/>
@@ -6879,7 +7491,25 @@
           <w:sz w:val="28"/>
           <w:szCs w:val="28"/>
         </w:rPr>
-        <w:t>Item 1: LTspice schematic of the circuit.</w:t>
+        <w:t xml:space="preserve">Item 1: </w:t>
+      </w:r>
+      <w:proofErr w:type="spellStart"/>
+      <w:r>
+        <w:rPr>
+          <w:rFonts w:ascii="Times New Roman" w:hAnsi="Times New Roman" w:cs="Times New Roman"/>
+          <w:sz w:val="28"/>
+          <w:szCs w:val="28"/>
+        </w:rPr>
+        <w:t>LTspice</w:t>
+      </w:r>
+      <w:proofErr w:type="spellEnd"/>
+      <w:r>
+        <w:rPr>
+          <w:rFonts w:ascii="Times New Roman" w:hAnsi="Times New Roman" w:cs="Times New Roman"/>
+          <w:sz w:val="28"/>
+          <w:szCs w:val="28"/>
+        </w:rPr>
+        <w:t xml:space="preserve"> schematic of the circuit.</w:t>
       </w:r>
     </w:p>
     <w:p>
@@ -6925,7 +7555,25 @@
           <w:sz w:val="28"/>
           <w:szCs w:val="28"/>
         </w:rPr>
-        <w:t>Item 3: LTspice schematic of the circuit with all calculated resistors.</w:t>
+        <w:t xml:space="preserve">Item 3: </w:t>
+      </w:r>
+      <w:proofErr w:type="spellStart"/>
+      <w:r>
+        <w:rPr>
+          <w:rFonts w:ascii="Times New Roman" w:hAnsi="Times New Roman" w:cs="Times New Roman"/>
+          <w:sz w:val="28"/>
+          <w:szCs w:val="28"/>
+        </w:rPr>
+        <w:t>LTspice</w:t>
+      </w:r>
+      <w:proofErr w:type="spellEnd"/>
+      <w:r>
+        <w:rPr>
+          <w:rFonts w:ascii="Times New Roman" w:hAnsi="Times New Roman" w:cs="Times New Roman"/>
+          <w:sz w:val="28"/>
+          <w:szCs w:val="28"/>
+        </w:rPr>
+        <w:t xml:space="preserve"> schematic of the circuit with all calculated resistors.</w:t>
       </w:r>
     </w:p>
     <w:p>
@@ -6956,6 +7604,111 @@
         <w:spacing w:line="259" w:lineRule="auto"/>
         <w:rPr>
           <w:rFonts w:ascii="Times New Roman" w:hAnsi="Times New Roman" w:cs="Times New Roman"/>
+          <w:sz w:val="28"/>
+          <w:szCs w:val="28"/>
+        </w:rPr>
+      </w:pPr>
+      <w:r>
+        <w:rPr>
+          <w:rFonts w:ascii="Times New Roman" w:hAnsi="Times New Roman" w:cs="Times New Roman"/>
+          <w:b/>
+          <w:bCs/>
+          <w:sz w:val="28"/>
+          <w:szCs w:val="28"/>
+        </w:rPr>
+        <w:t>D</w:t>
+      </w:r>
+      <w:r>
+        <w:rPr>
+          <w:rFonts w:ascii="Times New Roman" w:hAnsi="Times New Roman" w:cs="Times New Roman"/>
+          <w:b/>
+          <w:bCs/>
+          <w:sz w:val="28"/>
+          <w:szCs w:val="28"/>
+        </w:rPr>
+        <w:t xml:space="preserve">iscussion Question: </w:t>
+      </w:r>
+      <w:r>
+        <w:rPr>
+          <w:rFonts w:ascii="Times New Roman" w:hAnsi="Times New Roman" w:cs="Times New Roman"/>
+          <w:sz w:val="28"/>
+          <w:szCs w:val="28"/>
+        </w:rPr>
+        <w:t xml:space="preserve">Discuss the two circuits constructed in lab, DC level shifter and differential to single ended converter. Explain how each circuit works at the block level and how </w:t>
+      </w:r>
+      <w:r>
+        <w:rPr>
+          <w:rFonts w:ascii="Times New Roman" w:hAnsi="Times New Roman" w:cs="Times New Roman"/>
+          <w:sz w:val="28"/>
+          <w:szCs w:val="28"/>
+        </w:rPr>
+        <w:lastRenderedPageBreak/>
+        <w:t xml:space="preserve">resistor tolerance could or could not influence the output. Also explain the design choices for the circuit, Section 6.5.3 Item 3, constructed in lab. Which resistors were chosen and why? </w:t>
+      </w:r>
+    </w:p>
+    <w:p>
+      <w:pPr>
+        <w:spacing w:line="259" w:lineRule="auto"/>
+        <w:rPr>
+          <w:rFonts w:ascii="Times New Roman" w:hAnsi="Times New Roman" w:cs="Times New Roman"/>
+          <w:sz w:val="28"/>
+          <w:szCs w:val="28"/>
+        </w:rPr>
+      </w:pPr>
+      <w:r>
+        <w:rPr>
+          <w:rFonts w:ascii="Times New Roman" w:hAnsi="Times New Roman" w:cs="Times New Roman"/>
+          <w:sz w:val="28"/>
+          <w:szCs w:val="28"/>
+        </w:rPr>
+        <w:t xml:space="preserve">The </w:t>
+      </w:r>
+      <w:r>
+        <w:rPr>
+          <w:rFonts w:ascii="Times New Roman" w:hAnsi="Times New Roman" w:cs="Times New Roman"/>
+          <w:sz w:val="28"/>
+          <w:szCs w:val="28"/>
+        </w:rPr>
+        <w:t>circuit in Figure 6.6 (b) works in two stages. The first op-amp acts as a difference amplifier, measuring the voltage difference between the differential inputs to remove common-mode noise and outputting a single-ended bi-polar signal. The second and third op-amps form a DC level shifter, where one buffers the negative voltage reference and the other acts as an inverting summing amplifier</w:t>
+      </w:r>
+      <w:r>
+        <w:rPr>
+          <w:rFonts w:ascii="Times New Roman" w:hAnsi="Times New Roman" w:cs="Times New Roman"/>
+          <w:sz w:val="28"/>
+          <w:szCs w:val="28"/>
+        </w:rPr>
+        <w:t xml:space="preserve"> to shift the single-ended bi-polar signal to a strictly positive 0V-5V range suitable for digital processing. </w:t>
+      </w:r>
+      <w:r>
+        <w:rPr>
+          <w:rFonts w:ascii="Times New Roman" w:hAnsi="Times New Roman" w:cs="Times New Roman"/>
+          <w:sz w:val="28"/>
+          <w:szCs w:val="28"/>
+        </w:rPr>
+        <w:t xml:space="preserve">Resistor tolerances in these stages will impact the </w:t>
+      </w:r>
+      <w:r>
+        <w:rPr>
+          <w:rFonts w:ascii="Times New Roman" w:hAnsi="Times New Roman" w:cs="Times New Roman"/>
+          <w:sz w:val="28"/>
+          <w:szCs w:val="28"/>
+        </w:rPr>
+        <w:t>common-mode</w:t>
+      </w:r>
+      <w:r>
+        <w:rPr>
+          <w:rFonts w:ascii="Times New Roman" w:hAnsi="Times New Roman" w:cs="Times New Roman"/>
+          <w:sz w:val="28"/>
+          <w:szCs w:val="28"/>
+        </w:rPr>
+        <w:t xml:space="preserve"> rejection ratio and the accuracy of the DC offset, potentially leading to clipped signals or residual noise at the output.</w:t>
+      </w:r>
+    </w:p>
+    <w:p>
+      <w:pPr>
+        <w:spacing w:line="259" w:lineRule="auto"/>
+        <w:rPr>
+          <w:rFonts w:ascii="Times New Roman" w:hAnsi="Times New Roman" w:cs="Times New Roman"/>
           <w:b/>
           <w:bCs/>
           <w:sz w:val="24"/>
@@ -6964,30 +7717,436 @@
       <w:r>
         <w:rPr>
           <w:rFonts w:ascii="Times New Roman" w:hAnsi="Times New Roman" w:cs="Times New Roman"/>
-          <w:b/>
-          <w:bCs/>
-          <w:sz w:val="28"/>
-          <w:szCs w:val="28"/>
-        </w:rPr>
-        <w:t>D</w:t>
-      </w:r>
-      <w:r>
-        <w:rPr>
-          <w:rFonts w:ascii="Times New Roman" w:hAnsi="Times New Roman" w:cs="Times New Roman"/>
-          <w:b/>
-          <w:bCs/>
-          <w:sz w:val="28"/>
-          <w:szCs w:val="28"/>
-        </w:rPr>
-        <w:t xml:space="preserve">iscussion Question: </w:t>
-      </w:r>
-      <w:r>
-        <w:rPr>
-          <w:rFonts w:ascii="Times New Roman" w:hAnsi="Times New Roman" w:cs="Times New Roman"/>
-          <w:sz w:val="28"/>
-          <w:szCs w:val="28"/>
-        </w:rPr>
-        <w:t xml:space="preserve">Discuss the two circuits constructed in lab, DC level shifter and differential to single ended converter. Explain how each circuit works at the block level and how resistor tolerance could or could not influence the output. Also explain the design choices for the circuit, Section 6.5.3 Item 3, constructed in lab. Which resistors were chosen and why? </w:t>
+          <w:sz w:val="28"/>
+          <w:szCs w:val="28"/>
+        </w:rPr>
+        <w:t xml:space="preserve">For Section 6.5.3 Item 3, I used </w:t>
+      </w:r>
+      <w:r>
+        <w:rPr>
+          <w:rFonts w:ascii="Times New Roman" w:hAnsi="Times New Roman" w:cs="Times New Roman"/>
+          <w:sz w:val="28"/>
+          <w:szCs w:val="28"/>
+        </w:rPr>
+        <w:t>R</w:t>
+      </w:r>
+      <w:r>
+        <w:rPr>
+          <w:rFonts w:ascii="Times New Roman" w:hAnsi="Times New Roman" w:cs="Times New Roman"/>
+          <w:sz w:val="28"/>
+          <w:szCs w:val="28"/>
+          <w:vertAlign w:val="subscript"/>
+        </w:rPr>
+        <w:t>1</w:t>
+      </w:r>
+      <w:r>
+        <w:rPr>
+          <w:rFonts w:ascii="Times New Roman" w:hAnsi="Times New Roman" w:cs="Times New Roman"/>
+          <w:sz w:val="28"/>
+          <w:szCs w:val="28"/>
+        </w:rPr>
+        <w:t xml:space="preserve"> = 10kΩ, R</w:t>
+      </w:r>
+      <w:r>
+        <w:rPr>
+          <w:rFonts w:ascii="Times New Roman" w:hAnsi="Times New Roman" w:cs="Times New Roman"/>
+          <w:sz w:val="28"/>
+          <w:szCs w:val="28"/>
+          <w:vertAlign w:val="subscript"/>
+        </w:rPr>
+        <w:t>2</w:t>
+      </w:r>
+      <w:r>
+        <w:rPr>
+          <w:rFonts w:ascii="Times New Roman" w:hAnsi="Times New Roman" w:cs="Times New Roman"/>
+          <w:sz w:val="28"/>
+          <w:szCs w:val="28"/>
+        </w:rPr>
+        <w:t xml:space="preserve"> = 10kΩ, R</w:t>
+      </w:r>
+      <w:r>
+        <w:rPr>
+          <w:rFonts w:ascii="Times New Roman" w:hAnsi="Times New Roman" w:cs="Times New Roman"/>
+          <w:sz w:val="28"/>
+          <w:szCs w:val="28"/>
+          <w:vertAlign w:val="subscript"/>
+        </w:rPr>
+        <w:t>3</w:t>
+      </w:r>
+      <w:r>
+        <w:rPr>
+          <w:rFonts w:ascii="Times New Roman" w:hAnsi="Times New Roman" w:cs="Times New Roman"/>
+          <w:sz w:val="28"/>
+          <w:szCs w:val="28"/>
+        </w:rPr>
+        <w:t xml:space="preserve"> = 33kΩ, R</w:t>
+      </w:r>
+      <w:r>
+        <w:rPr>
+          <w:rFonts w:ascii="Times New Roman" w:hAnsi="Times New Roman" w:cs="Times New Roman"/>
+          <w:sz w:val="28"/>
+          <w:szCs w:val="28"/>
+          <w:vertAlign w:val="subscript"/>
+        </w:rPr>
+        <w:t>4</w:t>
+      </w:r>
+      <w:r>
+        <w:rPr>
+          <w:rFonts w:ascii="Times New Roman" w:hAnsi="Times New Roman" w:cs="Times New Roman"/>
+          <w:sz w:val="28"/>
+          <w:szCs w:val="28"/>
+        </w:rPr>
+        <w:t xml:space="preserve"> = 33kΩ, R</w:t>
+      </w:r>
+      <w:r>
+        <w:rPr>
+          <w:rFonts w:ascii="Times New Roman" w:hAnsi="Times New Roman" w:cs="Times New Roman"/>
+          <w:sz w:val="28"/>
+          <w:szCs w:val="28"/>
+          <w:vertAlign w:val="subscript"/>
+        </w:rPr>
+        <w:t>5</w:t>
+      </w:r>
+      <w:r>
+        <w:rPr>
+          <w:rFonts w:ascii="Times New Roman" w:hAnsi="Times New Roman" w:cs="Times New Roman"/>
+          <w:sz w:val="28"/>
+          <w:szCs w:val="28"/>
+        </w:rPr>
+        <w:t xml:space="preserve"> = 33kΩ, R</w:t>
+      </w:r>
+      <w:r>
+        <w:rPr>
+          <w:rFonts w:ascii="Times New Roman" w:hAnsi="Times New Roman" w:cs="Times New Roman"/>
+          <w:sz w:val="28"/>
+          <w:szCs w:val="28"/>
+          <w:vertAlign w:val="subscript"/>
+        </w:rPr>
+        <w:t>6</w:t>
+      </w:r>
+      <w:r>
+        <w:rPr>
+          <w:rFonts w:ascii="Times New Roman" w:hAnsi="Times New Roman" w:cs="Times New Roman"/>
+          <w:sz w:val="28"/>
+          <w:szCs w:val="28"/>
+        </w:rPr>
+        <w:t xml:space="preserve"> = 2.2kΩ, R</w:t>
+      </w:r>
+      <w:r>
+        <w:rPr>
+          <w:rFonts w:ascii="Times New Roman" w:hAnsi="Times New Roman" w:cs="Times New Roman"/>
+          <w:sz w:val="28"/>
+          <w:szCs w:val="28"/>
+          <w:vertAlign w:val="subscript"/>
+        </w:rPr>
+        <w:t>7</w:t>
+      </w:r>
+      <w:r>
+        <w:rPr>
+          <w:rFonts w:ascii="Times New Roman" w:hAnsi="Times New Roman" w:cs="Times New Roman"/>
+          <w:sz w:val="28"/>
+          <w:szCs w:val="28"/>
+        </w:rPr>
+        <w:t xml:space="preserve"> = 1kΩ</w:t>
+      </w:r>
+      <w:r>
+        <w:rPr>
+          <w:rFonts w:ascii="Times New Roman" w:hAnsi="Times New Roman" w:cs="Times New Roman"/>
+          <w:sz w:val="28"/>
+          <w:szCs w:val="28"/>
+        </w:rPr>
+        <w:t xml:space="preserve"> for the resistors. </w:t>
+      </w:r>
+      <w:r>
+        <w:rPr>
+          <w:rFonts w:ascii="Times New Roman" w:hAnsi="Times New Roman" w:cs="Times New Roman"/>
+          <w:sz w:val="28"/>
+          <w:szCs w:val="28"/>
+        </w:rPr>
+        <w:t>R1 = 10kΩ and R2 = 10kΩ because they form a voltage divider between the -5V supply rail and ground to generate a stable DC reference voltage; using the voltage divider formula, R1=R2 splits the voltage in half,</w:t>
+      </w:r>
+      <w:r>
+        <w:rPr>
+          <w:rFonts w:ascii="Times New Roman" w:hAnsi="Times New Roman" w:cs="Times New Roman"/>
+          <w:sz w:val="28"/>
+          <w:szCs w:val="28"/>
+        </w:rPr>
+        <w:t xml:space="preserve"> and 10</w:t>
+      </w:r>
+      <w:r>
+        <w:rPr>
+          <w:rFonts w:ascii="Times New Roman" w:hAnsi="Times New Roman" w:cs="Times New Roman"/>
+          <w:sz w:val="28"/>
+          <w:szCs w:val="28"/>
+        </w:rPr>
+        <w:t>kΩ</w:t>
+      </w:r>
+      <w:r>
+        <w:rPr>
+          <w:rFonts w:ascii="Times New Roman" w:hAnsi="Times New Roman" w:cs="Times New Roman"/>
+          <w:sz w:val="28"/>
+          <w:szCs w:val="28"/>
+        </w:rPr>
+        <w:t xml:space="preserve"> parts were available in the lab kit. </w:t>
+      </w:r>
+      <w:r>
+        <w:rPr>
+          <w:rFonts w:ascii="Times New Roman" w:hAnsi="Times New Roman" w:cs="Times New Roman"/>
+          <w:sz w:val="28"/>
+          <w:szCs w:val="28"/>
+        </w:rPr>
+        <w:t>R3, R4, and R5 configure the final op-amp as an inverting summing amplifier. To add both inputs equally without adding extra signal gain, the ratio of the feedback resistor (R</w:t>
+      </w:r>
+      <w:r>
+        <w:rPr>
+          <w:rFonts w:ascii="Times New Roman" w:hAnsi="Times New Roman" w:cs="Times New Roman"/>
+          <w:sz w:val="28"/>
+          <w:szCs w:val="28"/>
+          <w:vertAlign w:val="subscript"/>
+        </w:rPr>
+        <w:t>4</w:t>
+      </w:r>
+      <w:r>
+        <w:rPr>
+          <w:rFonts w:ascii="Times New Roman" w:hAnsi="Times New Roman" w:cs="Times New Roman"/>
+          <w:sz w:val="28"/>
+          <w:szCs w:val="28"/>
+        </w:rPr>
+        <w:t>) to each input resistor (R</w:t>
+      </w:r>
+      <w:r>
+        <w:rPr>
+          <w:rFonts w:ascii="Times New Roman" w:hAnsi="Times New Roman" w:cs="Times New Roman"/>
+          <w:sz w:val="28"/>
+          <w:szCs w:val="28"/>
+          <w:vertAlign w:val="subscript"/>
+        </w:rPr>
+        <w:t>3</w:t>
+      </w:r>
+      <w:r>
+        <w:rPr>
+          <w:rFonts w:ascii="Times New Roman" w:hAnsi="Times New Roman" w:cs="Times New Roman"/>
+          <w:sz w:val="28"/>
+          <w:szCs w:val="28"/>
+        </w:rPr>
+        <w:t xml:space="preserve"> and R</w:t>
+      </w:r>
+      <w:r>
+        <w:rPr>
+          <w:rFonts w:ascii="Times New Roman" w:hAnsi="Times New Roman" w:cs="Times New Roman"/>
+          <w:sz w:val="28"/>
+          <w:szCs w:val="28"/>
+          <w:vertAlign w:val="subscript"/>
+        </w:rPr>
+        <w:t>5</w:t>
+      </w:r>
+      <w:r>
+        <w:rPr>
+          <w:rFonts w:ascii="Times New Roman" w:hAnsi="Times New Roman" w:cs="Times New Roman"/>
+          <w:sz w:val="28"/>
+          <w:szCs w:val="28"/>
+        </w:rPr>
+        <w:t>) must be equal to 1 since R</w:t>
+      </w:r>
+      <w:r>
+        <w:rPr>
+          <w:rFonts w:ascii="Times New Roman" w:hAnsi="Times New Roman" w:cs="Times New Roman"/>
+          <w:sz w:val="28"/>
+          <w:szCs w:val="28"/>
+          <w:vertAlign w:val="subscript"/>
+        </w:rPr>
+        <w:t>f</w:t>
+      </w:r>
+      <w:r>
+        <w:rPr>
+          <w:rFonts w:ascii="Times New Roman" w:hAnsi="Times New Roman" w:cs="Times New Roman"/>
+          <w:sz w:val="28"/>
+          <w:szCs w:val="28"/>
+        </w:rPr>
+        <w:t>/R</w:t>
+      </w:r>
+      <w:r>
+        <w:rPr>
+          <w:rFonts w:ascii="Times New Roman" w:hAnsi="Times New Roman" w:cs="Times New Roman"/>
+          <w:sz w:val="28"/>
+          <w:szCs w:val="28"/>
+          <w:vertAlign w:val="subscript"/>
+        </w:rPr>
+        <w:t>in</w:t>
+      </w:r>
+      <w:r>
+        <w:rPr>
+          <w:rFonts w:ascii="Times New Roman" w:hAnsi="Times New Roman" w:cs="Times New Roman"/>
+          <w:sz w:val="28"/>
+          <w:szCs w:val="28"/>
+        </w:rPr>
+        <w:t xml:space="preserve"> = 1. The 33</w:t>
+      </w:r>
+      <w:r>
+        <w:rPr>
+          <w:rFonts w:ascii="Times New Roman" w:hAnsi="Times New Roman" w:cs="Times New Roman"/>
+          <w:sz w:val="28"/>
+          <w:szCs w:val="28"/>
+        </w:rPr>
+        <w:t>kΩ</w:t>
+      </w:r>
+      <w:r>
+        <w:rPr>
+          <w:rFonts w:ascii="Times New Roman" w:hAnsi="Times New Roman" w:cs="Times New Roman"/>
+          <w:sz w:val="28"/>
+          <w:szCs w:val="28"/>
+        </w:rPr>
+        <w:t xml:space="preserve"> was chosen because it fit with the kit that we were given, and it was used instead of 1</w:t>
+      </w:r>
+      <w:r>
+        <w:rPr>
+          <w:rFonts w:ascii="Times New Roman" w:hAnsi="Times New Roman" w:cs="Times New Roman"/>
+          <w:sz w:val="28"/>
+          <w:szCs w:val="28"/>
+        </w:rPr>
+        <w:t>kΩ</w:t>
+      </w:r>
+      <w:r>
+        <w:rPr>
+          <w:rFonts w:ascii="Times New Roman" w:hAnsi="Times New Roman" w:cs="Times New Roman"/>
+          <w:sz w:val="28"/>
+          <w:szCs w:val="28"/>
+        </w:rPr>
+        <w:t xml:space="preserve"> to prevent clipping. R</w:t>
+      </w:r>
+      <w:r>
+        <w:rPr>
+          <w:rFonts w:ascii="Times New Roman" w:hAnsi="Times New Roman" w:cs="Times New Roman"/>
+          <w:sz w:val="28"/>
+          <w:szCs w:val="28"/>
+          <w:vertAlign w:val="subscript"/>
+        </w:rPr>
+        <w:t>7</w:t>
+      </w:r>
+      <w:r>
+        <w:rPr>
+          <w:rFonts w:ascii="Times New Roman" w:hAnsi="Times New Roman" w:cs="Times New Roman"/>
+          <w:sz w:val="28"/>
+          <w:szCs w:val="28"/>
+        </w:rPr>
+        <w:t xml:space="preserve"> and R</w:t>
+      </w:r>
+      <w:r>
+        <w:rPr>
+          <w:rFonts w:ascii="Times New Roman" w:hAnsi="Times New Roman" w:cs="Times New Roman"/>
+          <w:sz w:val="28"/>
+          <w:szCs w:val="28"/>
+          <w:vertAlign w:val="subscript"/>
+        </w:rPr>
+        <w:t>6</w:t>
+      </w:r>
+      <w:r>
+        <w:rPr>
+          <w:rFonts w:ascii="Times New Roman" w:hAnsi="Times New Roman" w:cs="Times New Roman"/>
+          <w:sz w:val="28"/>
+          <w:szCs w:val="28"/>
+        </w:rPr>
+        <w:t xml:space="preserve"> were the resistors that set the gain of the inverting amplifier stage that processes the differential output. The differential input signals have an amplitude of 0.5V and are 180 degrees out of phase, which creates a 1.0V peak-to-peak AC swing. To scale the signal so that it utilizes as much of the 0V-5V range as possible without rail-to-rail clipping, a target gain of 2.5 is needed so R</w:t>
+      </w:r>
+      <w:r>
+        <w:rPr>
+          <w:rFonts w:ascii="Times New Roman" w:hAnsi="Times New Roman" w:cs="Times New Roman"/>
+          <w:sz w:val="28"/>
+          <w:szCs w:val="28"/>
+          <w:vertAlign w:val="subscript"/>
+        </w:rPr>
+        <w:t>7</w:t>
+      </w:r>
+      <w:r>
+        <w:rPr>
+          <w:rFonts w:ascii="Times New Roman" w:hAnsi="Times New Roman" w:cs="Times New Roman"/>
+          <w:sz w:val="28"/>
+          <w:szCs w:val="28"/>
+        </w:rPr>
+        <w:t xml:space="preserve"> = 1</w:t>
+      </w:r>
+      <w:r>
+        <w:rPr>
+          <w:rFonts w:ascii="Times New Roman" w:hAnsi="Times New Roman" w:cs="Times New Roman"/>
+          <w:sz w:val="28"/>
+          <w:szCs w:val="28"/>
+        </w:rPr>
+        <w:t>kΩ</w:t>
+      </w:r>
+      <w:r>
+        <w:rPr>
+          <w:rFonts w:ascii="Times New Roman" w:hAnsi="Times New Roman" w:cs="Times New Roman"/>
+          <w:sz w:val="28"/>
+          <w:szCs w:val="28"/>
+        </w:rPr>
+        <w:t xml:space="preserve"> and R</w:t>
+      </w:r>
+      <w:r>
+        <w:rPr>
+          <w:rFonts w:ascii="Times New Roman" w:hAnsi="Times New Roman" w:cs="Times New Roman"/>
+          <w:sz w:val="28"/>
+          <w:szCs w:val="28"/>
+          <w:vertAlign w:val="subscript"/>
+        </w:rPr>
+        <w:t>6</w:t>
+      </w:r>
+      <w:r>
+        <w:rPr>
+          <w:rFonts w:ascii="Times New Roman" w:hAnsi="Times New Roman" w:cs="Times New Roman"/>
+          <w:sz w:val="28"/>
+          <w:szCs w:val="28"/>
+        </w:rPr>
+        <w:t xml:space="preserve"> = 2.2</w:t>
+      </w:r>
+      <w:r>
+        <w:rPr>
+          <w:rFonts w:ascii="Times New Roman" w:hAnsi="Times New Roman" w:cs="Times New Roman"/>
+          <w:sz w:val="28"/>
+          <w:szCs w:val="28"/>
+        </w:rPr>
+        <w:t>kΩ</w:t>
+      </w:r>
+      <w:r>
+        <w:rPr>
+          <w:rFonts w:ascii="Times New Roman" w:hAnsi="Times New Roman" w:cs="Times New Roman"/>
+          <w:sz w:val="28"/>
+          <w:szCs w:val="28"/>
+        </w:rPr>
+        <w:t xml:space="preserve"> works since gain is R</w:t>
+      </w:r>
+      <w:r>
+        <w:rPr>
+          <w:rFonts w:ascii="Times New Roman" w:hAnsi="Times New Roman" w:cs="Times New Roman"/>
+          <w:sz w:val="28"/>
+          <w:szCs w:val="28"/>
+          <w:vertAlign w:val="subscript"/>
+        </w:rPr>
+        <w:t>6</w:t>
+      </w:r>
+      <w:r>
+        <w:rPr>
+          <w:rFonts w:ascii="Times New Roman" w:hAnsi="Times New Roman" w:cs="Times New Roman"/>
+          <w:sz w:val="28"/>
+          <w:szCs w:val="28"/>
+        </w:rPr>
+        <w:t>/R</w:t>
+      </w:r>
+      <w:r>
+        <w:rPr>
+          <w:rFonts w:ascii="Times New Roman" w:hAnsi="Times New Roman" w:cs="Times New Roman"/>
+          <w:sz w:val="28"/>
+          <w:szCs w:val="28"/>
+          <w:vertAlign w:val="subscript"/>
+        </w:rPr>
+        <w:t>7</w:t>
+      </w:r>
+      <w:r>
+        <w:rPr>
+          <w:rFonts w:ascii="Times New Roman" w:hAnsi="Times New Roman" w:cs="Times New Roman"/>
+          <w:sz w:val="28"/>
+          <w:szCs w:val="28"/>
+        </w:rPr>
+        <w:t xml:space="preserve"> and would be the closest based on what we have in the toolkit. </w:t>
       </w:r>
     </w:p>
     <w:p>
@@ -7029,8 +8188,7 @@
           <w:sz w:val="24"/>
           <w:szCs w:val="24"/>
         </w:rPr>
-        <w:lastRenderedPageBreak/>
-        <w:t>fdsfsd</w:t>
+        <w:t xml:space="preserve">This lab demonstrated the application of operational amplifiers for signal conditioning tasks. By simulating and constructing buffer circuits, level shifters, and difference amplifiers, the ability to isolate circuit stages, manipulate DC offsets, and extract differential signals while rejecting common-mode noise was validated. </w:t>
       </w:r>
     </w:p>
     <w:sectPr>
